--- a/packages/document-engine/templates/5.1_test_hiring.docx
+++ b/packages/document-engine/templates/5.1_test_hiring.docx
@@ -2918,9 +2918,9 @@
         <w:tblInd w:w="55" w:type="dxa"/>
         <w:tblLayout w:type="fixed"/>
         <w:tblCellMar>
-          <w:top w:w="107" w:type="dxa"/>
+          <w:top w:w="55" w:type="dxa"/>
           <w:left w:w="55" w:type="dxa"/>
-          <w:bottom w:w="107" w:type="dxa"/>
+          <w:bottom w:w="55" w:type="dxa"/>
           <w:right w:w="55" w:type="dxa"/>
         </w:tblCellMar>
       </w:tblPr>
@@ -3458,6 +3458,10 @@
               <w:left w:val="single" w:sz="4" w:space="0" w:color="000000"/>
               <w:bottom w:val="single" w:sz="4" w:space="0" w:color="000000"/>
             </w:tcBorders>
+            <w:tcMar>
+              <w:top w:w="107" w:type="dxa"/>
+              <w:bottom w:w="107" w:type="dxa"/>
+            </w:tcMar>
             <w:vAlign w:val="center"/>
           </w:tcPr>
           <w:p>
@@ -3503,6 +3507,10 @@
               <w:left w:val="single" w:sz="4" w:space="0" w:color="000000"/>
               <w:bottom w:val="single" w:sz="4" w:space="0" w:color="000000"/>
             </w:tcBorders>
+            <w:tcMar>
+              <w:top w:w="107" w:type="dxa"/>
+              <w:bottom w:w="107" w:type="dxa"/>
+            </w:tcMar>
             <w:vAlign w:val="center"/>
           </w:tcPr>
           <w:p>
@@ -3547,6 +3555,10 @@
               <w:left w:val="single" w:sz="4" w:space="0" w:color="000000"/>
               <w:bottom w:val="single" w:sz="4" w:space="0" w:color="000000"/>
             </w:tcBorders>
+            <w:tcMar>
+              <w:top w:w="107" w:type="dxa"/>
+              <w:bottom w:w="107" w:type="dxa"/>
+            </w:tcMar>
             <w:vAlign w:val="center"/>
           </w:tcPr>
           <w:p>
@@ -3591,6 +3603,10 @@
               <w:left w:val="single" w:sz="4" w:space="0" w:color="000000"/>
               <w:bottom w:val="single" w:sz="4" w:space="0" w:color="000000"/>
             </w:tcBorders>
+            <w:tcMar>
+              <w:top w:w="107" w:type="dxa"/>
+              <w:bottom w:w="107" w:type="dxa"/>
+            </w:tcMar>
             <w:vAlign w:val="center"/>
           </w:tcPr>
           <w:p>
@@ -3635,6 +3651,10 @@
               <w:left w:val="single" w:sz="4" w:space="0" w:color="000000"/>
               <w:bottom w:val="single" w:sz="4" w:space="0" w:color="000000"/>
             </w:tcBorders>
+            <w:tcMar>
+              <w:top w:w="107" w:type="dxa"/>
+              <w:bottom w:w="107" w:type="dxa"/>
+            </w:tcMar>
             <w:vAlign w:val="center"/>
           </w:tcPr>
           <w:p>
@@ -3679,6 +3699,10 @@
               <w:left w:val="single" w:sz="4" w:space="0" w:color="000000"/>
               <w:bottom w:val="single" w:sz="4" w:space="0" w:color="000000"/>
             </w:tcBorders>
+            <w:tcMar>
+              <w:top w:w="107" w:type="dxa"/>
+              <w:bottom w:w="107" w:type="dxa"/>
+            </w:tcMar>
             <w:vAlign w:val="center"/>
           </w:tcPr>
           <w:p>
@@ -3723,6 +3747,10 @@
               <w:left w:val="single" w:sz="4" w:space="0" w:color="000000"/>
               <w:bottom w:val="single" w:sz="4" w:space="0" w:color="000000"/>
             </w:tcBorders>
+            <w:tcMar>
+              <w:top w:w="107" w:type="dxa"/>
+              <w:bottom w:w="107" w:type="dxa"/>
+            </w:tcMar>
             <w:vAlign w:val="center"/>
           </w:tcPr>
           <w:p>
@@ -3767,6 +3795,10 @@
               <w:left w:val="single" w:sz="4" w:space="0" w:color="000000"/>
               <w:bottom w:val="single" w:sz="4" w:space="0" w:color="000000"/>
             </w:tcBorders>
+            <w:tcMar>
+              <w:top w:w="107" w:type="dxa"/>
+              <w:bottom w:w="107" w:type="dxa"/>
+            </w:tcMar>
             <w:vAlign w:val="center"/>
           </w:tcPr>
           <w:p>
@@ -3811,6 +3843,10 @@
               <w:left w:val="single" w:sz="4" w:space="0" w:color="000000"/>
               <w:bottom w:val="single" w:sz="4" w:space="0" w:color="000000"/>
             </w:tcBorders>
+            <w:tcMar>
+              <w:top w:w="107" w:type="dxa"/>
+              <w:bottom w:w="107" w:type="dxa"/>
+            </w:tcMar>
             <w:vAlign w:val="center"/>
           </w:tcPr>
           <w:p>
@@ -3855,6 +3891,10 @@
               <w:left w:val="single" w:sz="4" w:space="0" w:color="000000"/>
               <w:bottom w:val="single" w:sz="4" w:space="0" w:color="000000"/>
             </w:tcBorders>
+            <w:tcMar>
+              <w:top w:w="107" w:type="dxa"/>
+              <w:bottom w:w="107" w:type="dxa"/>
+            </w:tcMar>
             <w:vAlign w:val="center"/>
           </w:tcPr>
           <w:p>
@@ -3900,6 +3940,10 @@
               <w:bottom w:val="single" w:sz="4" w:space="0" w:color="000000"/>
               <w:right w:val="single" w:sz="4" w:space="0" w:color="000000"/>
             </w:tcBorders>
+            <w:tcMar>
+              <w:top w:w="107" w:type="dxa"/>
+              <w:bottom w:w="107" w:type="dxa"/>
+            </w:tcMar>
             <w:vAlign w:val="center"/>
           </w:tcPr>
           <w:p>
@@ -6328,9 +6372,9 @@
         <w:tblInd w:w="55" w:type="dxa"/>
         <w:tblLayout w:type="fixed"/>
         <w:tblCellMar>
-          <w:top w:w="107" w:type="dxa"/>
+          <w:top w:w="55" w:type="dxa"/>
           <w:left w:w="55" w:type="dxa"/>
-          <w:bottom w:w="107" w:type="dxa"/>
+          <w:bottom w:w="55" w:type="dxa"/>
           <w:right w:w="55" w:type="dxa"/>
         </w:tblCellMar>
       </w:tblPr>
@@ -6868,6 +6912,10 @@
               <w:left w:val="single" w:sz="4" w:space="0" w:color="000000"/>
               <w:bottom w:val="single" w:sz="4" w:space="0" w:color="000000"/>
             </w:tcBorders>
+            <w:tcMar>
+              <w:top w:w="107" w:type="dxa"/>
+              <w:bottom w:w="107" w:type="dxa"/>
+            </w:tcMar>
             <w:vAlign w:val="center"/>
           </w:tcPr>
           <w:p>
@@ -6913,6 +6961,10 @@
               <w:left w:val="single" w:sz="4" w:space="0" w:color="000000"/>
               <w:bottom w:val="single" w:sz="4" w:space="0" w:color="000000"/>
             </w:tcBorders>
+            <w:tcMar>
+              <w:top w:w="107" w:type="dxa"/>
+              <w:bottom w:w="107" w:type="dxa"/>
+            </w:tcMar>
             <w:vAlign w:val="center"/>
           </w:tcPr>
           <w:p>
@@ -6958,6 +7010,10 @@
               <w:left w:val="single" w:sz="4" w:space="0" w:color="000000"/>
               <w:bottom w:val="single" w:sz="4" w:space="0" w:color="000000"/>
             </w:tcBorders>
+            <w:tcMar>
+              <w:top w:w="107" w:type="dxa"/>
+              <w:bottom w:w="107" w:type="dxa"/>
+            </w:tcMar>
             <w:vAlign w:val="center"/>
           </w:tcPr>
           <w:p>
@@ -7003,6 +7059,10 @@
               <w:left w:val="single" w:sz="4" w:space="0" w:color="000000"/>
               <w:bottom w:val="single" w:sz="4" w:space="0" w:color="000000"/>
             </w:tcBorders>
+            <w:tcMar>
+              <w:top w:w="107" w:type="dxa"/>
+              <w:bottom w:w="107" w:type="dxa"/>
+            </w:tcMar>
             <w:vAlign w:val="center"/>
           </w:tcPr>
           <w:p>
@@ -7048,6 +7108,10 @@
               <w:left w:val="single" w:sz="4" w:space="0" w:color="000000"/>
               <w:bottom w:val="single" w:sz="4" w:space="0" w:color="000000"/>
             </w:tcBorders>
+            <w:tcMar>
+              <w:top w:w="107" w:type="dxa"/>
+              <w:bottom w:w="107" w:type="dxa"/>
+            </w:tcMar>
             <w:vAlign w:val="center"/>
           </w:tcPr>
           <w:p>
@@ -7093,6 +7157,10 @@
               <w:left w:val="single" w:sz="4" w:space="0" w:color="000000"/>
               <w:bottom w:val="single" w:sz="4" w:space="0" w:color="000000"/>
             </w:tcBorders>
+            <w:tcMar>
+              <w:top w:w="107" w:type="dxa"/>
+              <w:bottom w:w="107" w:type="dxa"/>
+            </w:tcMar>
             <w:vAlign w:val="center"/>
           </w:tcPr>
           <w:p>
@@ -7138,6 +7206,10 @@
               <w:left w:val="single" w:sz="4" w:space="0" w:color="000000"/>
               <w:bottom w:val="single" w:sz="4" w:space="0" w:color="000000"/>
             </w:tcBorders>
+            <w:tcMar>
+              <w:top w:w="107" w:type="dxa"/>
+              <w:bottom w:w="107" w:type="dxa"/>
+            </w:tcMar>
             <w:vAlign w:val="center"/>
           </w:tcPr>
           <w:p>
@@ -7183,6 +7255,10 @@
               <w:left w:val="single" w:sz="4" w:space="0" w:color="000000"/>
               <w:bottom w:val="single" w:sz="4" w:space="0" w:color="000000"/>
             </w:tcBorders>
+            <w:tcMar>
+              <w:top w:w="107" w:type="dxa"/>
+              <w:bottom w:w="107" w:type="dxa"/>
+            </w:tcMar>
             <w:vAlign w:val="center"/>
           </w:tcPr>
           <w:p>
@@ -7228,6 +7304,10 @@
               <w:left w:val="single" w:sz="4" w:space="0" w:color="000000"/>
               <w:bottom w:val="single" w:sz="4" w:space="0" w:color="000000"/>
             </w:tcBorders>
+            <w:tcMar>
+              <w:top w:w="107" w:type="dxa"/>
+              <w:bottom w:w="107" w:type="dxa"/>
+            </w:tcMar>
             <w:vAlign w:val="center"/>
           </w:tcPr>
           <w:p>
@@ -7273,6 +7353,10 @@
               <w:left w:val="single" w:sz="4" w:space="0" w:color="000000"/>
               <w:bottom w:val="single" w:sz="4" w:space="0" w:color="000000"/>
             </w:tcBorders>
+            <w:tcMar>
+              <w:top w:w="107" w:type="dxa"/>
+              <w:bottom w:w="107" w:type="dxa"/>
+            </w:tcMar>
             <w:vAlign w:val="center"/>
           </w:tcPr>
           <w:p>
@@ -7319,6 +7403,10 @@
               <w:bottom w:val="single" w:sz="4" w:space="0" w:color="000000"/>
               <w:right w:val="single" w:sz="4" w:space="0" w:color="000000"/>
             </w:tcBorders>
+            <w:tcMar>
+              <w:top w:w="107" w:type="dxa"/>
+              <w:bottom w:w="107" w:type="dxa"/>
+            </w:tcMar>
             <w:vAlign w:val="center"/>
           </w:tcPr>
           <w:p>

--- a/packages/document-engine/templates/5.1_test_hiring.docx
+++ b/packages/document-engine/templates/5.1_test_hiring.docx
@@ -174,7 +174,7 @@
           <w:ilvl w:val="0"/>
           <w:numId w:val="3"/>
         </w:numPr>
-        <w:spacing w:before="0" w:after="40"/>
+        <w:spacing w:before="0" w:after="120"/>
         <w:jc w:val="left"/>
         <w:rPr>
           <w:rFonts w:ascii="Arial" w:hAnsi="Arial" w:cs="Arial"/>
@@ -306,7 +306,7 @@
           <w:ilvl w:val="0"/>
           <w:numId w:val="2"/>
         </w:numPr>
-        <w:spacing w:before="0" w:after="40"/>
+        <w:spacing w:before="0" w:after="120"/>
         <w:jc w:val="left"/>
         <w:rPr>
           <w:rFonts w:ascii="Arial" w:hAnsi="Arial" w:cs="Arial"/>
@@ -440,7 +440,7 @@
           <w:ilvl w:val="0"/>
           <w:numId w:val="5"/>
         </w:numPr>
-        <w:spacing w:before="0" w:after="40"/>
+        <w:spacing w:before="0" w:after="120"/>
         <w:jc w:val="left"/>
         <w:rPr>
           <w:rFonts w:ascii="Arial" w:hAnsi="Arial" w:cs="Arial"/>
@@ -572,7 +572,7 @@
           <w:ilvl w:val="0"/>
           <w:numId w:val="10"/>
         </w:numPr>
-        <w:spacing w:before="0" w:after="40"/>
+        <w:spacing w:before="0" w:after="120"/>
         <w:jc w:val="left"/>
         <w:rPr>
           <w:rFonts w:ascii="Arial" w:hAnsi="Arial" w:cs="Arial"/>
@@ -704,7 +704,7 @@
           <w:ilvl w:val="0"/>
           <w:numId w:val="8"/>
         </w:numPr>
-        <w:spacing w:before="0" w:after="40"/>
+        <w:spacing w:before="0" w:after="120"/>
         <w:jc w:val="left"/>
         <w:rPr>
           <w:rFonts w:ascii="Arial" w:hAnsi="Arial" w:cs="Arial"/>
@@ -838,7 +838,7 @@
           <w:ilvl w:val="0"/>
           <w:numId w:val="7"/>
         </w:numPr>
-        <w:spacing w:before="0" w:after="40"/>
+        <w:spacing w:before="0" w:after="120"/>
         <w:jc w:val="left"/>
         <w:rPr>
           <w:rFonts w:ascii="Arial" w:hAnsi="Arial" w:cs="Arial"/>
@@ -931,7 +931,7 @@
           <w:szCs w:val="20"/>
           <w:lang w:val="ro-RO"/>
         </w:rPr>
-        <w:t>să aducă imediat la cunoștință conducătorului locului de muncă situația;</w:t>
+        <w:t>să aducă imediat la cunoștința conducătorului locului de muncă situația;</w:t>
       </w:r>
     </w:p>
     <w:p>
@@ -961,7 +961,7 @@
           <w:szCs w:val="20"/>
           <w:lang w:val="ro-RO"/>
         </w:rPr>
-        <w:t>să încerce să nu se apropie de zona respectiva;</w:t>
+        <w:t>să încerce să nu se apropie de zona respectivă;</w:t>
       </w:r>
     </w:p>
     <w:p>
@@ -972,7 +972,7 @@
           <w:ilvl w:val="0"/>
           <w:numId w:val="9"/>
         </w:numPr>
-        <w:spacing w:before="0" w:after="40"/>
+        <w:spacing w:before="0" w:after="120"/>
         <w:jc w:val="left"/>
         <w:rPr>
           <w:rFonts w:ascii="Arial" w:hAnsi="Arial" w:cs="Arial"/>
@@ -1105,7 +1105,7 @@
           <w:ilvl w:val="0"/>
           <w:numId w:val="6"/>
         </w:numPr>
-        <w:spacing w:before="0" w:after="40"/>
+        <w:spacing w:before="0" w:after="120"/>
         <w:jc w:val="left"/>
         <w:rPr>
           <w:rFonts w:ascii="Arial" w:hAnsi="Arial" w:cs="Arial"/>
@@ -1239,7 +1239,7 @@
           <w:ilvl w:val="1"/>
           <w:numId w:val="6"/>
         </w:numPr>
-        <w:spacing w:before="0" w:after="40"/>
+        <w:spacing w:before="0" w:after="120"/>
         <w:jc w:val="left"/>
         <w:rPr>
           <w:rFonts w:ascii="Arial" w:hAnsi="Arial" w:cs="Arial"/>
@@ -1385,13 +1385,13 @@
       <w:tblPr>
         <w:tblW w:w="5000" w:type="pct"/>
         <w:jc w:val="left"/>
-        <w:tblInd w:w="17" w:type="dxa"/>
+        <w:tblInd w:w="28" w:type="dxa"/>
         <w:tblLayout w:type="fixed"/>
         <w:tblCellMar>
           <w:top w:w="0" w:type="dxa"/>
-          <w:left w:w="17" w:type="dxa"/>
+          <w:left w:w="28" w:type="dxa"/>
           <w:bottom w:w="0" w:type="dxa"/>
-          <w:right w:w="17" w:type="dxa"/>
+          <w:right w:w="28" w:type="dxa"/>
         </w:tblCellMar>
       </w:tblPr>
       <w:tblGrid>
@@ -2419,9 +2419,7 @@
         <w:gridCol w:w="2059"/>
       </w:tblGrid>
       <w:tr>
-        <w:trPr>
-          <w:tblHeader w:val="true"/>
-        </w:trPr>
+        <w:trPr/>
         <w:tc>
           <w:tcPr>
             <w:tcW w:w="2432" w:type="dxa"/>
@@ -4141,7 +4139,7 @@
           <w:ilvl w:val="0"/>
           <w:numId w:val="3"/>
         </w:numPr>
-        <w:spacing w:before="0" w:after="40"/>
+        <w:spacing w:before="0" w:after="120"/>
         <w:jc w:val="left"/>
         <w:rPr>
           <w:rFonts w:ascii="Arial" w:hAnsi="Arial" w:cs="Arial"/>
@@ -4273,7 +4271,7 @@
           <w:ilvl w:val="0"/>
           <w:numId w:val="2"/>
         </w:numPr>
-        <w:spacing w:before="0" w:after="40"/>
+        <w:spacing w:before="0" w:after="120"/>
         <w:jc w:val="left"/>
         <w:rPr>
           <w:rFonts w:ascii="Arial" w:hAnsi="Arial" w:cs="Arial"/>
@@ -4407,7 +4405,7 @@
           <w:ilvl w:val="0"/>
           <w:numId w:val="5"/>
         </w:numPr>
-        <w:spacing w:before="0" w:after="40"/>
+        <w:spacing w:before="0" w:after="120"/>
         <w:jc w:val="left"/>
         <w:rPr>
           <w:rFonts w:ascii="Arial" w:hAnsi="Arial" w:cs="Arial"/>
@@ -4539,7 +4537,7 @@
           <w:ilvl w:val="0"/>
           <w:numId w:val="10"/>
         </w:numPr>
-        <w:spacing w:before="0" w:after="40"/>
+        <w:spacing w:before="0" w:after="120"/>
         <w:jc w:val="left"/>
         <w:rPr>
           <w:rFonts w:ascii="Arial" w:hAnsi="Arial" w:cs="Arial"/>
@@ -4671,7 +4669,7 @@
           <w:ilvl w:val="0"/>
           <w:numId w:val="8"/>
         </w:numPr>
-        <w:spacing w:before="0" w:after="40"/>
+        <w:spacing w:before="0" w:after="120"/>
         <w:jc w:val="left"/>
         <w:rPr>
           <w:rFonts w:ascii="Arial" w:hAnsi="Arial" w:cs="Arial"/>
@@ -4805,7 +4803,7 @@
           <w:ilvl w:val="0"/>
           <w:numId w:val="7"/>
         </w:numPr>
-        <w:spacing w:before="0" w:after="40"/>
+        <w:spacing w:before="0" w:after="120"/>
         <w:jc w:val="left"/>
         <w:rPr>
           <w:rFonts w:ascii="Arial" w:hAnsi="Arial" w:cs="Arial"/>
@@ -4898,7 +4896,7 @@
           <w:szCs w:val="20"/>
           <w:lang w:val="ro-RO"/>
         </w:rPr>
-        <w:t>să aducă imediat la cunoștință conducătorului locului de muncă situația;</w:t>
+        <w:t>să aducă imediat la cunoștința conducătorului locului de muncă situația;</w:t>
       </w:r>
     </w:p>
     <w:p>
@@ -4928,7 +4926,7 @@
           <w:szCs w:val="20"/>
           <w:lang w:val="ro-RO"/>
         </w:rPr>
-        <w:t>să încerce să nu se apropie de zona respectiva;</w:t>
+        <w:t>să încerce să nu se apropie de zona respectivă;</w:t>
       </w:r>
     </w:p>
     <w:p>
@@ -4939,7 +4937,7 @@
           <w:ilvl w:val="0"/>
           <w:numId w:val="9"/>
         </w:numPr>
-        <w:spacing w:before="0" w:after="40"/>
+        <w:spacing w:before="0" w:after="120"/>
         <w:jc w:val="left"/>
         <w:rPr>
           <w:rFonts w:ascii="Arial" w:hAnsi="Arial" w:cs="Arial"/>
@@ -5072,7 +5070,7 @@
           <w:ilvl w:val="0"/>
           <w:numId w:val="6"/>
         </w:numPr>
-        <w:spacing w:before="0" w:after="40"/>
+        <w:spacing w:before="0" w:after="120"/>
         <w:jc w:val="left"/>
         <w:rPr>
           <w:rFonts w:ascii="Arial" w:hAnsi="Arial" w:cs="Arial"/>
@@ -5206,7 +5204,7 @@
           <w:ilvl w:val="1"/>
           <w:numId w:val="6"/>
         </w:numPr>
-        <w:spacing w:before="0" w:after="40"/>
+        <w:spacing w:before="0" w:after="120"/>
         <w:jc w:val="left"/>
         <w:rPr>
           <w:rFonts w:ascii="Arial" w:hAnsi="Arial" w:cs="Arial"/>
@@ -5352,13 +5350,13 @@
       <w:tblPr>
         <w:tblW w:w="5000" w:type="pct"/>
         <w:jc w:val="left"/>
-        <w:tblInd w:w="17" w:type="dxa"/>
+        <w:tblInd w:w="28" w:type="dxa"/>
         <w:tblLayout w:type="fixed"/>
         <w:tblCellMar>
           <w:top w:w="0" w:type="dxa"/>
-          <w:left w:w="17" w:type="dxa"/>
+          <w:left w:w="28" w:type="dxa"/>
           <w:bottom w:w="0" w:type="dxa"/>
-          <w:right w:w="17" w:type="dxa"/>
+          <w:right w:w="28" w:type="dxa"/>
         </w:tblCellMar>
       </w:tblPr>
       <w:tblGrid>

--- a/packages/document-engine/templates/5.1_test_hiring.docx
+++ b/packages/document-engine/templates/5.1_test_hiring.docx
@@ -1388,9 +1388,9 @@
         <w:tblInd w:w="28" w:type="dxa"/>
         <w:tblLayout w:type="fixed"/>
         <w:tblCellMar>
-          <w:top w:w="0" w:type="dxa"/>
+          <w:top w:w="17" w:type="dxa"/>
           <w:left w:w="28" w:type="dxa"/>
-          <w:bottom w:w="0" w:type="dxa"/>
+          <w:bottom w:w="17" w:type="dxa"/>
           <w:right w:w="28" w:type="dxa"/>
         </w:tblCellMar>
       </w:tblPr>
@@ -5353,9 +5353,9 @@
         <w:tblInd w:w="28" w:type="dxa"/>
         <w:tblLayout w:type="fixed"/>
         <w:tblCellMar>
-          <w:top w:w="0" w:type="dxa"/>
+          <w:top w:w="17" w:type="dxa"/>
           <w:left w:w="28" w:type="dxa"/>
-          <w:bottom w:w="0" w:type="dxa"/>
+          <w:bottom w:w="17" w:type="dxa"/>
           <w:right w:w="28" w:type="dxa"/>
         </w:tblCellMar>
       </w:tblPr>

--- a/packages/document-engine/templates/5.1_test_hiring.docx
+++ b/packages/document-engine/templates/5.1_test_hiring.docx
@@ -11327,7 +11327,7 @@
   <w:docDefaults>
     <w:rPrDefault>
       <w:rPr>
-        <w:rFonts w:ascii="Liberation Serif" w:hAnsi="Liberation Serif" w:eastAsia="Noto Serif CJK SC" w:cs="Noto Sans Devanagari"/>
+        <w:rFonts w:ascii="Arial" w:hAnsi="Arial" w:eastAsia="Arial" w:cs="Arial"/>
         <w:sz w:val="24"/>
         <w:szCs w:val="24"/>
         <w:lang w:val="en-US" w:eastAsia="zh-CN" w:bidi="hi-IN"/>
@@ -12132,19 +12132,19 @@
   <w:style w:type="character" w:styleId="SourceText">
     <w:name w:val="Source Text"/>
     <w:rPr>
-      <w:rFonts w:ascii="Liberation Mono" w:hAnsi="Liberation Mono" w:eastAsia="Noto Sans Mono CJK SC" w:cs="Liberation Mono"/>
+      <w:rFonts w:ascii="Liberation Mono" w:hAnsi="Liberation Mono" w:eastAsia="Arial" w:cs="Liberation Mono"/>
     </w:rPr>
   </w:style>
   <w:style w:type="character" w:styleId="Example">
     <w:name w:val="Example"/>
     <w:rPr>
-      <w:rFonts w:ascii="Liberation Mono" w:hAnsi="Liberation Mono" w:eastAsia="Noto Sans Mono CJK SC" w:cs="Liberation Mono"/>
+      <w:rFonts w:ascii="Liberation Mono" w:hAnsi="Liberation Mono" w:eastAsia="Arial" w:cs="Liberation Mono"/>
     </w:rPr>
   </w:style>
   <w:style w:type="character" w:styleId="UserEntry">
     <w:name w:val="User Entry"/>
     <w:rPr>
-      <w:rFonts w:ascii="Liberation Mono" w:hAnsi="Liberation Mono" w:eastAsia="Noto Sans Mono CJK SC" w:cs="Liberation Mono"/>
+      <w:rFonts w:ascii="Liberation Mono" w:hAnsi="Liberation Mono" w:eastAsia="Arial" w:cs="Liberation Mono"/>
     </w:rPr>
   </w:style>
   <w:style w:type="character" w:styleId="Variable">
@@ -12161,7 +12161,7 @@
   <w:style w:type="character" w:styleId="Teletype">
     <w:name w:val="Teletype"/>
     <w:rPr>
-      <w:rFonts w:ascii="Liberation Mono" w:hAnsi="Liberation Mono" w:eastAsia="Noto Sans Mono CJK SC" w:cs="Liberation Mono"/>
+      <w:rFonts w:ascii="Liberation Mono" w:hAnsi="Liberation Mono" w:eastAsia="Arial" w:cs="Liberation Mono"/>
     </w:rPr>
   </w:style>
   <w:style w:type="paragraph" w:styleId="Heading">
@@ -12196,7 +12196,7 @@
     <w:basedOn w:val="BodyText"/>
     <w:pPr/>
     <w:rPr>
-      <w:rFonts w:cs="Noto Sans Devanagari"/>
+      <w:rFonts w:cs="Arial"/>
     </w:rPr>
   </w:style>
   <w:style w:type="paragraph" w:styleId="Caption">
@@ -12207,7 +12207,7 @@
       <w:spacing w:before="120" w:after="120"/>
     </w:pPr>
     <w:rPr>
-      <w:rFonts w:cs="Noto Sans Devanagari"/>
+      <w:rFonts w:cs="Arial"/>
       <w:i/>
       <w:iCs/>
       <w:sz w:val="24"/>
@@ -12221,7 +12221,7 @@
       <w:suppressLineNumbers/>
     </w:pPr>
     <w:rPr>
-      <w:rFonts w:cs="Noto Sans Devanagari"/>
+      <w:rFonts w:cs="Arial"/>
     </w:rPr>
   </w:style>
   <w:style w:type="paragraph" w:styleId="HeaderandFooter">

--- a/packages/document-engine/templates/5.1_test_hiring.docx
+++ b/packages/document-engine/templates/5.1_test_hiring.docx
@@ -8148,7 +8148,7 @@
               <w:szCs w:val="16"/>
               <w:lang w:val="ro-RO"/>
             </w:rPr>
-            <w:instrText xml:space="preserve"> PAGE \* ARABIC </w:instrText>
+            <w:instrText xml:space="preserve"> PAGE </w:instrText>
           </w:r>
           <w:r>
             <w:rPr>
@@ -8232,7 +8232,7 @@
               <w:szCs w:val="16"/>
               <w:lang w:val="ro-RO"/>
             </w:rPr>
-            <w:instrText xml:space="preserve"> NUMPAGES \* ARABIC </w:instrText>
+            <w:instrText xml:space="preserve"> NUMPAGES </w:instrText>
           </w:r>
           <w:r>
             <w:rPr>
@@ -8931,7 +8931,7 @@
               <w:szCs w:val="16"/>
               <w:lang w:val="ro-RO"/>
             </w:rPr>
-            <w:instrText xml:space="preserve"> PAGE \* ARABIC </w:instrText>
+            <w:instrText xml:space="preserve"> PAGE </w:instrText>
           </w:r>
           <w:r>
             <w:rPr>
@@ -9015,7 +9015,7 @@
               <w:szCs w:val="16"/>
               <w:lang w:val="ro-RO"/>
             </w:rPr>
-            <w:instrText xml:space="preserve"> NUMPAGES \* ARABIC </w:instrText>
+            <w:instrText xml:space="preserve"> NUMPAGES </w:instrText>
           </w:r>
           <w:r>
             <w:rPr>
@@ -9714,7 +9714,7 @@
               <w:szCs w:val="16"/>
               <w:lang w:val="ro-RO"/>
             </w:rPr>
-            <w:instrText xml:space="preserve"> PAGE \* ARABIC </w:instrText>
+            <w:instrText xml:space="preserve"> PAGE </w:instrText>
           </w:r>
           <w:r>
             <w:rPr>
@@ -9798,7 +9798,7 @@
               <w:szCs w:val="16"/>
               <w:lang w:val="ro-RO"/>
             </w:rPr>
-            <w:instrText xml:space="preserve"> NUMPAGES \* ARABIC </w:instrText>
+            <w:instrText xml:space="preserve"> NUMPAGES </w:instrText>
           </w:r>
           <w:r>
             <w:rPr>

--- a/packages/document-engine/templates/5.1_test_hiring.docx
+++ b/packages/document-engine/templates/5.1_test_hiring.docx
@@ -7501,11 +7501,11 @@
       <w:rPr>
         <w:rFonts w:ascii="Arial" w:hAnsi="Arial" w:eastAsia="Arial" w:cs="Arial"/>
         <w:b w:val="false"/>
-        <w:color w:val="auto"/>
+        <w:color w:val="7A7A7A"/>
         <w:spacing w:val="0"/>
         <w:w w:val="100"/>
-        <w:sz w:val="16"/>
-        <w:szCs w:val="16"/>
+        <w:sz w:val="15"/>
+        <w:szCs w:val="15"/>
         <w:lang w:val="ro-RO"/>
       </w:rPr>
     </w:pPr>
@@ -7513,11 +7513,11 @@
       <w:rPr>
         <w:rFonts w:eastAsia="Arial" w:cs="Arial" w:ascii="Arial" w:hAnsi="Arial"/>
         <w:b w:val="false"/>
-        <w:color w:val="auto"/>
+        <w:color w:val="7A7A7A"/>
         <w:spacing w:val="0"/>
         <w:w w:val="100"/>
-        <w:sz w:val="16"/>
-        <w:szCs w:val="16"/>
+        <w:sz w:val="15"/>
+        <w:szCs w:val="15"/>
         <w:lang w:val="ro-RO"/>
       </w:rPr>
       <w:t>{{#branding}}Document generat cu SSM Ușor · ssmusor.ro{{/branding}}</w:t>

--- a/packages/document-engine/templates/5.1_test_hiring.docx
+++ b/packages/document-engine/templates/5.1_test_hiring.docx
@@ -5,9 +5,9 @@
     <w:p>
       <w:pPr>
         <w:pStyle w:val="Normal"/>
-        <w:keepNext w:val="true"/>
+        <w:keepNext w:val="false"/>
         <w:widowControl/>
-        <w:spacing w:before="0" w:after="0"/>
+        <w:spacing w:before="0" w:after="240"/>
         <w:ind w:hanging="0"/>
         <w:jc w:val="center"/>
         <w:rPr>
@@ -31,37 +31,7 @@
           <w:szCs w:val="20"/>
           <w:lang w:val="ro-RO"/>
         </w:rPr>
-        <w:t>TESTARE DE VERIFICARE A CUNOȘTINȚELOR PRIVIND SECURITATEA ȘI SĂNĂTATEA ÎN MUNCĂ</w:t>
-      </w:r>
-    </w:p>
-    <w:p>
-      <w:pPr>
-        <w:pStyle w:val="Normal"/>
-        <w:widowControl/>
-        <w:spacing w:before="0" w:after="240"/>
-        <w:ind w:hanging="0"/>
-        <w:jc w:val="center"/>
-        <w:rPr>
-          <w:rFonts w:ascii="Arial" w:hAnsi="Arial" w:cs="Arial"/>
-          <w:b/>
-          <w:bCs/>
-          <w:sz w:val="18"/>
-          <w:szCs w:val="18"/>
-          <w:lang w:val="it-IT"/>
-        </w:rPr>
-      </w:pPr>
-      <w:r>
-        <w:rPr>
-          <w:rFonts w:eastAsia="Arial" w:cs="Arial" w:ascii="Arial" w:hAnsi="Arial"/>
-          <w:b/>
-          <w:color w:val="auto"/>
-          <w:spacing w:val="0"/>
-          <w:w w:val="100"/>
-          <w:sz w:val="20"/>
-          <w:szCs w:val="20"/>
-          <w:lang w:val="ro-RO"/>
-        </w:rPr>
-        <w:t>(ANGAJARE / REINSTRUIRE)</w:t>
+        <w:t xml:space="preserve">TESTARE DE VERIFICARE A CUNOȘTINȚELOR PRIVIND SECURITATEA ȘI SĂNĂTATEA ÎN MUNCĂ (ANGAJARE / REINSTRUIRE)</w:t>
       </w:r>
     </w:p>
     <w:p>
@@ -111,6 +81,8 @@
     <w:p>
       <w:pPr>
         <w:pStyle w:val="Normal"/>
+        <w:keepNext w:val="true"/>
+        <w:keepLines w:val="true"/>
         <w:widowControl/>
         <w:numPr>
           <w:ilvl w:val="0"/>
@@ -134,12 +106,14 @@
           <w:szCs w:val="20"/>
           <w:lang w:val="ro-RO"/>
         </w:rPr>
-        <w:t>Legea nr.: 90/ 2002;</w:t>
+        <w:t>Legea nr. 90/ 2002;</w:t>
       </w:r>
     </w:p>
     <w:p>
       <w:pPr>
         <w:pStyle w:val="Normal"/>
+        <w:keepNext w:val="true"/>
+        <w:keepLines w:val="true"/>
         <w:widowControl/>
         <w:numPr>
           <w:ilvl w:val="0"/>
@@ -163,12 +137,13 @@
           <w:szCs w:val="20"/>
           <w:lang w:val="ro-RO"/>
         </w:rPr>
-        <w:t>Legea nr.: 319/ 2006;</w:t>
+        <w:t>Legea nr. 319/ 2006;</w:t>
       </w:r>
     </w:p>
     <w:p>
       <w:pPr>
         <w:pStyle w:val="Normal"/>
+        <w:keepLines w:val="true"/>
         <w:widowControl/>
         <w:numPr>
           <w:ilvl w:val="0"/>
@@ -242,6 +217,8 @@
     <w:p>
       <w:pPr>
         <w:pStyle w:val="Normal"/>
+        <w:keepNext w:val="true"/>
+        <w:keepLines w:val="true"/>
         <w:widowControl/>
         <w:numPr>
           <w:ilvl w:val="0"/>
@@ -272,6 +249,8 @@
     <w:p>
       <w:pPr>
         <w:pStyle w:val="Normal"/>
+        <w:keepNext w:val="true"/>
+        <w:keepLines w:val="true"/>
         <w:widowControl/>
         <w:numPr>
           <w:ilvl w:val="0"/>
@@ -301,6 +280,7 @@
     <w:p>
       <w:pPr>
         <w:pStyle w:val="Normal"/>
+        <w:keepLines w:val="true"/>
         <w:widowControl/>
         <w:numPr>
           <w:ilvl w:val="0"/>
@@ -375,6 +355,8 @@
     <w:p>
       <w:pPr>
         <w:pStyle w:val="Normal"/>
+        <w:keepNext w:val="true"/>
+        <w:keepLines w:val="true"/>
         <w:widowControl/>
         <w:numPr>
           <w:ilvl w:val="0"/>
@@ -405,6 +387,8 @@
     <w:p>
       <w:pPr>
         <w:pStyle w:val="Normal"/>
+        <w:keepNext w:val="true"/>
+        <w:keepLines w:val="true"/>
         <w:widowControl/>
         <w:numPr>
           <w:ilvl w:val="0"/>
@@ -435,6 +419,7 @@
     <w:p>
       <w:pPr>
         <w:pStyle w:val="Normal"/>
+        <w:keepLines w:val="true"/>
         <w:widowControl/>
         <w:numPr>
           <w:ilvl w:val="0"/>
@@ -509,6 +494,8 @@
     <w:p>
       <w:pPr>
         <w:pStyle w:val="Normal"/>
+        <w:keepNext w:val="true"/>
+        <w:keepLines w:val="true"/>
         <w:widowControl/>
         <w:numPr>
           <w:ilvl w:val="0"/>
@@ -538,6 +525,8 @@
     <w:p>
       <w:pPr>
         <w:pStyle w:val="Normal"/>
+        <w:keepNext w:val="true"/>
+        <w:keepLines w:val="true"/>
         <w:widowControl/>
         <w:numPr>
           <w:ilvl w:val="0"/>
@@ -567,6 +556,7 @@
     <w:p>
       <w:pPr>
         <w:pStyle w:val="Normal"/>
+        <w:keepLines w:val="true"/>
         <w:widowControl/>
         <w:numPr>
           <w:ilvl w:val="0"/>
@@ -639,6 +629,8 @@
     <w:p>
       <w:pPr>
         <w:pStyle w:val="Normal"/>
+        <w:keepNext w:val="true"/>
+        <w:keepLines w:val="true"/>
         <w:widowControl/>
         <w:numPr>
           <w:ilvl w:val="0"/>
@@ -669,6 +661,8 @@
     <w:p>
       <w:pPr>
         <w:pStyle w:val="Normal"/>
+        <w:keepNext w:val="true"/>
+        <w:keepLines w:val="true"/>
         <w:widowControl/>
         <w:numPr>
           <w:ilvl w:val="0"/>
@@ -699,6 +693,7 @@
     <w:p>
       <w:pPr>
         <w:pStyle w:val="Normal"/>
+        <w:keepLines w:val="true"/>
         <w:widowControl/>
         <w:numPr>
           <w:ilvl w:val="0"/>
@@ -773,6 +768,8 @@
     <w:p>
       <w:pPr>
         <w:pStyle w:val="BodyText"/>
+        <w:keepNext w:val="true"/>
+        <w:keepLines w:val="true"/>
         <w:widowControl/>
         <w:numPr>
           <w:ilvl w:val="0"/>
@@ -803,6 +800,8 @@
     <w:p>
       <w:pPr>
         <w:pStyle w:val="BodyText"/>
+        <w:keepNext w:val="true"/>
+        <w:keepLines w:val="true"/>
         <w:widowControl/>
         <w:numPr>
           <w:ilvl w:val="0"/>
@@ -833,6 +832,7 @@
     <w:p>
       <w:pPr>
         <w:pStyle w:val="BodyText"/>
+        <w:keepLines w:val="true"/>
         <w:widowControl/>
         <w:numPr>
           <w:ilvl w:val="0"/>
@@ -907,6 +907,8 @@
     <w:p>
       <w:pPr>
         <w:pStyle w:val="Normal"/>
+        <w:keepNext w:val="true"/>
+        <w:keepLines w:val="true"/>
         <w:widowControl/>
         <w:numPr>
           <w:ilvl w:val="0"/>
@@ -937,6 +939,8 @@
     <w:p>
       <w:pPr>
         <w:pStyle w:val="Normal"/>
+        <w:keepNext w:val="true"/>
+        <w:keepLines w:val="true"/>
         <w:widowControl/>
         <w:numPr>
           <w:ilvl w:val="0"/>
@@ -967,6 +971,7 @@
     <w:p>
       <w:pPr>
         <w:pStyle w:val="Normal"/>
+        <w:keepLines w:val="true"/>
         <w:widowControl/>
         <w:numPr>
           <w:ilvl w:val="0"/>
@@ -1041,6 +1046,8 @@
     <w:p>
       <w:pPr>
         <w:pStyle w:val="Normal"/>
+        <w:keepNext w:val="true"/>
+        <w:keepLines w:val="true"/>
         <w:widowControl/>
         <w:numPr>
           <w:ilvl w:val="0"/>
@@ -1070,6 +1077,8 @@
     <w:p>
       <w:pPr>
         <w:pStyle w:val="Normal"/>
+        <w:keepNext w:val="true"/>
+        <w:keepLines w:val="true"/>
         <w:widowControl/>
         <w:numPr>
           <w:ilvl w:val="0"/>
@@ -1100,6 +1109,7 @@
     <w:p>
       <w:pPr>
         <w:pStyle w:val="Normal"/>
+        <w:keepLines w:val="true"/>
         <w:widowControl/>
         <w:numPr>
           <w:ilvl w:val="0"/>
@@ -1174,6 +1184,8 @@
     <w:p>
       <w:pPr>
         <w:pStyle w:val="Normal"/>
+        <w:keepNext w:val="true"/>
+        <w:keepLines w:val="true"/>
         <w:widowControl/>
         <w:numPr>
           <w:ilvl w:val="1"/>
@@ -1204,6 +1216,8 @@
     <w:p>
       <w:pPr>
         <w:pStyle w:val="Normal"/>
+        <w:keepNext w:val="true"/>
+        <w:keepLines w:val="true"/>
         <w:widowControl/>
         <w:numPr>
           <w:ilvl w:val="1"/>
@@ -1234,6 +1248,7 @@
     <w:p>
       <w:pPr>
         <w:pStyle w:val="Normal"/>
+        <w:keepLines w:val="true"/>
         <w:widowControl/>
         <w:numPr>
           <w:ilvl w:val="1"/>
@@ -1323,6 +1338,8 @@
     <w:p>
       <w:pPr>
         <w:pStyle w:val="Normal"/>
+        <w:keepNext w:val="true"/>
+        <w:keepLines w:val="true"/>
         <w:widowControl/>
         <w:numPr>
           <w:ilvl w:val="0"/>
@@ -1354,6 +1371,7 @@
       <w:pPr>
         <w:pStyle w:val="Normal"/>
         <w:keepNext w:val="true"/>
+        <w:keepLines w:val="true"/>
         <w:widowControl/>
         <w:numPr>
           <w:ilvl w:val="0"/>
@@ -2048,6 +2066,10 @@
               <w:bottom w:val="single" w:sz="4" w:space="0" w:color="000000"/>
               <w:right w:val="double" w:sz="4" w:space="0" w:color="000000"/>
             </w:tcBorders>
+            <w:tcMar>
+              <w:top w:w="57" w:type="dxa"/>
+              <w:bottom w:w="57" w:type="dxa"/>
+            </w:tcMar>
             <w:vAlign w:val="center"/>
           </w:tcPr>
           <w:p>
@@ -2060,8 +2082,8 @@
                 <w:rFonts w:ascii="Arial" w:hAnsi="Arial" w:cs="Arial"/>
                 <w:b/>
                 <w:bCs/>
-                <w:sz w:val="16"/>
-                <w:szCs w:val="16"/>
+                <w:sz w:val="14"/>
+                <w:szCs w:val="14"/>
                 <w:lang w:val="fr-FR"/>
               </w:rPr>
             </w:pPr>
@@ -2073,7 +2095,7 @@
                 <w:spacing w:val="0"/>
                 <w:w w:val="100"/>
                 <w:sz w:val="14"/>
-                <w:szCs w:val="16"/>
+                <w:szCs w:val="14"/>
                 <w:lang w:val="ro-RO"/>
               </w:rPr>
               <w:t>INTERZIS ACCESUL PIETONILOR</w:t>
@@ -2089,6 +2111,10 @@
               <w:bottom w:val="single" w:sz="4" w:space="0" w:color="000000"/>
               <w:right w:val="double" w:sz="4" w:space="0" w:color="000000"/>
             </w:tcBorders>
+            <w:tcMar>
+              <w:top w:w="57" w:type="dxa"/>
+              <w:bottom w:w="57" w:type="dxa"/>
+            </w:tcMar>
             <w:vAlign w:val="center"/>
           </w:tcPr>
           <w:p>
@@ -2096,14 +2122,13 @@
               <w:pStyle w:val="Normal"/>
               <w:widowControl/>
               <w:spacing w:before="0" w:after="0"/>
-              <w:ind w:left="-155" w:right="-108"/>
               <w:jc w:val="center"/>
               <w:rPr>
                 <w:rFonts w:ascii="Arial" w:hAnsi="Arial" w:cs="Arial"/>
                 <w:b/>
                 <w:bCs/>
-                <w:sz w:val="16"/>
-                <w:szCs w:val="16"/>
+                <w:sz w:val="14"/>
+                <w:szCs w:val="14"/>
                 <w:lang w:val="pt-BR"/>
               </w:rPr>
             </w:pPr>
@@ -2115,10 +2140,10 @@
                 <w:spacing w:val="0"/>
                 <w:w w:val="100"/>
                 <w:sz w:val="14"/>
-                <w:szCs w:val="16"/>
+                <w:szCs w:val="14"/>
                 <w:lang w:val="ro-RO"/>
               </w:rPr>
-              <w:t>NU ATINGE! PERICOL DE ELECTROCUTARE</w:t>
+              <w:t>NU ATINGE! PERICOL DE ELECTRO­CUTARE</w:t>
             </w:r>
           </w:p>
         </w:tc>
@@ -2131,6 +2156,10 @@
               <w:bottom w:val="single" w:sz="4" w:space="0" w:color="000000"/>
               <w:right w:val="double" w:sz="4" w:space="0" w:color="000000"/>
             </w:tcBorders>
+            <w:tcMar>
+              <w:top w:w="57" w:type="dxa"/>
+              <w:bottom w:w="57" w:type="dxa"/>
+            </w:tcMar>
             <w:vAlign w:val="center"/>
           </w:tcPr>
           <w:p>
@@ -2155,7 +2184,7 @@
                 <w:spacing w:val="0"/>
                 <w:w w:val="100"/>
                 <w:sz w:val="14"/>
-                <w:szCs w:val="16"/>
+                <w:szCs w:val="14"/>
                 <w:lang w:val="ro-RO"/>
               </w:rPr>
               <w:t>MATERIALE INFLAMABILE</w:t>
@@ -2171,6 +2200,10 @@
               <w:bottom w:val="single" w:sz="4" w:space="0" w:color="000000"/>
               <w:right w:val="double" w:sz="4" w:space="0" w:color="000000"/>
             </w:tcBorders>
+            <w:tcMar>
+              <w:top w:w="57" w:type="dxa"/>
+              <w:bottom w:w="57" w:type="dxa"/>
+            </w:tcMar>
             <w:vAlign w:val="center"/>
           </w:tcPr>
           <w:p>
@@ -2183,8 +2216,8 @@
                 <w:rFonts w:ascii="Arial" w:hAnsi="Arial" w:cs="Arial"/>
                 <w:b/>
                 <w:bCs/>
-                <w:sz w:val="16"/>
-                <w:szCs w:val="16"/>
+                <w:sz w:val="14"/>
+                <w:szCs w:val="14"/>
                 <w:lang w:val="fr-FR"/>
               </w:rPr>
             </w:pPr>
@@ -2196,7 +2229,7 @@
                 <w:spacing w:val="0"/>
                 <w:w w:val="100"/>
                 <w:sz w:val="14"/>
-                <w:szCs w:val="16"/>
+                <w:szCs w:val="14"/>
                 <w:lang w:val="ro-RO"/>
               </w:rPr>
               <w:t>PERICOL GENERAL</w:t>
@@ -2212,6 +2245,10 @@
               <w:bottom w:val="single" w:sz="4" w:space="0" w:color="000000"/>
               <w:right w:val="double" w:sz="4" w:space="0" w:color="000000"/>
             </w:tcBorders>
+            <w:tcMar>
+              <w:top w:w="57" w:type="dxa"/>
+              <w:bottom w:w="57" w:type="dxa"/>
+            </w:tcMar>
             <w:vAlign w:val="center"/>
           </w:tcPr>
           <w:p>
@@ -2237,7 +2274,7 @@
                 <w:spacing w:val="0"/>
                 <w:w w:val="100"/>
                 <w:sz w:val="14"/>
-                <w:szCs w:val="16"/>
+                <w:szCs w:val="14"/>
                 <w:lang w:val="ro-RO"/>
               </w:rPr>
               <w:t>PROTECȚIA MÂINILOR OBLIGATORIE</w:t>
@@ -2253,6 +2290,10 @@
               <w:bottom w:val="single" w:sz="4" w:space="0" w:color="000000"/>
               <w:right w:val="double" w:sz="4" w:space="0" w:color="000000"/>
             </w:tcBorders>
+            <w:tcMar>
+              <w:top w:w="57" w:type="dxa"/>
+              <w:bottom w:w="57" w:type="dxa"/>
+            </w:tcMar>
             <w:vAlign w:val="center"/>
           </w:tcPr>
           <w:p>
@@ -2265,8 +2306,8 @@
                 <w:rFonts w:ascii="Arial" w:hAnsi="Arial" w:cs="Arial"/>
                 <w:b/>
                 <w:bCs/>
-                <w:sz w:val="16"/>
-                <w:szCs w:val="16"/>
+                <w:sz w:val="14"/>
+                <w:szCs w:val="14"/>
                 <w:lang w:val="fr-FR"/>
               </w:rPr>
             </w:pPr>
@@ -2278,7 +2319,7 @@
                 <w:spacing w:val="0"/>
                 <w:w w:val="100"/>
                 <w:sz w:val="14"/>
-                <w:szCs w:val="16"/>
+                <w:szCs w:val="14"/>
                 <w:lang w:val="ro-RO"/>
               </w:rPr>
               <w:t>LOC DE FUMAT</w:t>
@@ -2294,6 +2335,10 @@
               <w:bottom w:val="single" w:sz="4" w:space="0" w:color="000000"/>
               <w:right w:val="double" w:sz="4" w:space="0" w:color="000000"/>
             </w:tcBorders>
+            <w:tcMar>
+              <w:top w:w="57" w:type="dxa"/>
+              <w:bottom w:w="57" w:type="dxa"/>
+            </w:tcMar>
             <w:vAlign w:val="center"/>
           </w:tcPr>
           <w:p>
@@ -2306,8 +2351,8 @@
                 <w:rFonts w:ascii="Arial" w:hAnsi="Arial" w:cs="Arial"/>
                 <w:b/>
                 <w:bCs/>
-                <w:sz w:val="16"/>
-                <w:szCs w:val="16"/>
+                <w:sz w:val="14"/>
+                <w:szCs w:val="14"/>
                 <w:lang w:val="fr-FR"/>
               </w:rPr>
             </w:pPr>
@@ -2319,7 +2364,7 @@
                 <w:spacing w:val="0"/>
                 <w:w w:val="100"/>
                 <w:sz w:val="14"/>
-                <w:szCs w:val="16"/>
+                <w:szCs w:val="14"/>
                 <w:lang w:val="ro-RO"/>
               </w:rPr>
               <w:t>STINGĂTOR</w:t>
@@ -2335,6 +2380,10 @@
               <w:bottom w:val="single" w:sz="4" w:space="0" w:color="000000"/>
               <w:right w:val="single" w:sz="4" w:space="0" w:color="000000"/>
             </w:tcBorders>
+            <w:tcMar>
+              <w:top w:w="57" w:type="dxa"/>
+              <w:bottom w:w="57" w:type="dxa"/>
+            </w:tcMar>
             <w:vAlign w:val="center"/>
           </w:tcPr>
           <w:p>
@@ -2347,8 +2396,8 @@
                 <w:rFonts w:ascii="Arial" w:hAnsi="Arial" w:cs="Arial"/>
                 <w:b/>
                 <w:bCs/>
-                <w:sz w:val="16"/>
-                <w:szCs w:val="16"/>
+                <w:sz w:val="14"/>
+                <w:szCs w:val="14"/>
                 <w:lang w:val="fr-FR"/>
               </w:rPr>
             </w:pPr>
@@ -2360,7 +2409,7 @@
                 <w:spacing w:val="0"/>
                 <w:w w:val="100"/>
                 <w:sz w:val="14"/>
-                <w:szCs w:val="16"/>
+                <w:szCs w:val="14"/>
                 <w:lang w:val="ro-RO"/>
               </w:rPr>
               <w:t>LOC DE ADUNARE ÎN CAZ DE EVACUARE</w:t>
@@ -3984,7 +4033,7 @@
     <w:p>
       <w:pPr>
         <w:pStyle w:val="Normal"/>
-        <w:keepNext w:val="true"/>
+        <w:keepNext w:val="false"/>
         <w:widowControl/>
         <w:spacing w:before="120" w:after="0"/>
         <w:ind w:hanging="0"/>
@@ -4026,7 +4075,7 @@
           <w:szCs w:val="20"/>
           <w:lang w:val="ro-RO"/>
         </w:rPr>
-        <w:t>(ANGAJARE)</w:t>
+        <w:t>(ANGAJARE / REINSTRUIRE)</w:t>
       </w:r>
     </w:p>
     <w:p>
@@ -4076,6 +4125,8 @@
     <w:p>
       <w:pPr>
         <w:pStyle w:val="Normal"/>
+        <w:keepNext w:val="true"/>
+        <w:keepLines w:val="true"/>
         <w:widowControl/>
         <w:numPr>
           <w:ilvl w:val="0"/>
@@ -4099,12 +4150,14 @@
           <w:szCs w:val="20"/>
           <w:lang w:val="ro-RO"/>
         </w:rPr>
-        <w:t>Legea nr.: 90/ 2002;</w:t>
+        <w:t>Legea nr. 90/ 2002;</w:t>
       </w:r>
     </w:p>
     <w:p>
       <w:pPr>
         <w:pStyle w:val="Normal"/>
+        <w:keepNext w:val="true"/>
+        <w:keepLines w:val="true"/>
         <w:widowControl/>
         <w:numPr>
           <w:ilvl w:val="0"/>
@@ -4128,12 +4181,13 @@
           <w:szCs w:val="20"/>
           <w:lang w:val="ro-RO"/>
         </w:rPr>
-        <w:t>Legea nr.: 319/ 2006;</w:t>
+        <w:t>Legea nr. 319/ 2006;</w:t>
       </w:r>
     </w:p>
     <w:p>
       <w:pPr>
         <w:pStyle w:val="Normal"/>
+        <w:keepLines w:val="true"/>
         <w:widowControl/>
         <w:numPr>
           <w:ilvl w:val="0"/>
@@ -4207,6 +4261,8 @@
     <w:p>
       <w:pPr>
         <w:pStyle w:val="Normal"/>
+        <w:keepNext w:val="true"/>
+        <w:keepLines w:val="true"/>
         <w:widowControl/>
         <w:numPr>
           <w:ilvl w:val="0"/>
@@ -4237,6 +4293,8 @@
     <w:p>
       <w:pPr>
         <w:pStyle w:val="Normal"/>
+        <w:keepNext w:val="true"/>
+        <w:keepLines w:val="true"/>
         <w:widowControl/>
         <w:numPr>
           <w:ilvl w:val="0"/>
@@ -4266,6 +4324,7 @@
     <w:p>
       <w:pPr>
         <w:pStyle w:val="Normal"/>
+        <w:keepLines w:val="true"/>
         <w:widowControl/>
         <w:numPr>
           <w:ilvl w:val="0"/>
@@ -4340,6 +4399,8 @@
     <w:p>
       <w:pPr>
         <w:pStyle w:val="Normal"/>
+        <w:keepNext w:val="true"/>
+        <w:keepLines w:val="true"/>
         <w:widowControl/>
         <w:numPr>
           <w:ilvl w:val="0"/>
@@ -4370,6 +4431,8 @@
     <w:p>
       <w:pPr>
         <w:pStyle w:val="Normal"/>
+        <w:keepNext w:val="true"/>
+        <w:keepLines w:val="true"/>
         <w:widowControl/>
         <w:numPr>
           <w:ilvl w:val="0"/>
@@ -4400,6 +4463,7 @@
     <w:p>
       <w:pPr>
         <w:pStyle w:val="Normal"/>
+        <w:keepLines w:val="true"/>
         <w:widowControl/>
         <w:numPr>
           <w:ilvl w:val="0"/>
@@ -4474,6 +4538,8 @@
     <w:p>
       <w:pPr>
         <w:pStyle w:val="Normal"/>
+        <w:keepNext w:val="true"/>
+        <w:keepLines w:val="true"/>
         <w:widowControl/>
         <w:numPr>
           <w:ilvl w:val="0"/>
@@ -4503,6 +4569,8 @@
     <w:p>
       <w:pPr>
         <w:pStyle w:val="Normal"/>
+        <w:keepNext w:val="true"/>
+        <w:keepLines w:val="true"/>
         <w:widowControl/>
         <w:numPr>
           <w:ilvl w:val="0"/>
@@ -4532,6 +4600,7 @@
     <w:p>
       <w:pPr>
         <w:pStyle w:val="Normal"/>
+        <w:keepLines w:val="true"/>
         <w:widowControl/>
         <w:numPr>
           <w:ilvl w:val="0"/>
@@ -4604,6 +4673,8 @@
     <w:p>
       <w:pPr>
         <w:pStyle w:val="Normal"/>
+        <w:keepNext w:val="true"/>
+        <w:keepLines w:val="true"/>
         <w:widowControl/>
         <w:numPr>
           <w:ilvl w:val="0"/>
@@ -4634,6 +4705,8 @@
     <w:p>
       <w:pPr>
         <w:pStyle w:val="Normal"/>
+        <w:keepNext w:val="true"/>
+        <w:keepLines w:val="true"/>
         <w:widowControl/>
         <w:numPr>
           <w:ilvl w:val="0"/>
@@ -4664,6 +4737,7 @@
     <w:p>
       <w:pPr>
         <w:pStyle w:val="Normal"/>
+        <w:keepLines w:val="true"/>
         <w:widowControl/>
         <w:numPr>
           <w:ilvl w:val="0"/>
@@ -4738,6 +4812,8 @@
     <w:p>
       <w:pPr>
         <w:pStyle w:val="BodyText"/>
+        <w:keepNext w:val="true"/>
+        <w:keepLines w:val="true"/>
         <w:widowControl/>
         <w:numPr>
           <w:ilvl w:val="0"/>
@@ -4768,6 +4844,8 @@
     <w:p>
       <w:pPr>
         <w:pStyle w:val="BodyText"/>
+        <w:keepNext w:val="true"/>
+        <w:keepLines w:val="true"/>
         <w:widowControl/>
         <w:numPr>
           <w:ilvl w:val="0"/>
@@ -4798,6 +4876,7 @@
     <w:p>
       <w:pPr>
         <w:pStyle w:val="BodyText"/>
+        <w:keepLines w:val="true"/>
         <w:widowControl/>
         <w:numPr>
           <w:ilvl w:val="0"/>
@@ -4872,6 +4951,8 @@
     <w:p>
       <w:pPr>
         <w:pStyle w:val="Normal"/>
+        <w:keepNext w:val="true"/>
+        <w:keepLines w:val="true"/>
         <w:widowControl/>
         <w:numPr>
           <w:ilvl w:val="0"/>
@@ -4902,6 +4983,8 @@
     <w:p>
       <w:pPr>
         <w:pStyle w:val="Normal"/>
+        <w:keepNext w:val="true"/>
+        <w:keepLines w:val="true"/>
         <w:widowControl/>
         <w:numPr>
           <w:ilvl w:val="0"/>
@@ -4932,6 +5015,7 @@
     <w:p>
       <w:pPr>
         <w:pStyle w:val="Normal"/>
+        <w:keepLines w:val="true"/>
         <w:widowControl/>
         <w:numPr>
           <w:ilvl w:val="0"/>
@@ -5006,6 +5090,8 @@
     <w:p>
       <w:pPr>
         <w:pStyle w:val="Normal"/>
+        <w:keepNext w:val="true"/>
+        <w:keepLines w:val="true"/>
         <w:widowControl/>
         <w:numPr>
           <w:ilvl w:val="0"/>
@@ -5035,6 +5121,8 @@
     <w:p>
       <w:pPr>
         <w:pStyle w:val="Normal"/>
+        <w:keepNext w:val="true"/>
+        <w:keepLines w:val="true"/>
         <w:widowControl/>
         <w:numPr>
           <w:ilvl w:val="0"/>
@@ -5065,6 +5153,7 @@
     <w:p>
       <w:pPr>
         <w:pStyle w:val="Normal"/>
+        <w:keepLines w:val="true"/>
         <w:widowControl/>
         <w:numPr>
           <w:ilvl w:val="0"/>
@@ -5139,6 +5228,8 @@
     <w:p>
       <w:pPr>
         <w:pStyle w:val="Normal"/>
+        <w:keepNext w:val="true"/>
+        <w:keepLines w:val="true"/>
         <w:widowControl/>
         <w:numPr>
           <w:ilvl w:val="1"/>
@@ -5169,6 +5260,8 @@
     <w:p>
       <w:pPr>
         <w:pStyle w:val="Normal"/>
+        <w:keepNext w:val="true"/>
+        <w:keepLines w:val="true"/>
         <w:widowControl/>
         <w:numPr>
           <w:ilvl w:val="1"/>
@@ -5199,6 +5292,7 @@
     <w:p>
       <w:pPr>
         <w:pStyle w:val="Normal"/>
+        <w:keepLines w:val="true"/>
         <w:widowControl/>
         <w:numPr>
           <w:ilvl w:val="1"/>
@@ -5288,6 +5382,8 @@
     <w:p>
       <w:pPr>
         <w:pStyle w:val="Normal"/>
+        <w:keepNext w:val="true"/>
+        <w:keepLines w:val="true"/>
         <w:widowControl/>
         <w:numPr>
           <w:ilvl w:val="0"/>
@@ -5319,6 +5415,7 @@
       <w:pPr>
         <w:pStyle w:val="Normal"/>
         <w:keepNext w:val="true"/>
+        <w:keepLines w:val="true"/>
         <w:widowControl/>
         <w:numPr>
           <w:ilvl w:val="0"/>
@@ -6013,6 +6110,10 @@
               <w:bottom w:val="single" w:sz="4" w:space="0" w:color="000000"/>
               <w:right w:val="double" w:sz="4" w:space="0" w:color="000000"/>
             </w:tcBorders>
+            <w:tcMar>
+              <w:top w:w="57" w:type="dxa"/>
+              <w:bottom w:w="57" w:type="dxa"/>
+            </w:tcMar>
             <w:vAlign w:val="center"/>
           </w:tcPr>
           <w:p>
@@ -6025,8 +6126,8 @@
                 <w:rFonts w:ascii="Arial" w:hAnsi="Arial" w:cs="Arial"/>
                 <w:b/>
                 <w:bCs/>
-                <w:sz w:val="16"/>
-                <w:szCs w:val="16"/>
+                <w:sz w:val="14"/>
+                <w:szCs w:val="14"/>
                 <w:lang w:val="fr-FR"/>
               </w:rPr>
             </w:pPr>
@@ -6038,7 +6139,7 @@
                 <w:spacing w:val="0"/>
                 <w:w w:val="100"/>
                 <w:sz w:val="14"/>
-                <w:szCs w:val="16"/>
+                <w:szCs w:val="14"/>
                 <w:lang w:val="ro-RO"/>
               </w:rPr>
               <w:t>INTERZIS ACCESUL PIETONILOR</w:t>
@@ -6054,6 +6155,10 @@
               <w:bottom w:val="single" w:sz="4" w:space="0" w:color="000000"/>
               <w:right w:val="double" w:sz="4" w:space="0" w:color="000000"/>
             </w:tcBorders>
+            <w:tcMar>
+              <w:top w:w="57" w:type="dxa"/>
+              <w:bottom w:w="57" w:type="dxa"/>
+            </w:tcMar>
             <w:vAlign w:val="center"/>
           </w:tcPr>
           <w:p>
@@ -6061,14 +6166,13 @@
               <w:pStyle w:val="Normal"/>
               <w:widowControl/>
               <w:spacing w:before="0" w:after="0"/>
-              <w:ind w:left="-155" w:right="-108"/>
               <w:jc w:val="center"/>
               <w:rPr>
                 <w:rFonts w:ascii="Arial" w:hAnsi="Arial" w:cs="Arial"/>
                 <w:b/>
                 <w:bCs/>
-                <w:sz w:val="16"/>
-                <w:szCs w:val="16"/>
+                <w:sz w:val="14"/>
+                <w:szCs w:val="14"/>
                 <w:lang w:val="pt-BR"/>
               </w:rPr>
             </w:pPr>
@@ -6080,10 +6184,10 @@
                 <w:spacing w:val="0"/>
                 <w:w w:val="100"/>
                 <w:sz w:val="14"/>
-                <w:szCs w:val="16"/>
+                <w:szCs w:val="14"/>
                 <w:lang w:val="ro-RO"/>
               </w:rPr>
-              <w:t>NU ATINGE! PERICOL DE ELECTROCUTARE</w:t>
+              <w:t>NU ATINGE! PERICOL DE ELECTRO­CUTARE</w:t>
             </w:r>
           </w:p>
         </w:tc>
@@ -6096,6 +6200,10 @@
               <w:bottom w:val="single" w:sz="4" w:space="0" w:color="000000"/>
               <w:right w:val="double" w:sz="4" w:space="0" w:color="000000"/>
             </w:tcBorders>
+            <w:tcMar>
+              <w:top w:w="57" w:type="dxa"/>
+              <w:bottom w:w="57" w:type="dxa"/>
+            </w:tcMar>
             <w:vAlign w:val="center"/>
           </w:tcPr>
           <w:p>
@@ -6120,7 +6228,7 @@
                 <w:spacing w:val="0"/>
                 <w:w w:val="100"/>
                 <w:sz w:val="14"/>
-                <w:szCs w:val="16"/>
+                <w:szCs w:val="14"/>
                 <w:lang w:val="ro-RO"/>
               </w:rPr>
               <w:t>MATERIALE INFLAMABILE</w:t>
@@ -6136,6 +6244,10 @@
               <w:bottom w:val="single" w:sz="4" w:space="0" w:color="000000"/>
               <w:right w:val="double" w:sz="4" w:space="0" w:color="000000"/>
             </w:tcBorders>
+            <w:tcMar>
+              <w:top w:w="57" w:type="dxa"/>
+              <w:bottom w:w="57" w:type="dxa"/>
+            </w:tcMar>
             <w:vAlign w:val="center"/>
           </w:tcPr>
           <w:p>
@@ -6148,8 +6260,8 @@
                 <w:rFonts w:ascii="Arial" w:hAnsi="Arial" w:cs="Arial"/>
                 <w:b/>
                 <w:bCs/>
-                <w:sz w:val="16"/>
-                <w:szCs w:val="16"/>
+                <w:sz w:val="14"/>
+                <w:szCs w:val="14"/>
                 <w:lang w:val="fr-FR"/>
               </w:rPr>
             </w:pPr>
@@ -6161,7 +6273,7 @@
                 <w:spacing w:val="0"/>
                 <w:w w:val="100"/>
                 <w:sz w:val="14"/>
-                <w:szCs w:val="16"/>
+                <w:szCs w:val="14"/>
                 <w:lang w:val="ro-RO"/>
               </w:rPr>
               <w:t>PERICOL GENERAL</w:t>
@@ -6177,6 +6289,10 @@
               <w:bottom w:val="single" w:sz="4" w:space="0" w:color="000000"/>
               <w:right w:val="double" w:sz="4" w:space="0" w:color="000000"/>
             </w:tcBorders>
+            <w:tcMar>
+              <w:top w:w="57" w:type="dxa"/>
+              <w:bottom w:w="57" w:type="dxa"/>
+            </w:tcMar>
             <w:vAlign w:val="center"/>
           </w:tcPr>
           <w:p>
@@ -6202,7 +6318,7 @@
                 <w:spacing w:val="0"/>
                 <w:w w:val="100"/>
                 <w:sz w:val="14"/>
-                <w:szCs w:val="16"/>
+                <w:szCs w:val="14"/>
                 <w:lang w:val="ro-RO"/>
               </w:rPr>
               <w:t>PROTECȚIA MÂINILOR OBLIGATORIE</w:t>
@@ -6218,6 +6334,10 @@
               <w:bottom w:val="single" w:sz="4" w:space="0" w:color="000000"/>
               <w:right w:val="double" w:sz="4" w:space="0" w:color="000000"/>
             </w:tcBorders>
+            <w:tcMar>
+              <w:top w:w="57" w:type="dxa"/>
+              <w:bottom w:w="57" w:type="dxa"/>
+            </w:tcMar>
             <w:vAlign w:val="center"/>
           </w:tcPr>
           <w:p>
@@ -6230,8 +6350,8 @@
                 <w:rFonts w:ascii="Arial" w:hAnsi="Arial" w:cs="Arial"/>
                 <w:b/>
                 <w:bCs/>
-                <w:sz w:val="16"/>
-                <w:szCs w:val="16"/>
+                <w:sz w:val="14"/>
+                <w:szCs w:val="14"/>
                 <w:lang w:val="fr-FR"/>
               </w:rPr>
             </w:pPr>
@@ -6243,7 +6363,7 @@
                 <w:spacing w:val="0"/>
                 <w:w w:val="100"/>
                 <w:sz w:val="14"/>
-                <w:szCs w:val="16"/>
+                <w:szCs w:val="14"/>
                 <w:lang w:val="ro-RO"/>
               </w:rPr>
               <w:t>LOC DE FUMAT</w:t>
@@ -6259,6 +6379,10 @@
               <w:bottom w:val="single" w:sz="4" w:space="0" w:color="000000"/>
               <w:right w:val="double" w:sz="4" w:space="0" w:color="000000"/>
             </w:tcBorders>
+            <w:tcMar>
+              <w:top w:w="57" w:type="dxa"/>
+              <w:bottom w:w="57" w:type="dxa"/>
+            </w:tcMar>
             <w:vAlign w:val="center"/>
           </w:tcPr>
           <w:p>
@@ -6271,8 +6395,8 @@
                 <w:rFonts w:ascii="Arial" w:hAnsi="Arial" w:cs="Arial"/>
                 <w:b/>
                 <w:bCs/>
-                <w:sz w:val="16"/>
-                <w:szCs w:val="16"/>
+                <w:sz w:val="14"/>
+                <w:szCs w:val="14"/>
                 <w:lang w:val="fr-FR"/>
               </w:rPr>
             </w:pPr>
@@ -6284,7 +6408,7 @@
                 <w:spacing w:val="0"/>
                 <w:w w:val="100"/>
                 <w:sz w:val="14"/>
-                <w:szCs w:val="16"/>
+                <w:szCs w:val="14"/>
                 <w:lang w:val="ro-RO"/>
               </w:rPr>
               <w:t>STINGĂTOR</w:t>
@@ -6300,6 +6424,10 @@
               <w:bottom w:val="single" w:sz="4" w:space="0" w:color="000000"/>
               <w:right w:val="single" w:sz="4" w:space="0" w:color="000000"/>
             </w:tcBorders>
+            <w:tcMar>
+              <w:top w:w="57" w:type="dxa"/>
+              <w:bottom w:w="57" w:type="dxa"/>
+            </w:tcMar>
             <w:vAlign w:val="center"/>
           </w:tcPr>
           <w:p>
@@ -6312,8 +6440,8 @@
                 <w:rFonts w:ascii="Arial" w:hAnsi="Arial" w:cs="Arial"/>
                 <w:b/>
                 <w:bCs/>
-                <w:sz w:val="16"/>
-                <w:szCs w:val="16"/>
+                <w:sz w:val="14"/>
+                <w:szCs w:val="14"/>
                 <w:lang w:val="fr-FR"/>
               </w:rPr>
             </w:pPr>
@@ -6325,7 +6453,7 @@
                 <w:spacing w:val="0"/>
                 <w:w w:val="100"/>
                 <w:sz w:val="14"/>
-                <w:szCs w:val="16"/>
+                <w:szCs w:val="14"/>
                 <w:lang w:val="ro-RO"/>
               </w:rPr>
               <w:t>LOC DE ADUNARE ÎN CAZ DE EVACUARE</w:t>

--- a/packages/document-engine/templates/5.1_test_hiring.docx
+++ b/packages/document-engine/templates/5.1_test_hiring.docx
@@ -211,7 +211,7 @@
           <w:szCs w:val="20"/>
           <w:lang w:val="ro-RO"/>
         </w:rPr>
-        <w:t xml:space="preserve"> În sensul Legii securității și sănătății în muncă (legea 319/ 2006), accidentul de muncă este definit prin următoarele elemente:</w:t>
+        <w:t xml:space="preserve"> În sensul Legii securității și sănătății în muncă (Legea 319/ 2006), accidentul de muncă este definit prin următoarele elemente:</w:t>
       </w:r>
     </w:p>
     <w:p>
@@ -687,7 +687,7 @@
           <w:szCs w:val="20"/>
           <w:lang w:val="ro-RO"/>
         </w:rPr>
-        <w:t>să plece singur la spital sau policlinica;</w:t>
+        <w:t xml:space="preserve">să plece singur la spital sau policlinică;</w:t>
       </w:r>
     </w:p>
     <w:p>
@@ -4255,7 +4255,7 @@
           <w:szCs w:val="20"/>
           <w:lang w:val="ro-RO"/>
         </w:rPr>
-        <w:t xml:space="preserve"> În sensul Legii securității și sănătății în muncă (legea 319/ 2006), accidentul de muncă este definit prin următoarele elemente:</w:t>
+        <w:t xml:space="preserve"> În sensul Legii securității și sănătății în muncă (Legea 319/ 2006), accidentul de muncă este definit prin următoarele elemente:</w:t>
       </w:r>
     </w:p>
     <w:p>
@@ -4731,7 +4731,7 @@
           <w:szCs w:val="20"/>
           <w:lang w:val="ro-RO"/>
         </w:rPr>
-        <w:t>să plece singur la spital sau policlinica;</w:t>
+        <w:t xml:space="preserve">să plece singur la spital sau policlinică;</w:t>
       </w:r>
     </w:p>
     <w:p>

--- a/packages/document-engine/templates/5.1_test_hiring.docx
+++ b/packages/document-engine/templates/5.1_test_hiring.docx
@@ -718,7 +718,7 @@
           <w:szCs w:val="20"/>
           <w:lang w:val="ro-RO"/>
         </w:rPr>
-        <w:t>să anunțe imediat conducătorul locului de muncă iar în cazul producerii unor accidente mortale sau colective să nu intervină neautorizat pentru modificarea stării de fapt.</w:t>
+        <w:t xml:space="preserve">să anunțe imediat conducătorul locului de muncă, iar în cazul producerii unor accidente mortale sau colective să nu intervină neautorizat pentru modificarea stării de fapt.</w:t>
       </w:r>
     </w:p>
     <w:p>
@@ -4762,7 +4762,7 @@
           <w:szCs w:val="20"/>
           <w:lang w:val="ro-RO"/>
         </w:rPr>
-        <w:t>să anunțe imediat conducătorul locului de muncă iar în cazul producerii unor accidente mortale sau colective să nu intervină neautorizat pentru modificarea stării de fapt.</w:t>
+        <w:t xml:space="preserve">să anunțe imediat conducătorul locului de muncă, iar în cazul producerii unor accidente mortale sau colective să nu intervină neautorizat pentru modificarea stării de fapt.</w:t>
       </w:r>
     </w:p>
     <w:p>

--- a/packages/document-engine/templates/5.1_test_hiring.docx
+++ b/packages/document-engine/templates/5.1_test_hiring.docx
@@ -488,7 +488,7 @@
           <w:szCs w:val="20"/>
           <w:lang w:val="ro-RO"/>
         </w:rPr>
-        <w:t xml:space="preserve"> În ce categorie de accidente se includ accidentele produse în timpul deplasării de la domiciliu la locul de muncă?</w:t>
+        <w:t xml:space="preserve"> Cum se numește accidentul produs pe traseul normal dintre domiciliu și locul de muncă?</w:t>
       </w:r>
     </w:p>
     <w:p>
@@ -4532,7 +4532,7 @@
           <w:szCs w:val="20"/>
           <w:lang w:val="ro-RO"/>
         </w:rPr>
-        <w:t xml:space="preserve"> În ce categorie de accidente se includ accidentele produse în timpul deplasării de la domiciliu la locul de muncă?</w:t>
+        <w:t xml:space="preserve"> Cum se numește accidentul produs pe traseul normal dintre domiciliu și locul de muncă?</w:t>
       </w:r>
     </w:p>
     <w:p>

--- a/packages/document-engine/templates/5.1_test_hiring.docx
+++ b/packages/document-engine/templates/5.1_test_hiring.docx
@@ -2367,7 +2367,7 @@
                 <w:szCs w:val="14"/>
                 <w:lang w:val="ro-RO"/>
               </w:rPr>
-              <w:t>STINGĂTOR</w:t>
+              <w:t xml:space="preserve">HIDRANT</w:t>
             </w:r>
           </w:p>
         </w:tc>
@@ -6411,7 +6411,7 @@
                 <w:szCs w:val="14"/>
                 <w:lang w:val="ro-RO"/>
               </w:rPr>
-              <w:t>STINGĂTOR</w:t>
+              <w:t xml:space="preserve">HIDRANT</w:t>
             </w:r>
           </w:p>
         </w:tc>

--- a/packages/document-engine/templates/5.1_test_hiring.docx
+++ b/packages/document-engine/templates/5.1_test_hiring.docx
@@ -243,7 +243,7 @@
           <w:szCs w:val="20"/>
           <w:lang w:val="ro-RO"/>
         </w:rPr>
-        <w:t>vătămarea violentă a organismului și intoxicația acută, în timpul procesului de muncă care provoacă incapacitate temporară de muncă de cel puțin 3 zile calendaristice, invaliditate ori deces;</w:t>
+        <w:t>vătămarea violentă a organismului, precum și intoxicația acută profesională, care au loc în timpul procesului de muncă sau în îndeplinirea îndatoririlor de serviciu și care provoacă incapacitate temporară de muncă de cel puțin 3 zile calendaristice, invaliditate ori deces;</w:t>
       </w:r>
     </w:p>
     <w:p>
@@ -623,7 +623,7 @@
           <w:szCs w:val="20"/>
           <w:lang w:val="ro-RO"/>
         </w:rPr>
-        <w:t>În cazul producerii unui accident de muncă, suferit de persoana proprie sau de alte persoane participante la procesul de muncă, cum veți proceda?</w:t>
+        <w:t>În cazul producerii unui accident de muncă, suferit de propria persoană sau de alte persoane participante la procesul de muncă, cum trebuie să procedeze lucrătorul?</w:t>
       </w:r>
     </w:p>
     <w:p>
@@ -4287,7 +4287,7 @@
           <w:szCs w:val="20"/>
           <w:lang w:val="ro-RO"/>
         </w:rPr>
-        <w:t>vătămarea violentă a organismului și intoxicația acută, în timpul procesului de muncă care provoacă incapacitate temporară de muncă de cel puțin 3 zile calendaristice, invaliditate ori deces;</w:t>
+        <w:t>vătămarea violentă a organismului, precum și intoxicația acută profesională, care au loc în timpul procesului de muncă sau în îndeplinirea îndatoririlor de serviciu și care provoacă incapacitate temporară de muncă de cel puțin 3 zile calendaristice, invaliditate ori deces;</w:t>
       </w:r>
     </w:p>
     <w:p>
@@ -4667,7 +4667,7 @@
           <w:szCs w:val="20"/>
           <w:lang w:val="ro-RO"/>
         </w:rPr>
-        <w:t>În cazul producerii unui accident de muncă, suferit de persoana proprie sau de alte persoane participante la procesul de muncă, cum veți proceda?</w:t>
+        <w:t>În cazul producerii unui accident de muncă, suferit de propria persoană sau de alte persoane participante la procesul de muncă, cum trebuie să procedeze lucrătorul?</w:t>
       </w:r>
     </w:p>
     <w:p>

--- a/packages/document-engine/templates/5.1_test_hiring.docx
+++ b/packages/document-engine/templates/5.1_test_hiring.docx
@@ -106,7 +106,7 @@
           <w:szCs w:val="20"/>
           <w:lang w:val="ro-RO"/>
         </w:rPr>
-        <w:t>Legea nr. 90/ 2002;</w:t>
+        <w:t xml:space="preserve">Legea 90/2002;</w:t>
       </w:r>
     </w:p>
     <w:p>
@@ -137,7 +137,7 @@
           <w:szCs w:val="20"/>
           <w:lang w:val="ro-RO"/>
         </w:rPr>
-        <w:t>Legea nr. 319/ 2006;</w:t>
+        <w:t xml:space="preserve">Legea 319/2006;</w:t>
       </w:r>
     </w:p>
     <w:p>
@@ -167,7 +167,7 @@
           <w:szCs w:val="20"/>
           <w:lang w:val="ro-RO"/>
         </w:rPr>
-        <w:t>Legea nr. 126/ 1995.</w:t>
+        <w:t xml:space="preserve">Legea 126/1995.</w:t>
       </w:r>
     </w:p>
     <w:p>
@@ -198,7 +198,7 @@
           <w:szCs w:val="20"/>
           <w:lang w:val="ro-RO"/>
         </w:rPr>
-        <w:t>2.</w:t>
+        <w:t xml:space="preserve">2.</w:t>
       </w:r>
       <w:r>
         <w:rPr>
@@ -211,7 +211,7 @@
           <w:szCs w:val="20"/>
           <w:lang w:val="ro-RO"/>
         </w:rPr>
-        <w:t xml:space="preserve"> În sensul Legii securității și sănătății în muncă (Legea 319/ 2006), accidentul de muncă este definit prin următoarele elemente:</w:t>
+        <w:t xml:space="preserve"> În sensul Legii securității și sănătății în muncă (Legea 319/2006), accidentul de muncă este definit prin următoarele elemente:</w:t>
       </w:r>
     </w:p>
     <w:p>
@@ -4150,7 +4150,7 @@
           <w:szCs w:val="20"/>
           <w:lang w:val="ro-RO"/>
         </w:rPr>
-        <w:t>Legea nr. 90/ 2002;</w:t>
+        <w:t xml:space="preserve">Legea 90/2002;</w:t>
       </w:r>
     </w:p>
     <w:p>
@@ -4181,7 +4181,7 @@
           <w:szCs w:val="20"/>
           <w:lang w:val="ro-RO"/>
         </w:rPr>
-        <w:t>Legea nr. 319/ 2006;</w:t>
+        <w:t xml:space="preserve">Legea 319/2006;</w:t>
       </w:r>
     </w:p>
     <w:p>
@@ -4211,7 +4211,7 @@
           <w:szCs w:val="20"/>
           <w:lang w:val="ro-RO"/>
         </w:rPr>
-        <w:t>Legea nr. 126/ 1995.</w:t>
+        <w:t xml:space="preserve">Legea 126/1995.</w:t>
       </w:r>
     </w:p>
     <w:p>
@@ -4242,7 +4242,7 @@
           <w:szCs w:val="20"/>
           <w:lang w:val="ro-RO"/>
         </w:rPr>
-        <w:t>2.</w:t>
+        <w:t xml:space="preserve">2.</w:t>
       </w:r>
       <w:r>
         <w:rPr>
@@ -4255,7 +4255,7 @@
           <w:szCs w:val="20"/>
           <w:lang w:val="ro-RO"/>
         </w:rPr>
-        <w:t xml:space="preserve"> În sensul Legii securității și sănătății în muncă (Legea 319/ 2006), accidentul de muncă este definit prin următoarele elemente:</w:t>
+        <w:t xml:space="preserve"> În sensul Legii securității și sănătății în muncă (Legea 319/2006), accidentul de muncă este definit prin următoarele elemente:</w:t>
       </w:r>
     </w:p>
     <w:p>

--- a/packages/document-engine/templates/5.1_test_hiring.docx
+++ b/packages/document-engine/templates/5.1_test_hiring.docx
@@ -92,8 +92,8 @@
         <w:jc w:val="left"/>
         <w:rPr>
           <w:rFonts w:ascii="Arial" w:hAnsi="Arial" w:cs="Arial"/>
-          <w:sz w:val="18"/>
-          <w:szCs w:val="18"/>
+          <w:sz w:val="20"/>
+          <w:szCs w:val="20"/>
         </w:rPr>
       </w:pPr>
       <w:r>
@@ -123,8 +123,8 @@
         <w:jc w:val="left"/>
         <w:rPr>
           <w:rFonts w:ascii="Arial" w:hAnsi="Arial" w:cs="Arial"/>
-          <w:sz w:val="18"/>
-          <w:szCs w:val="18"/>
+          <w:sz w:val="20"/>
+          <w:szCs w:val="20"/>
         </w:rPr>
       </w:pPr>
       <w:r>
@@ -153,8 +153,8 @@
         <w:jc w:val="left"/>
         <w:rPr>
           <w:rFonts w:ascii="Arial" w:hAnsi="Arial" w:cs="Arial"/>
-          <w:sz w:val="18"/>
-          <w:szCs w:val="18"/>
+          <w:sz w:val="20"/>
+          <w:szCs w:val="20"/>
         </w:rPr>
       </w:pPr>
       <w:r>
@@ -228,8 +228,8 @@
         <w:jc w:val="left"/>
         <w:rPr>
           <w:rFonts w:ascii="Arial" w:hAnsi="Arial" w:cs="Arial"/>
-          <w:sz w:val="18"/>
-          <w:szCs w:val="18"/>
+          <w:sz w:val="20"/>
+          <w:szCs w:val="20"/>
           <w:lang w:val="it-IT"/>
         </w:rPr>
       </w:pPr>
@@ -260,8 +260,8 @@
         <w:jc w:val="left"/>
         <w:rPr>
           <w:rFonts w:ascii="Arial" w:hAnsi="Arial" w:cs="Arial"/>
-          <w:sz w:val="18"/>
-          <w:szCs w:val="18"/>
+          <w:sz w:val="20"/>
+          <w:szCs w:val="20"/>
         </w:rPr>
       </w:pPr>
       <w:r>
@@ -290,8 +290,8 @@
         <w:jc w:val="left"/>
         <w:rPr>
           <w:rFonts w:ascii="Arial" w:hAnsi="Arial" w:cs="Arial"/>
-          <w:sz w:val="18"/>
-          <w:szCs w:val="18"/>
+          <w:sz w:val="20"/>
+          <w:szCs w:val="20"/>
           <w:lang w:val="it-IT"/>
         </w:rPr>
       </w:pPr>
@@ -366,8 +366,8 @@
         <w:jc w:val="left"/>
         <w:rPr>
           <w:rFonts w:ascii="Arial" w:hAnsi="Arial" w:cs="Arial"/>
-          <w:sz w:val="18"/>
-          <w:szCs w:val="18"/>
+          <w:sz w:val="20"/>
+          <w:szCs w:val="20"/>
           <w:lang w:val="es-ES_tradnl"/>
         </w:rPr>
       </w:pPr>
@@ -398,8 +398,8 @@
         <w:jc w:val="left"/>
         <w:rPr>
           <w:rFonts w:ascii="Arial" w:hAnsi="Arial" w:cs="Arial"/>
-          <w:sz w:val="18"/>
-          <w:szCs w:val="18"/>
+          <w:sz w:val="20"/>
+          <w:szCs w:val="20"/>
           <w:lang w:val="fr-FR"/>
         </w:rPr>
       </w:pPr>
@@ -429,8 +429,8 @@
         <w:jc w:val="left"/>
         <w:rPr>
           <w:rFonts w:ascii="Arial" w:hAnsi="Arial" w:cs="Arial"/>
-          <w:sz w:val="18"/>
-          <w:szCs w:val="18"/>
+          <w:sz w:val="20"/>
+          <w:szCs w:val="20"/>
           <w:lang w:val="it-CH"/>
         </w:rPr>
       </w:pPr>
@@ -505,8 +505,8 @@
         <w:jc w:val="left"/>
         <w:rPr>
           <w:rFonts w:ascii="Arial" w:hAnsi="Arial" w:cs="Arial"/>
-          <w:sz w:val="18"/>
-          <w:szCs w:val="18"/>
+          <w:sz w:val="20"/>
+          <w:szCs w:val="20"/>
         </w:rPr>
       </w:pPr>
       <w:r>
@@ -536,8 +536,8 @@
         <w:jc w:val="left"/>
         <w:rPr>
           <w:rFonts w:ascii="Arial" w:hAnsi="Arial" w:cs="Arial"/>
-          <w:sz w:val="18"/>
-          <w:szCs w:val="18"/>
+          <w:sz w:val="20"/>
+          <w:szCs w:val="20"/>
         </w:rPr>
       </w:pPr>
       <w:r>
@@ -566,8 +566,8 @@
         <w:jc w:val="left"/>
         <w:rPr>
           <w:rFonts w:ascii="Arial" w:hAnsi="Arial" w:cs="Arial"/>
-          <w:sz w:val="18"/>
-          <w:szCs w:val="18"/>
+          <w:sz w:val="20"/>
+          <w:szCs w:val="20"/>
         </w:rPr>
       </w:pPr>
       <w:r>
@@ -640,8 +640,8 @@
         <w:jc w:val="left"/>
         <w:rPr>
           <w:rFonts w:ascii="Arial" w:hAnsi="Arial" w:cs="Arial"/>
-          <w:sz w:val="18"/>
-          <w:szCs w:val="18"/>
+          <w:sz w:val="20"/>
+          <w:szCs w:val="20"/>
           <w:lang w:val="it-CH"/>
         </w:rPr>
       </w:pPr>
@@ -672,8 +672,8 @@
         <w:jc w:val="left"/>
         <w:rPr>
           <w:rFonts w:ascii="Arial" w:hAnsi="Arial" w:cs="Arial"/>
-          <w:sz w:val="18"/>
-          <w:szCs w:val="18"/>
+          <w:sz w:val="20"/>
+          <w:szCs w:val="20"/>
           <w:lang w:val="fr-FR"/>
         </w:rPr>
       </w:pPr>
@@ -703,8 +703,8 @@
         <w:jc w:val="left"/>
         <w:rPr>
           <w:rFonts w:ascii="Arial" w:hAnsi="Arial" w:cs="Arial"/>
-          <w:sz w:val="18"/>
-          <w:szCs w:val="18"/>
+          <w:sz w:val="20"/>
+          <w:szCs w:val="20"/>
           <w:lang w:val="fr-FR"/>
         </w:rPr>
       </w:pPr>
@@ -779,8 +779,8 @@
         <w:jc w:val="left"/>
         <w:rPr>
           <w:rFonts w:ascii="Arial" w:hAnsi="Arial" w:cs="Arial"/>
-          <w:sz w:val="18"/>
-          <w:szCs w:val="18"/>
+          <w:sz w:val="20"/>
+          <w:szCs w:val="20"/>
           <w:lang w:val="fr-FR"/>
         </w:rPr>
       </w:pPr>
@@ -811,8 +811,8 @@
         <w:jc w:val="left"/>
         <w:rPr>
           <w:rFonts w:ascii="Arial" w:hAnsi="Arial" w:cs="Arial"/>
-          <w:sz w:val="18"/>
-          <w:szCs w:val="18"/>
+          <w:sz w:val="20"/>
+          <w:szCs w:val="20"/>
           <w:lang w:val="it-IT"/>
         </w:rPr>
       </w:pPr>
@@ -842,8 +842,8 @@
         <w:jc w:val="left"/>
         <w:rPr>
           <w:rFonts w:ascii="Arial" w:hAnsi="Arial" w:cs="Arial"/>
-          <w:sz w:val="18"/>
-          <w:szCs w:val="18"/>
+          <w:sz w:val="20"/>
+          <w:szCs w:val="20"/>
           <w:lang w:val="nl-NL"/>
         </w:rPr>
       </w:pPr>
@@ -918,8 +918,8 @@
         <w:jc w:val="left"/>
         <w:rPr>
           <w:rFonts w:ascii="Arial" w:hAnsi="Arial" w:cs="Arial"/>
-          <w:sz w:val="18"/>
-          <w:szCs w:val="18"/>
+          <w:sz w:val="20"/>
+          <w:szCs w:val="20"/>
           <w:lang w:val="it-CH"/>
         </w:rPr>
       </w:pPr>
@@ -950,8 +950,8 @@
         <w:jc w:val="left"/>
         <w:rPr>
           <w:rFonts w:ascii="Arial" w:hAnsi="Arial" w:cs="Arial"/>
-          <w:sz w:val="18"/>
-          <w:szCs w:val="18"/>
+          <w:sz w:val="20"/>
+          <w:szCs w:val="20"/>
           <w:lang w:val="fr-FR"/>
         </w:rPr>
       </w:pPr>
@@ -981,8 +981,8 @@
         <w:jc w:val="left"/>
         <w:rPr>
           <w:rFonts w:ascii="Arial" w:hAnsi="Arial" w:cs="Arial"/>
-          <w:sz w:val="18"/>
-          <w:szCs w:val="18"/>
+          <w:sz w:val="20"/>
+          <w:szCs w:val="20"/>
           <w:lang w:val="it-CH"/>
         </w:rPr>
       </w:pPr>
@@ -1057,8 +1057,8 @@
         <w:jc w:val="left"/>
         <w:rPr>
           <w:rFonts w:ascii="Arial" w:hAnsi="Arial" w:cs="Arial"/>
-          <w:sz w:val="18"/>
-          <w:szCs w:val="18"/>
+          <w:sz w:val="20"/>
+          <w:szCs w:val="20"/>
         </w:rPr>
       </w:pPr>
       <w:r>
@@ -1088,8 +1088,8 @@
         <w:jc w:val="left"/>
         <w:rPr>
           <w:rFonts w:ascii="Arial" w:hAnsi="Arial" w:cs="Arial"/>
-          <w:sz w:val="18"/>
-          <w:szCs w:val="18"/>
+          <w:sz w:val="20"/>
+          <w:szCs w:val="20"/>
           <w:lang w:val="fr-FR"/>
         </w:rPr>
       </w:pPr>
@@ -1119,8 +1119,8 @@
         <w:jc w:val="left"/>
         <w:rPr>
           <w:rFonts w:ascii="Arial" w:hAnsi="Arial" w:cs="Arial"/>
-          <w:sz w:val="18"/>
-          <w:szCs w:val="18"/>
+          <w:sz w:val="20"/>
+          <w:szCs w:val="20"/>
           <w:lang w:val="it-CH"/>
         </w:rPr>
       </w:pPr>
@@ -1195,8 +1195,8 @@
         <w:jc w:val="left"/>
         <w:rPr>
           <w:rFonts w:ascii="Arial" w:hAnsi="Arial" w:cs="Arial"/>
-          <w:sz w:val="18"/>
-          <w:szCs w:val="18"/>
+          <w:sz w:val="20"/>
+          <w:szCs w:val="20"/>
           <w:lang w:val="fr-FR"/>
         </w:rPr>
       </w:pPr>
@@ -1227,8 +1227,8 @@
         <w:jc w:val="left"/>
         <w:rPr>
           <w:rFonts w:ascii="Arial" w:hAnsi="Arial" w:cs="Arial"/>
-          <w:sz w:val="18"/>
-          <w:szCs w:val="18"/>
+          <w:sz w:val="20"/>
+          <w:szCs w:val="20"/>
           <w:lang w:val="fr-FR"/>
         </w:rPr>
       </w:pPr>
@@ -1258,8 +1258,8 @@
         <w:jc w:val="left"/>
         <w:rPr>
           <w:rFonts w:ascii="Arial" w:hAnsi="Arial" w:cs="Arial"/>
-          <w:sz w:val="18"/>
-          <w:szCs w:val="18"/>
+          <w:sz w:val="20"/>
+          <w:szCs w:val="20"/>
           <w:lang w:val="fr-FR"/>
         </w:rPr>
       </w:pPr>
@@ -1349,8 +1349,8 @@
         <w:jc w:val="left"/>
         <w:rPr>
           <w:rFonts w:ascii="Arial" w:hAnsi="Arial" w:cs="Arial"/>
-          <w:sz w:val="18"/>
-          <w:szCs w:val="18"/>
+          <w:sz w:val="20"/>
+          <w:szCs w:val="20"/>
           <w:lang w:val="fr-FR"/>
         </w:rPr>
       </w:pPr>
@@ -1381,8 +1381,8 @@
         <w:jc w:val="left"/>
         <w:rPr>
           <w:rFonts w:ascii="Arial" w:hAnsi="Arial" w:cs="Arial"/>
-          <w:sz w:val="18"/>
-          <w:szCs w:val="18"/>
+          <w:sz w:val="20"/>
+          <w:szCs w:val="20"/>
           <w:lang w:val="fr-FR"/>
         </w:rPr>
       </w:pPr>
@@ -4136,8 +4136,8 @@
         <w:jc w:val="left"/>
         <w:rPr>
           <w:rFonts w:ascii="Arial" w:hAnsi="Arial" w:cs="Arial"/>
-          <w:sz w:val="18"/>
-          <w:szCs w:val="18"/>
+          <w:sz w:val="20"/>
+          <w:szCs w:val="20"/>
         </w:rPr>
       </w:pPr>
       <w:r>
@@ -4167,8 +4167,8 @@
         <w:jc w:val="left"/>
         <w:rPr>
           <w:rFonts w:ascii="Arial" w:hAnsi="Arial" w:cs="Arial"/>
-          <w:sz w:val="18"/>
-          <w:szCs w:val="18"/>
+          <w:sz w:val="20"/>
+          <w:szCs w:val="20"/>
         </w:rPr>
       </w:pPr>
       <w:r>
@@ -4197,8 +4197,8 @@
         <w:jc w:val="left"/>
         <w:rPr>
           <w:rFonts w:ascii="Arial" w:hAnsi="Arial" w:cs="Arial"/>
-          <w:sz w:val="18"/>
-          <w:szCs w:val="18"/>
+          <w:sz w:val="20"/>
+          <w:szCs w:val="20"/>
         </w:rPr>
       </w:pPr>
       <w:r>
@@ -4272,8 +4272,8 @@
         <w:jc w:val="left"/>
         <w:rPr>
           <w:rFonts w:ascii="Arial" w:hAnsi="Arial" w:cs="Arial"/>
-          <w:sz w:val="18"/>
-          <w:szCs w:val="18"/>
+          <w:sz w:val="20"/>
+          <w:szCs w:val="20"/>
           <w:lang w:val="it-IT"/>
         </w:rPr>
       </w:pPr>
@@ -4304,8 +4304,8 @@
         <w:jc w:val="left"/>
         <w:rPr>
           <w:rFonts w:ascii="Arial" w:hAnsi="Arial" w:cs="Arial"/>
-          <w:sz w:val="18"/>
-          <w:szCs w:val="18"/>
+          <w:sz w:val="20"/>
+          <w:szCs w:val="20"/>
         </w:rPr>
       </w:pPr>
       <w:r>
@@ -4334,8 +4334,8 @@
         <w:jc w:val="left"/>
         <w:rPr>
           <w:rFonts w:ascii="Arial" w:hAnsi="Arial" w:cs="Arial"/>
-          <w:sz w:val="18"/>
-          <w:szCs w:val="18"/>
+          <w:sz w:val="20"/>
+          <w:szCs w:val="20"/>
           <w:lang w:val="it-IT"/>
         </w:rPr>
       </w:pPr>
@@ -4410,8 +4410,8 @@
         <w:jc w:val="left"/>
         <w:rPr>
           <w:rFonts w:ascii="Arial" w:hAnsi="Arial" w:cs="Arial"/>
-          <w:sz w:val="18"/>
-          <w:szCs w:val="18"/>
+          <w:sz w:val="20"/>
+          <w:szCs w:val="20"/>
           <w:lang w:val="es-ES_tradnl"/>
         </w:rPr>
       </w:pPr>
@@ -4442,8 +4442,8 @@
         <w:jc w:val="left"/>
         <w:rPr>
           <w:rFonts w:ascii="Arial" w:hAnsi="Arial" w:cs="Arial"/>
-          <w:sz w:val="18"/>
-          <w:szCs w:val="18"/>
+          <w:sz w:val="20"/>
+          <w:szCs w:val="20"/>
           <w:lang w:val="fr-FR"/>
         </w:rPr>
       </w:pPr>
@@ -4473,8 +4473,8 @@
         <w:jc w:val="left"/>
         <w:rPr>
           <w:rFonts w:ascii="Arial" w:hAnsi="Arial" w:cs="Arial"/>
-          <w:sz w:val="18"/>
-          <w:szCs w:val="18"/>
+          <w:sz w:val="20"/>
+          <w:szCs w:val="20"/>
           <w:lang w:val="it-CH"/>
         </w:rPr>
       </w:pPr>
@@ -4549,8 +4549,8 @@
         <w:jc w:val="left"/>
         <w:rPr>
           <w:rFonts w:ascii="Arial" w:hAnsi="Arial" w:cs="Arial"/>
-          <w:sz w:val="18"/>
-          <w:szCs w:val="18"/>
+          <w:sz w:val="20"/>
+          <w:szCs w:val="20"/>
         </w:rPr>
       </w:pPr>
       <w:r>
@@ -4580,8 +4580,8 @@
         <w:jc w:val="left"/>
         <w:rPr>
           <w:rFonts w:ascii="Arial" w:hAnsi="Arial" w:cs="Arial"/>
-          <w:sz w:val="18"/>
-          <w:szCs w:val="18"/>
+          <w:sz w:val="20"/>
+          <w:szCs w:val="20"/>
         </w:rPr>
       </w:pPr>
       <w:r>
@@ -4610,8 +4610,8 @@
         <w:jc w:val="left"/>
         <w:rPr>
           <w:rFonts w:ascii="Arial" w:hAnsi="Arial" w:cs="Arial"/>
-          <w:sz w:val="18"/>
-          <w:szCs w:val="18"/>
+          <w:sz w:val="20"/>
+          <w:szCs w:val="20"/>
         </w:rPr>
       </w:pPr>
       <w:r>
@@ -4684,8 +4684,8 @@
         <w:jc w:val="left"/>
         <w:rPr>
           <w:rFonts w:ascii="Arial" w:hAnsi="Arial" w:cs="Arial"/>
-          <w:sz w:val="18"/>
-          <w:szCs w:val="18"/>
+          <w:sz w:val="20"/>
+          <w:szCs w:val="20"/>
           <w:lang w:val="it-CH"/>
         </w:rPr>
       </w:pPr>
@@ -4716,8 +4716,8 @@
         <w:jc w:val="left"/>
         <w:rPr>
           <w:rFonts w:ascii="Arial" w:hAnsi="Arial" w:cs="Arial"/>
-          <w:sz w:val="18"/>
-          <w:szCs w:val="18"/>
+          <w:sz w:val="20"/>
+          <w:szCs w:val="20"/>
           <w:lang w:val="fr-FR"/>
         </w:rPr>
       </w:pPr>
@@ -4747,8 +4747,8 @@
         <w:jc w:val="left"/>
         <w:rPr>
           <w:rFonts w:ascii="Arial" w:hAnsi="Arial" w:cs="Arial"/>
-          <w:sz w:val="18"/>
-          <w:szCs w:val="18"/>
+          <w:sz w:val="20"/>
+          <w:szCs w:val="20"/>
           <w:lang w:val="fr-FR"/>
         </w:rPr>
       </w:pPr>
@@ -4823,8 +4823,8 @@
         <w:jc w:val="left"/>
         <w:rPr>
           <w:rFonts w:ascii="Arial" w:hAnsi="Arial" w:cs="Arial"/>
-          <w:sz w:val="18"/>
-          <w:szCs w:val="18"/>
+          <w:sz w:val="20"/>
+          <w:szCs w:val="20"/>
           <w:lang w:val="fr-FR"/>
         </w:rPr>
       </w:pPr>
@@ -4855,8 +4855,8 @@
         <w:jc w:val="left"/>
         <w:rPr>
           <w:rFonts w:ascii="Arial" w:hAnsi="Arial" w:cs="Arial"/>
-          <w:sz w:val="18"/>
-          <w:szCs w:val="18"/>
+          <w:sz w:val="20"/>
+          <w:szCs w:val="20"/>
           <w:lang w:val="it-IT"/>
         </w:rPr>
       </w:pPr>
@@ -4886,8 +4886,8 @@
         <w:jc w:val="left"/>
         <w:rPr>
           <w:rFonts w:ascii="Arial" w:hAnsi="Arial" w:cs="Arial"/>
-          <w:sz w:val="18"/>
-          <w:szCs w:val="18"/>
+          <w:sz w:val="20"/>
+          <w:szCs w:val="20"/>
           <w:lang w:val="nl-NL"/>
         </w:rPr>
       </w:pPr>
@@ -4962,8 +4962,8 @@
         <w:jc w:val="left"/>
         <w:rPr>
           <w:rFonts w:ascii="Arial" w:hAnsi="Arial" w:cs="Arial"/>
-          <w:sz w:val="18"/>
-          <w:szCs w:val="18"/>
+          <w:sz w:val="20"/>
+          <w:szCs w:val="20"/>
           <w:lang w:val="it-CH"/>
         </w:rPr>
       </w:pPr>
@@ -4994,8 +4994,8 @@
         <w:jc w:val="left"/>
         <w:rPr>
           <w:rFonts w:ascii="Arial" w:hAnsi="Arial" w:cs="Arial"/>
-          <w:sz w:val="18"/>
-          <w:szCs w:val="18"/>
+          <w:sz w:val="20"/>
+          <w:szCs w:val="20"/>
           <w:lang w:val="fr-FR"/>
         </w:rPr>
       </w:pPr>
@@ -5025,8 +5025,8 @@
         <w:jc w:val="left"/>
         <w:rPr>
           <w:rFonts w:ascii="Arial" w:hAnsi="Arial" w:cs="Arial"/>
-          <w:sz w:val="18"/>
-          <w:szCs w:val="18"/>
+          <w:sz w:val="20"/>
+          <w:szCs w:val="20"/>
           <w:lang w:val="it-CH"/>
         </w:rPr>
       </w:pPr>
@@ -5101,8 +5101,8 @@
         <w:jc w:val="left"/>
         <w:rPr>
           <w:rFonts w:ascii="Arial" w:hAnsi="Arial" w:cs="Arial"/>
-          <w:sz w:val="18"/>
-          <w:szCs w:val="18"/>
+          <w:sz w:val="20"/>
+          <w:szCs w:val="20"/>
         </w:rPr>
       </w:pPr>
       <w:r>
@@ -5132,8 +5132,8 @@
         <w:jc w:val="left"/>
         <w:rPr>
           <w:rFonts w:ascii="Arial" w:hAnsi="Arial" w:cs="Arial"/>
-          <w:sz w:val="18"/>
-          <w:szCs w:val="18"/>
+          <w:sz w:val="20"/>
+          <w:szCs w:val="20"/>
           <w:lang w:val="fr-FR"/>
         </w:rPr>
       </w:pPr>
@@ -5163,8 +5163,8 @@
         <w:jc w:val="left"/>
         <w:rPr>
           <w:rFonts w:ascii="Arial" w:hAnsi="Arial" w:cs="Arial"/>
-          <w:sz w:val="18"/>
-          <w:szCs w:val="18"/>
+          <w:sz w:val="20"/>
+          <w:szCs w:val="20"/>
           <w:lang w:val="it-CH"/>
         </w:rPr>
       </w:pPr>
@@ -5239,8 +5239,8 @@
         <w:jc w:val="left"/>
         <w:rPr>
           <w:rFonts w:ascii="Arial" w:hAnsi="Arial" w:cs="Arial"/>
-          <w:sz w:val="18"/>
-          <w:szCs w:val="18"/>
+          <w:sz w:val="20"/>
+          <w:szCs w:val="20"/>
           <w:lang w:val="fr-FR"/>
         </w:rPr>
       </w:pPr>
@@ -5271,8 +5271,8 @@
         <w:jc w:val="left"/>
         <w:rPr>
           <w:rFonts w:ascii="Arial" w:hAnsi="Arial" w:cs="Arial"/>
-          <w:sz w:val="18"/>
-          <w:szCs w:val="18"/>
+          <w:sz w:val="20"/>
+          <w:szCs w:val="20"/>
           <w:lang w:val="fr-FR"/>
         </w:rPr>
       </w:pPr>
@@ -5302,8 +5302,8 @@
         <w:jc w:val="left"/>
         <w:rPr>
           <w:rFonts w:ascii="Arial" w:hAnsi="Arial" w:cs="Arial"/>
-          <w:sz w:val="18"/>
-          <w:szCs w:val="18"/>
+          <w:sz w:val="20"/>
+          <w:szCs w:val="20"/>
           <w:lang w:val="fr-FR"/>
         </w:rPr>
       </w:pPr>
@@ -5393,8 +5393,8 @@
         <w:jc w:val="left"/>
         <w:rPr>
           <w:rFonts w:ascii="Arial" w:hAnsi="Arial" w:cs="Arial"/>
-          <w:sz w:val="18"/>
-          <w:szCs w:val="18"/>
+          <w:sz w:val="20"/>
+          <w:szCs w:val="20"/>
           <w:lang w:val="fr-FR"/>
         </w:rPr>
       </w:pPr>
@@ -5425,8 +5425,8 @@
         <w:jc w:val="left"/>
         <w:rPr>
           <w:rFonts w:ascii="Arial" w:hAnsi="Arial" w:cs="Arial"/>
-          <w:sz w:val="18"/>
-          <w:szCs w:val="18"/>
+          <w:sz w:val="20"/>
+          <w:szCs w:val="20"/>
           <w:lang w:val="fr-FR"/>
         </w:rPr>
       </w:pPr>

--- a/packages/document-engine/templates/5.1_test_hiring.docx
+++ b/packages/document-engine/templates/5.1_test_hiring.docx
@@ -5,30 +5,35 @@
     <w:p>
       <w:pPr>
         <w:pStyle w:val="Normal"/>
-        <w:keepNext w:val="false"/>
+        <w:keepNext w:val="true"/>
+        <w:pageBreakBefore w:val="false"/>
         <w:widowControl/>
-        <w:spacing w:before="0" w:after="240"/>
-        <w:ind w:hanging="0"/>
+        <w:bidi w:val="0"/>
+        <w:spacing w:before="0" w:after="0"/>
+        <w:ind w:hanging="0" w:left="0"/>
         <w:jc w:val="center"/>
         <w:rPr>
-          <w:rFonts w:ascii="Arial" w:hAnsi="Arial" w:cs="Arial"/>
+          <w:rFonts w:eastAsia="Arial" w:cs="Arial" w:ascii="Arial" w:hAnsi="Arial"/>
           <w:b/>
-          <w:bCs/>
-          <w:sz w:val="18"/>
-          <w:szCs w:val="18"/>
-          <w:lang w:val="it-IT"/>
+          <w:i w:val="false"/>
+          <w:color w:val="auto"/>
+          <w:spacing w:val="0"/>
+          <w:w w:val="100"/>
+          <w:sz w:val="24"/>
+          <w:szCs w:val="24"/>
+          <w:lang w:val="ro-RO"/>
         </w:rPr>
       </w:pPr>
       <w:r>
         <w:rPr>
           <w:rFonts w:eastAsia="Arial" w:cs="Arial" w:ascii="Arial" w:hAnsi="Arial"/>
           <w:b/>
-          <w:bCs/>
+          <w:i w:val="false"/>
           <w:color w:val="auto"/>
           <w:spacing w:val="0"/>
           <w:w w:val="100"/>
           <w:sz w:val="24"/>
-          <w:szCs w:val="20"/>
+          <w:szCs w:val="24"/>
           <w:lang w:val="ro-RO"/>
         </w:rPr>
         <w:t xml:space="preserve">TESTARE DE VERIFICARE A CUNOȘTINȚELOR PRIVIND SECURITATEA ȘI SĂNĂTATEA ÎN MUNCĂ (ANGAJARE / REINSTRUIRE)</w:t>
@@ -38,23 +43,16 @@
       <w:pPr>
         <w:pStyle w:val="Normal"/>
         <w:keepNext w:val="true"/>
+        <w:pageBreakBefore w:val="false"/>
         <w:widowControl/>
-        <w:spacing w:before="120" w:after="40"/>
-        <w:ind w:hanging="0"/>
-        <w:jc w:val="left"/>
-        <w:rPr>
-          <w:rFonts w:ascii="Arial" w:hAnsi="Arial" w:cs="Arial"/>
-          <w:b/>
-          <w:sz w:val="18"/>
-          <w:szCs w:val="18"/>
-          <w:lang w:val="it-IT"/>
-        </w:rPr>
-      </w:pPr>
-      <w:r>
+        <w:bidi w:val="0"/>
+        <w:spacing w:before="0" w:after="0"/>
+        <w:ind w:hanging="0" w:left="0"/>
+        <w:jc w:val="center"/>
         <w:rPr>
           <w:rFonts w:eastAsia="Arial" w:cs="Arial" w:ascii="Arial" w:hAnsi="Arial"/>
-          <w:b/>
-          <w:bCs/>
+          <w:b w:val="false"/>
+          <w:i/>
           <w:color w:val="auto"/>
           <w:spacing w:val="0"/>
           <w:w w:val="100"/>
@@ -62,12 +60,12 @@
           <w:szCs w:val="20"/>
           <w:lang w:val="ro-RO"/>
         </w:rPr>
-        <w:t>1.</w:t>
-      </w:r>
+      </w:pPr>
       <w:r>
         <w:rPr>
           <w:rFonts w:eastAsia="Arial" w:cs="Arial" w:ascii="Arial" w:hAnsi="Arial"/>
-          <w:b/>
+          <w:b w:val="false"/>
+          <w:i/>
           <w:color w:val="auto"/>
           <w:spacing w:val="0"/>
           <w:w w:val="100"/>
@@ -75,30 +73,23 @@
           <w:szCs w:val="20"/>
           <w:lang w:val="ro-RO"/>
         </w:rPr>
-        <w:t xml:space="preserve"> Care este legea în vigoare care reglementează securitatea și sănătatea în muncă în România?</w:t>
+        <w:t xml:space="preserve">La fiecare întrebare pot fi corecte unul sau mai multe răspunsuri.</w:t>
       </w:r>
     </w:p>
     <w:p>
       <w:pPr>
         <w:pStyle w:val="Normal"/>
-        <w:keepNext w:val="true"/>
-        <w:keepLines w:val="true"/>
+        <w:keepNext w:val="false"/>
+        <w:pageBreakBefore w:val="false"/>
         <w:widowControl/>
-        <w:numPr>
-          <w:ilvl w:val="0"/>
-          <w:numId w:val="12"/>
-        </w:numPr>
-        <w:spacing w:before="0" w:after="40"/>
+        <w:bidi w:val="0"/>
+        <w:spacing w:before="0" w:after="0"/>
+        <w:ind w:hanging="0" w:left="0"/>
         <w:jc w:val="left"/>
         <w:rPr>
-          <w:rFonts w:ascii="Arial" w:hAnsi="Arial" w:cs="Arial"/>
-          <w:sz w:val="20"/>
-          <w:szCs w:val="20"/>
-        </w:rPr>
-      </w:pPr>
-      <w:r>
-        <w:rPr>
           <w:rFonts w:eastAsia="Arial" w:cs="Arial" w:ascii="Arial" w:hAnsi="Arial"/>
+          <w:b w:val="false"/>
+          <w:i w:val="false"/>
           <w:color w:val="auto"/>
           <w:spacing w:val="0"/>
           <w:w w:val="100"/>
@@ -106,30 +97,12 @@
           <w:szCs w:val="20"/>
           <w:lang w:val="ro-RO"/>
         </w:rPr>
-        <w:t xml:space="preserve">Legea 90/2002;</w:t>
-      </w:r>
-    </w:p>
-    <w:p>
-      <w:pPr>
-        <w:pStyle w:val="Normal"/>
-        <w:keepNext w:val="true"/>
-        <w:keepLines w:val="true"/>
-        <w:widowControl/>
-        <w:numPr>
-          <w:ilvl w:val="0"/>
-          <w:numId w:val="3"/>
-        </w:numPr>
-        <w:spacing w:before="0" w:after="40"/>
-        <w:jc w:val="left"/>
-        <w:rPr>
-          <w:rFonts w:ascii="Arial" w:hAnsi="Arial" w:cs="Arial"/>
-          <w:sz w:val="20"/>
-          <w:szCs w:val="20"/>
-        </w:rPr>
       </w:pPr>
       <w:r>
         <w:rPr>
           <w:rFonts w:eastAsia="Arial" w:cs="Arial" w:ascii="Arial" w:hAnsi="Arial"/>
+          <w:b w:val="false"/>
+          <w:i w:val="false"/>
           <w:color w:val="auto"/>
           <w:spacing w:val="0"/>
           <w:w w:val="100"/>
@@ -137,29 +110,23 @@
           <w:szCs w:val="20"/>
           <w:lang w:val="ro-RO"/>
         </w:rPr>
-        <w:t xml:space="preserve">Legea 319/2006;</w:t>
+        <w:t xml:space="preserve">{{#questions}}</w:t>
       </w:r>
     </w:p>
     <w:p>
       <w:pPr>
         <w:pStyle w:val="Normal"/>
-        <w:keepLines w:val="true"/>
+        <w:keepNext w:val="true"/>
+        <w:pageBreakBefore w:val="false"/>
         <w:widowControl/>
-        <w:numPr>
-          <w:ilvl w:val="0"/>
-          <w:numId w:val="3"/>
-        </w:numPr>
-        <w:spacing w:before="0" w:after="120"/>
+        <w:bidi w:val="0"/>
+        <w:spacing w:before="120" w:after="40"/>
+        <w:ind w:hanging="0" w:left="0"/>
         <w:jc w:val="left"/>
         <w:rPr>
-          <w:rFonts w:ascii="Arial" w:hAnsi="Arial" w:cs="Arial"/>
-          <w:sz w:val="20"/>
-          <w:szCs w:val="20"/>
-        </w:rPr>
-      </w:pPr>
-      <w:r>
-        <w:rPr>
           <w:rFonts w:eastAsia="Arial" w:cs="Arial" w:ascii="Arial" w:hAnsi="Arial"/>
+          <w:b/>
+          <w:i w:val="false"/>
           <w:color w:val="auto"/>
           <w:spacing w:val="0"/>
           <w:w w:val="100"/>
@@ -167,30 +134,12 @@
           <w:szCs w:val="20"/>
           <w:lang w:val="ro-RO"/>
         </w:rPr>
-        <w:t xml:space="preserve">Legea 126/1995.</w:t>
-      </w:r>
-    </w:p>
-    <w:p>
-      <w:pPr>
-        <w:pStyle w:val="Normal"/>
-        <w:keepNext w:val="true"/>
-        <w:widowControl/>
-        <w:spacing w:before="120" w:after="40"/>
-        <w:ind w:hanging="0"/>
-        <w:jc w:val="left"/>
-        <w:rPr>
-          <w:rFonts w:ascii="Arial" w:hAnsi="Arial" w:cs="Arial"/>
-          <w:b/>
-          <w:sz w:val="18"/>
-          <w:szCs w:val="18"/>
-          <w:lang w:val="it-IT"/>
-        </w:rPr>
       </w:pPr>
       <w:r>
         <w:rPr>
           <w:rFonts w:eastAsia="Arial" w:cs="Arial" w:ascii="Arial" w:hAnsi="Arial"/>
           <w:b/>
-          <w:bCs/>
+          <w:i w:val="false"/>
           <w:color w:val="auto"/>
           <w:spacing w:val="0"/>
           <w:w w:val="100"/>
@@ -198,12 +147,23 @@
           <w:szCs w:val="20"/>
           <w:lang w:val="ro-RO"/>
         </w:rPr>
-        <w:t xml:space="preserve">2.</w:t>
+        <w:t xml:space="preserve">{{number}}. {{text}}</w:t>
       </w:r>
-      <w:r>
+    </w:p>
+    <w:p>
+      <w:pPr>
+        <w:pStyle w:val="Normal"/>
+        <w:keepNext w:val="false"/>
+        <w:pageBreakBefore w:val="false"/>
+        <w:widowControl/>
+        <w:bidi w:val="0"/>
+        <w:spacing w:before="0" w:after="0"/>
+        <w:ind w:hanging="0" w:left="0"/>
+        <w:jc w:val="left"/>
         <w:rPr>
           <w:rFonts w:eastAsia="Arial" w:cs="Arial" w:ascii="Arial" w:hAnsi="Arial"/>
-          <w:b/>
+          <w:b w:val="false"/>
+          <w:i w:val="false"/>
           <w:color w:val="auto"/>
           <w:spacing w:val="0"/>
           <w:w w:val="100"/>
@@ -211,31 +171,12 @@
           <w:szCs w:val="20"/>
           <w:lang w:val="ro-RO"/>
         </w:rPr>
-        <w:t xml:space="preserve"> În sensul Legii securității și sănătății în muncă (Legea 319/2006), accidentul de muncă este definit prin următoarele elemente:</w:t>
-      </w:r>
-    </w:p>
-    <w:p>
-      <w:pPr>
-        <w:pStyle w:val="Normal"/>
-        <w:keepNext w:val="true"/>
-        <w:keepLines w:val="true"/>
-        <w:widowControl/>
-        <w:numPr>
-          <w:ilvl w:val="0"/>
-          <w:numId w:val="13"/>
-        </w:numPr>
-        <w:spacing w:before="0" w:after="40"/>
-        <w:jc w:val="left"/>
-        <w:rPr>
-          <w:rFonts w:ascii="Arial" w:hAnsi="Arial" w:cs="Arial"/>
-          <w:sz w:val="20"/>
-          <w:szCs w:val="20"/>
-          <w:lang w:val="it-IT"/>
-        </w:rPr>
       </w:pPr>
       <w:r>
         <w:rPr>
           <w:rFonts w:eastAsia="Arial" w:cs="Arial" w:ascii="Arial" w:hAnsi="Arial"/>
+          <w:b w:val="false"/>
+          <w:i w:val="false"/>
           <w:color w:val="auto"/>
           <w:spacing w:val="0"/>
           <w:w w:val="100"/>
@@ -243,30 +184,23 @@
           <w:szCs w:val="20"/>
           <w:lang w:val="ro-RO"/>
         </w:rPr>
-        <w:t>vătămarea violentă a organismului, precum și intoxicația acută profesională, care au loc în timpul procesului de muncă sau în îndeplinirea îndatoririlor de serviciu și care provoacă incapacitate temporară de muncă de cel puțin 3 zile calendaristice, invaliditate ori deces;</w:t>
+        <w:t xml:space="preserve">{{#options}}</w:t>
       </w:r>
     </w:p>
     <w:p>
       <w:pPr>
         <w:pStyle w:val="Normal"/>
-        <w:keepNext w:val="true"/>
-        <w:keepLines w:val="true"/>
+        <w:keepNext w:val="false"/>
+        <w:pageBreakBefore w:val="false"/>
         <w:widowControl/>
-        <w:numPr>
-          <w:ilvl w:val="0"/>
-          <w:numId w:val="2"/>
-        </w:numPr>
-        <w:spacing w:before="0" w:after="40"/>
+        <w:bidi w:val="0"/>
+        <w:spacing w:before="0" w:after="0"/>
+        <w:ind w:hanging="0" w:left="0"/>
         <w:jc w:val="left"/>
         <w:rPr>
-          <w:rFonts w:ascii="Arial" w:hAnsi="Arial" w:cs="Arial"/>
-          <w:sz w:val="20"/>
-          <w:szCs w:val="20"/>
-        </w:rPr>
-      </w:pPr>
-      <w:r>
-        <w:rPr>
           <w:rFonts w:eastAsia="Arial" w:cs="Arial" w:ascii="Arial" w:hAnsi="Arial"/>
+          <w:b w:val="false"/>
+          <w:i w:val="false"/>
           <w:color w:val="auto"/>
           <w:spacing w:val="0"/>
           <w:w w:val="100"/>
@@ -274,30 +208,12 @@
           <w:szCs w:val="20"/>
           <w:lang w:val="ro-RO"/>
         </w:rPr>
-        <w:t>locul, momentul producerii, gravitatea;</w:t>
-      </w:r>
-    </w:p>
-    <w:p>
-      <w:pPr>
-        <w:pStyle w:val="Normal"/>
-        <w:keepLines w:val="true"/>
-        <w:widowControl/>
-        <w:numPr>
-          <w:ilvl w:val="0"/>
-          <w:numId w:val="2"/>
-        </w:numPr>
-        <w:spacing w:before="0" w:after="120"/>
-        <w:jc w:val="left"/>
-        <w:rPr>
-          <w:rFonts w:ascii="Arial" w:hAnsi="Arial" w:cs="Arial"/>
-          <w:sz w:val="20"/>
-          <w:szCs w:val="20"/>
-          <w:lang w:val="it-IT"/>
-        </w:rPr>
       </w:pPr>
       <w:r>
         <w:rPr>
           <w:rFonts w:eastAsia="Arial" w:cs="Arial" w:ascii="Arial" w:hAnsi="Arial"/>
+          <w:b w:val="false"/>
+          <w:i w:val="false"/>
           <w:color w:val="auto"/>
           <w:spacing w:val="0"/>
           <w:w w:val="100"/>
@@ -305,30 +221,23 @@
           <w:szCs w:val="20"/>
           <w:lang w:val="ro-RO"/>
         </w:rPr>
-        <w:t>vătămarea, locul, momentul producerii și calitatea victimei.</w:t>
+        <w:t xml:space="preserve">{{^$last}}</w:t>
       </w:r>
     </w:p>
     <w:p>
       <w:pPr>
         <w:pStyle w:val="Normal"/>
         <w:keepNext w:val="true"/>
+        <w:pageBreakBefore w:val="false"/>
         <w:widowControl/>
-        <w:spacing w:before="120" w:after="40"/>
-        <w:ind w:hanging="0"/>
+        <w:bidi w:val="0"/>
+        <w:spacing w:before="0" w:after="40"/>
+        <w:ind w:hanging="360" w:left="720"/>
         <w:jc w:val="left"/>
         <w:rPr>
-          <w:rFonts w:ascii="Arial" w:hAnsi="Arial" w:cs="Arial"/>
-          <w:b/>
-          <w:sz w:val="18"/>
-          <w:szCs w:val="18"/>
-          <w:lang w:val="fr-FR"/>
-        </w:rPr>
-      </w:pPr>
-      <w:r>
-        <w:rPr>
           <w:rFonts w:eastAsia="Arial" w:cs="Arial" w:ascii="Arial" w:hAnsi="Arial"/>
-          <w:b/>
-          <w:bCs/>
+          <w:b w:val="false"/>
+          <w:i w:val="false"/>
           <w:color w:val="auto"/>
           <w:spacing w:val="0"/>
           <w:w w:val="100"/>
@@ -336,12 +245,12 @@
           <w:szCs w:val="20"/>
           <w:lang w:val="ro-RO"/>
         </w:rPr>
-        <w:t>3.</w:t>
-      </w:r>
+      </w:pPr>
       <w:r>
         <w:rPr>
           <w:rFonts w:eastAsia="Arial" w:cs="Arial" w:ascii="Arial" w:hAnsi="Arial"/>
           <w:b/>
+          <w:i w:val="false"/>
           <w:color w:val="auto"/>
           <w:spacing w:val="0"/>
           <w:w w:val="100"/>
@@ -349,31 +258,13 @@
           <w:szCs w:val="20"/>
           <w:lang w:val="ro-RO"/>
         </w:rPr>
-        <w:t xml:space="preserve"> Purtarea echipamentului de protecție acolo unde acesta a fost distribuit este obligatorie sau rămâne la latitudinea dumneavoastră utilizarea lui?</w:t>
+        <w:t xml:space="preserve">{{letter}})</w:t>
       </w:r>
-    </w:p>
-    <w:p>
-      <w:pPr>
-        <w:pStyle w:val="Normal"/>
-        <w:keepNext w:val="true"/>
-        <w:keepLines w:val="true"/>
-        <w:widowControl/>
-        <w:numPr>
-          <w:ilvl w:val="0"/>
-          <w:numId w:val="14"/>
-        </w:numPr>
-        <w:spacing w:before="0" w:after="40"/>
-        <w:jc w:val="left"/>
-        <w:rPr>
-          <w:rFonts w:ascii="Arial" w:hAnsi="Arial" w:cs="Arial"/>
-          <w:sz w:val="20"/>
-          <w:szCs w:val="20"/>
-          <w:lang w:val="es-ES_tradnl"/>
-        </w:rPr>
-      </w:pPr>
       <w:r>
         <w:rPr>
           <w:rFonts w:eastAsia="Arial" w:cs="Arial" w:ascii="Arial" w:hAnsi="Arial"/>
+          <w:b w:val="false"/>
+          <w:i w:val="false"/>
           <w:color w:val="auto"/>
           <w:spacing w:val="0"/>
           <w:w w:val="100"/>
@@ -381,31 +272,24 @@
           <w:szCs w:val="20"/>
           <w:lang w:val="ro-RO"/>
         </w:rPr>
-        <w:t>este obligatorie purtarea echipamentului de protecție;</w:t>
+        <w:tab/>
+        <w:t xml:space="preserve">{{text}}</w:t>
       </w:r>
     </w:p>
     <w:p>
       <w:pPr>
         <w:pStyle w:val="Normal"/>
-        <w:keepNext w:val="true"/>
-        <w:keepLines w:val="true"/>
+        <w:keepNext w:val="false"/>
+        <w:pageBreakBefore w:val="false"/>
         <w:widowControl/>
-        <w:numPr>
-          <w:ilvl w:val="0"/>
-          <w:numId w:val="5"/>
-        </w:numPr>
-        <w:spacing w:before="0" w:after="40"/>
+        <w:bidi w:val="0"/>
+        <w:spacing w:before="0" w:after="0"/>
+        <w:ind w:hanging="0" w:left="0"/>
         <w:jc w:val="left"/>
         <w:rPr>
-          <w:rFonts w:ascii="Arial" w:hAnsi="Arial" w:cs="Arial"/>
-          <w:sz w:val="20"/>
-          <w:szCs w:val="20"/>
-          <w:lang w:val="fr-FR"/>
-        </w:rPr>
-      </w:pPr>
-      <w:r>
-        <w:rPr>
           <w:rFonts w:eastAsia="Arial" w:cs="Arial" w:ascii="Arial" w:hAnsi="Arial"/>
+          <w:b w:val="false"/>
+          <w:i w:val="false"/>
           <w:color w:val="auto"/>
           <w:spacing w:val="0"/>
           <w:w w:val="100"/>
@@ -413,30 +297,12 @@
           <w:szCs w:val="20"/>
           <w:lang w:val="ro-RO"/>
         </w:rPr>
-        <w:t>nu este obligatorie;</w:t>
-      </w:r>
-    </w:p>
-    <w:p>
-      <w:pPr>
-        <w:pStyle w:val="Normal"/>
-        <w:keepLines w:val="true"/>
-        <w:widowControl/>
-        <w:numPr>
-          <w:ilvl w:val="0"/>
-          <w:numId w:val="5"/>
-        </w:numPr>
-        <w:spacing w:before="0" w:after="120"/>
-        <w:jc w:val="left"/>
-        <w:rPr>
-          <w:rFonts w:ascii="Arial" w:hAnsi="Arial" w:cs="Arial"/>
-          <w:sz w:val="20"/>
-          <w:szCs w:val="20"/>
-          <w:lang w:val="it-CH"/>
-        </w:rPr>
       </w:pPr>
       <w:r>
         <w:rPr>
           <w:rFonts w:eastAsia="Arial" w:cs="Arial" w:ascii="Arial" w:hAnsi="Arial"/>
+          <w:b w:val="false"/>
+          <w:i w:val="false"/>
           <w:color w:val="auto"/>
           <w:spacing w:val="0"/>
           <w:w w:val="100"/>
@@ -444,30 +310,23 @@
           <w:szCs w:val="20"/>
           <w:lang w:val="ro-RO"/>
         </w:rPr>
-        <w:t>numai atunci când considerăm noi că este cazul.</w:t>
+        <w:t xml:space="preserve">{{/$last}}</w:t>
       </w:r>
     </w:p>
     <w:p>
       <w:pPr>
         <w:pStyle w:val="Normal"/>
-        <w:keepNext w:val="true"/>
+        <w:keepNext w:val="false"/>
+        <w:pageBreakBefore w:val="false"/>
         <w:widowControl/>
-        <w:spacing w:before="120" w:after="40"/>
-        <w:ind w:hanging="0"/>
+        <w:bidi w:val="0"/>
+        <w:spacing w:before="0" w:after="0"/>
+        <w:ind w:hanging="0" w:left="0"/>
         <w:jc w:val="left"/>
         <w:rPr>
-          <w:rFonts w:ascii="Arial" w:hAnsi="Arial" w:cs="Arial"/>
-          <w:b/>
-          <w:sz w:val="18"/>
-          <w:szCs w:val="18"/>
-          <w:lang w:val="fr-FR"/>
-        </w:rPr>
-      </w:pPr>
-      <w:r>
-        <w:rPr>
           <w:rFonts w:eastAsia="Arial" w:cs="Arial" w:ascii="Arial" w:hAnsi="Arial"/>
-          <w:b/>
-          <w:bCs/>
+          <w:b w:val="false"/>
+          <w:i w:val="false"/>
           <w:color w:val="auto"/>
           <w:spacing w:val="0"/>
           <w:w w:val="100"/>
@@ -475,12 +334,12 @@
           <w:szCs w:val="20"/>
           <w:lang w:val="ro-RO"/>
         </w:rPr>
-        <w:t>4.</w:t>
-      </w:r>
+      </w:pPr>
       <w:r>
         <w:rPr>
           <w:rFonts w:eastAsia="Arial" w:cs="Arial" w:ascii="Arial" w:hAnsi="Arial"/>
-          <w:b/>
+          <w:b w:val="false"/>
+          <w:i w:val="false"/>
           <w:color w:val="auto"/>
           <w:spacing w:val="0"/>
           <w:w w:val="100"/>
@@ -488,30 +347,23 @@
           <w:szCs w:val="20"/>
           <w:lang w:val="ro-RO"/>
         </w:rPr>
-        <w:t xml:space="preserve"> Cum se numește accidentul produs pe traseul normal dintre domiciliu și locul de muncă?</w:t>
+        <w:t xml:space="preserve">{{#$last}}</w:t>
       </w:r>
     </w:p>
     <w:p>
       <w:pPr>
         <w:pStyle w:val="Normal"/>
-        <w:keepNext w:val="true"/>
-        <w:keepLines w:val="true"/>
+        <w:keepNext w:val="false"/>
+        <w:pageBreakBefore w:val="false"/>
         <w:widowControl/>
-        <w:numPr>
-          <w:ilvl w:val="0"/>
-          <w:numId w:val="15"/>
-        </w:numPr>
-        <w:spacing w:before="0" w:after="40"/>
+        <w:bidi w:val="0"/>
+        <w:spacing w:before="0" w:after="120"/>
+        <w:ind w:hanging="360" w:left="720"/>
         <w:jc w:val="left"/>
         <w:rPr>
-          <w:rFonts w:ascii="Arial" w:hAnsi="Arial" w:cs="Arial"/>
-          <w:sz w:val="20"/>
-          <w:szCs w:val="20"/>
-        </w:rPr>
-      </w:pPr>
-      <w:r>
-        <w:rPr>
           <w:rFonts w:eastAsia="Arial" w:cs="Arial" w:ascii="Arial" w:hAnsi="Arial"/>
+          <w:b w:val="false"/>
+          <w:i w:val="false"/>
           <w:color w:val="auto"/>
           <w:spacing w:val="0"/>
           <w:w w:val="100"/>
@@ -519,30 +371,12 @@
           <w:szCs w:val="20"/>
           <w:lang w:val="ro-RO"/>
         </w:rPr>
-        <w:t>Accident de circulație;</w:t>
-      </w:r>
-    </w:p>
-    <w:p>
-      <w:pPr>
-        <w:pStyle w:val="Normal"/>
-        <w:keepNext w:val="true"/>
-        <w:keepLines w:val="true"/>
-        <w:widowControl/>
-        <w:numPr>
-          <w:ilvl w:val="0"/>
-          <w:numId w:val="10"/>
-        </w:numPr>
-        <w:spacing w:before="0" w:after="40"/>
-        <w:jc w:val="left"/>
-        <w:rPr>
-          <w:rFonts w:ascii="Arial" w:hAnsi="Arial" w:cs="Arial"/>
-          <w:sz w:val="20"/>
-          <w:szCs w:val="20"/>
-        </w:rPr>
       </w:pPr>
       <w:r>
         <w:rPr>
           <w:rFonts w:eastAsia="Arial" w:cs="Arial" w:ascii="Arial" w:hAnsi="Arial"/>
+          <w:b/>
+          <w:i w:val="false"/>
           <w:color w:val="auto"/>
           <w:spacing w:val="0"/>
           <w:w w:val="100"/>
@@ -550,29 +384,13 @@
           <w:szCs w:val="20"/>
           <w:lang w:val="ro-RO"/>
         </w:rPr>
-        <w:t>Accident de muncă;</w:t>
+        <w:t xml:space="preserve">{{letter}})</w:t>
       </w:r>
-    </w:p>
-    <w:p>
-      <w:pPr>
-        <w:pStyle w:val="Normal"/>
-        <w:keepLines w:val="true"/>
-        <w:widowControl/>
-        <w:numPr>
-          <w:ilvl w:val="0"/>
-          <w:numId w:val="10"/>
-        </w:numPr>
-        <w:spacing w:before="0" w:after="120"/>
-        <w:jc w:val="left"/>
-        <w:rPr>
-          <w:rFonts w:ascii="Arial" w:hAnsi="Arial" w:cs="Arial"/>
-          <w:sz w:val="20"/>
-          <w:szCs w:val="20"/>
-        </w:rPr>
-      </w:pPr>
       <w:r>
         <w:rPr>
           <w:rFonts w:eastAsia="Arial" w:cs="Arial" w:ascii="Arial" w:hAnsi="Arial"/>
+          <w:b w:val="false"/>
+          <w:i w:val="false"/>
           <w:color w:val="auto"/>
           <w:spacing w:val="0"/>
           <w:w w:val="100"/>
@@ -580,29 +398,24 @@
           <w:szCs w:val="20"/>
           <w:lang w:val="ro-RO"/>
         </w:rPr>
-        <w:t>Accident de traseu.</w:t>
+        <w:tab/>
+        <w:t xml:space="preserve">{{text}}</w:t>
       </w:r>
     </w:p>
     <w:p>
       <w:pPr>
         <w:pStyle w:val="Normal"/>
-        <w:keepNext w:val="true"/>
+        <w:keepNext w:val="false"/>
+        <w:pageBreakBefore w:val="false"/>
         <w:widowControl/>
-        <w:spacing w:before="120" w:after="40"/>
-        <w:ind w:hanging="0"/>
+        <w:bidi w:val="0"/>
+        <w:spacing w:before="0" w:after="0"/>
+        <w:ind w:hanging="0" w:left="0"/>
         <w:jc w:val="left"/>
         <w:rPr>
-          <w:rFonts w:ascii="Arial" w:hAnsi="Arial" w:cs="Arial"/>
-          <w:b/>
-          <w:sz w:val="18"/>
-          <w:szCs w:val="18"/>
-        </w:rPr>
-      </w:pPr>
-      <w:r>
-        <w:rPr>
           <w:rFonts w:eastAsia="Arial" w:cs="Arial" w:ascii="Arial" w:hAnsi="Arial"/>
-          <w:b/>
-          <w:bCs/>
+          <w:b w:val="false"/>
+          <w:i w:val="false"/>
           <w:color w:val="auto"/>
           <w:spacing w:val="0"/>
           <w:w w:val="100"/>
@@ -610,12 +423,12 @@
           <w:szCs w:val="20"/>
           <w:lang w:val="ro-RO"/>
         </w:rPr>
-        <w:t xml:space="preserve">5. </w:t>
-      </w:r>
+      </w:pPr>
       <w:r>
         <w:rPr>
           <w:rFonts w:eastAsia="Arial" w:cs="Arial" w:ascii="Arial" w:hAnsi="Arial"/>
-          <w:b/>
+          <w:b w:val="false"/>
+          <w:i w:val="false"/>
           <w:color w:val="auto"/>
           <w:spacing w:val="0"/>
           <w:w w:val="100"/>
@@ -623,31 +436,23 @@
           <w:szCs w:val="20"/>
           <w:lang w:val="ro-RO"/>
         </w:rPr>
-        <w:t>În cazul producerii unui accident de muncă, suferit de propria persoană sau de alte persoane participante la procesul de muncă, cum trebuie să procedeze lucrătorul?</w:t>
+        <w:t xml:space="preserve">{{/$last}}</w:t>
       </w:r>
     </w:p>
     <w:p>
       <w:pPr>
         <w:pStyle w:val="Normal"/>
-        <w:keepNext w:val="true"/>
-        <w:keepLines w:val="true"/>
+        <w:keepNext w:val="false"/>
+        <w:pageBreakBefore w:val="false"/>
         <w:widowControl/>
-        <w:numPr>
-          <w:ilvl w:val="0"/>
-          <w:numId w:val="16"/>
-        </w:numPr>
-        <w:spacing w:before="0" w:after="40"/>
+        <w:bidi w:val="0"/>
+        <w:spacing w:before="0" w:after="0"/>
+        <w:ind w:hanging="0" w:left="0"/>
         <w:jc w:val="left"/>
         <w:rPr>
-          <w:rFonts w:ascii="Arial" w:hAnsi="Arial" w:cs="Arial"/>
-          <w:sz w:val="20"/>
-          <w:szCs w:val="20"/>
-          <w:lang w:val="it-CH"/>
-        </w:rPr>
-      </w:pPr>
-      <w:r>
-        <w:rPr>
           <w:rFonts w:eastAsia="Arial" w:cs="Arial" w:ascii="Arial" w:hAnsi="Arial"/>
+          <w:b w:val="false"/>
+          <w:i w:val="false"/>
           <w:color w:val="auto"/>
           <w:spacing w:val="0"/>
           <w:w w:val="100"/>
@@ -655,31 +460,12 @@
           <w:szCs w:val="20"/>
           <w:lang w:val="ro-RO"/>
         </w:rPr>
-        <w:t>să încerce să se trateze singur fără să mai știe cineva;</w:t>
-      </w:r>
-    </w:p>
-    <w:p>
-      <w:pPr>
-        <w:pStyle w:val="Normal"/>
-        <w:keepNext w:val="true"/>
-        <w:keepLines w:val="true"/>
-        <w:widowControl/>
-        <w:numPr>
-          <w:ilvl w:val="0"/>
-          <w:numId w:val="8"/>
-        </w:numPr>
-        <w:spacing w:before="0" w:after="40"/>
-        <w:jc w:val="left"/>
-        <w:rPr>
-          <w:rFonts w:ascii="Arial" w:hAnsi="Arial" w:cs="Arial"/>
-          <w:sz w:val="20"/>
-          <w:szCs w:val="20"/>
-          <w:lang w:val="fr-FR"/>
-        </w:rPr>
       </w:pPr>
       <w:r>
         <w:rPr>
           <w:rFonts w:eastAsia="Arial" w:cs="Arial" w:ascii="Arial" w:hAnsi="Arial"/>
+          <w:b w:val="false"/>
+          <w:i w:val="false"/>
           <w:color w:val="auto"/>
           <w:spacing w:val="0"/>
           <w:w w:val="100"/>
@@ -687,30 +473,23 @@
           <w:szCs w:val="20"/>
           <w:lang w:val="ro-RO"/>
         </w:rPr>
-        <w:t xml:space="preserve">să plece singur la spital sau policlinică;</w:t>
+        <w:t xml:space="preserve">{{/options}}</w:t>
       </w:r>
     </w:p>
     <w:p>
       <w:pPr>
         <w:pStyle w:val="Normal"/>
-        <w:keepLines w:val="true"/>
+        <w:keepNext w:val="false"/>
+        <w:pageBreakBefore w:val="false"/>
         <w:widowControl/>
-        <w:numPr>
-          <w:ilvl w:val="0"/>
-          <w:numId w:val="8"/>
-        </w:numPr>
-        <w:spacing w:before="0" w:after="120"/>
+        <w:bidi w:val="0"/>
+        <w:spacing w:before="0" w:after="0"/>
+        <w:ind w:hanging="0" w:left="0"/>
         <w:jc w:val="left"/>
         <w:rPr>
-          <w:rFonts w:ascii="Arial" w:hAnsi="Arial" w:cs="Arial"/>
-          <w:sz w:val="20"/>
-          <w:szCs w:val="20"/>
-          <w:lang w:val="fr-FR"/>
-        </w:rPr>
-      </w:pPr>
-      <w:r>
-        <w:rPr>
           <w:rFonts w:eastAsia="Arial" w:cs="Arial" w:ascii="Arial" w:hAnsi="Arial"/>
+          <w:b w:val="false"/>
+          <w:i w:val="false"/>
           <w:color w:val="auto"/>
           <w:spacing w:val="0"/>
           <w:w w:val="100"/>
@@ -718,30 +497,12 @@
           <w:szCs w:val="20"/>
           <w:lang w:val="ro-RO"/>
         </w:rPr>
-        <w:t xml:space="preserve">să anunțe imediat conducătorul locului de muncă, iar în cazul producerii unor accidente mortale sau colective să nu intervină neautorizat pentru modificarea stării de fapt.</w:t>
-      </w:r>
-    </w:p>
-    <w:p>
-      <w:pPr>
-        <w:pStyle w:val="Normal"/>
-        <w:keepNext w:val="true"/>
-        <w:widowControl/>
-        <w:spacing w:before="120" w:after="40"/>
-        <w:ind w:hanging="0"/>
-        <w:jc w:val="left"/>
-        <w:rPr>
-          <w:rFonts w:ascii="Arial" w:hAnsi="Arial" w:cs="Arial"/>
-          <w:b/>
-          <w:sz w:val="18"/>
-          <w:szCs w:val="18"/>
-          <w:lang w:val="it-CH"/>
-        </w:rPr>
       </w:pPr>
       <w:r>
         <w:rPr>
           <w:rFonts w:eastAsia="Arial" w:cs="Arial" w:ascii="Arial" w:hAnsi="Arial"/>
-          <w:b/>
-          <w:bCs/>
+          <w:b w:val="false"/>
+          <w:i w:val="false"/>
           <w:color w:val="auto"/>
           <w:spacing w:val="0"/>
           <w:w w:val="100"/>
@@ -749,1710 +510,27 @@
           <w:szCs w:val="20"/>
           <w:lang w:val="ro-RO"/>
         </w:rPr>
-        <w:t xml:space="preserve">6. </w:t>
-      </w:r>
-      <w:r>
-        <w:rPr>
-          <w:rFonts w:eastAsia="Arial" w:cs="Arial" w:ascii="Arial" w:hAnsi="Arial"/>
-          <w:b/>
-          <w:color w:val="auto"/>
-          <w:spacing w:val="0"/>
-          <w:w w:val="100"/>
-          <w:sz w:val="20"/>
-          <w:szCs w:val="20"/>
-          <w:lang w:val="ro-RO"/>
-        </w:rPr>
-        <w:t>Care trebuie să fie starea fizică și psihică a angajaților ce se prezintă la programul de lucru?</w:t>
+        <w:t xml:space="preserve">{{/questions}}</w:t>
       </w:r>
     </w:p>
     <w:p>
       <w:pPr>
-        <w:pStyle w:val="BodyText"/>
-        <w:keepNext w:val="true"/>
-        <w:keepLines w:val="true"/>
-        <w:widowControl/>
-        <w:numPr>
-          <w:ilvl w:val="0"/>
-          <w:numId w:val="17"/>
-        </w:numPr>
-        <w:spacing w:before="0" w:after="40"/>
-        <w:jc w:val="left"/>
-        <w:rPr>
-          <w:rFonts w:ascii="Arial" w:hAnsi="Arial" w:cs="Arial"/>
-          <w:sz w:val="20"/>
-          <w:szCs w:val="20"/>
-          <w:lang w:val="fr-FR"/>
-        </w:rPr>
-      </w:pPr>
-      <w:r>
-        <w:rPr>
-          <w:rFonts w:eastAsia="Arial" w:cs="Arial" w:ascii="Arial" w:hAnsi="Arial"/>
-          <w:color w:val="auto"/>
-          <w:spacing w:val="0"/>
-          <w:w w:val="100"/>
-          <w:sz w:val="20"/>
-          <w:szCs w:val="20"/>
-          <w:lang w:val="ro-RO"/>
-        </w:rPr>
-        <w:t>obosiți după o noapte nedormită;</w:t>
-      </w:r>
-    </w:p>
-    <w:p>
-      <w:pPr>
-        <w:pStyle w:val="BodyText"/>
-        <w:keepNext w:val="true"/>
-        <w:keepLines w:val="true"/>
-        <w:widowControl/>
-        <w:numPr>
-          <w:ilvl w:val="0"/>
-          <w:numId w:val="7"/>
-        </w:numPr>
-        <w:spacing w:before="0" w:after="40"/>
-        <w:jc w:val="left"/>
-        <w:rPr>
-          <w:rFonts w:ascii="Arial" w:hAnsi="Arial" w:cs="Arial"/>
-          <w:sz w:val="20"/>
-          <w:szCs w:val="20"/>
-          <w:lang w:val="it-IT"/>
-        </w:rPr>
-      </w:pPr>
-      <w:r>
-        <w:rPr>
-          <w:rFonts w:eastAsia="Arial" w:cs="Arial" w:ascii="Arial" w:hAnsi="Arial"/>
-          <w:color w:val="auto"/>
-          <w:spacing w:val="0"/>
-          <w:w w:val="100"/>
-          <w:sz w:val="20"/>
-          <w:szCs w:val="20"/>
-          <w:lang w:val="ro-RO"/>
-        </w:rPr>
-        <w:t>într-o stare fizică și psihică corespunzătoare;</w:t>
-      </w:r>
-    </w:p>
-    <w:p>
-      <w:pPr>
-        <w:pStyle w:val="BodyText"/>
-        <w:keepLines w:val="true"/>
-        <w:widowControl/>
-        <w:numPr>
-          <w:ilvl w:val="0"/>
-          <w:numId w:val="7"/>
-        </w:numPr>
-        <w:spacing w:before="0" w:after="120"/>
-        <w:jc w:val="left"/>
-        <w:rPr>
-          <w:rFonts w:ascii="Arial" w:hAnsi="Arial" w:cs="Arial"/>
-          <w:sz w:val="20"/>
-          <w:szCs w:val="20"/>
-          <w:lang w:val="nl-NL"/>
-        </w:rPr>
-      </w:pPr>
-      <w:r>
-        <w:rPr>
-          <w:rFonts w:eastAsia="Arial" w:cs="Arial" w:ascii="Arial" w:hAnsi="Arial"/>
-          <w:color w:val="auto"/>
-          <w:spacing w:val="0"/>
-          <w:w w:val="100"/>
-          <w:sz w:val="20"/>
-          <w:szCs w:val="20"/>
-          <w:lang w:val="ro-RO"/>
-        </w:rPr>
-        <w:t>bolnavi sau în stare de ebrietate.</w:t>
-      </w:r>
-    </w:p>
-    <w:p>
-      <w:pPr>
         <w:pStyle w:val="Normal"/>
         <w:keepNext w:val="true"/>
         <w:widowControl/>
-        <w:spacing w:before="120" w:after="40"/>
-        <w:ind w:hanging="0"/>
-        <w:jc w:val="left"/>
+        <w:spacing w:before="240" w:after="0" w:line="20" w:lineRule="exact"/>
         <w:rPr>
-          <w:rFonts w:ascii="Arial" w:hAnsi="Arial" w:cs="Arial"/>
-          <w:b/>
-          <w:sz w:val="18"/>
-          <w:szCs w:val="18"/>
-          <w:lang w:val="nl-NL"/>
-        </w:rPr>
-      </w:pPr>
-      <w:r>
-        <w:rPr>
-          <w:rFonts w:eastAsia="Arial" w:cs="Arial" w:ascii="Arial" w:hAnsi="Arial"/>
-          <w:b/>
-          <w:bCs/>
-          <w:color w:val="auto"/>
-          <w:spacing w:val="0"/>
-          <w:w w:val="100"/>
-          <w:sz w:val="20"/>
-          <w:szCs w:val="20"/>
+          <w:sz w:val="2"/>
+          <w:szCs w:val="2"/>
           <w:lang w:val="ro-RO"/>
         </w:rPr>
-        <w:t xml:space="preserve">7. </w:t>
-      </w:r>
-      <w:r>
-        <w:rPr>
-          <w:rFonts w:eastAsia="Arial" w:cs="Arial" w:ascii="Arial" w:hAnsi="Arial"/>
-          <w:b/>
-          <w:color w:val="auto"/>
-          <w:spacing w:val="0"/>
-          <w:w w:val="100"/>
-          <w:sz w:val="20"/>
-          <w:szCs w:val="20"/>
-          <w:lang w:val="ro-RO"/>
-        </w:rPr>
-        <w:t>Ce trebuie să facă un angajat care constată orice defecțiune tehnică sau altă situație ce constituie un pericol de accidentare sau îmbolnăvire profesională?</w:t>
-      </w:r>
-    </w:p>
-    <w:p>
-      <w:pPr>
-        <w:pStyle w:val="Normal"/>
-        <w:keepNext w:val="true"/>
-        <w:keepLines w:val="true"/>
-        <w:widowControl/>
-        <w:numPr>
-          <w:ilvl w:val="0"/>
-          <w:numId w:val="18"/>
-        </w:numPr>
-        <w:spacing w:before="0" w:after="40"/>
-        <w:jc w:val="left"/>
-        <w:rPr>
-          <w:rFonts w:ascii="Arial" w:hAnsi="Arial" w:cs="Arial"/>
-          <w:sz w:val="20"/>
-          <w:szCs w:val="20"/>
-          <w:lang w:val="it-CH"/>
-        </w:rPr>
-      </w:pPr>
-      <w:r>
-        <w:rPr>
-          <w:rFonts w:eastAsia="Arial" w:cs="Arial" w:ascii="Arial" w:hAnsi="Arial"/>
-          <w:color w:val="auto"/>
-          <w:spacing w:val="0"/>
-          <w:w w:val="100"/>
-          <w:sz w:val="20"/>
-          <w:szCs w:val="20"/>
-          <w:lang w:val="ro-RO"/>
-        </w:rPr>
-        <w:t>să aducă imediat la cunoștința conducătorului locului de muncă situația;</w:t>
-      </w:r>
-    </w:p>
-    <w:p>
-      <w:pPr>
-        <w:pStyle w:val="Normal"/>
-        <w:keepNext w:val="true"/>
-        <w:keepLines w:val="true"/>
-        <w:widowControl/>
-        <w:numPr>
-          <w:ilvl w:val="0"/>
-          <w:numId w:val="9"/>
-        </w:numPr>
-        <w:spacing w:before="0" w:after="40"/>
-        <w:jc w:val="left"/>
-        <w:rPr>
-          <w:rFonts w:ascii="Arial" w:hAnsi="Arial" w:cs="Arial"/>
-          <w:sz w:val="20"/>
-          <w:szCs w:val="20"/>
-          <w:lang w:val="fr-FR"/>
-        </w:rPr>
-      </w:pPr>
-      <w:r>
-        <w:rPr>
-          <w:rFonts w:eastAsia="Arial" w:cs="Arial" w:ascii="Arial" w:hAnsi="Arial"/>
-          <w:color w:val="auto"/>
-          <w:spacing w:val="0"/>
-          <w:w w:val="100"/>
-          <w:sz w:val="20"/>
-          <w:szCs w:val="20"/>
-          <w:lang w:val="ro-RO"/>
-        </w:rPr>
-        <w:t>să încerce să nu se apropie de zona respectivă;</w:t>
-      </w:r>
-    </w:p>
-    <w:p>
-      <w:pPr>
-        <w:pStyle w:val="Normal"/>
-        <w:keepLines w:val="true"/>
-        <w:widowControl/>
-        <w:numPr>
-          <w:ilvl w:val="0"/>
-          <w:numId w:val="9"/>
-        </w:numPr>
-        <w:spacing w:before="0" w:after="120"/>
-        <w:jc w:val="left"/>
-        <w:rPr>
-          <w:rFonts w:ascii="Arial" w:hAnsi="Arial" w:cs="Arial"/>
-          <w:sz w:val="20"/>
-          <w:szCs w:val="20"/>
-          <w:lang w:val="it-CH"/>
-        </w:rPr>
-      </w:pPr>
-      <w:r>
-        <w:rPr>
-          <w:rFonts w:eastAsia="Arial" w:cs="Arial" w:ascii="Arial" w:hAnsi="Arial"/>
-          <w:color w:val="auto"/>
-          <w:spacing w:val="0"/>
-          <w:w w:val="100"/>
-          <w:sz w:val="20"/>
-          <w:szCs w:val="20"/>
-          <w:lang w:val="ro-RO"/>
-        </w:rPr>
-        <w:t>să trateze cu indiferență situația creată.</w:t>
-      </w:r>
-    </w:p>
-    <w:p>
-      <w:pPr>
-        <w:pStyle w:val="Normal"/>
-        <w:keepNext w:val="true"/>
-        <w:widowControl/>
-        <w:spacing w:before="120" w:after="40"/>
-        <w:ind w:hanging="0"/>
-        <w:jc w:val="left"/>
-        <w:rPr>
-          <w:rFonts w:ascii="Arial" w:hAnsi="Arial" w:cs="Arial"/>
-          <w:b/>
-          <w:sz w:val="18"/>
-          <w:szCs w:val="18"/>
-          <w:lang w:val="it-CH"/>
-        </w:rPr>
-      </w:pPr>
-      <w:r>
-        <w:rPr>
-          <w:rFonts w:eastAsia="Arial" w:cs="Arial" w:ascii="Arial" w:hAnsi="Arial"/>
-          <w:b/>
-          <w:bCs/>
-          <w:color w:val="auto"/>
-          <w:spacing w:val="0"/>
-          <w:w w:val="100"/>
-          <w:sz w:val="20"/>
-          <w:szCs w:val="20"/>
-          <w:lang w:val="ro-RO"/>
-        </w:rPr>
-        <w:t>8.</w:t>
-      </w:r>
-      <w:r>
-        <w:rPr>
-          <w:rFonts w:eastAsia="Arial" w:cs="Arial" w:ascii="Arial" w:hAnsi="Arial"/>
-          <w:b/>
-          <w:color w:val="auto"/>
-          <w:spacing w:val="0"/>
-          <w:w w:val="100"/>
-          <w:sz w:val="20"/>
-          <w:szCs w:val="20"/>
-          <w:lang w:val="ro-RO"/>
-        </w:rPr>
-        <w:t xml:space="preserve"> Este permisă părăsirea locului de muncă în timpul programului, precum și deplasarea în alte sectoare fără dispoziții din partea șefilor ierarhici?</w:t>
-      </w:r>
-    </w:p>
-    <w:p>
-      <w:pPr>
-        <w:pStyle w:val="Normal"/>
-        <w:keepNext w:val="true"/>
-        <w:keepLines w:val="true"/>
-        <w:widowControl/>
-        <w:numPr>
-          <w:ilvl w:val="0"/>
-          <w:numId w:val="19"/>
-        </w:numPr>
-        <w:spacing w:before="0" w:after="40"/>
-        <w:jc w:val="left"/>
-        <w:rPr>
-          <w:rFonts w:ascii="Arial" w:hAnsi="Arial" w:cs="Arial"/>
-          <w:sz w:val="20"/>
-          <w:szCs w:val="20"/>
-        </w:rPr>
-      </w:pPr>
-      <w:r>
-        <w:rPr>
-          <w:rFonts w:eastAsia="Arial" w:cs="Arial" w:ascii="Arial" w:hAnsi="Arial"/>
-          <w:color w:val="auto"/>
-          <w:spacing w:val="0"/>
-          <w:w w:val="100"/>
-          <w:sz w:val="20"/>
-          <w:szCs w:val="20"/>
-          <w:lang w:val="ro-RO"/>
-        </w:rPr>
-        <w:t>doar în zonele nu prea îndepărtate;</w:t>
-      </w:r>
-    </w:p>
-    <w:p>
-      <w:pPr>
-        <w:pStyle w:val="Normal"/>
-        <w:keepNext w:val="true"/>
-        <w:keepLines w:val="true"/>
-        <w:widowControl/>
-        <w:numPr>
-          <w:ilvl w:val="0"/>
-          <w:numId w:val="6"/>
-        </w:numPr>
-        <w:spacing w:before="0" w:after="40"/>
-        <w:jc w:val="left"/>
-        <w:rPr>
-          <w:rFonts w:ascii="Arial" w:hAnsi="Arial" w:cs="Arial"/>
-          <w:sz w:val="20"/>
-          <w:szCs w:val="20"/>
-          <w:lang w:val="fr-FR"/>
-        </w:rPr>
-      </w:pPr>
-      <w:r>
-        <w:rPr>
-          <w:rFonts w:eastAsia="Arial" w:cs="Arial" w:ascii="Arial" w:hAnsi="Arial"/>
-          <w:color w:val="auto"/>
-          <w:spacing w:val="0"/>
-          <w:w w:val="100"/>
-          <w:sz w:val="20"/>
-          <w:szCs w:val="20"/>
-          <w:lang w:val="ro-RO"/>
-        </w:rPr>
-        <w:t>nu este permisă părăsirea locului de muncă și deplasarea în alte sectoare;</w:t>
-      </w:r>
-    </w:p>
-    <w:p>
-      <w:pPr>
-        <w:pStyle w:val="Normal"/>
-        <w:keepLines w:val="true"/>
-        <w:widowControl/>
-        <w:numPr>
-          <w:ilvl w:val="0"/>
-          <w:numId w:val="6"/>
-        </w:numPr>
-        <w:spacing w:before="0" w:after="120"/>
-        <w:jc w:val="left"/>
-        <w:rPr>
-          <w:rFonts w:ascii="Arial" w:hAnsi="Arial" w:cs="Arial"/>
-          <w:sz w:val="20"/>
-          <w:szCs w:val="20"/>
-          <w:lang w:val="it-CH"/>
-        </w:rPr>
-      </w:pPr>
-      <w:r>
-        <w:rPr>
-          <w:rFonts w:eastAsia="Arial" w:cs="Arial" w:ascii="Arial" w:hAnsi="Arial"/>
-          <w:color w:val="auto"/>
-          <w:spacing w:val="0"/>
-          <w:w w:val="100"/>
-          <w:sz w:val="20"/>
-          <w:szCs w:val="20"/>
-          <w:lang w:val="ro-RO"/>
-        </w:rPr>
-        <w:t>doar până la cel mai apropiat magazin alimentar.</w:t>
-      </w:r>
-    </w:p>
-    <w:p>
-      <w:pPr>
-        <w:pStyle w:val="Normal"/>
-        <w:keepNext w:val="true"/>
-        <w:widowControl/>
-        <w:spacing w:before="120" w:after="40"/>
-        <w:ind w:hanging="0"/>
-        <w:jc w:val="left"/>
-        <w:rPr>
-          <w:rFonts w:ascii="Arial" w:hAnsi="Arial" w:cs="Arial"/>
-          <w:b/>
-          <w:sz w:val="18"/>
-          <w:szCs w:val="18"/>
-          <w:lang w:val="es-ES_tradnl"/>
-        </w:rPr>
-      </w:pPr>
-      <w:r>
-        <w:rPr>
-          <w:rFonts w:eastAsia="Arial" w:cs="Arial" w:ascii="Arial" w:hAnsi="Arial"/>
-          <w:b/>
-          <w:bCs/>
-          <w:color w:val="auto"/>
-          <w:spacing w:val="0"/>
-          <w:w w:val="100"/>
-          <w:sz w:val="20"/>
-          <w:szCs w:val="20"/>
-          <w:lang w:val="ro-RO"/>
-        </w:rPr>
-        <w:t>9.</w:t>
-      </w:r>
-      <w:r>
-        <w:rPr>
-          <w:rFonts w:eastAsia="Arial" w:cs="Arial" w:ascii="Arial" w:hAnsi="Arial"/>
-          <w:b/>
-          <w:color w:val="auto"/>
-          <w:spacing w:val="0"/>
-          <w:w w:val="100"/>
-          <w:sz w:val="20"/>
-          <w:szCs w:val="20"/>
-          <w:lang w:val="ro-RO"/>
-        </w:rPr>
-        <w:t xml:space="preserve"> Este permis angajaților să intervină în cazul constatării unor defecțiuni de natură electrică la instalațiile electrice din zona de lucru?</w:t>
-      </w:r>
-    </w:p>
-    <w:p>
-      <w:pPr>
-        <w:pStyle w:val="Normal"/>
-        <w:keepNext w:val="true"/>
-        <w:keepLines w:val="true"/>
-        <w:widowControl/>
-        <w:numPr>
-          <w:ilvl w:val="1"/>
-          <w:numId w:val="20"/>
-        </w:numPr>
-        <w:spacing w:before="0" w:after="40"/>
-        <w:jc w:val="left"/>
-        <w:rPr>
-          <w:rFonts w:ascii="Arial" w:hAnsi="Arial" w:cs="Arial"/>
-          <w:sz w:val="20"/>
-          <w:szCs w:val="20"/>
-          <w:lang w:val="fr-FR"/>
-        </w:rPr>
-      </w:pPr>
-      <w:r>
-        <w:rPr>
-          <w:rFonts w:eastAsia="Arial" w:cs="Arial" w:ascii="Arial" w:hAnsi="Arial"/>
-          <w:color w:val="auto"/>
-          <w:spacing w:val="0"/>
-          <w:w w:val="100"/>
-          <w:sz w:val="20"/>
-          <w:szCs w:val="20"/>
-          <w:lang w:val="ro-RO"/>
-        </w:rPr>
-        <w:t>nu este permis;</w:t>
-      </w:r>
-    </w:p>
-    <w:p>
-      <w:pPr>
-        <w:pStyle w:val="Normal"/>
-        <w:keepNext w:val="true"/>
-        <w:keepLines w:val="true"/>
-        <w:widowControl/>
-        <w:numPr>
-          <w:ilvl w:val="1"/>
-          <w:numId w:val="6"/>
-        </w:numPr>
-        <w:spacing w:before="0" w:after="40"/>
-        <w:jc w:val="left"/>
-        <w:rPr>
-          <w:rFonts w:ascii="Arial" w:hAnsi="Arial" w:cs="Arial"/>
-          <w:sz w:val="20"/>
-          <w:szCs w:val="20"/>
-          <w:lang w:val="fr-FR"/>
-        </w:rPr>
-      </w:pPr>
-      <w:r>
-        <w:rPr>
-          <w:rFonts w:eastAsia="Arial" w:cs="Arial" w:ascii="Arial" w:hAnsi="Arial"/>
-          <w:color w:val="auto"/>
-          <w:spacing w:val="0"/>
-          <w:w w:val="100"/>
-          <w:sz w:val="20"/>
-          <w:szCs w:val="20"/>
-          <w:lang w:val="ro-RO"/>
-        </w:rPr>
-        <w:t>doar dacă se pricep;</w:t>
-      </w:r>
-    </w:p>
-    <w:p>
-      <w:pPr>
-        <w:pStyle w:val="Normal"/>
-        <w:keepLines w:val="true"/>
-        <w:widowControl/>
-        <w:numPr>
-          <w:ilvl w:val="1"/>
-          <w:numId w:val="6"/>
-        </w:numPr>
-        <w:spacing w:before="0" w:after="120"/>
-        <w:jc w:val="left"/>
-        <w:rPr>
-          <w:rFonts w:ascii="Arial" w:hAnsi="Arial" w:cs="Arial"/>
-          <w:sz w:val="20"/>
-          <w:szCs w:val="20"/>
-          <w:lang w:val="fr-FR"/>
-        </w:rPr>
-      </w:pPr>
-      <w:r>
-        <w:rPr>
-          <w:rFonts w:eastAsia="Arial" w:cs="Arial" w:ascii="Arial" w:hAnsi="Arial"/>
-          <w:color w:val="auto"/>
-          <w:spacing w:val="0"/>
-          <w:w w:val="100"/>
-          <w:sz w:val="20"/>
-          <w:szCs w:val="20"/>
-          <w:lang w:val="ro-RO"/>
-        </w:rPr>
-        <w:t>dacă au mănuși de protecție.</w:t>
-      </w:r>
-    </w:p>
-    <w:p>
-      <w:pPr>
-        <w:pStyle w:val="Normal"/>
-        <w:keepNext w:val="true"/>
-        <w:widowControl/>
-        <w:spacing w:before="120" w:after="40"/>
-        <w:ind w:hanging="0"/>
-        <w:jc w:val="left"/>
-        <w:rPr>
-          <w:rStyle w:val="tpt1"/>
-          <w:rFonts w:ascii="Arial" w:hAnsi="Arial" w:cs="Arial"/>
-          <w:b/>
-          <w:sz w:val="18"/>
-          <w:szCs w:val="18"/>
-          <w:lang w:val="es-ES_tradnl"/>
-        </w:rPr>
-      </w:pPr>
-      <w:r>
-        <w:rPr>
-          <w:rFonts w:eastAsia="Arial" w:cs="Arial" w:ascii="Arial" w:hAnsi="Arial"/>
-          <w:b/>
-          <w:bCs/>
-          <w:color w:val="auto"/>
-          <w:spacing w:val="0"/>
-          <w:w w:val="100"/>
-          <w:sz w:val="20"/>
-          <w:szCs w:val="20"/>
-          <w:lang w:val="ro-RO"/>
-        </w:rPr>
-        <w:t>10.</w:t>
-      </w:r>
-      <w:r>
-        <w:rPr>
-          <w:rFonts w:eastAsia="Arial" w:cs="Arial" w:ascii="Arial" w:hAnsi="Arial"/>
-          <w:b/>
-          <w:color w:val="auto"/>
-          <w:spacing w:val="0"/>
-          <w:w w:val="100"/>
-          <w:sz w:val="20"/>
-          <w:szCs w:val="20"/>
-          <w:lang w:val="ro-RO"/>
-        </w:rPr>
-        <w:t xml:space="preserve"> P</w:t>
-      </w:r>
-      <w:r>
-        <w:rPr>
-          <w:rStyle w:val="tli1"/>
-          <w:rFonts w:eastAsia="Arial" w:cs="Arial" w:ascii="Arial" w:hAnsi="Arial"/>
-          <w:b/>
-          <w:color w:val="auto"/>
-          <w:spacing w:val="0"/>
-          <w:w w:val="100"/>
-          <w:sz w:val="20"/>
-          <w:szCs w:val="20"/>
-          <w:lang w:val="ro-RO"/>
-        </w:rPr>
-        <w:t>ictogramele de semnalizare sunt explicate corect?</w:t>
-      </w:r>
-    </w:p>
-    <w:p>
-      <w:pPr>
-        <w:pStyle w:val="Normal"/>
-        <w:keepNext w:val="true"/>
-        <w:keepLines w:val="true"/>
-        <w:widowControl/>
-        <w:numPr>
-          <w:ilvl w:val="0"/>
-          <w:numId w:val="21"/>
-        </w:numPr>
-        <w:spacing w:before="0" w:after="40"/>
-        <w:jc w:val="left"/>
-        <w:rPr>
-          <w:rFonts w:ascii="Arial" w:hAnsi="Arial" w:cs="Arial"/>
-          <w:sz w:val="20"/>
-          <w:szCs w:val="20"/>
-          <w:lang w:val="fr-FR"/>
-        </w:rPr>
-      </w:pPr>
-      <w:r>
-        <w:rPr>
-          <w:rFonts w:eastAsia="Arial" w:cs="Arial" w:ascii="Arial" w:hAnsi="Arial"/>
-          <w:color w:val="auto"/>
-          <w:spacing w:val="0"/>
-          <w:w w:val="100"/>
-          <w:sz w:val="20"/>
-          <w:szCs w:val="20"/>
-          <w:lang w:val="ro-RO"/>
-        </w:rPr>
-        <w:t>DA;</w:t>
-      </w:r>
-    </w:p>
-    <w:p>
-      <w:pPr>
-        <w:pStyle w:val="Normal"/>
-        <w:keepNext w:val="true"/>
-        <w:keepLines w:val="true"/>
-        <w:widowControl/>
-        <w:numPr>
-          <w:ilvl w:val="0"/>
-          <w:numId w:val="4"/>
-        </w:numPr>
-        <w:spacing w:before="0" w:after="120"/>
-        <w:jc w:val="left"/>
-        <w:rPr>
-          <w:rFonts w:ascii="Arial" w:hAnsi="Arial" w:cs="Arial"/>
-          <w:sz w:val="20"/>
-          <w:szCs w:val="20"/>
-          <w:lang w:val="fr-FR"/>
-        </w:rPr>
-      </w:pPr>
-      <w:r>
-        <w:rPr>
-          <w:rFonts w:eastAsia="Arial" w:cs="Arial" w:ascii="Arial" w:hAnsi="Arial"/>
-          <w:color w:val="auto"/>
-          <w:spacing w:val="0"/>
-          <w:w w:val="100"/>
-          <w:sz w:val="20"/>
-          <w:szCs w:val="20"/>
-          <w:lang w:val="ro-RO"/>
-        </w:rPr>
-        <w:t>NU.</w:t>
-      </w:r>
+      </w:pPr>
     </w:p>
     <w:tbl>
       <w:tblPr>
         <w:tblW w:w="5000" w:type="pct"/>
         <w:jc w:val="left"/>
-        <w:tblInd w:w="28" w:type="dxa"/>
-        <w:tblLayout w:type="fixed"/>
-        <w:tblCellMar>
-          <w:top w:w="17" w:type="dxa"/>
-          <w:left w:w="28" w:type="dxa"/>
-          <w:bottom w:w="17" w:type="dxa"/>
-          <w:right w:w="28" w:type="dxa"/>
-        </w:tblCellMar>
-      </w:tblPr>
-      <w:tblGrid>
-        <w:gridCol w:w="1169"/>
-        <w:gridCol w:w="1169"/>
-        <w:gridCol w:w="1169"/>
-        <w:gridCol w:w="1170"/>
-        <w:gridCol w:w="1169"/>
-        <w:gridCol w:w="1168"/>
-        <w:gridCol w:w="1169"/>
-        <w:gridCol w:w="1172"/>
-      </w:tblGrid>
-      <w:tr>
-        <w:trPr>
-          <w:tblHeader w:val="true"/>
-          <w:trHeight w:val="307" w:hRule="atLeast"/>
-        </w:trPr>
-        <w:tc>
-          <w:tcPr>
-            <w:tcW w:w="1169" w:type="dxa"/>
-            <w:tcBorders>
-              <w:top w:val="single" w:sz="4" w:space="0" w:color="000000"/>
-              <w:left w:val="single" w:sz="4" w:space="0" w:color="000000"/>
-              <w:bottom w:val="double" w:sz="4" w:space="0" w:color="000000"/>
-              <w:right w:val="double" w:sz="4" w:space="0" w:color="000000"/>
-            </w:tcBorders>
-            <w:vAlign w:val="center"/>
-          </w:tcPr>
-          <w:p>
-            <w:pPr>
-              <w:pStyle w:val="Normal"/>
-              <w:keepNext w:val="true"/>
-              <w:widowControl/>
-              <w:spacing w:before="0" w:after="0"/>
-              <w:jc w:val="center"/>
-              <w:rPr>
-                <w:rFonts w:ascii="Arial" w:hAnsi="Arial" w:cs="Arial"/>
-                <w:b/>
-                <w:bCs/>
-                <w:sz w:val="16"/>
-                <w:szCs w:val="16"/>
-                <w:lang w:val="fr-FR"/>
-              </w:rPr>
-            </w:pPr>
-            <w:r>
-              <w:rPr>
-                <w:rFonts w:eastAsia="Arial" w:cs="Arial" w:ascii="Arial" w:hAnsi="Arial"/>
-                <w:color w:val="auto"/>
-                <w:spacing w:val="0"/>
-                <w:w w:val="100"/>
-                <w:sz w:val="14"/>
-                <w:szCs w:val="16"/>
-                <w:lang w:val="ro-RO"/>
-              </w:rPr>
-              <w:drawing>
-                <wp:inline distT="0" distB="0" distL="0" distR="0">
-                  <wp:extent cx="542290" cy="542290"/>
-                  <wp:effectExtent l="0" t="0" r="0" b="0"/>
-                  <wp:docPr id="1" name="Image1"/>
-                  <wp:cNvGraphicFramePr>
-                    <a:graphicFrameLocks xmlns:a="http://schemas.openxmlformats.org/drawingml/2006/main" noChangeAspect="1"/>
-                  </wp:cNvGraphicFramePr>
-                  <a:graphic xmlns:a="http://schemas.openxmlformats.org/drawingml/2006/main">
-                    <a:graphicData uri="http://schemas.openxmlformats.org/drawingml/2006/picture">
-                      <pic:pic xmlns:pic="http://schemas.openxmlformats.org/drawingml/2006/picture">
-                        <pic:nvPicPr>
-                          <pic:cNvPr id="1" name="Image1"/>
-                          <pic:cNvPicPr>
-                            <a:picLocks noChangeAspect="1" noChangeArrowheads="1"/>
-                          </pic:cNvPicPr>
-                        </pic:nvPicPr>
-                        <pic:blipFill>
-                          <a:blip r:embed="rId2"/>
-                          <a:srcRect l="-15" t="-15" r="-15" b="-15"/>
-                          <a:stretch>
-                            <a:fillRect/>
-                          </a:stretch>
-                        </pic:blipFill>
-                        <pic:spPr bwMode="auto">
-                          <a:xfrm>
-                            <a:off x="0" y="0"/>
-                            <a:ext cx="542290" cy="542290"/>
-                          </a:xfrm>
-                          <a:prstGeom prst="rect">
-                            <a:avLst/>
-                          </a:prstGeom>
-                          <a:noFill/>
-                        </pic:spPr>
-                      </pic:pic>
-                    </a:graphicData>
-                  </a:graphic>
-                </wp:inline>
-              </w:drawing>
-            </w:r>
-          </w:p>
-        </w:tc>
-        <w:tc>
-          <w:tcPr>
-            <w:tcW w:w="1169" w:type="dxa"/>
-            <w:tcBorders>
-              <w:top w:val="single" w:sz="4" w:space="0" w:color="000000"/>
-              <w:left w:val="double" w:sz="4" w:space="0" w:color="000000"/>
-              <w:bottom w:val="double" w:sz="4" w:space="0" w:color="000000"/>
-              <w:right w:val="double" w:sz="4" w:space="0" w:color="000000"/>
-            </w:tcBorders>
-            <w:vAlign w:val="center"/>
-          </w:tcPr>
-          <w:p>
-            <w:pPr>
-              <w:pStyle w:val="Normal"/>
-              <w:widowControl/>
-              <w:spacing w:before="0" w:after="0"/>
-              <w:jc w:val="center"/>
-              <w:rPr>
-                <w:rFonts w:ascii="Arial" w:hAnsi="Arial" w:cs="Arial"/>
-                <w:b/>
-                <w:bCs/>
-                <w:sz w:val="16"/>
-                <w:szCs w:val="16"/>
-                <w:lang w:val="fr-FR"/>
-              </w:rPr>
-            </w:pPr>
-            <w:r>
-              <w:rPr>
-                <w:rFonts w:eastAsia="Arial" w:cs="Arial" w:ascii="Arial" w:hAnsi="Arial"/>
-                <w:color w:val="auto"/>
-                <w:spacing w:val="0"/>
-                <w:w w:val="100"/>
-                <w:sz w:val="14"/>
-                <w:szCs w:val="16"/>
-                <w:lang w:val="ro-RO"/>
-              </w:rPr>
-              <w:drawing>
-                <wp:inline distT="0" distB="0" distL="0" distR="0">
-                  <wp:extent cx="568960" cy="562610"/>
-                  <wp:effectExtent l="0" t="0" r="0" b="0"/>
-                  <wp:docPr id="2" name="Image2"/>
-                  <wp:cNvGraphicFramePr>
-                    <a:graphicFrameLocks xmlns:a="http://schemas.openxmlformats.org/drawingml/2006/main" noChangeAspect="1"/>
-                  </wp:cNvGraphicFramePr>
-                  <a:graphic xmlns:a="http://schemas.openxmlformats.org/drawingml/2006/main">
-                    <a:graphicData uri="http://schemas.openxmlformats.org/drawingml/2006/picture">
-                      <pic:pic xmlns:pic="http://schemas.openxmlformats.org/drawingml/2006/picture">
-                        <pic:nvPicPr>
-                          <pic:cNvPr id="2" name="Image2"/>
-                          <pic:cNvPicPr>
-                            <a:picLocks noChangeAspect="1" noChangeArrowheads="1"/>
-                          </pic:cNvPicPr>
-                        </pic:nvPicPr>
-                        <pic:blipFill>
-                          <a:blip r:embed="rId3"/>
-                          <a:srcRect l="-7" t="-7" r="-7" b="-7"/>
-                          <a:stretch>
-                            <a:fillRect/>
-                          </a:stretch>
-                        </pic:blipFill>
-                        <pic:spPr bwMode="auto">
-                          <a:xfrm>
-                            <a:off x="0" y="0"/>
-                            <a:ext cx="568960" cy="562610"/>
-                          </a:xfrm>
-                          <a:prstGeom prst="rect">
-                            <a:avLst/>
-                          </a:prstGeom>
-                          <a:noFill/>
-                        </pic:spPr>
-                      </pic:pic>
-                    </a:graphicData>
-                  </a:graphic>
-                </wp:inline>
-              </w:drawing>
-            </w:r>
-          </w:p>
-        </w:tc>
-        <w:tc>
-          <w:tcPr>
-            <w:tcW w:w="1169" w:type="dxa"/>
-            <w:tcBorders>
-              <w:top w:val="single" w:sz="4" w:space="0" w:color="000000"/>
-              <w:left w:val="double" w:sz="4" w:space="0" w:color="000000"/>
-              <w:bottom w:val="double" w:sz="4" w:space="0" w:color="000000"/>
-              <w:right w:val="double" w:sz="4" w:space="0" w:color="000000"/>
-            </w:tcBorders>
-            <w:vAlign w:val="center"/>
-          </w:tcPr>
-          <w:p>
-            <w:pPr>
-              <w:pStyle w:val="Normal"/>
-              <w:widowControl/>
-              <w:spacing w:before="0" w:after="0"/>
-              <w:jc w:val="center"/>
-              <w:rPr>
-                <w:rFonts w:ascii="Arial" w:hAnsi="Arial" w:cs="Arial"/>
-                <w:b/>
-                <w:bCs/>
-                <w:sz w:val="16"/>
-                <w:szCs w:val="16"/>
-                <w:lang w:val="fr-FR"/>
-              </w:rPr>
-            </w:pPr>
-            <w:r>
-              <w:rPr>
-                <w:rFonts w:eastAsia="Arial" w:cs="Arial" w:ascii="Arial" w:hAnsi="Arial"/>
-                <w:color w:val="auto"/>
-                <w:spacing w:val="0"/>
-                <w:w w:val="100"/>
-                <w:sz w:val="14"/>
-                <w:szCs w:val="16"/>
-                <w:lang w:val="ro-RO"/>
-              </w:rPr>
-              <w:drawing>
-                <wp:inline distT="0" distB="0" distL="0" distR="0">
-                  <wp:extent cx="615950" cy="552450"/>
-                  <wp:effectExtent l="0" t="0" r="0" b="0"/>
-                  <wp:docPr id="3" name="Image3"/>
-                  <wp:cNvGraphicFramePr>
-                    <a:graphicFrameLocks xmlns:a="http://schemas.openxmlformats.org/drawingml/2006/main" noChangeAspect="1"/>
-                  </wp:cNvGraphicFramePr>
-                  <a:graphic xmlns:a="http://schemas.openxmlformats.org/drawingml/2006/main">
-                    <a:graphicData uri="http://schemas.openxmlformats.org/drawingml/2006/picture">
-                      <pic:pic xmlns:pic="http://schemas.openxmlformats.org/drawingml/2006/picture">
-                        <pic:nvPicPr>
-                          <pic:cNvPr id="3" name="Image3"/>
-                          <pic:cNvPicPr>
-                            <a:picLocks noChangeAspect="1" noChangeArrowheads="1"/>
-                          </pic:cNvPicPr>
-                        </pic:nvPicPr>
-                        <pic:blipFill>
-                          <a:blip r:embed="rId4"/>
-                          <a:srcRect l="-15" t="-18" r="-15" b="-18"/>
-                          <a:stretch>
-                            <a:fillRect/>
-                          </a:stretch>
-                        </pic:blipFill>
-                        <pic:spPr bwMode="auto">
-                          <a:xfrm>
-                            <a:off x="0" y="0"/>
-                            <a:ext cx="615950" cy="552450"/>
-                          </a:xfrm>
-                          <a:prstGeom prst="rect">
-                            <a:avLst/>
-                          </a:prstGeom>
-                          <a:noFill/>
-                        </pic:spPr>
-                      </pic:pic>
-                    </a:graphicData>
-                  </a:graphic>
-                </wp:inline>
-              </w:drawing>
-            </w:r>
-          </w:p>
-        </w:tc>
-        <w:tc>
-          <w:tcPr>
-            <w:tcW w:w="1170" w:type="dxa"/>
-            <w:tcBorders>
-              <w:top w:val="single" w:sz="4" w:space="0" w:color="000000"/>
-              <w:left w:val="double" w:sz="4" w:space="0" w:color="000000"/>
-              <w:bottom w:val="double" w:sz="4" w:space="0" w:color="000000"/>
-              <w:right w:val="double" w:sz="4" w:space="0" w:color="000000"/>
-            </w:tcBorders>
-            <w:vAlign w:val="center"/>
-          </w:tcPr>
-          <w:p>
-            <w:pPr>
-              <w:pStyle w:val="Normal"/>
-              <w:widowControl/>
-              <w:spacing w:before="0" w:after="0"/>
-              <w:jc w:val="center"/>
-              <w:rPr>
-                <w:rFonts w:ascii="Arial" w:hAnsi="Arial" w:cs="Arial"/>
-                <w:b/>
-                <w:bCs/>
-                <w:sz w:val="16"/>
-                <w:szCs w:val="16"/>
-                <w:lang w:val="fr-FR"/>
-              </w:rPr>
-            </w:pPr>
-            <w:r>
-              <w:rPr>
-                <w:rFonts w:eastAsia="Arial" w:cs="Arial" w:ascii="Arial" w:hAnsi="Arial"/>
-                <w:color w:val="auto"/>
-                <w:spacing w:val="0"/>
-                <w:w w:val="100"/>
-                <w:sz w:val="14"/>
-                <w:szCs w:val="16"/>
-                <w:lang w:val="ro-RO"/>
-              </w:rPr>
-              <w:drawing>
-                <wp:inline distT="0" distB="0" distL="0" distR="0">
-                  <wp:extent cx="620395" cy="556895"/>
-                  <wp:effectExtent l="0" t="0" r="0" b="0"/>
-                  <wp:docPr id="4" name="Image4"/>
-                  <wp:cNvGraphicFramePr>
-                    <a:graphicFrameLocks xmlns:a="http://schemas.openxmlformats.org/drawingml/2006/main" noChangeAspect="1"/>
-                  </wp:cNvGraphicFramePr>
-                  <a:graphic xmlns:a="http://schemas.openxmlformats.org/drawingml/2006/main">
-                    <a:graphicData uri="http://schemas.openxmlformats.org/drawingml/2006/picture">
-                      <pic:pic xmlns:pic="http://schemas.openxmlformats.org/drawingml/2006/picture">
-                        <pic:nvPicPr>
-                          <pic:cNvPr id="4" name="Image4"/>
-                          <pic:cNvPicPr>
-                            <a:picLocks noChangeAspect="1" noChangeArrowheads="1"/>
-                          </pic:cNvPicPr>
-                        </pic:nvPicPr>
-                        <pic:blipFill>
-                          <a:blip r:embed="rId5"/>
-                          <a:srcRect l="-15" t="-18" r="-15" b="-18"/>
-                          <a:stretch>
-                            <a:fillRect/>
-                          </a:stretch>
-                        </pic:blipFill>
-                        <pic:spPr bwMode="auto">
-                          <a:xfrm>
-                            <a:off x="0" y="0"/>
-                            <a:ext cx="620395" cy="556895"/>
-                          </a:xfrm>
-                          <a:prstGeom prst="rect">
-                            <a:avLst/>
-                          </a:prstGeom>
-                          <a:noFill/>
-                        </pic:spPr>
-                      </pic:pic>
-                    </a:graphicData>
-                  </a:graphic>
-                </wp:inline>
-              </w:drawing>
-            </w:r>
-          </w:p>
-        </w:tc>
-        <w:tc>
-          <w:tcPr>
-            <w:tcW w:w="1169" w:type="dxa"/>
-            <w:tcBorders>
-              <w:top w:val="single" w:sz="4" w:space="0" w:color="000000"/>
-              <w:left w:val="double" w:sz="4" w:space="0" w:color="000000"/>
-              <w:bottom w:val="double" w:sz="4" w:space="0" w:color="000000"/>
-              <w:right w:val="double" w:sz="4" w:space="0" w:color="000000"/>
-            </w:tcBorders>
-            <w:vAlign w:val="center"/>
-          </w:tcPr>
-          <w:p>
-            <w:pPr>
-              <w:pStyle w:val="Normal"/>
-              <w:widowControl/>
-              <w:spacing w:before="0" w:after="0"/>
-              <w:jc w:val="center"/>
-              <w:rPr>
-                <w:rFonts w:ascii="Arial" w:hAnsi="Arial" w:cs="Arial"/>
-                <w:b/>
-                <w:bCs/>
-                <w:sz w:val="16"/>
-                <w:szCs w:val="16"/>
-                <w:lang w:val="fr-FR"/>
-              </w:rPr>
-            </w:pPr>
-            <w:r>
-              <w:rPr>
-                <w:rFonts w:eastAsia="Arial" w:cs="Arial" w:ascii="Arial" w:hAnsi="Arial"/>
-                <w:color w:val="auto"/>
-                <w:spacing w:val="0"/>
-                <w:w w:val="100"/>
-                <w:sz w:val="14"/>
-                <w:szCs w:val="16"/>
-                <w:lang w:val="ro-RO"/>
-              </w:rPr>
-              <w:drawing>
-                <wp:inline distT="0" distB="0" distL="0" distR="0">
-                  <wp:extent cx="543560" cy="543560"/>
-                  <wp:effectExtent l="0" t="0" r="0" b="0"/>
-                  <wp:docPr id="5" name="Image5"/>
-                  <wp:cNvGraphicFramePr>
-                    <a:graphicFrameLocks xmlns:a="http://schemas.openxmlformats.org/drawingml/2006/main" noChangeAspect="1"/>
-                  </wp:cNvGraphicFramePr>
-                  <a:graphic xmlns:a="http://schemas.openxmlformats.org/drawingml/2006/main">
-                    <a:graphicData uri="http://schemas.openxmlformats.org/drawingml/2006/picture">
-                      <pic:pic xmlns:pic="http://schemas.openxmlformats.org/drawingml/2006/picture">
-                        <pic:nvPicPr>
-                          <pic:cNvPr id="5" name="Image5"/>
-                          <pic:cNvPicPr>
-                            <a:picLocks noChangeAspect="1" noChangeArrowheads="1"/>
-                          </pic:cNvPicPr>
-                        </pic:nvPicPr>
-                        <pic:blipFill>
-                          <a:blip r:embed="rId6"/>
-                          <a:srcRect l="-7" t="-7" r="-7" b="-7"/>
-                          <a:stretch>
-                            <a:fillRect/>
-                          </a:stretch>
-                        </pic:blipFill>
-                        <pic:spPr bwMode="auto">
-                          <a:xfrm>
-                            <a:off x="0" y="0"/>
-                            <a:ext cx="543560" cy="543560"/>
-                          </a:xfrm>
-                          <a:prstGeom prst="rect">
-                            <a:avLst/>
-                          </a:prstGeom>
-                          <a:noFill/>
-                        </pic:spPr>
-                      </pic:pic>
-                    </a:graphicData>
-                  </a:graphic>
-                </wp:inline>
-              </w:drawing>
-            </w:r>
-          </w:p>
-        </w:tc>
-        <w:tc>
-          <w:tcPr>
-            <w:tcW w:w="1168" w:type="dxa"/>
-            <w:tcBorders>
-              <w:top w:val="single" w:sz="4" w:space="0" w:color="000000"/>
-              <w:left w:val="double" w:sz="4" w:space="0" w:color="000000"/>
-              <w:bottom w:val="double" w:sz="4" w:space="0" w:color="000000"/>
-              <w:right w:val="double" w:sz="4" w:space="0" w:color="000000"/>
-            </w:tcBorders>
-            <w:vAlign w:val="center"/>
-          </w:tcPr>
-          <w:p>
-            <w:pPr>
-              <w:pStyle w:val="Normal"/>
-              <w:widowControl/>
-              <w:spacing w:before="0" w:after="0"/>
-              <w:jc w:val="center"/>
-              <w:rPr>
-                <w:rFonts w:ascii="Arial" w:hAnsi="Arial" w:cs="Arial"/>
-                <w:b/>
-                <w:bCs/>
-                <w:sz w:val="16"/>
-                <w:szCs w:val="16"/>
-                <w:lang w:val="fr-FR"/>
-              </w:rPr>
-            </w:pPr>
-            <w:r>
-              <w:rPr>
-                <w:rFonts w:eastAsia="Arial" w:cs="Arial" w:ascii="Arial" w:hAnsi="Arial"/>
-                <w:color w:val="auto"/>
-                <w:spacing w:val="0"/>
-                <w:w w:val="100"/>
-                <w:sz w:val="14"/>
-                <w:szCs w:val="16"/>
-                <w:lang w:val="ro-RO"/>
-              </w:rPr>
-              <w:drawing>
-                <wp:inline distT="0" distB="0" distL="0" distR="0">
-                  <wp:extent cx="556260" cy="556260"/>
-                  <wp:effectExtent l="0" t="0" r="0" b="0"/>
-                  <wp:docPr id="6" name="Image6"/>
-                  <wp:cNvGraphicFramePr>
-                    <a:graphicFrameLocks xmlns:a="http://schemas.openxmlformats.org/drawingml/2006/main" noChangeAspect="1"/>
-                  </wp:cNvGraphicFramePr>
-                  <a:graphic xmlns:a="http://schemas.openxmlformats.org/drawingml/2006/main">
-                    <a:graphicData uri="http://schemas.openxmlformats.org/drawingml/2006/picture">
-                      <pic:pic xmlns:pic="http://schemas.openxmlformats.org/drawingml/2006/picture">
-                        <pic:nvPicPr>
-                          <pic:cNvPr id="6" name="Image6"/>
-                          <pic:cNvPicPr>
-                            <a:picLocks noChangeAspect="1" noChangeArrowheads="1"/>
-                          </pic:cNvPicPr>
-                        </pic:nvPicPr>
-                        <pic:blipFill>
-                          <a:blip r:embed="rId7"/>
-                          <a:srcRect l="-15" t="-15" r="-15" b="-15"/>
-                          <a:stretch>
-                            <a:fillRect/>
-                          </a:stretch>
-                        </pic:blipFill>
-                        <pic:spPr bwMode="auto">
-                          <a:xfrm>
-                            <a:off x="0" y="0"/>
-                            <a:ext cx="556260" cy="556260"/>
-                          </a:xfrm>
-                          <a:prstGeom prst="rect">
-                            <a:avLst/>
-                          </a:prstGeom>
-                          <a:noFill/>
-                        </pic:spPr>
-                      </pic:pic>
-                    </a:graphicData>
-                  </a:graphic>
-                </wp:inline>
-              </w:drawing>
-            </w:r>
-          </w:p>
-        </w:tc>
-        <w:tc>
-          <w:tcPr>
-            <w:tcW w:w="1169" w:type="dxa"/>
-            <w:tcBorders>
-              <w:top w:val="single" w:sz="4" w:space="0" w:color="000000"/>
-              <w:left w:val="double" w:sz="4" w:space="0" w:color="000000"/>
-              <w:bottom w:val="double" w:sz="4" w:space="0" w:color="000000"/>
-              <w:right w:val="double" w:sz="4" w:space="0" w:color="000000"/>
-            </w:tcBorders>
-            <w:vAlign w:val="center"/>
-          </w:tcPr>
-          <w:p>
-            <w:pPr>
-              <w:pStyle w:val="Normal"/>
-              <w:widowControl/>
-              <w:spacing w:before="0" w:after="0"/>
-              <w:jc w:val="center"/>
-              <w:rPr>
-                <w:rFonts w:ascii="Arial" w:hAnsi="Arial" w:cs="Arial"/>
-                <w:b/>
-                <w:bCs/>
-                <w:sz w:val="16"/>
-                <w:szCs w:val="16"/>
-                <w:lang w:val="fr-FR"/>
-              </w:rPr>
-            </w:pPr>
-            <w:r>
-              <w:rPr>
-                <w:rFonts w:eastAsia="Arial" w:cs="Arial" w:ascii="Arial" w:hAnsi="Arial"/>
-                <w:color w:val="auto"/>
-                <w:spacing w:val="0"/>
-                <w:w w:val="100"/>
-                <w:sz w:val="14"/>
-                <w:szCs w:val="16"/>
-                <w:lang w:val="ro-RO"/>
-              </w:rPr>
-              <w:drawing>
-                <wp:inline distT="0" distB="0" distL="0" distR="0">
-                  <wp:extent cx="556260" cy="556260"/>
-                  <wp:effectExtent l="0" t="0" r="0" b="0"/>
-                  <wp:docPr id="7" name="Image7"/>
-                  <wp:cNvGraphicFramePr>
-                    <a:graphicFrameLocks xmlns:a="http://schemas.openxmlformats.org/drawingml/2006/main" noChangeAspect="1"/>
-                  </wp:cNvGraphicFramePr>
-                  <a:graphic xmlns:a="http://schemas.openxmlformats.org/drawingml/2006/main">
-                    <a:graphicData uri="http://schemas.openxmlformats.org/drawingml/2006/picture">
-                      <pic:pic xmlns:pic="http://schemas.openxmlformats.org/drawingml/2006/picture">
-                        <pic:nvPicPr>
-                          <pic:cNvPr id="7" name="Image7"/>
-                          <pic:cNvPicPr>
-                            <a:picLocks noChangeAspect="1" noChangeArrowheads="1"/>
-                          </pic:cNvPicPr>
-                        </pic:nvPicPr>
-                        <pic:blipFill>
-                          <a:blip r:embed="rId8"/>
-                          <a:srcRect l="-15" t="-15" r="-15" b="-15"/>
-                          <a:stretch>
-                            <a:fillRect/>
-                          </a:stretch>
-                        </pic:blipFill>
-                        <pic:spPr bwMode="auto">
-                          <a:xfrm>
-                            <a:off x="0" y="0"/>
-                            <a:ext cx="556260" cy="556260"/>
-                          </a:xfrm>
-                          <a:prstGeom prst="rect">
-                            <a:avLst/>
-                          </a:prstGeom>
-                          <a:noFill/>
-                        </pic:spPr>
-                      </pic:pic>
-                    </a:graphicData>
-                  </a:graphic>
-                </wp:inline>
-              </w:drawing>
-            </w:r>
-          </w:p>
-        </w:tc>
-        <w:tc>
-          <w:tcPr>
-            <w:tcW w:w="1172" w:type="dxa"/>
-            <w:tcBorders>
-              <w:top w:val="single" w:sz="4" w:space="0" w:color="000000"/>
-              <w:left w:val="double" w:sz="4" w:space="0" w:color="000000"/>
-              <w:bottom w:val="double" w:sz="4" w:space="0" w:color="000000"/>
-              <w:right w:val="single" w:sz="4" w:space="0" w:color="000000"/>
-            </w:tcBorders>
-            <w:vAlign w:val="center"/>
-          </w:tcPr>
-          <w:p>
-            <w:pPr>
-              <w:pStyle w:val="Normal"/>
-              <w:widowControl/>
-              <w:spacing w:before="0" w:after="0"/>
-              <w:jc w:val="center"/>
-              <w:rPr>
-                <w:rFonts w:ascii="Arial" w:hAnsi="Arial" w:cs="Arial"/>
-                <w:b/>
-                <w:bCs/>
-                <w:sz w:val="16"/>
-                <w:szCs w:val="16"/>
-                <w:lang w:val="fr-FR"/>
-              </w:rPr>
-            </w:pPr>
-            <w:r>
-              <w:rPr>
-                <w:rFonts w:eastAsia="Arial" w:cs="Arial" w:ascii="Arial" w:hAnsi="Arial"/>
-                <w:color w:val="auto"/>
-                <w:spacing w:val="0"/>
-                <w:w w:val="100"/>
-                <w:sz w:val="14"/>
-                <w:szCs w:val="16"/>
-                <w:lang w:val="ro-RO"/>
-              </w:rPr>
-              <w:drawing>
-                <wp:inline distT="0" distB="0" distL="0" distR="0">
-                  <wp:extent cx="574040" cy="563245"/>
-                  <wp:effectExtent l="0" t="0" r="0" b="0"/>
-                  <wp:docPr id="8" name="Image8"/>
-                  <wp:cNvGraphicFramePr>
-                    <a:graphicFrameLocks xmlns:a="http://schemas.openxmlformats.org/drawingml/2006/main" noChangeAspect="1"/>
-                  </wp:cNvGraphicFramePr>
-                  <a:graphic xmlns:a="http://schemas.openxmlformats.org/drawingml/2006/main">
-                    <a:graphicData uri="http://schemas.openxmlformats.org/drawingml/2006/picture">
-                      <pic:pic xmlns:pic="http://schemas.openxmlformats.org/drawingml/2006/picture">
-                        <pic:nvPicPr>
-                          <pic:cNvPr id="8" name="Image8"/>
-                          <pic:cNvPicPr>
-                            <a:picLocks noChangeAspect="1" noChangeArrowheads="1"/>
-                          </pic:cNvPicPr>
-                        </pic:nvPicPr>
-                        <pic:blipFill>
-                          <a:blip r:embed="rId9"/>
-                          <a:srcRect l="-7" t="-7" r="-7" b="-7"/>
-                          <a:stretch>
-                            <a:fillRect/>
-                          </a:stretch>
-                        </pic:blipFill>
-                        <pic:spPr bwMode="auto">
-                          <a:xfrm>
-                            <a:off x="0" y="0"/>
-                            <a:ext cx="574040" cy="563245"/>
-                          </a:xfrm>
-                          <a:prstGeom prst="rect">
-                            <a:avLst/>
-                          </a:prstGeom>
-                          <a:noFill/>
-                        </pic:spPr>
-                      </pic:pic>
-                    </a:graphicData>
-                  </a:graphic>
-                </wp:inline>
-              </w:drawing>
-            </w:r>
-          </w:p>
-        </w:tc>
-      </w:tr>
-      <w:tr>
-        <w:trPr>
-          <w:trHeight w:val="44" w:hRule="atLeast"/>
-        </w:trPr>
-        <w:tc>
-          <w:tcPr>
-            <w:tcW w:w="1169" w:type="dxa"/>
-            <w:tcBorders>
-              <w:top w:val="double" w:sz="4" w:space="0" w:color="000000"/>
-              <w:left w:val="single" w:sz="4" w:space="0" w:color="000000"/>
-              <w:bottom w:val="single" w:sz="4" w:space="0" w:color="000000"/>
-              <w:right w:val="double" w:sz="4" w:space="0" w:color="000000"/>
-            </w:tcBorders>
-            <w:tcMar>
-              <w:top w:w="57" w:type="dxa"/>
-              <w:bottom w:w="57" w:type="dxa"/>
-            </w:tcMar>
-            <w:vAlign w:val="center"/>
-          </w:tcPr>
-          <w:p>
-            <w:pPr>
-              <w:pStyle w:val="Normal"/>
-              <w:widowControl/>
-              <w:spacing w:before="0" w:after="0"/>
-              <w:jc w:val="center"/>
-              <w:rPr>
-                <w:rFonts w:ascii="Arial" w:hAnsi="Arial" w:cs="Arial"/>
-                <w:b/>
-                <w:bCs/>
-                <w:sz w:val="14"/>
-                <w:szCs w:val="14"/>
-                <w:lang w:val="fr-FR"/>
-              </w:rPr>
-            </w:pPr>
-            <w:r>
-              <w:rPr>
-                <w:rFonts w:eastAsia="Arial" w:cs="Arial" w:ascii="Arial" w:hAnsi="Arial"/>
-                <w:b/>
-                <w:color w:val="auto"/>
-                <w:spacing w:val="0"/>
-                <w:w w:val="100"/>
-                <w:sz w:val="14"/>
-                <w:szCs w:val="14"/>
-                <w:lang w:val="ro-RO"/>
-              </w:rPr>
-              <w:t>INTERZIS ACCESUL PIETONILOR</w:t>
-            </w:r>
-          </w:p>
-        </w:tc>
-        <w:tc>
-          <w:tcPr>
-            <w:tcW w:w="1169" w:type="dxa"/>
-            <w:tcBorders>
-              <w:top w:val="double" w:sz="4" w:space="0" w:color="000000"/>
-              <w:left w:val="double" w:sz="4" w:space="0" w:color="000000"/>
-              <w:bottom w:val="single" w:sz="4" w:space="0" w:color="000000"/>
-              <w:right w:val="double" w:sz="4" w:space="0" w:color="000000"/>
-            </w:tcBorders>
-            <w:tcMar>
-              <w:top w:w="57" w:type="dxa"/>
-              <w:bottom w:w="57" w:type="dxa"/>
-            </w:tcMar>
-            <w:vAlign w:val="center"/>
-          </w:tcPr>
-          <w:p>
-            <w:pPr>
-              <w:pStyle w:val="Normal"/>
-              <w:widowControl/>
-              <w:spacing w:before="0" w:after="0"/>
-              <w:jc w:val="center"/>
-              <w:rPr>
-                <w:rFonts w:ascii="Arial" w:hAnsi="Arial" w:cs="Arial"/>
-                <w:b/>
-                <w:bCs/>
-                <w:sz w:val="14"/>
-                <w:szCs w:val="14"/>
-                <w:lang w:val="pt-BR"/>
-              </w:rPr>
-            </w:pPr>
-            <w:r>
-              <w:rPr>
-                <w:rFonts w:eastAsia="Arial" w:cs="Arial" w:ascii="Arial" w:hAnsi="Arial"/>
-                <w:b/>
-                <w:color w:val="auto"/>
-                <w:spacing w:val="0"/>
-                <w:w w:val="100"/>
-                <w:sz w:val="14"/>
-                <w:szCs w:val="14"/>
-                <w:lang w:val="ro-RO"/>
-              </w:rPr>
-              <w:t>NU ATINGE! PERICOL DE ELECTRO­CUTARE</w:t>
-            </w:r>
-          </w:p>
-        </w:tc>
-        <w:tc>
-          <w:tcPr>
-            <w:tcW w:w="1169" w:type="dxa"/>
-            <w:tcBorders>
-              <w:top w:val="double" w:sz="4" w:space="0" w:color="000000"/>
-              <w:left w:val="double" w:sz="4" w:space="0" w:color="000000"/>
-              <w:bottom w:val="single" w:sz="4" w:space="0" w:color="000000"/>
-              <w:right w:val="double" w:sz="4" w:space="0" w:color="000000"/>
-            </w:tcBorders>
-            <w:tcMar>
-              <w:top w:w="57" w:type="dxa"/>
-              <w:bottom w:w="57" w:type="dxa"/>
-            </w:tcMar>
-            <w:vAlign w:val="center"/>
-          </w:tcPr>
-          <w:p>
-            <w:pPr>
-              <w:pStyle w:val="Normal"/>
-              <w:widowControl/>
-              <w:spacing w:before="0" w:after="0"/>
-              <w:jc w:val="center"/>
-              <w:rPr>
-                <w:rFonts w:ascii="Arial" w:hAnsi="Arial" w:cs="Arial"/>
-                <w:b/>
-                <w:sz w:val="14"/>
-                <w:szCs w:val="14"/>
-                <w:lang w:val="it-IT"/>
-              </w:rPr>
-            </w:pPr>
-            <w:r>
-              <w:rPr>
-                <w:rFonts w:eastAsia="Arial" w:cs="Arial" w:ascii="Arial" w:hAnsi="Arial"/>
-                <w:b/>
-                <w:color w:val="auto"/>
-                <w:spacing w:val="0"/>
-                <w:w w:val="100"/>
-                <w:sz w:val="14"/>
-                <w:szCs w:val="14"/>
-                <w:lang w:val="ro-RO"/>
-              </w:rPr>
-              <w:t>MATERIALE INFLAMABILE</w:t>
-            </w:r>
-          </w:p>
-        </w:tc>
-        <w:tc>
-          <w:tcPr>
-            <w:tcW w:w="1170" w:type="dxa"/>
-            <w:tcBorders>
-              <w:top w:val="double" w:sz="4" w:space="0" w:color="000000"/>
-              <w:left w:val="double" w:sz="4" w:space="0" w:color="000000"/>
-              <w:bottom w:val="single" w:sz="4" w:space="0" w:color="000000"/>
-              <w:right w:val="double" w:sz="4" w:space="0" w:color="000000"/>
-            </w:tcBorders>
-            <w:tcMar>
-              <w:top w:w="57" w:type="dxa"/>
-              <w:bottom w:w="57" w:type="dxa"/>
-            </w:tcMar>
-            <w:vAlign w:val="center"/>
-          </w:tcPr>
-          <w:p>
-            <w:pPr>
-              <w:pStyle w:val="Normal"/>
-              <w:widowControl/>
-              <w:spacing w:before="0" w:after="0"/>
-              <w:jc w:val="center"/>
-              <w:rPr>
-                <w:rFonts w:ascii="Arial" w:hAnsi="Arial" w:cs="Arial"/>
-                <w:b/>
-                <w:bCs/>
-                <w:sz w:val="14"/>
-                <w:szCs w:val="14"/>
-                <w:lang w:val="fr-FR"/>
-              </w:rPr>
-            </w:pPr>
-            <w:r>
-              <w:rPr>
-                <w:rFonts w:eastAsia="Arial" w:cs="Arial" w:ascii="Arial" w:hAnsi="Arial"/>
-                <w:b/>
-                <w:color w:val="auto"/>
-                <w:spacing w:val="0"/>
-                <w:w w:val="100"/>
-                <w:sz w:val="14"/>
-                <w:szCs w:val="14"/>
-                <w:lang w:val="ro-RO"/>
-              </w:rPr>
-              <w:t>PERICOL GENERAL</w:t>
-            </w:r>
-          </w:p>
-        </w:tc>
-        <w:tc>
-          <w:tcPr>
-            <w:tcW w:w="1169" w:type="dxa"/>
-            <w:tcBorders>
-              <w:top w:val="double" w:sz="4" w:space="0" w:color="000000"/>
-              <w:left w:val="double" w:sz="4" w:space="0" w:color="000000"/>
-              <w:bottom w:val="single" w:sz="4" w:space="0" w:color="000000"/>
-              <w:right w:val="double" w:sz="4" w:space="0" w:color="000000"/>
-            </w:tcBorders>
-            <w:tcMar>
-              <w:top w:w="57" w:type="dxa"/>
-              <w:bottom w:w="57" w:type="dxa"/>
-            </w:tcMar>
-            <w:vAlign w:val="center"/>
-          </w:tcPr>
-          <w:p>
-            <w:pPr>
-              <w:pStyle w:val="Normal"/>
-              <w:widowControl/>
-              <w:spacing w:before="0" w:after="0"/>
-              <w:ind w:left="-108" w:right="-83"/>
-              <w:jc w:val="center"/>
-              <w:rPr>
-                <w:rFonts w:ascii="Arial" w:hAnsi="Arial" w:cs="Arial"/>
-                <w:b/>
-                <w:sz w:val="14"/>
-                <w:szCs w:val="14"/>
-                <w:lang w:val="it-IT"/>
-              </w:rPr>
-            </w:pPr>
-            <w:r>
-              <w:rPr>
-                <w:rFonts w:eastAsia="Arial" w:cs="Arial" w:ascii="Arial" w:hAnsi="Arial"/>
-                <w:b/>
-                <w:color w:val="auto"/>
-                <w:spacing w:val="0"/>
-                <w:w w:val="100"/>
-                <w:sz w:val="14"/>
-                <w:szCs w:val="14"/>
-                <w:lang w:val="ro-RO"/>
-              </w:rPr>
-              <w:t>PROTECȚIA MÂINILOR OBLIGATORIE</w:t>
-            </w:r>
-          </w:p>
-        </w:tc>
-        <w:tc>
-          <w:tcPr>
-            <w:tcW w:w="1168" w:type="dxa"/>
-            <w:tcBorders>
-              <w:top w:val="double" w:sz="4" w:space="0" w:color="000000"/>
-              <w:left w:val="double" w:sz="4" w:space="0" w:color="000000"/>
-              <w:bottom w:val="single" w:sz="4" w:space="0" w:color="000000"/>
-              <w:right w:val="double" w:sz="4" w:space="0" w:color="000000"/>
-            </w:tcBorders>
-            <w:tcMar>
-              <w:top w:w="57" w:type="dxa"/>
-              <w:bottom w:w="57" w:type="dxa"/>
-            </w:tcMar>
-            <w:vAlign w:val="center"/>
-          </w:tcPr>
-          <w:p>
-            <w:pPr>
-              <w:pStyle w:val="Normal"/>
-              <w:widowControl/>
-              <w:spacing w:before="0" w:after="0"/>
-              <w:jc w:val="center"/>
-              <w:rPr>
-                <w:rFonts w:ascii="Arial" w:hAnsi="Arial" w:cs="Arial"/>
-                <w:b/>
-                <w:bCs/>
-                <w:sz w:val="14"/>
-                <w:szCs w:val="14"/>
-                <w:lang w:val="fr-FR"/>
-              </w:rPr>
-            </w:pPr>
-            <w:r>
-              <w:rPr>
-                <w:rFonts w:eastAsia="Arial" w:cs="Arial" w:ascii="Arial" w:hAnsi="Arial"/>
-                <w:b/>
-                <w:color w:val="auto"/>
-                <w:spacing w:val="0"/>
-                <w:w w:val="100"/>
-                <w:sz w:val="14"/>
-                <w:szCs w:val="14"/>
-                <w:lang w:val="ro-RO"/>
-              </w:rPr>
-              <w:t>LOC DE FUMAT</w:t>
-            </w:r>
-          </w:p>
-        </w:tc>
-        <w:tc>
-          <w:tcPr>
-            <w:tcW w:w="1169" w:type="dxa"/>
-            <w:tcBorders>
-              <w:top w:val="double" w:sz="4" w:space="0" w:color="000000"/>
-              <w:left w:val="double" w:sz="4" w:space="0" w:color="000000"/>
-              <w:bottom w:val="single" w:sz="4" w:space="0" w:color="000000"/>
-              <w:right w:val="double" w:sz="4" w:space="0" w:color="000000"/>
-            </w:tcBorders>
-            <w:tcMar>
-              <w:top w:w="57" w:type="dxa"/>
-              <w:bottom w:w="57" w:type="dxa"/>
-            </w:tcMar>
-            <w:vAlign w:val="center"/>
-          </w:tcPr>
-          <w:p>
-            <w:pPr>
-              <w:pStyle w:val="Normal"/>
-              <w:widowControl/>
-              <w:spacing w:before="0" w:after="0"/>
-              <w:jc w:val="center"/>
-              <w:rPr>
-                <w:rFonts w:ascii="Arial" w:hAnsi="Arial" w:cs="Arial"/>
-                <w:b/>
-                <w:bCs/>
-                <w:sz w:val="14"/>
-                <w:szCs w:val="14"/>
-                <w:lang w:val="fr-FR"/>
-              </w:rPr>
-            </w:pPr>
-            <w:r>
-              <w:rPr>
-                <w:rFonts w:eastAsia="Arial" w:cs="Arial" w:ascii="Arial" w:hAnsi="Arial"/>
-                <w:b/>
-                <w:color w:val="auto"/>
-                <w:spacing w:val="0"/>
-                <w:w w:val="100"/>
-                <w:sz w:val="14"/>
-                <w:szCs w:val="14"/>
-                <w:lang w:val="ro-RO"/>
-              </w:rPr>
-              <w:t xml:space="preserve">HIDRANT</w:t>
-            </w:r>
-          </w:p>
-        </w:tc>
-        <w:tc>
-          <w:tcPr>
-            <w:tcW w:w="1172" w:type="dxa"/>
-            <w:tcBorders>
-              <w:top w:val="double" w:sz="4" w:space="0" w:color="000000"/>
-              <w:left w:val="double" w:sz="4" w:space="0" w:color="000000"/>
-              <w:bottom w:val="single" w:sz="4" w:space="0" w:color="000000"/>
-              <w:right w:val="single" w:sz="4" w:space="0" w:color="000000"/>
-            </w:tcBorders>
-            <w:tcMar>
-              <w:top w:w="57" w:type="dxa"/>
-              <w:bottom w:w="57" w:type="dxa"/>
-            </w:tcMar>
-            <w:vAlign w:val="center"/>
-          </w:tcPr>
-          <w:p>
-            <w:pPr>
-              <w:pStyle w:val="Normal"/>
-              <w:widowControl/>
-              <w:spacing w:before="0" w:after="0"/>
-              <w:jc w:val="center"/>
-              <w:rPr>
-                <w:rFonts w:ascii="Arial" w:hAnsi="Arial" w:cs="Arial"/>
-                <w:b/>
-                <w:bCs/>
-                <w:sz w:val="14"/>
-                <w:szCs w:val="14"/>
-                <w:lang w:val="fr-FR"/>
-              </w:rPr>
-            </w:pPr>
-            <w:r>
-              <w:rPr>
-                <w:rFonts w:eastAsia="Arial" w:cs="Arial" w:ascii="Arial" w:hAnsi="Arial"/>
-                <w:b/>
-                <w:color w:val="auto"/>
-                <w:spacing w:val="0"/>
-                <w:w w:val="100"/>
-                <w:sz w:val="14"/>
-                <w:szCs w:val="14"/>
-                <w:lang w:val="ro-RO"/>
-              </w:rPr>
-              <w:t>LOC DE ADUNARE ÎN CAZ DE EVACUARE</w:t>
-            </w:r>
-          </w:p>
-        </w:tc>
-      </w:tr>
-    </w:tbl>
-    <w:p>
-      <w:pPr>
-        <w:pStyle w:val="Normal"/>
-        <w:keepNext w:val="true"/>
-        <w:widowControl/>
-        <w:spacing w:before="0" w:after="120"/>
-        <w:ind w:hanging="0"/>
-        <w:jc w:val="left"/>
-        <w:rPr>
-          <w:rFonts w:ascii="Arial" w:hAnsi="Arial" w:cs="Arial"/>
-          <w:b/>
-          <w:bCs/>
-          <w:sz w:val="8"/>
-          <w:szCs w:val="18"/>
-        </w:rPr>
-      </w:pPr>
-      <w:r>
-        <w:rPr>
-          <w:rFonts w:eastAsia="Arial" w:cs="Arial" w:ascii="Arial" w:hAnsi="Arial"/>
-          <w:b/>
-          <w:bCs/>
-          <w:color w:val="auto"/>
-          <w:spacing w:val="0"/>
-          <w:w w:val="100"/>
-          <w:sz w:val="20"/>
-          <w:szCs w:val="20"/>
-          <w:lang w:val="ro-RO"/>
-        </w:rPr>
-      </w:r>
-    </w:p>
-    <w:tbl>
-      <w:tblPr>
-        <w:tblW w:w="5000" w:type="pct"/>
-        <w:jc w:val="left"/>
-        <w:tblInd w:w="55" w:type="dxa"/>
+        <w:tblInd w:w="0" w:type="dxa"/>
         <w:tblLayout w:type="fixed"/>
         <w:tblCellMar>
           <w:top w:w="220" w:type="dxa"/>
@@ -2468,7 +546,9 @@
         <w:gridCol w:w="2059"/>
       </w:tblGrid>
       <w:tr>
-        <w:trPr/>
+        <w:trPr>
+          <w:cantSplit/>
+        </w:trPr>
         <w:tc>
           <w:tcPr>
             <w:tcW w:w="2432" w:type="dxa"/>
@@ -2476,19 +556,22 @@
               <w:top w:val="single" w:sz="4" w:space="0" w:color="000000"/>
               <w:left w:val="single" w:sz="4" w:space="0" w:color="000000"/>
               <w:bottom w:val="single" w:sz="4" w:space="0" w:color="000000"/>
+              <w:right w:val="single" w:sz="4" w:space="0" w:color="000000"/>
             </w:tcBorders>
             <w:vAlign w:val="center"/>
           </w:tcPr>
           <w:p>
             <w:pPr>
-              <w:pStyle w:val="TableHeading"/>
+              <w:pStyle w:val="TableContents"/>
               <w:keepNext w:val="true"/>
+              <w:pageBreakBefore w:val="false"/>
               <w:widowControl/>
+              <w:bidi w:val="0"/>
               <w:spacing w:before="0" w:after="0"/>
               <w:ind w:hanging="0" w:left="0"/>
               <w:jc w:val="left"/>
               <w:rPr>
-                <w:rFonts w:ascii="Arial" w:hAnsi="Arial" w:eastAsia="Arial" w:cs="Arial"/>
+                <w:rFonts w:eastAsia="Arial" w:cs="Arial" w:ascii="Arial" w:hAnsi="Arial"/>
                 <w:b/>
                 <w:i w:val="false"/>
                 <w:color w:val="auto"/>
@@ -2511,7 +594,7 @@
                 <w:szCs w:val="20"/>
                 <w:lang w:val="ro-RO"/>
               </w:rPr>
-              <w:t>Nume și prenume:</w:t>
+              <w:t xml:space="preserve">Nume și prenume:</w:t>
             </w:r>
           </w:p>
         </w:tc>
@@ -2522,19 +605,22 @@
               <w:top w:val="single" w:sz="4" w:space="0" w:color="000000"/>
               <w:left w:val="single" w:sz="4" w:space="0" w:color="000000"/>
               <w:bottom w:val="single" w:sz="4" w:space="0" w:color="000000"/>
+              <w:right w:val="single" w:sz="4" w:space="0" w:color="000000"/>
             </w:tcBorders>
             <w:vAlign w:val="center"/>
           </w:tcPr>
           <w:p>
             <w:pPr>
-              <w:pStyle w:val="TableHeading"/>
+              <w:pStyle w:val="TableContents"/>
               <w:keepNext w:val="false"/>
+              <w:pageBreakBefore w:val="false"/>
               <w:widowControl/>
+              <w:bidi w:val="0"/>
               <w:spacing w:before="0" w:after="0"/>
               <w:ind w:hanging="0" w:left="0"/>
               <w:jc w:val="left"/>
               <w:rPr>
-                <w:rFonts w:ascii="Arial" w:hAnsi="Arial" w:eastAsia="Arial" w:cs="Arial"/>
+                <w:rFonts w:eastAsia="Arial" w:cs="Arial" w:ascii="Arial" w:hAnsi="Arial"/>
                 <w:b w:val="false"/>
                 <w:i w:val="false"/>
                 <w:color w:val="auto"/>
@@ -2557,6 +643,7 @@
                 <w:szCs w:val="20"/>
                 <w:lang w:val="ro-RO"/>
               </w:rPr>
+              <w:t xml:space="preserve"/>
             </w:r>
           </w:p>
         </w:tc>
@@ -2567,19 +654,22 @@
               <w:top w:val="single" w:sz="4" w:space="0" w:color="000000"/>
               <w:left w:val="single" w:sz="4" w:space="0" w:color="000000"/>
               <w:bottom w:val="single" w:sz="4" w:space="0" w:color="000000"/>
+              <w:right w:val="single" w:sz="4" w:space="0" w:color="000000"/>
             </w:tcBorders>
             <w:vAlign w:val="center"/>
           </w:tcPr>
           <w:p>
             <w:pPr>
-              <w:pStyle w:val="TableHeading"/>
-              <w:keepNext w:val="false"/>
+              <w:pStyle w:val="TableContents"/>
+              <w:keepNext w:val="true"/>
+              <w:pageBreakBefore w:val="false"/>
               <w:widowControl/>
+              <w:bidi w:val="0"/>
               <w:spacing w:before="0" w:after="0"/>
               <w:ind w:hanging="0" w:left="0"/>
               <w:jc w:val="left"/>
               <w:rPr>
-                <w:rFonts w:ascii="Arial" w:hAnsi="Arial" w:eastAsia="Arial" w:cs="Arial"/>
+                <w:rFonts w:eastAsia="Arial" w:cs="Arial" w:ascii="Arial" w:hAnsi="Arial"/>
                 <w:b/>
                 <w:i w:val="false"/>
                 <w:color w:val="auto"/>
@@ -2602,7 +692,7 @@
                 <w:szCs w:val="20"/>
                 <w:lang w:val="ro-RO"/>
               </w:rPr>
-              <w:t>Data testării:</w:t>
+              <w:t xml:space="preserve">Data testării:</w:t>
             </w:r>
           </w:p>
         </w:tc>
@@ -2619,14 +709,16 @@
           </w:tcPr>
           <w:p>
             <w:pPr>
-              <w:pStyle w:val="TableHeading"/>
+              <w:pStyle w:val="TableContents"/>
               <w:keepNext w:val="false"/>
+              <w:pageBreakBefore w:val="false"/>
               <w:widowControl/>
+              <w:bidi w:val="0"/>
               <w:spacing w:before="0" w:after="0"/>
               <w:ind w:hanging="0" w:left="0"/>
               <w:jc w:val="left"/>
               <w:rPr>
-                <w:rFonts w:ascii="Arial" w:hAnsi="Arial" w:eastAsia="Arial" w:cs="Arial"/>
+                <w:rFonts w:eastAsia="Arial" w:cs="Arial" w:ascii="Arial" w:hAnsi="Arial"/>
                 <w:b w:val="false"/>
                 <w:i w:val="false"/>
                 <w:color w:val="auto"/>
@@ -2649,18 +741,23 @@
                 <w:szCs w:val="20"/>
                 <w:lang w:val="ro-RO"/>
               </w:rPr>
+              <w:t xml:space="preserve"/>
             </w:r>
           </w:p>
         </w:tc>
       </w:tr>
       <w:tr>
-        <w:trPr/>
+        <w:trPr>
+          <w:cantSplit/>
+        </w:trPr>
         <w:tc>
           <w:tcPr>
             <w:tcW w:w="2432" w:type="dxa"/>
             <w:tcBorders>
+              <w:top w:val="single" w:sz="4" w:space="0" w:color="000000"/>
               <w:left w:val="single" w:sz="4" w:space="0" w:color="000000"/>
               <w:bottom w:val="single" w:sz="4" w:space="0" w:color="000000"/>
+              <w:right w:val="single" w:sz="4" w:space="0" w:color="000000"/>
             </w:tcBorders>
             <w:vAlign w:val="center"/>
           </w:tcPr>
@@ -2668,12 +765,14 @@
             <w:pPr>
               <w:pStyle w:val="TableContents"/>
               <w:keepNext w:val="true"/>
+              <w:pageBreakBefore w:val="false"/>
               <w:widowControl/>
+              <w:bidi w:val="0"/>
               <w:spacing w:before="0" w:after="0"/>
               <w:ind w:hanging="0" w:left="0"/>
               <w:jc w:val="left"/>
               <w:rPr>
-                <w:rFonts w:ascii="Arial" w:hAnsi="Arial" w:eastAsia="Arial" w:cs="Arial"/>
+                <w:rFonts w:eastAsia="Arial" w:cs="Arial" w:ascii="Arial" w:hAnsi="Arial"/>
                 <w:b/>
                 <w:i w:val="false"/>
                 <w:color w:val="auto"/>
@@ -2696,7 +795,7 @@
                 <w:szCs w:val="20"/>
                 <w:lang w:val="ro-RO"/>
               </w:rPr>
-              <w:t>Semnătura persoanei testate:</w:t>
+              <w:t xml:space="preserve">Semnătura persoanei testate:</w:t>
             </w:r>
           </w:p>
         </w:tc>
@@ -2704,8 +803,10 @@
           <w:tcPr>
             <w:tcW w:w="2432" w:type="dxa"/>
             <w:tcBorders>
+              <w:top w:val="single" w:sz="4" w:space="0" w:color="000000"/>
               <w:left w:val="single" w:sz="4" w:space="0" w:color="000000"/>
               <w:bottom w:val="single" w:sz="4" w:space="0" w:color="000000"/>
+              <w:right w:val="single" w:sz="4" w:space="0" w:color="000000"/>
             </w:tcBorders>
             <w:vAlign w:val="center"/>
           </w:tcPr>
@@ -2713,12 +814,14 @@
             <w:pPr>
               <w:pStyle w:val="TableContents"/>
               <w:keepNext w:val="false"/>
+              <w:pageBreakBefore w:val="false"/>
               <w:widowControl/>
+              <w:bidi w:val="0"/>
               <w:spacing w:before="0" w:after="0"/>
               <w:ind w:hanging="0" w:left="0"/>
               <w:jc w:val="left"/>
               <w:rPr>
-                <w:rFonts w:ascii="Arial" w:hAnsi="Arial" w:eastAsia="Arial" w:cs="Arial"/>
+                <w:rFonts w:eastAsia="Arial" w:cs="Arial" w:ascii="Arial" w:hAnsi="Arial"/>
                 <w:b w:val="false"/>
                 <w:i w:val="false"/>
                 <w:color w:val="auto"/>
@@ -2741,6 +844,7 @@
                 <w:szCs w:val="20"/>
                 <w:lang w:val="ro-RO"/>
               </w:rPr>
+              <w:t xml:space="preserve"/>
             </w:r>
           </w:p>
         </w:tc>
@@ -2748,21 +852,25 @@
           <w:tcPr>
             <w:tcW w:w="2432" w:type="dxa"/>
             <w:tcBorders>
+              <w:top w:val="single" w:sz="4" w:space="0" w:color="000000"/>
               <w:left w:val="single" w:sz="4" w:space="0" w:color="000000"/>
               <w:bottom w:val="single" w:sz="4" w:space="0" w:color="000000"/>
+              <w:right w:val="single" w:sz="4" w:space="0" w:color="000000"/>
             </w:tcBorders>
             <w:vAlign w:val="center"/>
           </w:tcPr>
           <w:p>
             <w:pPr>
               <w:pStyle w:val="TableContents"/>
-              <w:keepNext w:val="false"/>
+              <w:keepNext w:val="true"/>
+              <w:pageBreakBefore w:val="false"/>
               <w:widowControl/>
+              <w:bidi w:val="0"/>
               <w:spacing w:before="0" w:after="0"/>
               <w:ind w:hanging="0" w:left="0"/>
               <w:jc w:val="left"/>
               <w:rPr>
-                <w:rFonts w:ascii="Arial" w:hAnsi="Arial" w:eastAsia="Arial" w:cs="Arial"/>
+                <w:rFonts w:eastAsia="Arial" w:cs="Arial" w:ascii="Arial" w:hAnsi="Arial"/>
                 <w:b/>
                 <w:i w:val="false"/>
                 <w:color w:val="auto"/>
@@ -2785,7 +893,7 @@
                 <w:szCs w:val="20"/>
                 <w:lang w:val="ro-RO"/>
               </w:rPr>
-              <w:t>Semnătura examinatorului:</w:t>
+              <w:t xml:space="preserve">Semnătura examinatorului:</w:t>
             </w:r>
           </w:p>
         </w:tc>
@@ -2793,6 +901,7 @@
           <w:tcPr>
             <w:tcW w:w="2059" w:type="dxa"/>
             <w:tcBorders>
+              <w:top w:val="single" w:sz="4" w:space="0" w:color="000000"/>
               <w:left w:val="single" w:sz="4" w:space="0" w:color="000000"/>
               <w:bottom w:val="single" w:sz="4" w:space="0" w:color="000000"/>
               <w:right w:val="single" w:sz="4" w:space="0" w:color="000000"/>
@@ -2803,12 +912,14 @@
             <w:pPr>
               <w:pStyle w:val="TableContents"/>
               <w:keepNext w:val="false"/>
+              <w:pageBreakBefore w:val="false"/>
               <w:widowControl/>
+              <w:bidi w:val="0"/>
               <w:spacing w:before="0" w:after="0"/>
               <w:ind w:hanging="0" w:left="0"/>
               <w:jc w:val="left"/>
               <w:rPr>
-                <w:rFonts w:ascii="Arial" w:hAnsi="Arial" w:eastAsia="Arial" w:cs="Arial"/>
+                <w:rFonts w:eastAsia="Arial" w:cs="Arial" w:ascii="Arial" w:hAnsi="Arial"/>
                 <w:b w:val="false"/>
                 <w:i w:val="false"/>
                 <w:color w:val="auto"/>
@@ -2831,31 +942,38 @@
                 <w:szCs w:val="20"/>
                 <w:lang w:val="ro-RO"/>
               </w:rPr>
+              <w:t xml:space="preserve"/>
             </w:r>
           </w:p>
         </w:tc>
       </w:tr>
       <w:tr>
-        <w:trPr/>
+        <w:trPr>
+          <w:cantSplit/>
+        </w:trPr>
         <w:tc>
           <w:tcPr>
             <w:tcW w:w="2432" w:type="dxa"/>
             <w:tcBorders>
+              <w:top w:val="single" w:sz="4" w:space="0" w:color="000000"/>
               <w:left w:val="single" w:sz="4" w:space="0" w:color="000000"/>
               <w:bottom w:val="single" w:sz="4" w:space="0" w:color="000000"/>
+              <w:right w:val="single" w:sz="4" w:space="0" w:color="000000"/>
             </w:tcBorders>
             <w:vAlign w:val="center"/>
           </w:tcPr>
           <w:p>
             <w:pPr>
               <w:pStyle w:val="TableContents"/>
-              <w:keepNext w:val="false"/>
+              <w:keepNext w:val="true"/>
+              <w:pageBreakBefore w:val="false"/>
               <w:widowControl/>
+              <w:bidi w:val="0"/>
               <w:spacing w:before="0" w:after="0"/>
               <w:ind w:hanging="0" w:left="0"/>
               <w:jc w:val="left"/>
               <w:rPr>
-                <w:rFonts w:ascii="Arial" w:hAnsi="Arial" w:eastAsia="Arial" w:cs="Arial"/>
+                <w:rFonts w:eastAsia="Arial" w:cs="Arial" w:ascii="Arial" w:hAnsi="Arial"/>
                 <w:b/>
                 <w:i w:val="false"/>
                 <w:color w:val="auto"/>
@@ -2878,7 +996,7 @@
                 <w:szCs w:val="20"/>
                 <w:lang w:val="ro-RO"/>
               </w:rPr>
-              <w:t>Rezultatul testării:</w:t>
+              <w:t xml:space="preserve">Rezultatul testării (minimum 70% răspunsuri corecte):</w:t>
             </w:r>
           </w:p>
         </w:tc>
@@ -2887,6 +1005,7 @@
             <w:tcW w:w="6923" w:type="dxa"/>
             <w:gridSpan w:val="3"/>
             <w:tcBorders>
+              <w:top w:val="single" w:sz="4" w:space="0" w:color="000000"/>
               <w:left w:val="single" w:sz="4" w:space="0" w:color="000000"/>
               <w:bottom w:val="single" w:sz="4" w:space="0" w:color="000000"/>
               <w:right w:val="single" w:sz="4" w:space="0" w:color="000000"/>
@@ -2897,12 +1016,14 @@
             <w:pPr>
               <w:pStyle w:val="TableContents"/>
               <w:keepNext w:val="false"/>
+              <w:pageBreakBefore w:val="false"/>
               <w:widowControl/>
+              <w:bidi w:val="0"/>
               <w:spacing w:before="0" w:after="0"/>
               <w:ind w:hanging="0" w:left="0"/>
               <w:jc w:val="left"/>
               <w:rPr>
-                <w:rFonts w:ascii="Arial" w:hAnsi="Arial" w:eastAsia="Arial" w:cs="Arial"/>
+                <w:rFonts w:eastAsia="Arial" w:cs="Arial" w:ascii="Arial" w:hAnsi="Arial"/>
                 <w:b w:val="false"/>
                 <w:i w:val="false"/>
                 <w:color w:val="auto"/>
@@ -2925,7 +1046,7 @@
                 <w:szCs w:val="20"/>
                 <w:lang w:val="ro-RO"/>
               </w:rPr>
-              <w:t>Admis / Respins</w:t>
+              <w:t xml:space="preserve">Admis / Respins</w:t>
             </w:r>
           </w:p>
         </w:tc>
@@ -2935,20 +1056,16 @@
       <w:pPr>
         <w:pStyle w:val="Normal"/>
         <w:keepNext w:val="true"/>
+        <w:pageBreakBefore w:val="false"/>
         <w:widowControl/>
+        <w:bidi w:val="0"/>
         <w:spacing w:before="0" w:after="120"/>
-        <w:ind w:hanging="0"/>
+        <w:ind w:hanging="0" w:left="0"/>
         <w:jc w:val="left"/>
         <w:rPr>
-          <w:rFonts w:ascii="Arial" w:hAnsi="Arial" w:cs="Arial"/>
-          <w:color w:val="FF0000"/>
-          <w:sz w:val="8"/>
-          <w:szCs w:val="18"/>
-        </w:rPr>
-      </w:pPr>
-      <w:r>
-        <w:rPr>
           <w:rFonts w:eastAsia="Arial" w:cs="Arial" w:ascii="Arial" w:hAnsi="Arial"/>
+          <w:b w:val="false"/>
+          <w:i w:val="false"/>
           <w:color w:val="auto"/>
           <w:spacing w:val="0"/>
           <w:w w:val="100"/>
@@ -2956,58 +1073,67 @@
           <w:szCs w:val="20"/>
           <w:lang w:val="ro-RO"/>
         </w:rPr>
+      </w:pPr>
+      <w:r>
+        <w:rPr>
+          <w:rFonts w:eastAsia="Arial" w:cs="Arial" w:ascii="Arial" w:hAnsi="Arial"/>
+          <w:b w:val="false"/>
+          <w:i w:val="false"/>
+          <w:color w:val="auto"/>
+          <w:spacing w:val="0"/>
+          <w:w w:val="100"/>
+          <w:sz w:val="20"/>
+          <w:szCs w:val="20"/>
+          <w:lang w:val="ro-RO"/>
+        </w:rPr>
+        <w:t xml:space="preserve"/>
       </w:r>
     </w:p>
     <w:tbl>
       <w:tblPr>
         <w:tblW w:w="5000" w:type="pct"/>
         <w:jc w:val="left"/>
-        <w:tblInd w:w="55" w:type="dxa"/>
+        <w:tblInd w:w="0" w:type="dxa"/>
         <w:tblLayout w:type="fixed"/>
         <w:tblCellMar>
-          <w:top w:w="55" w:type="dxa"/>
+          <w:top w:w="80" w:type="dxa"/>
           <w:left w:w="55" w:type="dxa"/>
-          <w:bottom w:w="55" w:type="dxa"/>
+          <w:bottom w:w="80" w:type="dxa"/>
           <w:right w:w="55" w:type="dxa"/>
         </w:tblCellMar>
       </w:tblPr>
       <w:tblGrid>
-        <w:gridCol w:w="2057"/>
-        <w:gridCol w:w="730"/>
-        <w:gridCol w:w="730"/>
-        <w:gridCol w:w="730"/>
-        <w:gridCol w:w="729"/>
-        <w:gridCol w:w="730"/>
-        <w:gridCol w:w="730"/>
-        <w:gridCol w:w="729"/>
-        <w:gridCol w:w="730"/>
-        <w:gridCol w:w="730"/>
-        <w:gridCol w:w="730"/>
+        <w:gridCol w:w="4251"/>
+        <w:gridCol w:w="5104"/>
       </w:tblGrid>
       <w:tr>
         <w:trPr>
-          <w:tblHeader w:val="true"/>
+          <w:cantSplit/>
+          <w:tblHeader/>
         </w:trPr>
         <w:tc>
           <w:tcPr>
-            <w:tcW w:w="2057" w:type="dxa"/>
+            <w:tcW w:w="4251" w:type="dxa"/>
             <w:tcBorders>
               <w:top w:val="single" w:sz="4" w:space="0" w:color="000000"/>
               <w:left w:val="single" w:sz="4" w:space="0" w:color="000000"/>
               <w:bottom w:val="single" w:sz="4" w:space="0" w:color="000000"/>
+              <w:right w:val="single" w:sz="4" w:space="0" w:color="000000"/>
             </w:tcBorders>
             <w:vAlign w:val="center"/>
           </w:tcPr>
           <w:p>
             <w:pPr>
-              <w:pStyle w:val="TableHeading"/>
+              <w:pStyle w:val="TableContents"/>
               <w:keepNext w:val="true"/>
+              <w:pageBreakBefore w:val="false"/>
               <w:widowControl/>
+              <w:bidi w:val="0"/>
               <w:spacing w:before="0" w:after="0"/>
               <w:ind w:hanging="0" w:left="0"/>
               <w:jc w:val="center"/>
               <w:rPr>
-                <w:rFonts w:ascii="Arial" w:hAnsi="Arial" w:eastAsia="Arial" w:cs="Arial"/>
+                <w:rFonts w:eastAsia="Arial" w:cs="Arial" w:ascii="Arial" w:hAnsi="Arial"/>
                 <w:b/>
                 <w:i w:val="false"/>
                 <w:color w:val="auto"/>
@@ -3030,30 +1156,33 @@
                 <w:szCs w:val="20"/>
                 <w:lang w:val="ro-RO"/>
               </w:rPr>
-              <w:t>Întrebarea</w:t>
+              <w:t xml:space="preserve">Nr. întrebării</w:t>
             </w:r>
           </w:p>
         </w:tc>
         <w:tc>
           <w:tcPr>
-            <w:tcW w:w="730" w:type="dxa"/>
+            <w:tcW w:w="5104" w:type="dxa"/>
             <w:tcBorders>
               <w:top w:val="single" w:sz="4" w:space="0" w:color="000000"/>
               <w:left w:val="single" w:sz="4" w:space="0" w:color="000000"/>
               <w:bottom w:val="single" w:sz="4" w:space="0" w:color="000000"/>
+              <w:right w:val="single" w:sz="4" w:space="0" w:color="000000"/>
             </w:tcBorders>
             <w:vAlign w:val="center"/>
           </w:tcPr>
           <w:p>
             <w:pPr>
-              <w:pStyle w:val="TableHeading"/>
-              <w:keepNext w:val="false"/>
+              <w:pStyle w:val="TableContents"/>
+              <w:keepNext w:val="true"/>
+              <w:pageBreakBefore w:val="false"/>
               <w:widowControl/>
+              <w:bidi w:val="0"/>
               <w:spacing w:before="0" w:after="0"/>
               <w:ind w:hanging="0" w:left="0"/>
               <w:jc w:val="center"/>
               <w:rPr>
-                <w:rFonts w:ascii="Arial" w:hAnsi="Arial" w:eastAsia="Arial" w:cs="Arial"/>
+                <w:rFonts w:eastAsia="Arial" w:cs="Arial" w:ascii="Arial" w:hAnsi="Arial"/>
                 <w:b/>
                 <w:i w:val="false"/>
                 <w:color w:val="auto"/>
@@ -3076,30 +1205,708 @@
                 <w:szCs w:val="20"/>
                 <w:lang w:val="ro-RO"/>
               </w:rPr>
-              <w:t>1</w:t>
+              <w:t xml:space="preserve">Răspunsul dat</w:t>
+            </w:r>
+          </w:p>
+        </w:tc>
+      </w:tr>
+      <w:tr>
+        <w:trPr>
+          <w:cantSplit/>
+        </w:trPr>
+        <w:tc>
+          <w:tcPr>
+            <w:tcW w:w="4251" w:type="dxa"/>
+            <w:tcBorders>
+              <w:top w:val="single" w:sz="4" w:space="0" w:color="000000"/>
+              <w:left w:val="single" w:sz="4" w:space="0" w:color="000000"/>
+              <w:bottom w:val="single" w:sz="4" w:space="0" w:color="000000"/>
+              <w:right w:val="single" w:sz="4" w:space="0" w:color="000000"/>
+            </w:tcBorders>
+            <w:vAlign w:val="center"/>
+          </w:tcPr>
+          <w:p>
+            <w:pPr>
+              <w:pStyle w:val="TableContents"/>
+              <w:keepNext w:val="true"/>
+              <w:pageBreakBefore w:val="false"/>
+              <w:widowControl/>
+              <w:bidi w:val="0"/>
+              <w:spacing w:before="0" w:after="0"/>
+              <w:ind w:hanging="0" w:left="0"/>
+              <w:jc w:val="center"/>
+              <w:rPr>
+                <w:rFonts w:eastAsia="Arial" w:cs="Arial" w:ascii="Arial" w:hAnsi="Arial"/>
+                <w:b w:val="false"/>
+                <w:i w:val="false"/>
+                <w:color w:val="auto"/>
+                <w:spacing w:val="0"/>
+                <w:w w:val="100"/>
+                <w:sz w:val="20"/>
+                <w:szCs w:val="20"/>
+                <w:lang w:val="ro-RO"/>
+              </w:rPr>
+            </w:pPr>
+            <w:r>
+              <w:rPr>
+                <w:rFonts w:eastAsia="Arial" w:cs="Arial" w:ascii="Arial" w:hAnsi="Arial"/>
+                <w:b w:val="false"/>
+                <w:i w:val="false"/>
+                <w:color w:val="auto"/>
+                <w:spacing w:val="0"/>
+                <w:w w:val="100"/>
+                <w:sz w:val="20"/>
+                <w:szCs w:val="20"/>
+                <w:lang w:val="ro-RO"/>
+              </w:rPr>
+              <w:t xml:space="preserve">{{#questions}}{{number}}</w:t>
             </w:r>
           </w:p>
         </w:tc>
         <w:tc>
           <w:tcPr>
-            <w:tcW w:w="730" w:type="dxa"/>
+            <w:tcW w:w="5104" w:type="dxa"/>
             <w:tcBorders>
               <w:top w:val="single" w:sz="4" w:space="0" w:color="000000"/>
               <w:left w:val="single" w:sz="4" w:space="0" w:color="000000"/>
               <w:bottom w:val="single" w:sz="4" w:space="0" w:color="000000"/>
+              <w:right w:val="single" w:sz="4" w:space="0" w:color="000000"/>
             </w:tcBorders>
             <w:vAlign w:val="center"/>
           </w:tcPr>
           <w:p>
             <w:pPr>
-              <w:pStyle w:val="TableHeading"/>
+              <w:pStyle w:val="TableContents"/>
               <w:keepNext w:val="false"/>
+              <w:pageBreakBefore w:val="false"/>
               <w:widowControl/>
+              <w:bidi w:val="0"/>
               <w:spacing w:before="0" w:after="0"/>
               <w:ind w:hanging="0" w:left="0"/>
               <w:jc w:val="center"/>
               <w:rPr>
-                <w:rFonts w:ascii="Arial" w:hAnsi="Arial" w:eastAsia="Arial" w:cs="Arial"/>
+                <w:rFonts w:eastAsia="Arial" w:cs="Arial" w:ascii="Arial" w:hAnsi="Arial"/>
+                <w:b w:val="false"/>
+                <w:i w:val="false"/>
+                <w:color w:val="auto"/>
+                <w:spacing w:val="0"/>
+                <w:w w:val="100"/>
+                <w:sz w:val="20"/>
+                <w:szCs w:val="20"/>
+                <w:lang w:val="ro-RO"/>
+              </w:rPr>
+            </w:pPr>
+            <w:r>
+              <w:rPr>
+                <w:rFonts w:eastAsia="Arial" w:cs="Arial" w:ascii="Arial" w:hAnsi="Arial"/>
+                <w:b w:val="false"/>
+                <w:i w:val="false"/>
+                <w:color w:val="auto"/>
+                <w:spacing w:val="0"/>
+                <w:w w:val="100"/>
+                <w:sz w:val="20"/>
+                <w:szCs w:val="20"/>
+                <w:lang w:val="ro-RO"/>
+              </w:rPr>
+              <w:t xml:space="preserve">{{/questions}}</w:t>
+            </w:r>
+          </w:p>
+        </w:tc>
+      </w:tr>
+    </w:tbl>
+    <w:p>
+      <w:pPr>
+        <w:pStyle w:val="Normal"/>
+        <w:keepNext w:val="true"/>
+        <w:pageBreakBefore w:val="true"/>
+        <w:widowControl/>
+        <w:bidi w:val="0"/>
+        <w:spacing w:before="0" w:after="0"/>
+        <w:ind w:hanging="0" w:left="0"/>
+        <w:jc w:val="center"/>
+        <w:rPr>
+          <w:rFonts w:eastAsia="Arial" w:cs="Arial" w:ascii="Arial" w:hAnsi="Arial"/>
+          <w:b/>
+          <w:i w:val="false"/>
+          <w:color w:val="auto"/>
+          <w:spacing w:val="0"/>
+          <w:w w:val="100"/>
+          <w:sz w:val="24"/>
+          <w:szCs w:val="24"/>
+          <w:lang w:val="ro-RO"/>
+        </w:rPr>
+      </w:pPr>
+      <w:r>
+        <w:rPr>
+          <w:rFonts w:eastAsia="Arial" w:cs="Arial" w:ascii="Arial" w:hAnsi="Arial"/>
+          <w:b/>
+          <w:i w:val="false"/>
+          <w:color w:val="auto"/>
+          <w:spacing w:val="0"/>
+          <w:w w:val="100"/>
+          <w:sz w:val="24"/>
+          <w:szCs w:val="24"/>
+          <w:lang w:val="ro-RO"/>
+        </w:rPr>
+        <w:t xml:space="preserve">TESTARE DE VERIFICARE A CUNOȘTINȚELOR PRIVIND SECURITATEA ȘI SĂNĂTATEA ÎN MUNCĂ (ANGAJARE / REINSTRUIRE)</w:t>
+      </w:r>
+    </w:p>
+    <w:p>
+      <w:pPr>
+        <w:pStyle w:val="Normal"/>
+        <w:keepNext w:val="true"/>
+        <w:pageBreakBefore w:val="false"/>
+        <w:widowControl/>
+        <w:bidi w:val="0"/>
+        <w:spacing w:before="0" w:after="0"/>
+        <w:ind w:hanging="0" w:left="0"/>
+        <w:jc w:val="center"/>
+        <w:rPr>
+          <w:rFonts w:eastAsia="Arial" w:cs="Arial" w:ascii="Arial" w:hAnsi="Arial"/>
+          <w:b w:val="false"/>
+          <w:i/>
+          <w:color w:val="auto"/>
+          <w:spacing w:val="0"/>
+          <w:w w:val="100"/>
+          <w:sz w:val="20"/>
+          <w:szCs w:val="20"/>
+          <w:lang w:val="ro-RO"/>
+        </w:rPr>
+      </w:pPr>
+      <w:r>
+        <w:rPr>
+          <w:rFonts w:eastAsia="Arial" w:cs="Arial" w:ascii="Arial" w:hAnsi="Arial"/>
+          <w:b w:val="false"/>
+          <w:i/>
+          <w:color w:val="auto"/>
+          <w:spacing w:val="0"/>
+          <w:w w:val="100"/>
+          <w:sz w:val="20"/>
+          <w:szCs w:val="20"/>
+          <w:lang w:val="ro-RO"/>
+        </w:rPr>
+        <w:t xml:space="preserve">La fiecare întrebare pot fi corecte unul sau mai multe răspunsuri.</w:t>
+      </w:r>
+    </w:p>
+    <w:p>
+      <w:pPr>
+        <w:pStyle w:val="Normal"/>
+        <w:keepNext w:val="false"/>
+        <w:pageBreakBefore w:val="false"/>
+        <w:widowControl/>
+        <w:bidi w:val="0"/>
+        <w:spacing w:before="0" w:after="0"/>
+        <w:ind w:hanging="0" w:left="0"/>
+        <w:jc w:val="left"/>
+        <w:rPr>
+          <w:rFonts w:eastAsia="Arial" w:cs="Arial" w:ascii="Arial" w:hAnsi="Arial"/>
+          <w:b w:val="false"/>
+          <w:i w:val="false"/>
+          <w:color w:val="auto"/>
+          <w:spacing w:val="0"/>
+          <w:w w:val="100"/>
+          <w:sz w:val="20"/>
+          <w:szCs w:val="20"/>
+          <w:lang w:val="ro-RO"/>
+        </w:rPr>
+      </w:pPr>
+      <w:r>
+        <w:rPr>
+          <w:rFonts w:eastAsia="Arial" w:cs="Arial" w:ascii="Arial" w:hAnsi="Arial"/>
+          <w:b w:val="false"/>
+          <w:i w:val="false"/>
+          <w:color w:val="auto"/>
+          <w:spacing w:val="0"/>
+          <w:w w:val="100"/>
+          <w:sz w:val="20"/>
+          <w:szCs w:val="20"/>
+          <w:lang w:val="ro-RO"/>
+        </w:rPr>
+        <w:t xml:space="preserve">{{#questions}}</w:t>
+      </w:r>
+    </w:p>
+    <w:p>
+      <w:pPr>
+        <w:pStyle w:val="Normal"/>
+        <w:keepNext w:val="true"/>
+        <w:pageBreakBefore w:val="false"/>
+        <w:widowControl/>
+        <w:bidi w:val="0"/>
+        <w:spacing w:before="120" w:after="40"/>
+        <w:ind w:hanging="0" w:left="0"/>
+        <w:jc w:val="left"/>
+        <w:rPr>
+          <w:rFonts w:eastAsia="Arial" w:cs="Arial" w:ascii="Arial" w:hAnsi="Arial"/>
+          <w:b/>
+          <w:i w:val="false"/>
+          <w:color w:val="auto"/>
+          <w:spacing w:val="0"/>
+          <w:w w:val="100"/>
+          <w:sz w:val="20"/>
+          <w:szCs w:val="20"/>
+          <w:lang w:val="ro-RO"/>
+        </w:rPr>
+      </w:pPr>
+      <w:r>
+        <w:rPr>
+          <w:rFonts w:eastAsia="Arial" w:cs="Arial" w:ascii="Arial" w:hAnsi="Arial"/>
+          <w:b/>
+          <w:i w:val="false"/>
+          <w:color w:val="auto"/>
+          <w:spacing w:val="0"/>
+          <w:w w:val="100"/>
+          <w:sz w:val="20"/>
+          <w:szCs w:val="20"/>
+          <w:lang w:val="ro-RO"/>
+        </w:rPr>
+        <w:t xml:space="preserve">{{number}}. {{text}}</w:t>
+      </w:r>
+    </w:p>
+    <w:p>
+      <w:pPr>
+        <w:pStyle w:val="Normal"/>
+        <w:keepNext w:val="false"/>
+        <w:pageBreakBefore w:val="false"/>
+        <w:widowControl/>
+        <w:bidi w:val="0"/>
+        <w:spacing w:before="0" w:after="0"/>
+        <w:ind w:hanging="0" w:left="0"/>
+        <w:jc w:val="left"/>
+        <w:rPr>
+          <w:rFonts w:eastAsia="Arial" w:cs="Arial" w:ascii="Arial" w:hAnsi="Arial"/>
+          <w:b w:val="false"/>
+          <w:i w:val="false"/>
+          <w:color w:val="auto"/>
+          <w:spacing w:val="0"/>
+          <w:w w:val="100"/>
+          <w:sz w:val="20"/>
+          <w:szCs w:val="20"/>
+          <w:lang w:val="ro-RO"/>
+        </w:rPr>
+      </w:pPr>
+      <w:r>
+        <w:rPr>
+          <w:rFonts w:eastAsia="Arial" w:cs="Arial" w:ascii="Arial" w:hAnsi="Arial"/>
+          <w:b w:val="false"/>
+          <w:i w:val="false"/>
+          <w:color w:val="auto"/>
+          <w:spacing w:val="0"/>
+          <w:w w:val="100"/>
+          <w:sz w:val="20"/>
+          <w:szCs w:val="20"/>
+          <w:lang w:val="ro-RO"/>
+        </w:rPr>
+        <w:t xml:space="preserve">{{#options}}</w:t>
+      </w:r>
+    </w:p>
+    <w:p>
+      <w:pPr>
+        <w:pStyle w:val="Normal"/>
+        <w:keepNext w:val="false"/>
+        <w:pageBreakBefore w:val="false"/>
+        <w:widowControl/>
+        <w:bidi w:val="0"/>
+        <w:spacing w:before="0" w:after="0"/>
+        <w:ind w:hanging="0" w:left="0"/>
+        <w:jc w:val="left"/>
+        <w:rPr>
+          <w:rFonts w:eastAsia="Arial" w:cs="Arial" w:ascii="Arial" w:hAnsi="Arial"/>
+          <w:b w:val="false"/>
+          <w:i w:val="false"/>
+          <w:color w:val="auto"/>
+          <w:spacing w:val="0"/>
+          <w:w w:val="100"/>
+          <w:sz w:val="20"/>
+          <w:szCs w:val="20"/>
+          <w:lang w:val="ro-RO"/>
+        </w:rPr>
+      </w:pPr>
+      <w:r>
+        <w:rPr>
+          <w:rFonts w:eastAsia="Arial" w:cs="Arial" w:ascii="Arial" w:hAnsi="Arial"/>
+          <w:b w:val="false"/>
+          <w:i w:val="false"/>
+          <w:color w:val="auto"/>
+          <w:spacing w:val="0"/>
+          <w:w w:val="100"/>
+          <w:sz w:val="20"/>
+          <w:szCs w:val="20"/>
+          <w:lang w:val="ro-RO"/>
+        </w:rPr>
+        <w:t xml:space="preserve">{{^$last}}</w:t>
+      </w:r>
+    </w:p>
+    <w:p>
+      <w:pPr>
+        <w:pStyle w:val="Normal"/>
+        <w:keepNext w:val="true"/>
+        <w:pageBreakBefore w:val="false"/>
+        <w:widowControl/>
+        <w:bidi w:val="0"/>
+        <w:spacing w:before="0" w:after="40"/>
+        <w:ind w:hanging="360" w:left="720"/>
+        <w:jc w:val="left"/>
+        <w:rPr>
+          <w:rFonts w:eastAsia="Arial" w:cs="Arial" w:ascii="Arial" w:hAnsi="Arial"/>
+          <w:b w:val="false"/>
+          <w:i w:val="false"/>
+          <w:color w:val="auto"/>
+          <w:spacing w:val="0"/>
+          <w:w w:val="100"/>
+          <w:sz w:val="20"/>
+          <w:szCs w:val="20"/>
+          <w:lang w:val="ro-RO"/>
+        </w:rPr>
+      </w:pPr>
+      <w:r>
+        <w:rPr>
+          <w:rFonts w:eastAsia="Arial" w:cs="Arial" w:ascii="Arial" w:hAnsi="Arial"/>
+          <w:b/>
+          <w:i w:val="false"/>
+          <w:color w:val="auto"/>
+          <w:spacing w:val="0"/>
+          <w:w w:val="100"/>
+          <w:sz w:val="20"/>
+          <w:szCs w:val="20"/>
+          <w:lang w:val="ro-RO"/>
+        </w:rPr>
+        <w:t xml:space="preserve">{{letter}})</w:t>
+      </w:r>
+      <w:r>
+        <w:rPr>
+          <w:rFonts w:eastAsia="Arial" w:cs="Arial" w:ascii="Arial" w:hAnsi="Arial"/>
+          <w:b w:val="false"/>
+          <w:i w:val="false"/>
+          <w:color w:val="auto"/>
+          <w:spacing w:val="0"/>
+          <w:w w:val="100"/>
+          <w:sz w:val="20"/>
+          <w:szCs w:val="20"/>
+          <w:lang w:val="ro-RO"/>
+        </w:rPr>
+        <w:tab/>
+        <w:t xml:space="preserve">{{text}}</w:t>
+      </w:r>
+    </w:p>
+    <w:p>
+      <w:pPr>
+        <w:pStyle w:val="Normal"/>
+        <w:keepNext w:val="false"/>
+        <w:pageBreakBefore w:val="false"/>
+        <w:widowControl/>
+        <w:bidi w:val="0"/>
+        <w:spacing w:before="0" w:after="0"/>
+        <w:ind w:hanging="0" w:left="0"/>
+        <w:jc w:val="left"/>
+        <w:rPr>
+          <w:rFonts w:eastAsia="Arial" w:cs="Arial" w:ascii="Arial" w:hAnsi="Arial"/>
+          <w:b w:val="false"/>
+          <w:i w:val="false"/>
+          <w:color w:val="auto"/>
+          <w:spacing w:val="0"/>
+          <w:w w:val="100"/>
+          <w:sz w:val="20"/>
+          <w:szCs w:val="20"/>
+          <w:lang w:val="ro-RO"/>
+        </w:rPr>
+      </w:pPr>
+      <w:r>
+        <w:rPr>
+          <w:rFonts w:eastAsia="Arial" w:cs="Arial" w:ascii="Arial" w:hAnsi="Arial"/>
+          <w:b w:val="false"/>
+          <w:i w:val="false"/>
+          <w:color w:val="auto"/>
+          <w:spacing w:val="0"/>
+          <w:w w:val="100"/>
+          <w:sz w:val="20"/>
+          <w:szCs w:val="20"/>
+          <w:lang w:val="ro-RO"/>
+        </w:rPr>
+        <w:t xml:space="preserve">{{/$last}}</w:t>
+      </w:r>
+    </w:p>
+    <w:p>
+      <w:pPr>
+        <w:pStyle w:val="Normal"/>
+        <w:keepNext w:val="false"/>
+        <w:pageBreakBefore w:val="false"/>
+        <w:widowControl/>
+        <w:bidi w:val="0"/>
+        <w:spacing w:before="0" w:after="0"/>
+        <w:ind w:hanging="0" w:left="0"/>
+        <w:jc w:val="left"/>
+        <w:rPr>
+          <w:rFonts w:eastAsia="Arial" w:cs="Arial" w:ascii="Arial" w:hAnsi="Arial"/>
+          <w:b w:val="false"/>
+          <w:i w:val="false"/>
+          <w:color w:val="auto"/>
+          <w:spacing w:val="0"/>
+          <w:w w:val="100"/>
+          <w:sz w:val="20"/>
+          <w:szCs w:val="20"/>
+          <w:lang w:val="ro-RO"/>
+        </w:rPr>
+      </w:pPr>
+      <w:r>
+        <w:rPr>
+          <w:rFonts w:eastAsia="Arial" w:cs="Arial" w:ascii="Arial" w:hAnsi="Arial"/>
+          <w:b w:val="false"/>
+          <w:i w:val="false"/>
+          <w:color w:val="auto"/>
+          <w:spacing w:val="0"/>
+          <w:w w:val="100"/>
+          <w:sz w:val="20"/>
+          <w:szCs w:val="20"/>
+          <w:lang w:val="ro-RO"/>
+        </w:rPr>
+        <w:t xml:space="preserve">{{#$last}}</w:t>
+      </w:r>
+    </w:p>
+    <w:p>
+      <w:pPr>
+        <w:pStyle w:val="Normal"/>
+        <w:keepNext w:val="false"/>
+        <w:pageBreakBefore w:val="false"/>
+        <w:widowControl/>
+        <w:bidi w:val="0"/>
+        <w:spacing w:before="0" w:after="120"/>
+        <w:ind w:hanging="360" w:left="720"/>
+        <w:jc w:val="left"/>
+        <w:rPr>
+          <w:rFonts w:eastAsia="Arial" w:cs="Arial" w:ascii="Arial" w:hAnsi="Arial"/>
+          <w:b w:val="false"/>
+          <w:i w:val="false"/>
+          <w:color w:val="auto"/>
+          <w:spacing w:val="0"/>
+          <w:w w:val="100"/>
+          <w:sz w:val="20"/>
+          <w:szCs w:val="20"/>
+          <w:lang w:val="ro-RO"/>
+        </w:rPr>
+      </w:pPr>
+      <w:r>
+        <w:rPr>
+          <w:rFonts w:eastAsia="Arial" w:cs="Arial" w:ascii="Arial" w:hAnsi="Arial"/>
+          <w:b/>
+          <w:i w:val="false"/>
+          <w:color w:val="auto"/>
+          <w:spacing w:val="0"/>
+          <w:w w:val="100"/>
+          <w:sz w:val="20"/>
+          <w:szCs w:val="20"/>
+          <w:lang w:val="ro-RO"/>
+        </w:rPr>
+        <w:t xml:space="preserve">{{letter}})</w:t>
+      </w:r>
+      <w:r>
+        <w:rPr>
+          <w:rFonts w:eastAsia="Arial" w:cs="Arial" w:ascii="Arial" w:hAnsi="Arial"/>
+          <w:b w:val="false"/>
+          <w:i w:val="false"/>
+          <w:color w:val="auto"/>
+          <w:spacing w:val="0"/>
+          <w:w w:val="100"/>
+          <w:sz w:val="20"/>
+          <w:szCs w:val="20"/>
+          <w:lang w:val="ro-RO"/>
+        </w:rPr>
+        <w:tab/>
+        <w:t xml:space="preserve">{{text}}</w:t>
+      </w:r>
+    </w:p>
+    <w:p>
+      <w:pPr>
+        <w:pStyle w:val="Normal"/>
+        <w:keepNext w:val="false"/>
+        <w:pageBreakBefore w:val="false"/>
+        <w:widowControl/>
+        <w:bidi w:val="0"/>
+        <w:spacing w:before="0" w:after="0"/>
+        <w:ind w:hanging="0" w:left="0"/>
+        <w:jc w:val="left"/>
+        <w:rPr>
+          <w:rFonts w:eastAsia="Arial" w:cs="Arial" w:ascii="Arial" w:hAnsi="Arial"/>
+          <w:b w:val="false"/>
+          <w:i w:val="false"/>
+          <w:color w:val="auto"/>
+          <w:spacing w:val="0"/>
+          <w:w w:val="100"/>
+          <w:sz w:val="20"/>
+          <w:szCs w:val="20"/>
+          <w:lang w:val="ro-RO"/>
+        </w:rPr>
+      </w:pPr>
+      <w:r>
+        <w:rPr>
+          <w:rFonts w:eastAsia="Arial" w:cs="Arial" w:ascii="Arial" w:hAnsi="Arial"/>
+          <w:b w:val="false"/>
+          <w:i w:val="false"/>
+          <w:color w:val="auto"/>
+          <w:spacing w:val="0"/>
+          <w:w w:val="100"/>
+          <w:sz w:val="20"/>
+          <w:szCs w:val="20"/>
+          <w:lang w:val="ro-RO"/>
+        </w:rPr>
+        <w:t xml:space="preserve">{{/$last}}</w:t>
+      </w:r>
+    </w:p>
+    <w:p>
+      <w:pPr>
+        <w:pStyle w:val="Normal"/>
+        <w:keepNext w:val="false"/>
+        <w:pageBreakBefore w:val="false"/>
+        <w:widowControl/>
+        <w:bidi w:val="0"/>
+        <w:spacing w:before="0" w:after="0"/>
+        <w:ind w:hanging="0" w:left="0"/>
+        <w:jc w:val="left"/>
+        <w:rPr>
+          <w:rFonts w:eastAsia="Arial" w:cs="Arial" w:ascii="Arial" w:hAnsi="Arial"/>
+          <w:b w:val="false"/>
+          <w:i w:val="false"/>
+          <w:color w:val="auto"/>
+          <w:spacing w:val="0"/>
+          <w:w w:val="100"/>
+          <w:sz w:val="20"/>
+          <w:szCs w:val="20"/>
+          <w:lang w:val="ro-RO"/>
+        </w:rPr>
+      </w:pPr>
+      <w:r>
+        <w:rPr>
+          <w:rFonts w:eastAsia="Arial" w:cs="Arial" w:ascii="Arial" w:hAnsi="Arial"/>
+          <w:b w:val="false"/>
+          <w:i w:val="false"/>
+          <w:color w:val="auto"/>
+          <w:spacing w:val="0"/>
+          <w:w w:val="100"/>
+          <w:sz w:val="20"/>
+          <w:szCs w:val="20"/>
+          <w:lang w:val="ro-RO"/>
+        </w:rPr>
+        <w:t xml:space="preserve">{{/options}}</w:t>
+      </w:r>
+    </w:p>
+    <w:p>
+      <w:pPr>
+        <w:pStyle w:val="Normal"/>
+        <w:keepNext w:val="false"/>
+        <w:pageBreakBefore w:val="false"/>
+        <w:widowControl/>
+        <w:bidi w:val="0"/>
+        <w:spacing w:before="0" w:after="0"/>
+        <w:ind w:hanging="0" w:left="0"/>
+        <w:jc w:val="left"/>
+        <w:rPr>
+          <w:rFonts w:eastAsia="Arial" w:cs="Arial" w:ascii="Arial" w:hAnsi="Arial"/>
+          <w:b w:val="false"/>
+          <w:i w:val="false"/>
+          <w:color w:val="auto"/>
+          <w:spacing w:val="0"/>
+          <w:w w:val="100"/>
+          <w:sz w:val="20"/>
+          <w:szCs w:val="20"/>
+          <w:lang w:val="ro-RO"/>
+        </w:rPr>
+      </w:pPr>
+      <w:r>
+        <w:rPr>
+          <w:rFonts w:eastAsia="Arial" w:cs="Arial" w:ascii="Arial" w:hAnsi="Arial"/>
+          <w:b w:val="false"/>
+          <w:i w:val="false"/>
+          <w:color w:val="auto"/>
+          <w:spacing w:val="0"/>
+          <w:w w:val="100"/>
+          <w:sz w:val="20"/>
+          <w:szCs w:val="20"/>
+          <w:lang w:val="ro-RO"/>
+        </w:rPr>
+        <w:t xml:space="preserve">{{/questions}}</w:t>
+      </w:r>
+    </w:p>
+    <w:p>
+      <w:pPr>
+        <w:pStyle w:val="Normal"/>
+        <w:keepNext w:val="true"/>
+        <w:pageBreakBefore w:val="false"/>
+        <w:widowControl/>
+        <w:bidi w:val="0"/>
+        <w:spacing w:before="240" w:after="120"/>
+        <w:ind w:hanging="0" w:left="0"/>
+        <w:jc w:val="center"/>
+        <w:rPr>
+          <w:rFonts w:eastAsia="Arial" w:cs="Arial" w:ascii="Arial" w:hAnsi="Arial"/>
+          <w:b/>
+          <w:i w:val="false"/>
+          <w:color w:val="auto"/>
+          <w:spacing w:val="0"/>
+          <w:w w:val="100"/>
+          <w:sz w:val="20"/>
+          <w:szCs w:val="20"/>
+          <w:lang w:val="ro-RO"/>
+        </w:rPr>
+      </w:pPr>
+      <w:r>
+        <w:rPr>
+          <w:rFonts w:eastAsia="Arial" w:cs="Arial" w:ascii="Arial" w:hAnsi="Arial"/>
+          <w:b/>
+          <w:i w:val="false"/>
+          <w:color w:val="auto"/>
+          <w:spacing w:val="0"/>
+          <w:w w:val="100"/>
+          <w:sz w:val="20"/>
+          <w:szCs w:val="20"/>
+          <w:lang w:val="ro-RO"/>
+        </w:rPr>
+        <w:t xml:space="preserve">SPECIMEN CU RĂSPUNSURILE CORECTE</w:t>
+      </w:r>
+    </w:p>
+    <w:tbl>
+      <w:tblPr>
+        <w:tblW w:w="5000" w:type="pct"/>
+        <w:jc w:val="left"/>
+        <w:tblInd w:w="0" w:type="dxa"/>
+        <w:tblLayout w:type="fixed"/>
+        <w:tblCellMar>
+          <w:top w:w="80" w:type="dxa"/>
+          <w:left w:w="55" w:type="dxa"/>
+          <w:bottom w:w="80" w:type="dxa"/>
+          <w:right w:w="55" w:type="dxa"/>
+        </w:tblCellMar>
+      </w:tblPr>
+      <w:tblGrid>
+        <w:gridCol w:w="4251"/>
+        <w:gridCol w:w="5104"/>
+      </w:tblGrid>
+      <w:tr>
+        <w:trPr>
+          <w:cantSplit/>
+          <w:tblHeader/>
+        </w:trPr>
+        <w:tc>
+          <w:tcPr>
+            <w:tcW w:w="4251" w:type="dxa"/>
+            <w:tcBorders>
+              <w:top w:val="single" w:sz="4" w:space="0" w:color="000000"/>
+              <w:left w:val="single" w:sz="4" w:space="0" w:color="000000"/>
+              <w:bottom w:val="single" w:sz="4" w:space="0" w:color="000000"/>
+              <w:right w:val="single" w:sz="4" w:space="0" w:color="000000"/>
+            </w:tcBorders>
+            <w:vAlign w:val="center"/>
+          </w:tcPr>
+          <w:p>
+            <w:pPr>
+              <w:pStyle w:val="TableContents"/>
+              <w:keepNext w:val="true"/>
+              <w:pageBreakBefore w:val="false"/>
+              <w:widowControl/>
+              <w:bidi w:val="0"/>
+              <w:spacing w:before="0" w:after="0"/>
+              <w:ind w:hanging="0" w:left="0"/>
+              <w:jc w:val="center"/>
+              <w:rPr>
+                <w:rFonts w:eastAsia="Arial" w:cs="Arial" w:ascii="Arial" w:hAnsi="Arial"/>
                 <w:b/>
                 <w:i w:val="false"/>
                 <w:color w:val="auto"/>
@@ -3122,30 +1929,33 @@
                 <w:szCs w:val="20"/>
                 <w:lang w:val="ro-RO"/>
               </w:rPr>
-              <w:t>2</w:t>
+              <w:t xml:space="preserve">Nr. întrebării</w:t>
             </w:r>
           </w:p>
         </w:tc>
         <w:tc>
           <w:tcPr>
-            <w:tcW w:w="730" w:type="dxa"/>
+            <w:tcW w:w="5104" w:type="dxa"/>
             <w:tcBorders>
               <w:top w:val="single" w:sz="4" w:space="0" w:color="000000"/>
               <w:left w:val="single" w:sz="4" w:space="0" w:color="000000"/>
               <w:bottom w:val="single" w:sz="4" w:space="0" w:color="000000"/>
+              <w:right w:val="single" w:sz="4" w:space="0" w:color="000000"/>
             </w:tcBorders>
             <w:vAlign w:val="center"/>
           </w:tcPr>
           <w:p>
             <w:pPr>
-              <w:pStyle w:val="TableHeading"/>
-              <w:keepNext w:val="false"/>
+              <w:pStyle w:val="TableContents"/>
+              <w:keepNext w:val="true"/>
+              <w:pageBreakBefore w:val="false"/>
               <w:widowControl/>
+              <w:bidi w:val="0"/>
               <w:spacing w:before="0" w:after="0"/>
               <w:ind w:hanging="0" w:left="0"/>
               <w:jc w:val="center"/>
               <w:rPr>
-                <w:rFonts w:ascii="Arial" w:hAnsi="Arial" w:eastAsia="Arial" w:cs="Arial"/>
+                <w:rFonts w:eastAsia="Arial" w:cs="Arial" w:ascii="Arial" w:hAnsi="Arial"/>
                 <w:b/>
                 <w:i w:val="false"/>
                 <w:color w:val="auto"/>
@@ -3168,289 +1978,18 @@
                 <w:szCs w:val="20"/>
                 <w:lang w:val="ro-RO"/>
               </w:rPr>
-              <w:t>3</w:t>
+              <w:t xml:space="preserve">Răspunsul corect</w:t>
             </w:r>
           </w:p>
         </w:tc>
+      </w:tr>
+      <w:tr>
+        <w:trPr>
+          <w:cantSplit/>
+        </w:trPr>
         <w:tc>
           <w:tcPr>
-            <w:tcW w:w="729" w:type="dxa"/>
-            <w:tcBorders>
-              <w:top w:val="single" w:sz="4" w:space="0" w:color="000000"/>
-              <w:left w:val="single" w:sz="4" w:space="0" w:color="000000"/>
-              <w:bottom w:val="single" w:sz="4" w:space="0" w:color="000000"/>
-            </w:tcBorders>
-            <w:vAlign w:val="center"/>
-          </w:tcPr>
-          <w:p>
-            <w:pPr>
-              <w:pStyle w:val="TableHeading"/>
-              <w:keepNext w:val="false"/>
-              <w:widowControl/>
-              <w:spacing w:before="0" w:after="0"/>
-              <w:ind w:hanging="0" w:left="0"/>
-              <w:jc w:val="center"/>
-              <w:rPr>
-                <w:rFonts w:ascii="Arial" w:hAnsi="Arial" w:eastAsia="Arial" w:cs="Arial"/>
-                <w:b/>
-                <w:i w:val="false"/>
-                <w:color w:val="auto"/>
-                <w:spacing w:val="0"/>
-                <w:w w:val="100"/>
-                <w:sz w:val="20"/>
-                <w:szCs w:val="20"/>
-                <w:lang w:val="ro-RO"/>
-              </w:rPr>
-            </w:pPr>
-            <w:r>
-              <w:rPr>
-                <w:rFonts w:eastAsia="Arial" w:cs="Arial" w:ascii="Arial" w:hAnsi="Arial"/>
-                <w:b/>
-                <w:i w:val="false"/>
-                <w:color w:val="auto"/>
-                <w:spacing w:val="0"/>
-                <w:w w:val="100"/>
-                <w:sz w:val="20"/>
-                <w:szCs w:val="20"/>
-                <w:lang w:val="ro-RO"/>
-              </w:rPr>
-              <w:t>4</w:t>
-            </w:r>
-          </w:p>
-        </w:tc>
-        <w:tc>
-          <w:tcPr>
-            <w:tcW w:w="730" w:type="dxa"/>
-            <w:tcBorders>
-              <w:top w:val="single" w:sz="4" w:space="0" w:color="000000"/>
-              <w:left w:val="single" w:sz="4" w:space="0" w:color="000000"/>
-              <w:bottom w:val="single" w:sz="4" w:space="0" w:color="000000"/>
-            </w:tcBorders>
-            <w:vAlign w:val="center"/>
-          </w:tcPr>
-          <w:p>
-            <w:pPr>
-              <w:pStyle w:val="TableHeading"/>
-              <w:keepNext w:val="false"/>
-              <w:widowControl/>
-              <w:spacing w:before="0" w:after="0"/>
-              <w:ind w:hanging="0" w:left="0"/>
-              <w:jc w:val="center"/>
-              <w:rPr>
-                <w:rFonts w:ascii="Arial" w:hAnsi="Arial" w:eastAsia="Arial" w:cs="Arial"/>
-                <w:b/>
-                <w:i w:val="false"/>
-                <w:color w:val="auto"/>
-                <w:spacing w:val="0"/>
-                <w:w w:val="100"/>
-                <w:sz w:val="20"/>
-                <w:szCs w:val="20"/>
-                <w:lang w:val="ro-RO"/>
-              </w:rPr>
-            </w:pPr>
-            <w:r>
-              <w:rPr>
-                <w:rFonts w:eastAsia="Arial" w:cs="Arial" w:ascii="Arial" w:hAnsi="Arial"/>
-                <w:b/>
-                <w:i w:val="false"/>
-                <w:color w:val="auto"/>
-                <w:spacing w:val="0"/>
-                <w:w w:val="100"/>
-                <w:sz w:val="20"/>
-                <w:szCs w:val="20"/>
-                <w:lang w:val="ro-RO"/>
-              </w:rPr>
-              <w:t>5</w:t>
-            </w:r>
-          </w:p>
-        </w:tc>
-        <w:tc>
-          <w:tcPr>
-            <w:tcW w:w="730" w:type="dxa"/>
-            <w:tcBorders>
-              <w:top w:val="single" w:sz="4" w:space="0" w:color="000000"/>
-              <w:left w:val="single" w:sz="4" w:space="0" w:color="000000"/>
-              <w:bottom w:val="single" w:sz="4" w:space="0" w:color="000000"/>
-            </w:tcBorders>
-            <w:vAlign w:val="center"/>
-          </w:tcPr>
-          <w:p>
-            <w:pPr>
-              <w:pStyle w:val="TableHeading"/>
-              <w:keepNext w:val="false"/>
-              <w:widowControl/>
-              <w:spacing w:before="0" w:after="0"/>
-              <w:ind w:hanging="0" w:left="0"/>
-              <w:jc w:val="center"/>
-              <w:rPr>
-                <w:rFonts w:ascii="Arial" w:hAnsi="Arial" w:eastAsia="Arial" w:cs="Arial"/>
-                <w:b/>
-                <w:i w:val="false"/>
-                <w:color w:val="auto"/>
-                <w:spacing w:val="0"/>
-                <w:w w:val="100"/>
-                <w:sz w:val="20"/>
-                <w:szCs w:val="20"/>
-                <w:lang w:val="ro-RO"/>
-              </w:rPr>
-            </w:pPr>
-            <w:r>
-              <w:rPr>
-                <w:rFonts w:eastAsia="Arial" w:cs="Arial" w:ascii="Arial" w:hAnsi="Arial"/>
-                <w:b/>
-                <w:i w:val="false"/>
-                <w:color w:val="auto"/>
-                <w:spacing w:val="0"/>
-                <w:w w:val="100"/>
-                <w:sz w:val="20"/>
-                <w:szCs w:val="20"/>
-                <w:lang w:val="ro-RO"/>
-              </w:rPr>
-              <w:t>6</w:t>
-            </w:r>
-          </w:p>
-        </w:tc>
-        <w:tc>
-          <w:tcPr>
-            <w:tcW w:w="729" w:type="dxa"/>
-            <w:tcBorders>
-              <w:top w:val="single" w:sz="4" w:space="0" w:color="000000"/>
-              <w:left w:val="single" w:sz="4" w:space="0" w:color="000000"/>
-              <w:bottom w:val="single" w:sz="4" w:space="0" w:color="000000"/>
-            </w:tcBorders>
-            <w:vAlign w:val="center"/>
-          </w:tcPr>
-          <w:p>
-            <w:pPr>
-              <w:pStyle w:val="TableHeading"/>
-              <w:keepNext w:val="false"/>
-              <w:widowControl/>
-              <w:spacing w:before="0" w:after="0"/>
-              <w:ind w:hanging="0" w:left="0"/>
-              <w:jc w:val="center"/>
-              <w:rPr>
-                <w:rFonts w:ascii="Arial" w:hAnsi="Arial" w:eastAsia="Arial" w:cs="Arial"/>
-                <w:b/>
-                <w:i w:val="false"/>
-                <w:color w:val="auto"/>
-                <w:spacing w:val="0"/>
-                <w:w w:val="100"/>
-                <w:sz w:val="20"/>
-                <w:szCs w:val="20"/>
-                <w:lang w:val="ro-RO"/>
-              </w:rPr>
-            </w:pPr>
-            <w:r>
-              <w:rPr>
-                <w:rFonts w:eastAsia="Arial" w:cs="Arial" w:ascii="Arial" w:hAnsi="Arial"/>
-                <w:b/>
-                <w:i w:val="false"/>
-                <w:color w:val="auto"/>
-                <w:spacing w:val="0"/>
-                <w:w w:val="100"/>
-                <w:sz w:val="20"/>
-                <w:szCs w:val="20"/>
-                <w:lang w:val="ro-RO"/>
-              </w:rPr>
-              <w:t>7</w:t>
-            </w:r>
-          </w:p>
-        </w:tc>
-        <w:tc>
-          <w:tcPr>
-            <w:tcW w:w="730" w:type="dxa"/>
-            <w:tcBorders>
-              <w:top w:val="single" w:sz="4" w:space="0" w:color="000000"/>
-              <w:left w:val="single" w:sz="4" w:space="0" w:color="000000"/>
-              <w:bottom w:val="single" w:sz="4" w:space="0" w:color="000000"/>
-            </w:tcBorders>
-            <w:vAlign w:val="center"/>
-          </w:tcPr>
-          <w:p>
-            <w:pPr>
-              <w:pStyle w:val="TableHeading"/>
-              <w:keepNext w:val="false"/>
-              <w:widowControl/>
-              <w:spacing w:before="0" w:after="0"/>
-              <w:ind w:hanging="0" w:left="0"/>
-              <w:jc w:val="center"/>
-              <w:rPr>
-                <w:rFonts w:ascii="Arial" w:hAnsi="Arial" w:eastAsia="Arial" w:cs="Arial"/>
-                <w:b/>
-                <w:i w:val="false"/>
-                <w:color w:val="auto"/>
-                <w:spacing w:val="0"/>
-                <w:w w:val="100"/>
-                <w:sz w:val="20"/>
-                <w:szCs w:val="20"/>
-                <w:lang w:val="ro-RO"/>
-              </w:rPr>
-            </w:pPr>
-            <w:r>
-              <w:rPr>
-                <w:rFonts w:eastAsia="Arial" w:cs="Arial" w:ascii="Arial" w:hAnsi="Arial"/>
-                <w:b/>
-                <w:i w:val="false"/>
-                <w:color w:val="auto"/>
-                <w:spacing w:val="0"/>
-                <w:w w:val="100"/>
-                <w:sz w:val="20"/>
-                <w:szCs w:val="20"/>
-                <w:lang w:val="ro-RO"/>
-              </w:rPr>
-              <w:t>8</w:t>
-            </w:r>
-          </w:p>
-        </w:tc>
-        <w:tc>
-          <w:tcPr>
-            <w:tcW w:w="730" w:type="dxa"/>
-            <w:tcBorders>
-              <w:top w:val="single" w:sz="4" w:space="0" w:color="000000"/>
-              <w:left w:val="single" w:sz="4" w:space="0" w:color="000000"/>
-              <w:bottom w:val="single" w:sz="4" w:space="0" w:color="000000"/>
-            </w:tcBorders>
-            <w:vAlign w:val="center"/>
-          </w:tcPr>
-          <w:p>
-            <w:pPr>
-              <w:pStyle w:val="TableHeading"/>
-              <w:keepNext w:val="false"/>
-              <w:widowControl/>
-              <w:spacing w:before="0" w:after="0"/>
-              <w:ind w:hanging="0" w:left="0"/>
-              <w:jc w:val="center"/>
-              <w:rPr>
-                <w:rFonts w:ascii="Arial" w:hAnsi="Arial" w:eastAsia="Arial" w:cs="Arial"/>
-                <w:b/>
-                <w:i w:val="false"/>
-                <w:color w:val="auto"/>
-                <w:spacing w:val="0"/>
-                <w:w w:val="100"/>
-                <w:sz w:val="20"/>
-                <w:szCs w:val="20"/>
-                <w:lang w:val="ro-RO"/>
-              </w:rPr>
-            </w:pPr>
-            <w:r>
-              <w:rPr>
-                <w:rFonts w:eastAsia="Arial" w:cs="Arial" w:ascii="Arial" w:hAnsi="Arial"/>
-                <w:b/>
-                <w:i w:val="false"/>
-                <w:color w:val="auto"/>
-                <w:spacing w:val="0"/>
-                <w:w w:val="100"/>
-                <w:sz w:val="20"/>
-                <w:szCs w:val="20"/>
-                <w:lang w:val="ro-RO"/>
-              </w:rPr>
-              <w:t>9</w:t>
-            </w:r>
-          </w:p>
-        </w:tc>
-        <w:tc>
-          <w:tcPr>
-            <w:tcW w:w="730" w:type="dxa"/>
+            <w:tcW w:w="4251" w:type="dxa"/>
             <w:tcBorders>
               <w:top w:val="single" w:sz="4" w:space="0" w:color="000000"/>
               <w:left w:val="single" w:sz="4" w:space="0" w:color="000000"/>
@@ -3461,115 +2000,16 @@
           </w:tcPr>
           <w:p>
             <w:pPr>
-              <w:pStyle w:val="TableHeading"/>
-              <w:keepNext w:val="false"/>
+              <w:pStyle w:val="TableContents"/>
+              <w:keepNext w:val="true"/>
+              <w:pageBreakBefore w:val="false"/>
               <w:widowControl/>
+              <w:bidi w:val="0"/>
               <w:spacing w:before="0" w:after="0"/>
               <w:ind w:hanging="0" w:left="0"/>
               <w:jc w:val="center"/>
               <w:rPr>
-                <w:rFonts w:ascii="Arial" w:hAnsi="Arial" w:eastAsia="Arial" w:cs="Arial"/>
-                <w:b/>
-                <w:i w:val="false"/>
-                <w:color w:val="auto"/>
-                <w:spacing w:val="0"/>
-                <w:w w:val="100"/>
-                <w:sz w:val="20"/>
-                <w:szCs w:val="20"/>
-                <w:lang w:val="ro-RO"/>
-              </w:rPr>
-            </w:pPr>
-            <w:r>
-              <w:rPr>
                 <w:rFonts w:eastAsia="Arial" w:cs="Arial" w:ascii="Arial" w:hAnsi="Arial"/>
-                <w:b/>
-                <w:i w:val="false"/>
-                <w:color w:val="auto"/>
-                <w:spacing w:val="0"/>
-                <w:w w:val="100"/>
-                <w:sz w:val="20"/>
-                <w:szCs w:val="20"/>
-                <w:lang w:val="ro-RO"/>
-              </w:rPr>
-              <w:t>10</w:t>
-            </w:r>
-          </w:p>
-        </w:tc>
-      </w:tr>
-      <w:tr>
-        <w:trPr/>
-        <w:tc>
-          <w:tcPr>
-            <w:tcW w:w="2057" w:type="dxa"/>
-            <w:tcBorders>
-              <w:left w:val="single" w:sz="4" w:space="0" w:color="000000"/>
-              <w:bottom w:val="single" w:sz="4" w:space="0" w:color="000000"/>
-            </w:tcBorders>
-            <w:tcMar>
-              <w:top w:w="107" w:type="dxa"/>
-              <w:bottom w:w="107" w:type="dxa"/>
-            </w:tcMar>
-            <w:vAlign w:val="center"/>
-          </w:tcPr>
-          <w:p>
-            <w:pPr>
-              <w:pStyle w:val="TableContents"/>
-              <w:keepNext w:val="false"/>
-              <w:widowControl/>
-              <w:spacing w:before="0" w:after="0"/>
-              <w:ind w:hanging="0" w:left="0"/>
-              <w:jc w:val="center"/>
-              <w:rPr>
-                <w:rFonts w:ascii="Arial" w:hAnsi="Arial" w:eastAsia="Arial" w:cs="Arial"/>
-                <w:b/>
-                <w:i w:val="false"/>
-                <w:color w:val="auto"/>
-                <w:spacing w:val="0"/>
-                <w:w w:val="100"/>
-                <w:sz w:val="20"/>
-                <w:szCs w:val="20"/>
-                <w:lang w:val="ro-RO"/>
-              </w:rPr>
-            </w:pPr>
-            <w:r>
-              <w:rPr>
-                <w:rFonts w:eastAsia="Arial" w:cs="Arial" w:ascii="Arial" w:hAnsi="Arial"/>
-                <w:b/>
-                <w:i w:val="false"/>
-                <w:color w:val="auto"/>
-                <w:spacing w:val="0"/>
-                <w:w w:val="100"/>
-                <w:sz w:val="20"/>
-                <w:szCs w:val="20"/>
-                <w:lang w:val="ro-RO"/>
-              </w:rPr>
-              <w:t>Răspunsul</w:t>
-            </w:r>
-          </w:p>
-        </w:tc>
-        <w:tc>
-          <w:tcPr>
-            <w:tcW w:w="730" w:type="dxa"/>
-            <w:tcBorders>
-              <w:left w:val="single" w:sz="4" w:space="0" w:color="000000"/>
-              <w:bottom w:val="single" w:sz="4" w:space="0" w:color="000000"/>
-            </w:tcBorders>
-            <w:tcMar>
-              <w:top w:w="107" w:type="dxa"/>
-              <w:bottom w:w="107" w:type="dxa"/>
-            </w:tcMar>
-            <w:vAlign w:val="center"/>
-          </w:tcPr>
-          <w:p>
-            <w:pPr>
-              <w:pStyle w:val="TableContents"/>
-              <w:keepNext w:val="false"/>
-              <w:widowControl/>
-              <w:spacing w:before="0" w:after="0"/>
-              <w:ind w:hanging="0" w:left="0"/>
-              <w:jc w:val="center"/>
-              <w:rPr>
-                <w:rFonts w:ascii="Arial" w:hAnsi="Arial" w:eastAsia="Arial" w:cs="Arial"/>
                 <w:b w:val="false"/>
                 <w:i w:val="false"/>
                 <w:color w:val="auto"/>
@@ -3592,32 +2032,33 @@
                 <w:szCs w:val="20"/>
                 <w:lang w:val="ro-RO"/>
               </w:rPr>
+              <w:t xml:space="preserve">{{#questions}}{{number}}</w:t>
             </w:r>
           </w:p>
         </w:tc>
         <w:tc>
           <w:tcPr>
-            <w:tcW w:w="730" w:type="dxa"/>
+            <w:tcW w:w="5104" w:type="dxa"/>
             <w:tcBorders>
+              <w:top w:val="single" w:sz="4" w:space="0" w:color="000000"/>
               <w:left w:val="single" w:sz="4" w:space="0" w:color="000000"/>
               <w:bottom w:val="single" w:sz="4" w:space="0" w:color="000000"/>
+              <w:right w:val="single" w:sz="4" w:space="0" w:color="000000"/>
             </w:tcBorders>
-            <w:tcMar>
-              <w:top w:w="107" w:type="dxa"/>
-              <w:bottom w:w="107" w:type="dxa"/>
-            </w:tcMar>
             <w:vAlign w:val="center"/>
           </w:tcPr>
           <w:p>
             <w:pPr>
               <w:pStyle w:val="TableContents"/>
               <w:keepNext w:val="false"/>
+              <w:pageBreakBefore w:val="false"/>
               <w:widowControl/>
+              <w:bidi w:val="0"/>
               <w:spacing w:before="0" w:after="0"/>
               <w:ind w:hanging="0" w:left="0"/>
               <w:jc w:val="center"/>
               <w:rPr>
-                <w:rFonts w:ascii="Arial" w:hAnsi="Arial" w:eastAsia="Arial" w:cs="Arial"/>
+                <w:rFonts w:eastAsia="Arial" w:cs="Arial" w:ascii="Arial" w:hAnsi="Arial"/>
                 <w:b w:val="false"/>
                 <w:i w:val="false"/>
                 <w:color w:val="auto"/>
@@ -3640,391 +2081,7 @@
                 <w:szCs w:val="20"/>
                 <w:lang w:val="ro-RO"/>
               </w:rPr>
-            </w:r>
-          </w:p>
-        </w:tc>
-        <w:tc>
-          <w:tcPr>
-            <w:tcW w:w="730" w:type="dxa"/>
-            <w:tcBorders>
-              <w:left w:val="single" w:sz="4" w:space="0" w:color="000000"/>
-              <w:bottom w:val="single" w:sz="4" w:space="0" w:color="000000"/>
-            </w:tcBorders>
-            <w:tcMar>
-              <w:top w:w="107" w:type="dxa"/>
-              <w:bottom w:w="107" w:type="dxa"/>
-            </w:tcMar>
-            <w:vAlign w:val="center"/>
-          </w:tcPr>
-          <w:p>
-            <w:pPr>
-              <w:pStyle w:val="TableContents"/>
-              <w:keepNext w:val="false"/>
-              <w:widowControl/>
-              <w:spacing w:before="0" w:after="0"/>
-              <w:ind w:hanging="0" w:left="0"/>
-              <w:jc w:val="center"/>
-              <w:rPr>
-                <w:rFonts w:ascii="Arial" w:hAnsi="Arial" w:eastAsia="Arial" w:cs="Arial"/>
-                <w:b w:val="false"/>
-                <w:i w:val="false"/>
-                <w:color w:val="auto"/>
-                <w:spacing w:val="0"/>
-                <w:w w:val="100"/>
-                <w:sz w:val="20"/>
-                <w:szCs w:val="20"/>
-                <w:lang w:val="ro-RO"/>
-              </w:rPr>
-            </w:pPr>
-            <w:r>
-              <w:rPr>
-                <w:rFonts w:eastAsia="Arial" w:cs="Arial" w:ascii="Arial" w:hAnsi="Arial"/>
-                <w:b w:val="false"/>
-                <w:i w:val="false"/>
-                <w:color w:val="auto"/>
-                <w:spacing w:val="0"/>
-                <w:w w:val="100"/>
-                <w:sz w:val="20"/>
-                <w:szCs w:val="20"/>
-                <w:lang w:val="ro-RO"/>
-              </w:rPr>
-            </w:r>
-          </w:p>
-        </w:tc>
-        <w:tc>
-          <w:tcPr>
-            <w:tcW w:w="729" w:type="dxa"/>
-            <w:tcBorders>
-              <w:left w:val="single" w:sz="4" w:space="0" w:color="000000"/>
-              <w:bottom w:val="single" w:sz="4" w:space="0" w:color="000000"/>
-            </w:tcBorders>
-            <w:tcMar>
-              <w:top w:w="107" w:type="dxa"/>
-              <w:bottom w:w="107" w:type="dxa"/>
-            </w:tcMar>
-            <w:vAlign w:val="center"/>
-          </w:tcPr>
-          <w:p>
-            <w:pPr>
-              <w:pStyle w:val="TableContents"/>
-              <w:keepNext w:val="false"/>
-              <w:widowControl/>
-              <w:spacing w:before="0" w:after="0"/>
-              <w:ind w:hanging="0" w:left="0"/>
-              <w:jc w:val="center"/>
-              <w:rPr>
-                <w:rFonts w:ascii="Arial" w:hAnsi="Arial" w:eastAsia="Arial" w:cs="Arial"/>
-                <w:b w:val="false"/>
-                <w:i w:val="false"/>
-                <w:color w:val="auto"/>
-                <w:spacing w:val="0"/>
-                <w:w w:val="100"/>
-                <w:sz w:val="20"/>
-                <w:szCs w:val="20"/>
-                <w:lang w:val="ro-RO"/>
-              </w:rPr>
-            </w:pPr>
-            <w:r>
-              <w:rPr>
-                <w:rFonts w:eastAsia="Arial" w:cs="Arial" w:ascii="Arial" w:hAnsi="Arial"/>
-                <w:b w:val="false"/>
-                <w:i w:val="false"/>
-                <w:color w:val="auto"/>
-                <w:spacing w:val="0"/>
-                <w:w w:val="100"/>
-                <w:sz w:val="20"/>
-                <w:szCs w:val="20"/>
-                <w:lang w:val="ro-RO"/>
-              </w:rPr>
-            </w:r>
-          </w:p>
-        </w:tc>
-        <w:tc>
-          <w:tcPr>
-            <w:tcW w:w="730" w:type="dxa"/>
-            <w:tcBorders>
-              <w:left w:val="single" w:sz="4" w:space="0" w:color="000000"/>
-              <w:bottom w:val="single" w:sz="4" w:space="0" w:color="000000"/>
-            </w:tcBorders>
-            <w:tcMar>
-              <w:top w:w="107" w:type="dxa"/>
-              <w:bottom w:w="107" w:type="dxa"/>
-            </w:tcMar>
-            <w:vAlign w:val="center"/>
-          </w:tcPr>
-          <w:p>
-            <w:pPr>
-              <w:pStyle w:val="TableContents"/>
-              <w:keepNext w:val="false"/>
-              <w:widowControl/>
-              <w:spacing w:before="0" w:after="0"/>
-              <w:ind w:hanging="0" w:left="0"/>
-              <w:jc w:val="center"/>
-              <w:rPr>
-                <w:rFonts w:ascii="Arial" w:hAnsi="Arial" w:eastAsia="Arial" w:cs="Arial"/>
-                <w:b w:val="false"/>
-                <w:i w:val="false"/>
-                <w:color w:val="auto"/>
-                <w:spacing w:val="0"/>
-                <w:w w:val="100"/>
-                <w:sz w:val="20"/>
-                <w:szCs w:val="20"/>
-                <w:lang w:val="ro-RO"/>
-              </w:rPr>
-            </w:pPr>
-            <w:r>
-              <w:rPr>
-                <w:rFonts w:eastAsia="Arial" w:cs="Arial" w:ascii="Arial" w:hAnsi="Arial"/>
-                <w:b w:val="false"/>
-                <w:i w:val="false"/>
-                <w:color w:val="auto"/>
-                <w:spacing w:val="0"/>
-                <w:w w:val="100"/>
-                <w:sz w:val="20"/>
-                <w:szCs w:val="20"/>
-                <w:lang w:val="ro-RO"/>
-              </w:rPr>
-            </w:r>
-          </w:p>
-        </w:tc>
-        <w:tc>
-          <w:tcPr>
-            <w:tcW w:w="730" w:type="dxa"/>
-            <w:tcBorders>
-              <w:left w:val="single" w:sz="4" w:space="0" w:color="000000"/>
-              <w:bottom w:val="single" w:sz="4" w:space="0" w:color="000000"/>
-            </w:tcBorders>
-            <w:tcMar>
-              <w:top w:w="107" w:type="dxa"/>
-              <w:bottom w:w="107" w:type="dxa"/>
-            </w:tcMar>
-            <w:vAlign w:val="center"/>
-          </w:tcPr>
-          <w:p>
-            <w:pPr>
-              <w:pStyle w:val="TableContents"/>
-              <w:keepNext w:val="false"/>
-              <w:widowControl/>
-              <w:spacing w:before="0" w:after="0"/>
-              <w:ind w:hanging="0" w:left="0"/>
-              <w:jc w:val="center"/>
-              <w:rPr>
-                <w:rFonts w:ascii="Arial" w:hAnsi="Arial" w:eastAsia="Arial" w:cs="Arial"/>
-                <w:b w:val="false"/>
-                <w:i w:val="false"/>
-                <w:color w:val="auto"/>
-                <w:spacing w:val="0"/>
-                <w:w w:val="100"/>
-                <w:sz w:val="20"/>
-                <w:szCs w:val="20"/>
-                <w:lang w:val="ro-RO"/>
-              </w:rPr>
-            </w:pPr>
-            <w:r>
-              <w:rPr>
-                <w:rFonts w:eastAsia="Arial" w:cs="Arial" w:ascii="Arial" w:hAnsi="Arial"/>
-                <w:b w:val="false"/>
-                <w:i w:val="false"/>
-                <w:color w:val="auto"/>
-                <w:spacing w:val="0"/>
-                <w:w w:val="100"/>
-                <w:sz w:val="20"/>
-                <w:szCs w:val="20"/>
-                <w:lang w:val="ro-RO"/>
-              </w:rPr>
-            </w:r>
-          </w:p>
-        </w:tc>
-        <w:tc>
-          <w:tcPr>
-            <w:tcW w:w="729" w:type="dxa"/>
-            <w:tcBorders>
-              <w:left w:val="single" w:sz="4" w:space="0" w:color="000000"/>
-              <w:bottom w:val="single" w:sz="4" w:space="0" w:color="000000"/>
-            </w:tcBorders>
-            <w:tcMar>
-              <w:top w:w="107" w:type="dxa"/>
-              <w:bottom w:w="107" w:type="dxa"/>
-            </w:tcMar>
-            <w:vAlign w:val="center"/>
-          </w:tcPr>
-          <w:p>
-            <w:pPr>
-              <w:pStyle w:val="TableContents"/>
-              <w:keepNext w:val="false"/>
-              <w:widowControl/>
-              <w:spacing w:before="0" w:after="0"/>
-              <w:ind w:hanging="0" w:left="0"/>
-              <w:jc w:val="center"/>
-              <w:rPr>
-                <w:rFonts w:ascii="Arial" w:hAnsi="Arial" w:eastAsia="Arial" w:cs="Arial"/>
-                <w:b w:val="false"/>
-                <w:i w:val="false"/>
-                <w:color w:val="auto"/>
-                <w:spacing w:val="0"/>
-                <w:w w:val="100"/>
-                <w:sz w:val="20"/>
-                <w:szCs w:val="20"/>
-                <w:lang w:val="ro-RO"/>
-              </w:rPr>
-            </w:pPr>
-            <w:r>
-              <w:rPr>
-                <w:rFonts w:eastAsia="Arial" w:cs="Arial" w:ascii="Arial" w:hAnsi="Arial"/>
-                <w:b w:val="false"/>
-                <w:i w:val="false"/>
-                <w:color w:val="auto"/>
-                <w:spacing w:val="0"/>
-                <w:w w:val="100"/>
-                <w:sz w:val="20"/>
-                <w:szCs w:val="20"/>
-                <w:lang w:val="ro-RO"/>
-              </w:rPr>
-            </w:r>
-          </w:p>
-        </w:tc>
-        <w:tc>
-          <w:tcPr>
-            <w:tcW w:w="730" w:type="dxa"/>
-            <w:tcBorders>
-              <w:left w:val="single" w:sz="4" w:space="0" w:color="000000"/>
-              <w:bottom w:val="single" w:sz="4" w:space="0" w:color="000000"/>
-            </w:tcBorders>
-            <w:tcMar>
-              <w:top w:w="107" w:type="dxa"/>
-              <w:bottom w:w="107" w:type="dxa"/>
-            </w:tcMar>
-            <w:vAlign w:val="center"/>
-          </w:tcPr>
-          <w:p>
-            <w:pPr>
-              <w:pStyle w:val="TableContents"/>
-              <w:keepNext w:val="false"/>
-              <w:widowControl/>
-              <w:spacing w:before="0" w:after="0"/>
-              <w:ind w:hanging="0" w:left="0"/>
-              <w:jc w:val="center"/>
-              <w:rPr>
-                <w:rFonts w:ascii="Arial" w:hAnsi="Arial" w:eastAsia="Arial" w:cs="Arial"/>
-                <w:b w:val="false"/>
-                <w:i w:val="false"/>
-                <w:color w:val="auto"/>
-                <w:spacing w:val="0"/>
-                <w:w w:val="100"/>
-                <w:sz w:val="20"/>
-                <w:szCs w:val="20"/>
-                <w:lang w:val="ro-RO"/>
-              </w:rPr>
-            </w:pPr>
-            <w:r>
-              <w:rPr>
-                <w:rFonts w:eastAsia="Arial" w:cs="Arial" w:ascii="Arial" w:hAnsi="Arial"/>
-                <w:b w:val="false"/>
-                <w:i w:val="false"/>
-                <w:color w:val="auto"/>
-                <w:spacing w:val="0"/>
-                <w:w w:val="100"/>
-                <w:sz w:val="20"/>
-                <w:szCs w:val="20"/>
-                <w:lang w:val="ro-RO"/>
-              </w:rPr>
-            </w:r>
-          </w:p>
-        </w:tc>
-        <w:tc>
-          <w:tcPr>
-            <w:tcW w:w="730" w:type="dxa"/>
-            <w:tcBorders>
-              <w:left w:val="single" w:sz="4" w:space="0" w:color="000000"/>
-              <w:bottom w:val="single" w:sz="4" w:space="0" w:color="000000"/>
-            </w:tcBorders>
-            <w:tcMar>
-              <w:top w:w="107" w:type="dxa"/>
-              <w:bottom w:w="107" w:type="dxa"/>
-            </w:tcMar>
-            <w:vAlign w:val="center"/>
-          </w:tcPr>
-          <w:p>
-            <w:pPr>
-              <w:pStyle w:val="TableContents"/>
-              <w:keepNext w:val="false"/>
-              <w:widowControl/>
-              <w:spacing w:before="0" w:after="0"/>
-              <w:ind w:hanging="0" w:left="0"/>
-              <w:jc w:val="center"/>
-              <w:rPr>
-                <w:rFonts w:ascii="Arial" w:hAnsi="Arial" w:eastAsia="Arial" w:cs="Arial"/>
-                <w:b w:val="false"/>
-                <w:i w:val="false"/>
-                <w:color w:val="auto"/>
-                <w:spacing w:val="0"/>
-                <w:w w:val="100"/>
-                <w:sz w:val="20"/>
-                <w:szCs w:val="20"/>
-                <w:lang w:val="ro-RO"/>
-              </w:rPr>
-            </w:pPr>
-            <w:r>
-              <w:rPr>
-                <w:rFonts w:eastAsia="Arial" w:cs="Arial" w:ascii="Arial" w:hAnsi="Arial"/>
-                <w:b w:val="false"/>
-                <w:i w:val="false"/>
-                <w:color w:val="auto"/>
-                <w:spacing w:val="0"/>
-                <w:w w:val="100"/>
-                <w:sz w:val="20"/>
-                <w:szCs w:val="20"/>
-                <w:lang w:val="ro-RO"/>
-              </w:rPr>
-            </w:r>
-          </w:p>
-        </w:tc>
-        <w:tc>
-          <w:tcPr>
-            <w:tcW w:w="730" w:type="dxa"/>
-            <w:tcBorders>
-              <w:left w:val="single" w:sz="4" w:space="0" w:color="000000"/>
-              <w:bottom w:val="single" w:sz="4" w:space="0" w:color="000000"/>
-              <w:right w:val="single" w:sz="4" w:space="0" w:color="000000"/>
-            </w:tcBorders>
-            <w:tcMar>
-              <w:top w:w="107" w:type="dxa"/>
-              <w:bottom w:w="107" w:type="dxa"/>
-            </w:tcMar>
-            <w:vAlign w:val="center"/>
-          </w:tcPr>
-          <w:p>
-            <w:pPr>
-              <w:pStyle w:val="TableContents"/>
-              <w:keepNext w:val="false"/>
-              <w:widowControl/>
-              <w:spacing w:before="0" w:after="0"/>
-              <w:ind w:hanging="0" w:left="0"/>
-              <w:jc w:val="center"/>
-              <w:rPr>
-                <w:rFonts w:ascii="Arial" w:hAnsi="Arial" w:eastAsia="Arial" w:cs="Arial"/>
-                <w:b w:val="false"/>
-                <w:i w:val="false"/>
-                <w:color w:val="auto"/>
-                <w:spacing w:val="0"/>
-                <w:w w:val="100"/>
-                <w:sz w:val="20"/>
-                <w:szCs w:val="20"/>
-                <w:lang w:val="ro-RO"/>
-              </w:rPr>
-            </w:pPr>
-            <w:r>
-              <w:rPr>
-                <w:rFonts w:eastAsia="Arial" w:cs="Arial" w:ascii="Arial" w:hAnsi="Arial"/>
-                <w:b w:val="false"/>
-                <w:i w:val="false"/>
-                <w:color w:val="auto"/>
-                <w:spacing w:val="0"/>
-                <w:w w:val="100"/>
-                <w:sz w:val="20"/>
-                <w:szCs w:val="20"/>
-                <w:lang w:val="ro-RO"/>
-              </w:rPr>
+              <w:t xml:space="preserve">{{key}}{{/questions}}</w:t>
             </w:r>
           </w:p>
         </w:tc>
@@ -4033,3573 +2090,13 @@
     <w:p>
       <w:pPr>
         <w:pStyle w:val="Normal"/>
-        <w:keepNext w:val="false"/>
-        <w:widowControl/>
-        <w:spacing w:before="120" w:after="0"/>
-        <w:ind w:hanging="0"/>
-        <w:jc w:val="center"/>
+        <w:spacing w:before="0" w:after="0" w:line="20" w:lineRule="exact"/>
         <w:rPr>
-          <w:rFonts w:ascii="Arial" w:hAnsi="Arial" w:cs="Arial"/>
-          <w:b/>
-          <w:bCs/>
-          <w:sz w:val="18"/>
-          <w:szCs w:val="18"/>
-          <w:lang w:val="it-IT"/>
-        </w:rPr>
-      </w:pPr>
-      <w:r>
-        <w:br w:type="page"/>
-      </w:r>
-      <w:r>
-        <w:rPr>
-          <w:rFonts w:eastAsia="Arial" w:cs="Arial" w:ascii="Arial" w:hAnsi="Arial"/>
-          <w:b/>
-          <w:bCs/>
-          <w:color w:val="auto"/>
-          <w:spacing w:val="0"/>
-          <w:w w:val="100"/>
-          <w:sz w:val="24"/>
-          <w:szCs w:val="20"/>
+          <w:sz w:val="2"/>
+          <w:szCs w:val="2"/>
           <w:lang w:val="ro-RO"/>
         </w:rPr>
-        <w:t xml:space="preserve">TESTARE DE VERIFICARE A CUNOȘTINȚELOR PRIVIND SECURITATEA ȘI SĂNĂTATEA ÎN MUNCĂ </w:t>
-      </w:r>
-      <w:r>
-        <w:rPr>
-          <w:rFonts w:eastAsia="Arial" w:cs="Arial" w:ascii="Arial" w:hAnsi="Arial"/>
-          <w:b/>
-          <w:color w:val="auto"/>
-          <w:spacing w:val="0"/>
-          <w:w w:val="100"/>
-          <w:sz w:val="24"/>
-          <w:szCs w:val="20"/>
-          <w:lang w:val="ro-RO"/>
-        </w:rPr>
-        <w:t>(ANGAJARE / REINSTRUIRE)</w:t>
-      </w:r>
-    </w:p>
-    <w:p>
-      <w:pPr>
-        <w:pStyle w:val="Normal"/>
-        <w:keepNext w:val="true"/>
-        <w:widowControl/>
-        <w:spacing w:before="120" w:after="40"/>
-        <w:ind w:hanging="0"/>
-        <w:jc w:val="left"/>
-        <w:rPr>
-          <w:rFonts w:ascii="Arial" w:hAnsi="Arial" w:cs="Arial"/>
-          <w:b/>
-          <w:sz w:val="18"/>
-          <w:szCs w:val="18"/>
-          <w:lang w:val="it-IT"/>
-        </w:rPr>
-      </w:pPr>
-      <w:r>
-        <w:rPr>
-          <w:rFonts w:eastAsia="Arial" w:cs="Arial" w:ascii="Arial" w:hAnsi="Arial"/>
-          <w:b/>
-          <w:bCs/>
-          <w:color w:val="auto"/>
-          <w:spacing w:val="0"/>
-          <w:w w:val="100"/>
-          <w:sz w:val="20"/>
-          <w:szCs w:val="20"/>
-          <w:lang w:val="ro-RO"/>
-        </w:rPr>
-        <w:t>1.</w:t>
-      </w:r>
-      <w:r>
-        <w:rPr>
-          <w:rFonts w:eastAsia="Arial" w:cs="Arial" w:ascii="Arial" w:hAnsi="Arial"/>
-          <w:b/>
-          <w:color w:val="auto"/>
-          <w:spacing w:val="0"/>
-          <w:w w:val="100"/>
-          <w:sz w:val="20"/>
-          <w:szCs w:val="20"/>
-          <w:lang w:val="ro-RO"/>
-        </w:rPr>
-        <w:t xml:space="preserve"> Care este legea în vigoare care reglementează securitatea și sănătatea în muncă în România?</w:t>
-      </w:r>
-    </w:p>
-    <w:p>
-      <w:pPr>
-        <w:pStyle w:val="Normal"/>
-        <w:keepNext w:val="true"/>
-        <w:keepLines w:val="true"/>
-        <w:widowControl/>
-        <w:numPr>
-          <w:ilvl w:val="0"/>
-          <w:numId w:val="22"/>
-        </w:numPr>
-        <w:spacing w:before="0" w:after="40"/>
-        <w:jc w:val="left"/>
-        <w:rPr>
-          <w:rFonts w:ascii="Arial" w:hAnsi="Arial" w:cs="Arial"/>
-          <w:sz w:val="20"/>
-          <w:szCs w:val="20"/>
-        </w:rPr>
-      </w:pPr>
-      <w:r>
-        <w:rPr>
-          <w:rFonts w:eastAsia="Arial" w:cs="Arial" w:ascii="Arial" w:hAnsi="Arial"/>
-          <w:color w:val="auto"/>
-          <w:spacing w:val="0"/>
-          <w:w w:val="100"/>
-          <w:sz w:val="20"/>
-          <w:szCs w:val="20"/>
-          <w:lang w:val="ro-RO"/>
-        </w:rPr>
-        <w:t xml:space="preserve">Legea 90/2002;</w:t>
-      </w:r>
-    </w:p>
-    <w:p>
-      <w:pPr>
-        <w:pStyle w:val="Normal"/>
-        <w:keepNext w:val="true"/>
-        <w:keepLines w:val="true"/>
-        <w:widowControl/>
-        <w:numPr>
-          <w:ilvl w:val="0"/>
-          <w:numId w:val="3"/>
-        </w:numPr>
-        <w:spacing w:before="0" w:after="40"/>
-        <w:jc w:val="left"/>
-        <w:rPr>
-          <w:rFonts w:ascii="Arial" w:hAnsi="Arial" w:cs="Arial"/>
-          <w:sz w:val="20"/>
-          <w:szCs w:val="20"/>
-        </w:rPr>
-      </w:pPr>
-      <w:r>
-        <w:rPr>
-          <w:rFonts w:eastAsia="Arial" w:cs="Arial" w:ascii="Arial" w:hAnsi="Arial"/>
-          <w:color w:val="auto"/>
-          <w:spacing w:val="0"/>
-          <w:w w:val="100"/>
-          <w:sz w:val="20"/>
-          <w:szCs w:val="20"/>
-          <w:lang w:val="ro-RO"/>
-        </w:rPr>
-        <w:t xml:space="preserve">Legea 319/2006;</w:t>
-      </w:r>
-    </w:p>
-    <w:p>
-      <w:pPr>
-        <w:pStyle w:val="Normal"/>
-        <w:keepLines w:val="true"/>
-        <w:widowControl/>
-        <w:numPr>
-          <w:ilvl w:val="0"/>
-          <w:numId w:val="3"/>
-        </w:numPr>
-        <w:spacing w:before="0" w:after="120"/>
-        <w:jc w:val="left"/>
-        <w:rPr>
-          <w:rFonts w:ascii="Arial" w:hAnsi="Arial" w:cs="Arial"/>
-          <w:sz w:val="20"/>
-          <w:szCs w:val="20"/>
-        </w:rPr>
-      </w:pPr>
-      <w:r>
-        <w:rPr>
-          <w:rFonts w:eastAsia="Arial" w:cs="Arial" w:ascii="Arial" w:hAnsi="Arial"/>
-          <w:color w:val="auto"/>
-          <w:spacing w:val="0"/>
-          <w:w w:val="100"/>
-          <w:sz w:val="20"/>
-          <w:szCs w:val="20"/>
-          <w:lang w:val="ro-RO"/>
-        </w:rPr>
-        <w:t xml:space="preserve">Legea 126/1995.</w:t>
-      </w:r>
-    </w:p>
-    <w:p>
-      <w:pPr>
-        <w:pStyle w:val="Normal"/>
-        <w:keepNext w:val="true"/>
-        <w:widowControl/>
-        <w:spacing w:before="120" w:after="40"/>
-        <w:ind w:hanging="0"/>
-        <w:jc w:val="left"/>
-        <w:rPr>
-          <w:rFonts w:ascii="Arial" w:hAnsi="Arial" w:cs="Arial"/>
-          <w:b/>
-          <w:sz w:val="18"/>
-          <w:szCs w:val="18"/>
-          <w:lang w:val="it-IT"/>
-        </w:rPr>
-      </w:pPr>
-      <w:r>
-        <w:rPr>
-          <w:rFonts w:eastAsia="Arial" w:cs="Arial" w:ascii="Arial" w:hAnsi="Arial"/>
-          <w:b/>
-          <w:bCs/>
-          <w:color w:val="auto"/>
-          <w:spacing w:val="0"/>
-          <w:w w:val="100"/>
-          <w:sz w:val="20"/>
-          <w:szCs w:val="20"/>
-          <w:lang w:val="ro-RO"/>
-        </w:rPr>
-        <w:t xml:space="preserve">2.</w:t>
-      </w:r>
-      <w:r>
-        <w:rPr>
-          <w:rFonts w:eastAsia="Arial" w:cs="Arial" w:ascii="Arial" w:hAnsi="Arial"/>
-          <w:b/>
-          <w:color w:val="auto"/>
-          <w:spacing w:val="0"/>
-          <w:w w:val="100"/>
-          <w:sz w:val="20"/>
-          <w:szCs w:val="20"/>
-          <w:lang w:val="ro-RO"/>
-        </w:rPr>
-        <w:t xml:space="preserve"> În sensul Legii securității și sănătății în muncă (Legea 319/2006), accidentul de muncă este definit prin următoarele elemente:</w:t>
-      </w:r>
-    </w:p>
-    <w:p>
-      <w:pPr>
-        <w:pStyle w:val="Normal"/>
-        <w:keepNext w:val="true"/>
-        <w:keepLines w:val="true"/>
-        <w:widowControl/>
-        <w:numPr>
-          <w:ilvl w:val="0"/>
-          <w:numId w:val="23"/>
-        </w:numPr>
-        <w:spacing w:before="0" w:after="40"/>
-        <w:jc w:val="left"/>
-        <w:rPr>
-          <w:rFonts w:ascii="Arial" w:hAnsi="Arial" w:cs="Arial"/>
-          <w:sz w:val="20"/>
-          <w:szCs w:val="20"/>
-          <w:lang w:val="it-IT"/>
-        </w:rPr>
-      </w:pPr>
-      <w:r>
-        <w:rPr>
-          <w:rFonts w:eastAsia="Arial" w:cs="Arial" w:ascii="Arial" w:hAnsi="Arial"/>
-          <w:color w:val="auto"/>
-          <w:spacing w:val="0"/>
-          <w:w w:val="100"/>
-          <w:sz w:val="20"/>
-          <w:szCs w:val="20"/>
-          <w:lang w:val="ro-RO"/>
-        </w:rPr>
-        <w:t>vătămarea violentă a organismului, precum și intoxicația acută profesională, care au loc în timpul procesului de muncă sau în îndeplinirea îndatoririlor de serviciu și care provoacă incapacitate temporară de muncă de cel puțin 3 zile calendaristice, invaliditate ori deces;</w:t>
-      </w:r>
-    </w:p>
-    <w:p>
-      <w:pPr>
-        <w:pStyle w:val="Normal"/>
-        <w:keepNext w:val="true"/>
-        <w:keepLines w:val="true"/>
-        <w:widowControl/>
-        <w:numPr>
-          <w:ilvl w:val="0"/>
-          <w:numId w:val="2"/>
-        </w:numPr>
-        <w:spacing w:before="0" w:after="40"/>
-        <w:jc w:val="left"/>
-        <w:rPr>
-          <w:rFonts w:ascii="Arial" w:hAnsi="Arial" w:cs="Arial"/>
-          <w:sz w:val="20"/>
-          <w:szCs w:val="20"/>
-        </w:rPr>
-      </w:pPr>
-      <w:r>
-        <w:rPr>
-          <w:rFonts w:eastAsia="Arial" w:cs="Arial" w:ascii="Arial" w:hAnsi="Arial"/>
-          <w:color w:val="auto"/>
-          <w:spacing w:val="0"/>
-          <w:w w:val="100"/>
-          <w:sz w:val="20"/>
-          <w:szCs w:val="20"/>
-          <w:lang w:val="ro-RO"/>
-        </w:rPr>
-        <w:t>locul, momentul producerii, gravitatea;</w:t>
-      </w:r>
-    </w:p>
-    <w:p>
-      <w:pPr>
-        <w:pStyle w:val="Normal"/>
-        <w:keepLines w:val="true"/>
-        <w:widowControl/>
-        <w:numPr>
-          <w:ilvl w:val="0"/>
-          <w:numId w:val="2"/>
-        </w:numPr>
-        <w:spacing w:before="0" w:after="120"/>
-        <w:jc w:val="left"/>
-        <w:rPr>
-          <w:rFonts w:ascii="Arial" w:hAnsi="Arial" w:cs="Arial"/>
-          <w:sz w:val="20"/>
-          <w:szCs w:val="20"/>
-          <w:lang w:val="it-IT"/>
-        </w:rPr>
-      </w:pPr>
-      <w:r>
-        <w:rPr>
-          <w:rFonts w:eastAsia="Arial" w:cs="Arial" w:ascii="Arial" w:hAnsi="Arial"/>
-          <w:color w:val="auto"/>
-          <w:spacing w:val="0"/>
-          <w:w w:val="100"/>
-          <w:sz w:val="20"/>
-          <w:szCs w:val="20"/>
-          <w:lang w:val="ro-RO"/>
-        </w:rPr>
-        <w:t>vătămarea, locul, momentul producerii și calitatea victimei.</w:t>
-      </w:r>
-    </w:p>
-    <w:p>
-      <w:pPr>
-        <w:pStyle w:val="Normal"/>
-        <w:keepNext w:val="true"/>
-        <w:widowControl/>
-        <w:spacing w:before="120" w:after="40"/>
-        <w:ind w:hanging="0"/>
-        <w:jc w:val="left"/>
-        <w:rPr>
-          <w:rFonts w:ascii="Arial" w:hAnsi="Arial" w:cs="Arial"/>
-          <w:b/>
-          <w:sz w:val="18"/>
-          <w:szCs w:val="18"/>
-          <w:lang w:val="fr-FR"/>
-        </w:rPr>
-      </w:pPr>
-      <w:r>
-        <w:rPr>
-          <w:rFonts w:eastAsia="Arial" w:cs="Arial" w:ascii="Arial" w:hAnsi="Arial"/>
-          <w:b/>
-          <w:bCs/>
-          <w:color w:val="auto"/>
-          <w:spacing w:val="0"/>
-          <w:w w:val="100"/>
-          <w:sz w:val="20"/>
-          <w:szCs w:val="20"/>
-          <w:lang w:val="ro-RO"/>
-        </w:rPr>
-        <w:t>3.</w:t>
-      </w:r>
-      <w:r>
-        <w:rPr>
-          <w:rFonts w:eastAsia="Arial" w:cs="Arial" w:ascii="Arial" w:hAnsi="Arial"/>
-          <w:b/>
-          <w:color w:val="auto"/>
-          <w:spacing w:val="0"/>
-          <w:w w:val="100"/>
-          <w:sz w:val="20"/>
-          <w:szCs w:val="20"/>
-          <w:lang w:val="ro-RO"/>
-        </w:rPr>
-        <w:t xml:space="preserve"> Purtarea echipamentului de protecție acolo unde acesta a fost distribuit este obligatorie sau rămâne la latitudinea dumneavoastră utilizarea lui?</w:t>
-      </w:r>
-    </w:p>
-    <w:p>
-      <w:pPr>
-        <w:pStyle w:val="Normal"/>
-        <w:keepNext w:val="true"/>
-        <w:keepLines w:val="true"/>
-        <w:widowControl/>
-        <w:numPr>
-          <w:ilvl w:val="0"/>
-          <w:numId w:val="24"/>
-        </w:numPr>
-        <w:spacing w:before="0" w:after="40"/>
-        <w:jc w:val="left"/>
-        <w:rPr>
-          <w:rFonts w:ascii="Arial" w:hAnsi="Arial" w:cs="Arial"/>
-          <w:sz w:val="20"/>
-          <w:szCs w:val="20"/>
-          <w:lang w:val="es-ES_tradnl"/>
-        </w:rPr>
-      </w:pPr>
-      <w:r>
-        <w:rPr>
-          <w:rFonts w:eastAsia="Arial" w:cs="Arial" w:ascii="Arial" w:hAnsi="Arial"/>
-          <w:color w:val="auto"/>
-          <w:spacing w:val="0"/>
-          <w:w w:val="100"/>
-          <w:sz w:val="20"/>
-          <w:szCs w:val="20"/>
-          <w:lang w:val="ro-RO"/>
-        </w:rPr>
-        <w:t>este obligatorie purtarea echipamentului de protecție;</w:t>
-      </w:r>
-    </w:p>
-    <w:p>
-      <w:pPr>
-        <w:pStyle w:val="Normal"/>
-        <w:keepNext w:val="true"/>
-        <w:keepLines w:val="true"/>
-        <w:widowControl/>
-        <w:numPr>
-          <w:ilvl w:val="0"/>
-          <w:numId w:val="5"/>
-        </w:numPr>
-        <w:spacing w:before="0" w:after="40"/>
-        <w:jc w:val="left"/>
-        <w:rPr>
-          <w:rFonts w:ascii="Arial" w:hAnsi="Arial" w:cs="Arial"/>
-          <w:sz w:val="20"/>
-          <w:szCs w:val="20"/>
-          <w:lang w:val="fr-FR"/>
-        </w:rPr>
-      </w:pPr>
-      <w:r>
-        <w:rPr>
-          <w:rFonts w:eastAsia="Arial" w:cs="Arial" w:ascii="Arial" w:hAnsi="Arial"/>
-          <w:color w:val="auto"/>
-          <w:spacing w:val="0"/>
-          <w:w w:val="100"/>
-          <w:sz w:val="20"/>
-          <w:szCs w:val="20"/>
-          <w:lang w:val="ro-RO"/>
-        </w:rPr>
-        <w:t>nu este obligatorie;</w:t>
-      </w:r>
-    </w:p>
-    <w:p>
-      <w:pPr>
-        <w:pStyle w:val="Normal"/>
-        <w:keepLines w:val="true"/>
-        <w:widowControl/>
-        <w:numPr>
-          <w:ilvl w:val="0"/>
-          <w:numId w:val="5"/>
-        </w:numPr>
-        <w:spacing w:before="0" w:after="120"/>
-        <w:jc w:val="left"/>
-        <w:rPr>
-          <w:rFonts w:ascii="Arial" w:hAnsi="Arial" w:cs="Arial"/>
-          <w:sz w:val="20"/>
-          <w:szCs w:val="20"/>
-          <w:lang w:val="it-CH"/>
-        </w:rPr>
-      </w:pPr>
-      <w:r>
-        <w:rPr>
-          <w:rFonts w:eastAsia="Arial" w:cs="Arial" w:ascii="Arial" w:hAnsi="Arial"/>
-          <w:color w:val="auto"/>
-          <w:spacing w:val="0"/>
-          <w:w w:val="100"/>
-          <w:sz w:val="20"/>
-          <w:szCs w:val="20"/>
-          <w:lang w:val="ro-RO"/>
-        </w:rPr>
-        <w:t>numai atunci când considerăm noi că este cazul.</w:t>
-      </w:r>
-    </w:p>
-    <w:p>
-      <w:pPr>
-        <w:pStyle w:val="Normal"/>
-        <w:keepNext w:val="true"/>
-        <w:widowControl/>
-        <w:spacing w:before="120" w:after="40"/>
-        <w:ind w:hanging="0"/>
-        <w:jc w:val="left"/>
-        <w:rPr>
-          <w:rFonts w:ascii="Arial" w:hAnsi="Arial" w:cs="Arial"/>
-          <w:b/>
-          <w:sz w:val="18"/>
-          <w:szCs w:val="18"/>
-          <w:lang w:val="fr-FR"/>
-        </w:rPr>
-      </w:pPr>
-      <w:r>
-        <w:rPr>
-          <w:rFonts w:eastAsia="Arial" w:cs="Arial" w:ascii="Arial" w:hAnsi="Arial"/>
-          <w:b/>
-          <w:bCs/>
-          <w:color w:val="auto"/>
-          <w:spacing w:val="0"/>
-          <w:w w:val="100"/>
-          <w:sz w:val="20"/>
-          <w:szCs w:val="20"/>
-          <w:lang w:val="ro-RO"/>
-        </w:rPr>
-        <w:t>4.</w:t>
-      </w:r>
-      <w:r>
-        <w:rPr>
-          <w:rFonts w:eastAsia="Arial" w:cs="Arial" w:ascii="Arial" w:hAnsi="Arial"/>
-          <w:b/>
-          <w:color w:val="auto"/>
-          <w:spacing w:val="0"/>
-          <w:w w:val="100"/>
-          <w:sz w:val="20"/>
-          <w:szCs w:val="20"/>
-          <w:lang w:val="ro-RO"/>
-        </w:rPr>
-        <w:t xml:space="preserve"> Cum se numește accidentul produs pe traseul normal dintre domiciliu și locul de muncă?</w:t>
-      </w:r>
-    </w:p>
-    <w:p>
-      <w:pPr>
-        <w:pStyle w:val="Normal"/>
-        <w:keepNext w:val="true"/>
-        <w:keepLines w:val="true"/>
-        <w:widowControl/>
-        <w:numPr>
-          <w:ilvl w:val="0"/>
-          <w:numId w:val="25"/>
-        </w:numPr>
-        <w:spacing w:before="0" w:after="40"/>
-        <w:jc w:val="left"/>
-        <w:rPr>
-          <w:rFonts w:ascii="Arial" w:hAnsi="Arial" w:cs="Arial"/>
-          <w:sz w:val="20"/>
-          <w:szCs w:val="20"/>
-        </w:rPr>
-      </w:pPr>
-      <w:r>
-        <w:rPr>
-          <w:rFonts w:eastAsia="Arial" w:cs="Arial" w:ascii="Arial" w:hAnsi="Arial"/>
-          <w:color w:val="auto"/>
-          <w:spacing w:val="0"/>
-          <w:w w:val="100"/>
-          <w:sz w:val="20"/>
-          <w:szCs w:val="20"/>
-          <w:lang w:val="ro-RO"/>
-        </w:rPr>
-        <w:t>Accident de circulație;</w:t>
-      </w:r>
-    </w:p>
-    <w:p>
-      <w:pPr>
-        <w:pStyle w:val="Normal"/>
-        <w:keepNext w:val="true"/>
-        <w:keepLines w:val="true"/>
-        <w:widowControl/>
-        <w:numPr>
-          <w:ilvl w:val="0"/>
-          <w:numId w:val="10"/>
-        </w:numPr>
-        <w:spacing w:before="0" w:after="40"/>
-        <w:jc w:val="left"/>
-        <w:rPr>
-          <w:rFonts w:ascii="Arial" w:hAnsi="Arial" w:cs="Arial"/>
-          <w:sz w:val="20"/>
-          <w:szCs w:val="20"/>
-        </w:rPr>
-      </w:pPr>
-      <w:r>
-        <w:rPr>
-          <w:rFonts w:eastAsia="Arial" w:cs="Arial" w:ascii="Arial" w:hAnsi="Arial"/>
-          <w:color w:val="auto"/>
-          <w:spacing w:val="0"/>
-          <w:w w:val="100"/>
-          <w:sz w:val="20"/>
-          <w:szCs w:val="20"/>
-          <w:lang w:val="ro-RO"/>
-        </w:rPr>
-        <w:t>Accident de muncă;</w:t>
-      </w:r>
-    </w:p>
-    <w:p>
-      <w:pPr>
-        <w:pStyle w:val="Normal"/>
-        <w:keepLines w:val="true"/>
-        <w:widowControl/>
-        <w:numPr>
-          <w:ilvl w:val="0"/>
-          <w:numId w:val="10"/>
-        </w:numPr>
-        <w:spacing w:before="0" w:after="120"/>
-        <w:jc w:val="left"/>
-        <w:rPr>
-          <w:rFonts w:ascii="Arial" w:hAnsi="Arial" w:cs="Arial"/>
-          <w:sz w:val="20"/>
-          <w:szCs w:val="20"/>
-        </w:rPr>
-      </w:pPr>
-      <w:r>
-        <w:rPr>
-          <w:rFonts w:eastAsia="Arial" w:cs="Arial" w:ascii="Arial" w:hAnsi="Arial"/>
-          <w:color w:val="auto"/>
-          <w:spacing w:val="0"/>
-          <w:w w:val="100"/>
-          <w:sz w:val="20"/>
-          <w:szCs w:val="20"/>
-          <w:lang w:val="ro-RO"/>
-        </w:rPr>
-        <w:t>Accident de traseu.</w:t>
-      </w:r>
-    </w:p>
-    <w:p>
-      <w:pPr>
-        <w:pStyle w:val="Normal"/>
-        <w:keepNext w:val="true"/>
-        <w:widowControl/>
-        <w:spacing w:before="120" w:after="40"/>
-        <w:ind w:hanging="0"/>
-        <w:jc w:val="left"/>
-        <w:rPr>
-          <w:rFonts w:ascii="Arial" w:hAnsi="Arial" w:cs="Arial"/>
-          <w:b/>
-          <w:sz w:val="18"/>
-          <w:szCs w:val="18"/>
-        </w:rPr>
-      </w:pPr>
-      <w:r>
-        <w:rPr>
-          <w:rFonts w:eastAsia="Arial" w:cs="Arial" w:ascii="Arial" w:hAnsi="Arial"/>
-          <w:b/>
-          <w:bCs/>
-          <w:color w:val="auto"/>
-          <w:spacing w:val="0"/>
-          <w:w w:val="100"/>
-          <w:sz w:val="20"/>
-          <w:szCs w:val="20"/>
-          <w:lang w:val="ro-RO"/>
-        </w:rPr>
-        <w:t xml:space="preserve">5. </w:t>
-      </w:r>
-      <w:r>
-        <w:rPr>
-          <w:rFonts w:eastAsia="Arial" w:cs="Arial" w:ascii="Arial" w:hAnsi="Arial"/>
-          <w:b/>
-          <w:color w:val="auto"/>
-          <w:spacing w:val="0"/>
-          <w:w w:val="100"/>
-          <w:sz w:val="20"/>
-          <w:szCs w:val="20"/>
-          <w:lang w:val="ro-RO"/>
-        </w:rPr>
-        <w:t>În cazul producerii unui accident de muncă, suferit de propria persoană sau de alte persoane participante la procesul de muncă, cum trebuie să procedeze lucrătorul?</w:t>
-      </w:r>
-    </w:p>
-    <w:p>
-      <w:pPr>
-        <w:pStyle w:val="Normal"/>
-        <w:keepNext w:val="true"/>
-        <w:keepLines w:val="true"/>
-        <w:widowControl/>
-        <w:numPr>
-          <w:ilvl w:val="0"/>
-          <w:numId w:val="26"/>
-        </w:numPr>
-        <w:spacing w:before="0" w:after="40"/>
-        <w:jc w:val="left"/>
-        <w:rPr>
-          <w:rFonts w:ascii="Arial" w:hAnsi="Arial" w:cs="Arial"/>
-          <w:sz w:val="20"/>
-          <w:szCs w:val="20"/>
-          <w:lang w:val="it-CH"/>
-        </w:rPr>
-      </w:pPr>
-      <w:r>
-        <w:rPr>
-          <w:rFonts w:eastAsia="Arial" w:cs="Arial" w:ascii="Arial" w:hAnsi="Arial"/>
-          <w:color w:val="auto"/>
-          <w:spacing w:val="0"/>
-          <w:w w:val="100"/>
-          <w:sz w:val="20"/>
-          <w:szCs w:val="20"/>
-          <w:lang w:val="ro-RO"/>
-        </w:rPr>
-        <w:t>să încerce să se trateze singur fără să mai știe cineva;</w:t>
-      </w:r>
-    </w:p>
-    <w:p>
-      <w:pPr>
-        <w:pStyle w:val="Normal"/>
-        <w:keepNext w:val="true"/>
-        <w:keepLines w:val="true"/>
-        <w:widowControl/>
-        <w:numPr>
-          <w:ilvl w:val="0"/>
-          <w:numId w:val="8"/>
-        </w:numPr>
-        <w:spacing w:before="0" w:after="40"/>
-        <w:jc w:val="left"/>
-        <w:rPr>
-          <w:rFonts w:ascii="Arial" w:hAnsi="Arial" w:cs="Arial"/>
-          <w:sz w:val="20"/>
-          <w:szCs w:val="20"/>
-          <w:lang w:val="fr-FR"/>
-        </w:rPr>
-      </w:pPr>
-      <w:r>
-        <w:rPr>
-          <w:rFonts w:eastAsia="Arial" w:cs="Arial" w:ascii="Arial" w:hAnsi="Arial"/>
-          <w:color w:val="auto"/>
-          <w:spacing w:val="0"/>
-          <w:w w:val="100"/>
-          <w:sz w:val="20"/>
-          <w:szCs w:val="20"/>
-          <w:lang w:val="ro-RO"/>
-        </w:rPr>
-        <w:t xml:space="preserve">să plece singur la spital sau policlinică;</w:t>
-      </w:r>
-    </w:p>
-    <w:p>
-      <w:pPr>
-        <w:pStyle w:val="Normal"/>
-        <w:keepLines w:val="true"/>
-        <w:widowControl/>
-        <w:numPr>
-          <w:ilvl w:val="0"/>
-          <w:numId w:val="8"/>
-        </w:numPr>
-        <w:spacing w:before="0" w:after="120"/>
-        <w:jc w:val="left"/>
-        <w:rPr>
-          <w:rFonts w:ascii="Arial" w:hAnsi="Arial" w:cs="Arial"/>
-          <w:sz w:val="20"/>
-          <w:szCs w:val="20"/>
-          <w:lang w:val="fr-FR"/>
-        </w:rPr>
-      </w:pPr>
-      <w:r>
-        <w:rPr>
-          <w:rFonts w:eastAsia="Arial" w:cs="Arial" w:ascii="Arial" w:hAnsi="Arial"/>
-          <w:color w:val="auto"/>
-          <w:spacing w:val="0"/>
-          <w:w w:val="100"/>
-          <w:sz w:val="20"/>
-          <w:szCs w:val="20"/>
-          <w:lang w:val="ro-RO"/>
-        </w:rPr>
-        <w:t xml:space="preserve">să anunțe imediat conducătorul locului de muncă, iar în cazul producerii unor accidente mortale sau colective să nu intervină neautorizat pentru modificarea stării de fapt.</w:t>
-      </w:r>
-    </w:p>
-    <w:p>
-      <w:pPr>
-        <w:pStyle w:val="Normal"/>
-        <w:keepNext w:val="true"/>
-        <w:widowControl/>
-        <w:spacing w:before="120" w:after="40"/>
-        <w:ind w:hanging="0"/>
-        <w:jc w:val="left"/>
-        <w:rPr>
-          <w:rFonts w:ascii="Arial" w:hAnsi="Arial" w:cs="Arial"/>
-          <w:b/>
-          <w:sz w:val="18"/>
-          <w:szCs w:val="18"/>
-          <w:lang w:val="it-CH"/>
-        </w:rPr>
-      </w:pPr>
-      <w:r>
-        <w:rPr>
-          <w:rFonts w:eastAsia="Arial" w:cs="Arial" w:ascii="Arial" w:hAnsi="Arial"/>
-          <w:b/>
-          <w:bCs/>
-          <w:color w:val="auto"/>
-          <w:spacing w:val="0"/>
-          <w:w w:val="100"/>
-          <w:sz w:val="20"/>
-          <w:szCs w:val="20"/>
-          <w:lang w:val="ro-RO"/>
-        </w:rPr>
-        <w:t xml:space="preserve">6. </w:t>
-      </w:r>
-      <w:r>
-        <w:rPr>
-          <w:rFonts w:eastAsia="Arial" w:cs="Arial" w:ascii="Arial" w:hAnsi="Arial"/>
-          <w:b/>
-          <w:color w:val="auto"/>
-          <w:spacing w:val="0"/>
-          <w:w w:val="100"/>
-          <w:sz w:val="20"/>
-          <w:szCs w:val="20"/>
-          <w:lang w:val="ro-RO"/>
-        </w:rPr>
-        <w:t>Care trebuie să fie starea fizică și psihică a angajaților ce se prezintă la programul de lucru?</w:t>
-      </w:r>
-    </w:p>
-    <w:p>
-      <w:pPr>
-        <w:pStyle w:val="BodyText"/>
-        <w:keepNext w:val="true"/>
-        <w:keepLines w:val="true"/>
-        <w:widowControl/>
-        <w:numPr>
-          <w:ilvl w:val="0"/>
-          <w:numId w:val="27"/>
-        </w:numPr>
-        <w:spacing w:before="0" w:after="40"/>
-        <w:jc w:val="left"/>
-        <w:rPr>
-          <w:rFonts w:ascii="Arial" w:hAnsi="Arial" w:cs="Arial"/>
-          <w:sz w:val="20"/>
-          <w:szCs w:val="20"/>
-          <w:lang w:val="fr-FR"/>
-        </w:rPr>
-      </w:pPr>
-      <w:r>
-        <w:rPr>
-          <w:rFonts w:eastAsia="Arial" w:cs="Arial" w:ascii="Arial" w:hAnsi="Arial"/>
-          <w:color w:val="auto"/>
-          <w:spacing w:val="0"/>
-          <w:w w:val="100"/>
-          <w:sz w:val="20"/>
-          <w:szCs w:val="20"/>
-          <w:lang w:val="ro-RO"/>
-        </w:rPr>
-        <w:t>obosiți după o noapte nedormită;</w:t>
-      </w:r>
-    </w:p>
-    <w:p>
-      <w:pPr>
-        <w:pStyle w:val="BodyText"/>
-        <w:keepNext w:val="true"/>
-        <w:keepLines w:val="true"/>
-        <w:widowControl/>
-        <w:numPr>
-          <w:ilvl w:val="0"/>
-          <w:numId w:val="7"/>
-        </w:numPr>
-        <w:spacing w:before="0" w:after="40"/>
-        <w:jc w:val="left"/>
-        <w:rPr>
-          <w:rFonts w:ascii="Arial" w:hAnsi="Arial" w:cs="Arial"/>
-          <w:sz w:val="20"/>
-          <w:szCs w:val="20"/>
-          <w:lang w:val="it-IT"/>
-        </w:rPr>
-      </w:pPr>
-      <w:r>
-        <w:rPr>
-          <w:rFonts w:eastAsia="Arial" w:cs="Arial" w:ascii="Arial" w:hAnsi="Arial"/>
-          <w:color w:val="auto"/>
-          <w:spacing w:val="0"/>
-          <w:w w:val="100"/>
-          <w:sz w:val="20"/>
-          <w:szCs w:val="20"/>
-          <w:lang w:val="ro-RO"/>
-        </w:rPr>
-        <w:t>într-o stare fizică și psihică corespunzătoare;</w:t>
-      </w:r>
-    </w:p>
-    <w:p>
-      <w:pPr>
-        <w:pStyle w:val="BodyText"/>
-        <w:keepLines w:val="true"/>
-        <w:widowControl/>
-        <w:numPr>
-          <w:ilvl w:val="0"/>
-          <w:numId w:val="7"/>
-        </w:numPr>
-        <w:spacing w:before="0" w:after="120"/>
-        <w:jc w:val="left"/>
-        <w:rPr>
-          <w:rFonts w:ascii="Arial" w:hAnsi="Arial" w:cs="Arial"/>
-          <w:sz w:val="20"/>
-          <w:szCs w:val="20"/>
-          <w:lang w:val="nl-NL"/>
-        </w:rPr>
-      </w:pPr>
-      <w:r>
-        <w:rPr>
-          <w:rFonts w:eastAsia="Arial" w:cs="Arial" w:ascii="Arial" w:hAnsi="Arial"/>
-          <w:color w:val="auto"/>
-          <w:spacing w:val="0"/>
-          <w:w w:val="100"/>
-          <w:sz w:val="20"/>
-          <w:szCs w:val="20"/>
-          <w:lang w:val="ro-RO"/>
-        </w:rPr>
-        <w:t>bolnavi sau în stare de ebrietate.</w:t>
-      </w:r>
-    </w:p>
-    <w:p>
-      <w:pPr>
-        <w:pStyle w:val="Normal"/>
-        <w:keepNext w:val="true"/>
-        <w:widowControl/>
-        <w:spacing w:before="120" w:after="40"/>
-        <w:ind w:hanging="0"/>
-        <w:jc w:val="left"/>
-        <w:rPr>
-          <w:rFonts w:ascii="Arial" w:hAnsi="Arial" w:cs="Arial"/>
-          <w:b/>
-          <w:sz w:val="18"/>
-          <w:szCs w:val="18"/>
-          <w:lang w:val="nl-NL"/>
-        </w:rPr>
-      </w:pPr>
-      <w:r>
-        <w:rPr>
-          <w:rFonts w:eastAsia="Arial" w:cs="Arial" w:ascii="Arial" w:hAnsi="Arial"/>
-          <w:b/>
-          <w:bCs/>
-          <w:color w:val="auto"/>
-          <w:spacing w:val="0"/>
-          <w:w w:val="100"/>
-          <w:sz w:val="20"/>
-          <w:szCs w:val="20"/>
-          <w:lang w:val="ro-RO"/>
-        </w:rPr>
-        <w:t xml:space="preserve">7. </w:t>
-      </w:r>
-      <w:r>
-        <w:rPr>
-          <w:rFonts w:eastAsia="Arial" w:cs="Arial" w:ascii="Arial" w:hAnsi="Arial"/>
-          <w:b/>
-          <w:color w:val="auto"/>
-          <w:spacing w:val="0"/>
-          <w:w w:val="100"/>
-          <w:sz w:val="20"/>
-          <w:szCs w:val="20"/>
-          <w:lang w:val="ro-RO"/>
-        </w:rPr>
-        <w:t>Ce trebuie să facă un angajat care constată orice defecțiune tehnică sau altă situație ce constituie un pericol de accidentare sau îmbolnăvire profesională?</w:t>
-      </w:r>
-    </w:p>
-    <w:p>
-      <w:pPr>
-        <w:pStyle w:val="Normal"/>
-        <w:keepNext w:val="true"/>
-        <w:keepLines w:val="true"/>
-        <w:widowControl/>
-        <w:numPr>
-          <w:ilvl w:val="0"/>
-          <w:numId w:val="28"/>
-        </w:numPr>
-        <w:spacing w:before="0" w:after="40"/>
-        <w:jc w:val="left"/>
-        <w:rPr>
-          <w:rFonts w:ascii="Arial" w:hAnsi="Arial" w:cs="Arial"/>
-          <w:sz w:val="20"/>
-          <w:szCs w:val="20"/>
-          <w:lang w:val="it-CH"/>
-        </w:rPr>
-      </w:pPr>
-      <w:r>
-        <w:rPr>
-          <w:rFonts w:eastAsia="Arial" w:cs="Arial" w:ascii="Arial" w:hAnsi="Arial"/>
-          <w:color w:val="auto"/>
-          <w:spacing w:val="0"/>
-          <w:w w:val="100"/>
-          <w:sz w:val="20"/>
-          <w:szCs w:val="20"/>
-          <w:lang w:val="ro-RO"/>
-        </w:rPr>
-        <w:t>să aducă imediat la cunoștința conducătorului locului de muncă situația;</w:t>
-      </w:r>
-    </w:p>
-    <w:p>
-      <w:pPr>
-        <w:pStyle w:val="Normal"/>
-        <w:keepNext w:val="true"/>
-        <w:keepLines w:val="true"/>
-        <w:widowControl/>
-        <w:numPr>
-          <w:ilvl w:val="0"/>
-          <w:numId w:val="9"/>
-        </w:numPr>
-        <w:spacing w:before="0" w:after="40"/>
-        <w:jc w:val="left"/>
-        <w:rPr>
-          <w:rFonts w:ascii="Arial" w:hAnsi="Arial" w:cs="Arial"/>
-          <w:sz w:val="20"/>
-          <w:szCs w:val="20"/>
-          <w:lang w:val="fr-FR"/>
-        </w:rPr>
-      </w:pPr>
-      <w:r>
-        <w:rPr>
-          <w:rFonts w:eastAsia="Arial" w:cs="Arial" w:ascii="Arial" w:hAnsi="Arial"/>
-          <w:color w:val="auto"/>
-          <w:spacing w:val="0"/>
-          <w:w w:val="100"/>
-          <w:sz w:val="20"/>
-          <w:szCs w:val="20"/>
-          <w:lang w:val="ro-RO"/>
-        </w:rPr>
-        <w:t>să încerce să nu se apropie de zona respectivă;</w:t>
-      </w:r>
-    </w:p>
-    <w:p>
-      <w:pPr>
-        <w:pStyle w:val="Normal"/>
-        <w:keepLines w:val="true"/>
-        <w:widowControl/>
-        <w:numPr>
-          <w:ilvl w:val="0"/>
-          <w:numId w:val="9"/>
-        </w:numPr>
-        <w:spacing w:before="0" w:after="120"/>
-        <w:jc w:val="left"/>
-        <w:rPr>
-          <w:rFonts w:ascii="Arial" w:hAnsi="Arial" w:cs="Arial"/>
-          <w:sz w:val="20"/>
-          <w:szCs w:val="20"/>
-          <w:lang w:val="it-CH"/>
-        </w:rPr>
-      </w:pPr>
-      <w:r>
-        <w:rPr>
-          <w:rFonts w:eastAsia="Arial" w:cs="Arial" w:ascii="Arial" w:hAnsi="Arial"/>
-          <w:color w:val="auto"/>
-          <w:spacing w:val="0"/>
-          <w:w w:val="100"/>
-          <w:sz w:val="20"/>
-          <w:szCs w:val="20"/>
-          <w:lang w:val="ro-RO"/>
-        </w:rPr>
-        <w:t>să trateze cu indiferență situația creată.</w:t>
-      </w:r>
-    </w:p>
-    <w:p>
-      <w:pPr>
-        <w:pStyle w:val="Normal"/>
-        <w:keepNext w:val="true"/>
-        <w:widowControl/>
-        <w:spacing w:before="120" w:after="40"/>
-        <w:ind w:hanging="0"/>
-        <w:jc w:val="left"/>
-        <w:rPr>
-          <w:rFonts w:ascii="Arial" w:hAnsi="Arial" w:cs="Arial"/>
-          <w:b/>
-          <w:sz w:val="18"/>
-          <w:szCs w:val="18"/>
-          <w:lang w:val="it-CH"/>
-        </w:rPr>
-      </w:pPr>
-      <w:r>
-        <w:rPr>
-          <w:rFonts w:eastAsia="Arial" w:cs="Arial" w:ascii="Arial" w:hAnsi="Arial"/>
-          <w:b/>
-          <w:bCs/>
-          <w:color w:val="auto"/>
-          <w:spacing w:val="0"/>
-          <w:w w:val="100"/>
-          <w:sz w:val="20"/>
-          <w:szCs w:val="20"/>
-          <w:lang w:val="ro-RO"/>
-        </w:rPr>
-        <w:t>8.</w:t>
-      </w:r>
-      <w:r>
-        <w:rPr>
-          <w:rFonts w:eastAsia="Arial" w:cs="Arial" w:ascii="Arial" w:hAnsi="Arial"/>
-          <w:b/>
-          <w:color w:val="auto"/>
-          <w:spacing w:val="0"/>
-          <w:w w:val="100"/>
-          <w:sz w:val="20"/>
-          <w:szCs w:val="20"/>
-          <w:lang w:val="ro-RO"/>
-        </w:rPr>
-        <w:t xml:space="preserve"> Este permisă părăsirea locului de muncă în timpul programului, precum și deplasarea în alte sectoare fără dispoziții din partea șefilor ierarhici?</w:t>
-      </w:r>
-    </w:p>
-    <w:p>
-      <w:pPr>
-        <w:pStyle w:val="Normal"/>
-        <w:keepNext w:val="true"/>
-        <w:keepLines w:val="true"/>
-        <w:widowControl/>
-        <w:numPr>
-          <w:ilvl w:val="0"/>
-          <w:numId w:val="29"/>
-        </w:numPr>
-        <w:spacing w:before="0" w:after="40"/>
-        <w:jc w:val="left"/>
-        <w:rPr>
-          <w:rFonts w:ascii="Arial" w:hAnsi="Arial" w:cs="Arial"/>
-          <w:sz w:val="20"/>
-          <w:szCs w:val="20"/>
-        </w:rPr>
-      </w:pPr>
-      <w:r>
-        <w:rPr>
-          <w:rFonts w:eastAsia="Arial" w:cs="Arial" w:ascii="Arial" w:hAnsi="Arial"/>
-          <w:color w:val="auto"/>
-          <w:spacing w:val="0"/>
-          <w:w w:val="100"/>
-          <w:sz w:val="20"/>
-          <w:szCs w:val="20"/>
-          <w:lang w:val="ro-RO"/>
-        </w:rPr>
-        <w:t>doar în zonele nu prea îndepărtate;</w:t>
-      </w:r>
-    </w:p>
-    <w:p>
-      <w:pPr>
-        <w:pStyle w:val="Normal"/>
-        <w:keepNext w:val="true"/>
-        <w:keepLines w:val="true"/>
-        <w:widowControl/>
-        <w:numPr>
-          <w:ilvl w:val="0"/>
-          <w:numId w:val="6"/>
-        </w:numPr>
-        <w:spacing w:before="0" w:after="40"/>
-        <w:jc w:val="left"/>
-        <w:rPr>
-          <w:rFonts w:ascii="Arial" w:hAnsi="Arial" w:cs="Arial"/>
-          <w:sz w:val="20"/>
-          <w:szCs w:val="20"/>
-          <w:lang w:val="fr-FR"/>
-        </w:rPr>
-      </w:pPr>
-      <w:r>
-        <w:rPr>
-          <w:rFonts w:eastAsia="Arial" w:cs="Arial" w:ascii="Arial" w:hAnsi="Arial"/>
-          <w:color w:val="auto"/>
-          <w:spacing w:val="0"/>
-          <w:w w:val="100"/>
-          <w:sz w:val="20"/>
-          <w:szCs w:val="20"/>
-          <w:lang w:val="ro-RO"/>
-        </w:rPr>
-        <w:t>nu este permisă părăsirea locului de muncă și deplasarea în alte sectoare;</w:t>
-      </w:r>
-    </w:p>
-    <w:p>
-      <w:pPr>
-        <w:pStyle w:val="Normal"/>
-        <w:keepLines w:val="true"/>
-        <w:widowControl/>
-        <w:numPr>
-          <w:ilvl w:val="0"/>
-          <w:numId w:val="6"/>
-        </w:numPr>
-        <w:spacing w:before="0" w:after="120"/>
-        <w:jc w:val="left"/>
-        <w:rPr>
-          <w:rFonts w:ascii="Arial" w:hAnsi="Arial" w:cs="Arial"/>
-          <w:sz w:val="20"/>
-          <w:szCs w:val="20"/>
-          <w:lang w:val="it-CH"/>
-        </w:rPr>
-      </w:pPr>
-      <w:r>
-        <w:rPr>
-          <w:rFonts w:eastAsia="Arial" w:cs="Arial" w:ascii="Arial" w:hAnsi="Arial"/>
-          <w:color w:val="auto"/>
-          <w:spacing w:val="0"/>
-          <w:w w:val="100"/>
-          <w:sz w:val="20"/>
-          <w:szCs w:val="20"/>
-          <w:lang w:val="ro-RO"/>
-        </w:rPr>
-        <w:t>doar până la cel mai apropiat magazin alimentar.</w:t>
-      </w:r>
-    </w:p>
-    <w:p>
-      <w:pPr>
-        <w:pStyle w:val="Normal"/>
-        <w:keepNext w:val="true"/>
-        <w:widowControl/>
-        <w:spacing w:before="120" w:after="40"/>
-        <w:ind w:hanging="0"/>
-        <w:jc w:val="left"/>
-        <w:rPr>
-          <w:rFonts w:ascii="Arial" w:hAnsi="Arial" w:cs="Arial"/>
-          <w:b/>
-          <w:sz w:val="18"/>
-          <w:szCs w:val="18"/>
-          <w:lang w:val="es-ES_tradnl"/>
-        </w:rPr>
-      </w:pPr>
-      <w:r>
-        <w:rPr>
-          <w:rFonts w:eastAsia="Arial" w:cs="Arial" w:ascii="Arial" w:hAnsi="Arial"/>
-          <w:b/>
-          <w:bCs/>
-          <w:color w:val="auto"/>
-          <w:spacing w:val="0"/>
-          <w:w w:val="100"/>
-          <w:sz w:val="20"/>
-          <w:szCs w:val="20"/>
-          <w:lang w:val="ro-RO"/>
-        </w:rPr>
-        <w:t>9.</w:t>
-      </w:r>
-      <w:r>
-        <w:rPr>
-          <w:rFonts w:eastAsia="Arial" w:cs="Arial" w:ascii="Arial" w:hAnsi="Arial"/>
-          <w:b/>
-          <w:color w:val="auto"/>
-          <w:spacing w:val="0"/>
-          <w:w w:val="100"/>
-          <w:sz w:val="20"/>
-          <w:szCs w:val="20"/>
-          <w:lang w:val="ro-RO"/>
-        </w:rPr>
-        <w:t xml:space="preserve"> Este permis angajaților să intervină în cazul constatării unor defecțiuni de natură electrică la instalațiile electrice din zona de lucru?</w:t>
-      </w:r>
-    </w:p>
-    <w:p>
-      <w:pPr>
-        <w:pStyle w:val="Normal"/>
-        <w:keepNext w:val="true"/>
-        <w:keepLines w:val="true"/>
-        <w:widowControl/>
-        <w:numPr>
-          <w:ilvl w:val="1"/>
-          <w:numId w:val="30"/>
-        </w:numPr>
-        <w:spacing w:before="0" w:after="40"/>
-        <w:jc w:val="left"/>
-        <w:rPr>
-          <w:rFonts w:ascii="Arial" w:hAnsi="Arial" w:cs="Arial"/>
-          <w:sz w:val="20"/>
-          <w:szCs w:val="20"/>
-          <w:lang w:val="fr-FR"/>
-        </w:rPr>
-      </w:pPr>
-      <w:r>
-        <w:rPr>
-          <w:rFonts w:eastAsia="Arial" w:cs="Arial" w:ascii="Arial" w:hAnsi="Arial"/>
-          <w:color w:val="auto"/>
-          <w:spacing w:val="0"/>
-          <w:w w:val="100"/>
-          <w:sz w:val="20"/>
-          <w:szCs w:val="20"/>
-          <w:lang w:val="ro-RO"/>
-        </w:rPr>
-        <w:t>nu este permis;</w:t>
-      </w:r>
-    </w:p>
-    <w:p>
-      <w:pPr>
-        <w:pStyle w:val="Normal"/>
-        <w:keepNext w:val="true"/>
-        <w:keepLines w:val="true"/>
-        <w:widowControl/>
-        <w:numPr>
-          <w:ilvl w:val="1"/>
-          <w:numId w:val="6"/>
-        </w:numPr>
-        <w:spacing w:before="0" w:after="40"/>
-        <w:jc w:val="left"/>
-        <w:rPr>
-          <w:rFonts w:ascii="Arial" w:hAnsi="Arial" w:cs="Arial"/>
-          <w:sz w:val="20"/>
-          <w:szCs w:val="20"/>
-          <w:lang w:val="fr-FR"/>
-        </w:rPr>
-      </w:pPr>
-      <w:r>
-        <w:rPr>
-          <w:rFonts w:eastAsia="Arial" w:cs="Arial" w:ascii="Arial" w:hAnsi="Arial"/>
-          <w:color w:val="auto"/>
-          <w:spacing w:val="0"/>
-          <w:w w:val="100"/>
-          <w:sz w:val="20"/>
-          <w:szCs w:val="20"/>
-          <w:lang w:val="ro-RO"/>
-        </w:rPr>
-        <w:t>doar dacă se pricep;</w:t>
-      </w:r>
-    </w:p>
-    <w:p>
-      <w:pPr>
-        <w:pStyle w:val="Normal"/>
-        <w:keepLines w:val="true"/>
-        <w:widowControl/>
-        <w:numPr>
-          <w:ilvl w:val="1"/>
-          <w:numId w:val="6"/>
-        </w:numPr>
-        <w:spacing w:before="0" w:after="120"/>
-        <w:jc w:val="left"/>
-        <w:rPr>
-          <w:rFonts w:ascii="Arial" w:hAnsi="Arial" w:cs="Arial"/>
-          <w:sz w:val="20"/>
-          <w:szCs w:val="20"/>
-          <w:lang w:val="fr-FR"/>
-        </w:rPr>
-      </w:pPr>
-      <w:r>
-        <w:rPr>
-          <w:rFonts w:eastAsia="Arial" w:cs="Arial" w:ascii="Arial" w:hAnsi="Arial"/>
-          <w:color w:val="auto"/>
-          <w:spacing w:val="0"/>
-          <w:w w:val="100"/>
-          <w:sz w:val="20"/>
-          <w:szCs w:val="20"/>
-          <w:lang w:val="ro-RO"/>
-        </w:rPr>
-        <w:t>dacă au mănuși de protecție.</w:t>
-      </w:r>
-    </w:p>
-    <w:p>
-      <w:pPr>
-        <w:pStyle w:val="Normal"/>
-        <w:keepNext w:val="true"/>
-        <w:widowControl/>
-        <w:spacing w:before="120" w:after="40"/>
-        <w:ind w:hanging="0"/>
-        <w:jc w:val="left"/>
-        <w:rPr>
-          <w:rStyle w:val="tpt1"/>
-          <w:rFonts w:ascii="Arial" w:hAnsi="Arial" w:cs="Arial"/>
-          <w:b/>
-          <w:sz w:val="18"/>
-          <w:szCs w:val="18"/>
-          <w:lang w:val="es-ES_tradnl"/>
-        </w:rPr>
-      </w:pPr>
-      <w:r>
-        <w:rPr>
-          <w:rFonts w:eastAsia="Arial" w:cs="Arial" w:ascii="Arial" w:hAnsi="Arial"/>
-          <w:b/>
-          <w:bCs/>
-          <w:color w:val="auto"/>
-          <w:spacing w:val="0"/>
-          <w:w w:val="100"/>
-          <w:sz w:val="20"/>
-          <w:szCs w:val="20"/>
-          <w:lang w:val="ro-RO"/>
-        </w:rPr>
-        <w:t>10.</w:t>
-      </w:r>
-      <w:r>
-        <w:rPr>
-          <w:rFonts w:eastAsia="Arial" w:cs="Arial" w:ascii="Arial" w:hAnsi="Arial"/>
-          <w:b/>
-          <w:color w:val="auto"/>
-          <w:spacing w:val="0"/>
-          <w:w w:val="100"/>
-          <w:sz w:val="20"/>
-          <w:szCs w:val="20"/>
-          <w:lang w:val="ro-RO"/>
-        </w:rPr>
-        <w:t xml:space="preserve"> P</w:t>
-      </w:r>
-      <w:r>
-        <w:rPr>
-          <w:rStyle w:val="tli1"/>
-          <w:rFonts w:eastAsia="Arial" w:cs="Arial" w:ascii="Arial" w:hAnsi="Arial"/>
-          <w:b/>
-          <w:color w:val="auto"/>
-          <w:spacing w:val="0"/>
-          <w:w w:val="100"/>
-          <w:sz w:val="20"/>
-          <w:szCs w:val="20"/>
-          <w:lang w:val="ro-RO"/>
-        </w:rPr>
-        <w:t>ictogramele de semnalizare sunt explicate corect?</w:t>
-      </w:r>
-    </w:p>
-    <w:p>
-      <w:pPr>
-        <w:pStyle w:val="Normal"/>
-        <w:keepNext w:val="true"/>
-        <w:keepLines w:val="true"/>
-        <w:widowControl/>
-        <w:numPr>
-          <w:ilvl w:val="0"/>
-          <w:numId w:val="31"/>
-        </w:numPr>
-        <w:spacing w:before="0" w:after="40"/>
-        <w:jc w:val="left"/>
-        <w:rPr>
-          <w:rFonts w:ascii="Arial" w:hAnsi="Arial" w:cs="Arial"/>
-          <w:sz w:val="20"/>
-          <w:szCs w:val="20"/>
-          <w:lang w:val="fr-FR"/>
-        </w:rPr>
-      </w:pPr>
-      <w:r>
-        <w:rPr>
-          <w:rFonts w:eastAsia="Arial" w:cs="Arial" w:ascii="Arial" w:hAnsi="Arial"/>
-          <w:color w:val="auto"/>
-          <w:spacing w:val="0"/>
-          <w:w w:val="100"/>
-          <w:sz w:val="20"/>
-          <w:szCs w:val="20"/>
-          <w:lang w:val="ro-RO"/>
-        </w:rPr>
-        <w:t>DA;</w:t>
-      </w:r>
-    </w:p>
-    <w:p>
-      <w:pPr>
-        <w:pStyle w:val="Normal"/>
-        <w:keepNext w:val="true"/>
-        <w:keepLines w:val="true"/>
-        <w:widowControl/>
-        <w:numPr>
-          <w:ilvl w:val="0"/>
-          <w:numId w:val="4"/>
-        </w:numPr>
-        <w:spacing w:before="0" w:after="120"/>
-        <w:jc w:val="left"/>
-        <w:rPr>
-          <w:rFonts w:ascii="Arial" w:hAnsi="Arial" w:cs="Arial"/>
-          <w:sz w:val="20"/>
-          <w:szCs w:val="20"/>
-          <w:lang w:val="fr-FR"/>
-        </w:rPr>
-      </w:pPr>
-      <w:r>
-        <w:rPr>
-          <w:rFonts w:eastAsia="Arial" w:cs="Arial" w:ascii="Arial" w:hAnsi="Arial"/>
-          <w:color w:val="auto"/>
-          <w:spacing w:val="0"/>
-          <w:w w:val="100"/>
-          <w:sz w:val="20"/>
-          <w:szCs w:val="20"/>
-          <w:lang w:val="ro-RO"/>
-        </w:rPr>
-        <w:t>NU.</w:t>
-      </w:r>
-    </w:p>
-    <w:tbl>
-      <w:tblPr>
-        <w:tblW w:w="5000" w:type="pct"/>
-        <w:jc w:val="left"/>
-        <w:tblInd w:w="28" w:type="dxa"/>
-        <w:tblLayout w:type="fixed"/>
-        <w:tblCellMar>
-          <w:top w:w="17" w:type="dxa"/>
-          <w:left w:w="28" w:type="dxa"/>
-          <w:bottom w:w="17" w:type="dxa"/>
-          <w:right w:w="28" w:type="dxa"/>
-        </w:tblCellMar>
-      </w:tblPr>
-      <w:tblGrid>
-        <w:gridCol w:w="1169"/>
-        <w:gridCol w:w="1169"/>
-        <w:gridCol w:w="1169"/>
-        <w:gridCol w:w="1170"/>
-        <w:gridCol w:w="1169"/>
-        <w:gridCol w:w="1168"/>
-        <w:gridCol w:w="1169"/>
-        <w:gridCol w:w="1172"/>
-      </w:tblGrid>
-      <w:tr>
-        <w:trPr>
-          <w:tblHeader w:val="true"/>
-          <w:trHeight w:val="307" w:hRule="atLeast"/>
-        </w:trPr>
-        <w:tc>
-          <w:tcPr>
-            <w:tcW w:w="1169" w:type="dxa"/>
-            <w:tcBorders>
-              <w:top w:val="single" w:sz="4" w:space="0" w:color="000000"/>
-              <w:left w:val="single" w:sz="4" w:space="0" w:color="000000"/>
-              <w:bottom w:val="double" w:sz="4" w:space="0" w:color="000000"/>
-              <w:right w:val="double" w:sz="4" w:space="0" w:color="000000"/>
-            </w:tcBorders>
-            <w:vAlign w:val="center"/>
-          </w:tcPr>
-          <w:p>
-            <w:pPr>
-              <w:pStyle w:val="Normal"/>
-              <w:keepNext w:val="true"/>
-              <w:widowControl/>
-              <w:spacing w:before="0" w:after="0"/>
-              <w:jc w:val="center"/>
-              <w:rPr>
-                <w:rFonts w:ascii="Arial" w:hAnsi="Arial" w:cs="Arial"/>
-                <w:b/>
-                <w:bCs/>
-                <w:sz w:val="18"/>
-                <w:szCs w:val="18"/>
-                <w:lang w:val="fr-FR"/>
-              </w:rPr>
-            </w:pPr>
-            <w:r>
-              <w:rPr>
-                <w:rFonts w:eastAsia="Arial" w:cs="Arial" w:ascii="Arial" w:hAnsi="Arial"/>
-                <w:color w:val="auto"/>
-                <w:spacing w:val="0"/>
-                <w:w w:val="100"/>
-                <w:sz w:val="14"/>
-                <w:szCs w:val="16"/>
-                <w:lang w:val="ro-RO"/>
-              </w:rPr>
-              <w:drawing>
-                <wp:inline distT="0" distB="0" distL="0" distR="0">
-                  <wp:extent cx="542290" cy="542290"/>
-                  <wp:effectExtent l="0" t="0" r="0" b="0"/>
-                  <wp:docPr id="9" name="Image9"/>
-                  <wp:cNvGraphicFramePr>
-                    <a:graphicFrameLocks xmlns:a="http://schemas.openxmlformats.org/drawingml/2006/main" noChangeAspect="1"/>
-                  </wp:cNvGraphicFramePr>
-                  <a:graphic xmlns:a="http://schemas.openxmlformats.org/drawingml/2006/main">
-                    <a:graphicData uri="http://schemas.openxmlformats.org/drawingml/2006/picture">
-                      <pic:pic xmlns:pic="http://schemas.openxmlformats.org/drawingml/2006/picture">
-                        <pic:nvPicPr>
-                          <pic:cNvPr id="9" name="Image9"/>
-                          <pic:cNvPicPr>
-                            <a:picLocks noChangeAspect="1" noChangeArrowheads="1"/>
-                          </pic:cNvPicPr>
-                        </pic:nvPicPr>
-                        <pic:blipFill>
-                          <a:blip r:embed="rId10"/>
-                          <a:srcRect l="-15" t="-15" r="-15" b="-15"/>
-                          <a:stretch>
-                            <a:fillRect/>
-                          </a:stretch>
-                        </pic:blipFill>
-                        <pic:spPr bwMode="auto">
-                          <a:xfrm>
-                            <a:off x="0" y="0"/>
-                            <a:ext cx="542290" cy="542290"/>
-                          </a:xfrm>
-                          <a:prstGeom prst="rect">
-                            <a:avLst/>
-                          </a:prstGeom>
-                          <a:noFill/>
-                        </pic:spPr>
-                      </pic:pic>
-                    </a:graphicData>
-                  </a:graphic>
-                </wp:inline>
-              </w:drawing>
-            </w:r>
-          </w:p>
-        </w:tc>
-        <w:tc>
-          <w:tcPr>
-            <w:tcW w:w="1169" w:type="dxa"/>
-            <w:tcBorders>
-              <w:top w:val="single" w:sz="4" w:space="0" w:color="000000"/>
-              <w:left w:val="double" w:sz="4" w:space="0" w:color="000000"/>
-              <w:bottom w:val="double" w:sz="4" w:space="0" w:color="000000"/>
-              <w:right w:val="double" w:sz="4" w:space="0" w:color="000000"/>
-            </w:tcBorders>
-            <w:vAlign w:val="center"/>
-          </w:tcPr>
-          <w:p>
-            <w:pPr>
-              <w:pStyle w:val="Normal"/>
-              <w:widowControl/>
-              <w:spacing w:before="0" w:after="0"/>
-              <w:jc w:val="center"/>
-              <w:rPr>
-                <w:rFonts w:ascii="Arial" w:hAnsi="Arial" w:cs="Arial"/>
-                <w:b/>
-                <w:bCs/>
-                <w:sz w:val="18"/>
-                <w:szCs w:val="18"/>
-                <w:lang w:val="fr-FR"/>
-              </w:rPr>
-            </w:pPr>
-            <w:r>
-              <w:rPr>
-                <w:rFonts w:eastAsia="Arial" w:cs="Arial" w:ascii="Arial" w:hAnsi="Arial"/>
-                <w:color w:val="auto"/>
-                <w:spacing w:val="0"/>
-                <w:w w:val="100"/>
-                <w:sz w:val="14"/>
-                <w:szCs w:val="16"/>
-                <w:lang w:val="ro-RO"/>
-              </w:rPr>
-              <w:drawing>
-                <wp:inline distT="0" distB="0" distL="0" distR="0">
-                  <wp:extent cx="568960" cy="562610"/>
-                  <wp:effectExtent l="0" t="0" r="0" b="0"/>
-                  <wp:docPr id="10" name="Image10"/>
-                  <wp:cNvGraphicFramePr>
-                    <a:graphicFrameLocks xmlns:a="http://schemas.openxmlformats.org/drawingml/2006/main" noChangeAspect="1"/>
-                  </wp:cNvGraphicFramePr>
-                  <a:graphic xmlns:a="http://schemas.openxmlformats.org/drawingml/2006/main">
-                    <a:graphicData uri="http://schemas.openxmlformats.org/drawingml/2006/picture">
-                      <pic:pic xmlns:pic="http://schemas.openxmlformats.org/drawingml/2006/picture">
-                        <pic:nvPicPr>
-                          <pic:cNvPr id="10" name="Image10"/>
-                          <pic:cNvPicPr>
-                            <a:picLocks noChangeAspect="1" noChangeArrowheads="1"/>
-                          </pic:cNvPicPr>
-                        </pic:nvPicPr>
-                        <pic:blipFill>
-                          <a:blip r:embed="rId11"/>
-                          <a:srcRect l="-7" t="-7" r="-7" b="-7"/>
-                          <a:stretch>
-                            <a:fillRect/>
-                          </a:stretch>
-                        </pic:blipFill>
-                        <pic:spPr bwMode="auto">
-                          <a:xfrm>
-                            <a:off x="0" y="0"/>
-                            <a:ext cx="568960" cy="562610"/>
-                          </a:xfrm>
-                          <a:prstGeom prst="rect">
-                            <a:avLst/>
-                          </a:prstGeom>
-                          <a:noFill/>
-                        </pic:spPr>
-                      </pic:pic>
-                    </a:graphicData>
-                  </a:graphic>
-                </wp:inline>
-              </w:drawing>
-            </w:r>
-          </w:p>
-        </w:tc>
-        <w:tc>
-          <w:tcPr>
-            <w:tcW w:w="1169" w:type="dxa"/>
-            <w:tcBorders>
-              <w:top w:val="single" w:sz="4" w:space="0" w:color="000000"/>
-              <w:left w:val="double" w:sz="4" w:space="0" w:color="000000"/>
-              <w:bottom w:val="double" w:sz="4" w:space="0" w:color="000000"/>
-              <w:right w:val="double" w:sz="4" w:space="0" w:color="000000"/>
-            </w:tcBorders>
-            <w:vAlign w:val="center"/>
-          </w:tcPr>
-          <w:p>
-            <w:pPr>
-              <w:pStyle w:val="Normal"/>
-              <w:widowControl/>
-              <w:spacing w:before="0" w:after="0"/>
-              <w:jc w:val="center"/>
-              <w:rPr>
-                <w:rFonts w:ascii="Arial" w:hAnsi="Arial" w:cs="Arial"/>
-                <w:b/>
-                <w:bCs/>
-                <w:sz w:val="18"/>
-                <w:szCs w:val="18"/>
-                <w:lang w:val="fr-FR"/>
-              </w:rPr>
-            </w:pPr>
-            <w:r>
-              <w:rPr>
-                <w:rFonts w:eastAsia="Arial" w:cs="Arial" w:ascii="Arial" w:hAnsi="Arial"/>
-                <w:color w:val="auto"/>
-                <w:spacing w:val="0"/>
-                <w:w w:val="100"/>
-                <w:sz w:val="14"/>
-                <w:szCs w:val="16"/>
-                <w:lang w:val="ro-RO"/>
-              </w:rPr>
-              <w:drawing>
-                <wp:inline distT="0" distB="0" distL="0" distR="0">
-                  <wp:extent cx="615950" cy="552450"/>
-                  <wp:effectExtent l="0" t="0" r="0" b="0"/>
-                  <wp:docPr id="11" name="Image11"/>
-                  <wp:cNvGraphicFramePr>
-                    <a:graphicFrameLocks xmlns:a="http://schemas.openxmlformats.org/drawingml/2006/main" noChangeAspect="1"/>
-                  </wp:cNvGraphicFramePr>
-                  <a:graphic xmlns:a="http://schemas.openxmlformats.org/drawingml/2006/main">
-                    <a:graphicData uri="http://schemas.openxmlformats.org/drawingml/2006/picture">
-                      <pic:pic xmlns:pic="http://schemas.openxmlformats.org/drawingml/2006/picture">
-                        <pic:nvPicPr>
-                          <pic:cNvPr id="11" name="Image11"/>
-                          <pic:cNvPicPr>
-                            <a:picLocks noChangeAspect="1" noChangeArrowheads="1"/>
-                          </pic:cNvPicPr>
-                        </pic:nvPicPr>
-                        <pic:blipFill>
-                          <a:blip r:embed="rId12"/>
-                          <a:srcRect l="-15" t="-18" r="-15" b="-18"/>
-                          <a:stretch>
-                            <a:fillRect/>
-                          </a:stretch>
-                        </pic:blipFill>
-                        <pic:spPr bwMode="auto">
-                          <a:xfrm>
-                            <a:off x="0" y="0"/>
-                            <a:ext cx="615950" cy="552450"/>
-                          </a:xfrm>
-                          <a:prstGeom prst="rect">
-                            <a:avLst/>
-                          </a:prstGeom>
-                          <a:noFill/>
-                        </pic:spPr>
-                      </pic:pic>
-                    </a:graphicData>
-                  </a:graphic>
-                </wp:inline>
-              </w:drawing>
-            </w:r>
-          </w:p>
-        </w:tc>
-        <w:tc>
-          <w:tcPr>
-            <w:tcW w:w="1170" w:type="dxa"/>
-            <w:tcBorders>
-              <w:top w:val="single" w:sz="4" w:space="0" w:color="000000"/>
-              <w:left w:val="double" w:sz="4" w:space="0" w:color="000000"/>
-              <w:bottom w:val="double" w:sz="4" w:space="0" w:color="000000"/>
-              <w:right w:val="double" w:sz="4" w:space="0" w:color="000000"/>
-            </w:tcBorders>
-            <w:vAlign w:val="center"/>
-          </w:tcPr>
-          <w:p>
-            <w:pPr>
-              <w:pStyle w:val="Normal"/>
-              <w:widowControl/>
-              <w:spacing w:before="0" w:after="0"/>
-              <w:jc w:val="center"/>
-              <w:rPr>
-                <w:rFonts w:ascii="Arial" w:hAnsi="Arial" w:cs="Arial"/>
-                <w:b/>
-                <w:bCs/>
-                <w:sz w:val="18"/>
-                <w:szCs w:val="18"/>
-                <w:lang w:val="fr-FR"/>
-              </w:rPr>
-            </w:pPr>
-            <w:r>
-              <w:rPr>
-                <w:rFonts w:eastAsia="Arial" w:cs="Arial" w:ascii="Arial" w:hAnsi="Arial"/>
-                <w:color w:val="auto"/>
-                <w:spacing w:val="0"/>
-                <w:w w:val="100"/>
-                <w:sz w:val="14"/>
-                <w:szCs w:val="16"/>
-                <w:lang w:val="ro-RO"/>
-              </w:rPr>
-              <w:drawing>
-                <wp:inline distT="0" distB="0" distL="0" distR="0">
-                  <wp:extent cx="620395" cy="556895"/>
-                  <wp:effectExtent l="0" t="0" r="0" b="0"/>
-                  <wp:docPr id="12" name="Image12"/>
-                  <wp:cNvGraphicFramePr>
-                    <a:graphicFrameLocks xmlns:a="http://schemas.openxmlformats.org/drawingml/2006/main" noChangeAspect="1"/>
-                  </wp:cNvGraphicFramePr>
-                  <a:graphic xmlns:a="http://schemas.openxmlformats.org/drawingml/2006/main">
-                    <a:graphicData uri="http://schemas.openxmlformats.org/drawingml/2006/picture">
-                      <pic:pic xmlns:pic="http://schemas.openxmlformats.org/drawingml/2006/picture">
-                        <pic:nvPicPr>
-                          <pic:cNvPr id="12" name="Image12"/>
-                          <pic:cNvPicPr>
-                            <a:picLocks noChangeAspect="1" noChangeArrowheads="1"/>
-                          </pic:cNvPicPr>
-                        </pic:nvPicPr>
-                        <pic:blipFill>
-                          <a:blip r:embed="rId13"/>
-                          <a:srcRect l="-15" t="-18" r="-15" b="-18"/>
-                          <a:stretch>
-                            <a:fillRect/>
-                          </a:stretch>
-                        </pic:blipFill>
-                        <pic:spPr bwMode="auto">
-                          <a:xfrm>
-                            <a:off x="0" y="0"/>
-                            <a:ext cx="620395" cy="556895"/>
-                          </a:xfrm>
-                          <a:prstGeom prst="rect">
-                            <a:avLst/>
-                          </a:prstGeom>
-                          <a:noFill/>
-                        </pic:spPr>
-                      </pic:pic>
-                    </a:graphicData>
-                  </a:graphic>
-                </wp:inline>
-              </w:drawing>
-            </w:r>
-          </w:p>
-        </w:tc>
-        <w:tc>
-          <w:tcPr>
-            <w:tcW w:w="1169" w:type="dxa"/>
-            <w:tcBorders>
-              <w:top w:val="single" w:sz="4" w:space="0" w:color="000000"/>
-              <w:left w:val="double" w:sz="4" w:space="0" w:color="000000"/>
-              <w:bottom w:val="double" w:sz="4" w:space="0" w:color="000000"/>
-              <w:right w:val="double" w:sz="4" w:space="0" w:color="000000"/>
-            </w:tcBorders>
-            <w:vAlign w:val="center"/>
-          </w:tcPr>
-          <w:p>
-            <w:pPr>
-              <w:pStyle w:val="Normal"/>
-              <w:widowControl/>
-              <w:spacing w:before="0" w:after="0"/>
-              <w:jc w:val="center"/>
-              <w:rPr>
-                <w:rFonts w:ascii="Arial" w:hAnsi="Arial" w:cs="Arial"/>
-                <w:b/>
-                <w:bCs/>
-                <w:sz w:val="18"/>
-                <w:szCs w:val="18"/>
-                <w:lang w:val="fr-FR"/>
-              </w:rPr>
-            </w:pPr>
-            <w:r>
-              <w:rPr>
-                <w:rFonts w:eastAsia="Arial" w:cs="Arial" w:ascii="Arial" w:hAnsi="Arial"/>
-                <w:color w:val="auto"/>
-                <w:spacing w:val="0"/>
-                <w:w w:val="100"/>
-                <w:sz w:val="14"/>
-                <w:szCs w:val="16"/>
-                <w:lang w:val="ro-RO"/>
-              </w:rPr>
-              <w:drawing>
-                <wp:inline distT="0" distB="0" distL="0" distR="0">
-                  <wp:extent cx="543560" cy="543560"/>
-                  <wp:effectExtent l="0" t="0" r="0" b="0"/>
-                  <wp:docPr id="13" name="Image13"/>
-                  <wp:cNvGraphicFramePr>
-                    <a:graphicFrameLocks xmlns:a="http://schemas.openxmlformats.org/drawingml/2006/main" noChangeAspect="1"/>
-                  </wp:cNvGraphicFramePr>
-                  <a:graphic xmlns:a="http://schemas.openxmlformats.org/drawingml/2006/main">
-                    <a:graphicData uri="http://schemas.openxmlformats.org/drawingml/2006/picture">
-                      <pic:pic xmlns:pic="http://schemas.openxmlformats.org/drawingml/2006/picture">
-                        <pic:nvPicPr>
-                          <pic:cNvPr id="13" name="Image13"/>
-                          <pic:cNvPicPr>
-                            <a:picLocks noChangeAspect="1" noChangeArrowheads="1"/>
-                          </pic:cNvPicPr>
-                        </pic:nvPicPr>
-                        <pic:blipFill>
-                          <a:blip r:embed="rId14"/>
-                          <a:srcRect l="-7" t="-7" r="-7" b="-7"/>
-                          <a:stretch>
-                            <a:fillRect/>
-                          </a:stretch>
-                        </pic:blipFill>
-                        <pic:spPr bwMode="auto">
-                          <a:xfrm>
-                            <a:off x="0" y="0"/>
-                            <a:ext cx="543560" cy="543560"/>
-                          </a:xfrm>
-                          <a:prstGeom prst="rect">
-                            <a:avLst/>
-                          </a:prstGeom>
-                          <a:noFill/>
-                        </pic:spPr>
-                      </pic:pic>
-                    </a:graphicData>
-                  </a:graphic>
-                </wp:inline>
-              </w:drawing>
-            </w:r>
-          </w:p>
-        </w:tc>
-        <w:tc>
-          <w:tcPr>
-            <w:tcW w:w="1168" w:type="dxa"/>
-            <w:tcBorders>
-              <w:top w:val="single" w:sz="4" w:space="0" w:color="000000"/>
-              <w:left w:val="double" w:sz="4" w:space="0" w:color="000000"/>
-              <w:bottom w:val="double" w:sz="4" w:space="0" w:color="000000"/>
-              <w:right w:val="double" w:sz="4" w:space="0" w:color="000000"/>
-            </w:tcBorders>
-            <w:vAlign w:val="center"/>
-          </w:tcPr>
-          <w:p>
-            <w:pPr>
-              <w:pStyle w:val="Normal"/>
-              <w:widowControl/>
-              <w:spacing w:before="0" w:after="0"/>
-              <w:jc w:val="center"/>
-              <w:rPr>
-                <w:rFonts w:ascii="Arial" w:hAnsi="Arial" w:cs="Arial"/>
-                <w:b/>
-                <w:bCs/>
-                <w:sz w:val="18"/>
-                <w:szCs w:val="18"/>
-                <w:lang w:val="fr-FR"/>
-              </w:rPr>
-            </w:pPr>
-            <w:r>
-              <w:rPr>
-                <w:rFonts w:eastAsia="Arial" w:cs="Arial" w:ascii="Arial" w:hAnsi="Arial"/>
-                <w:color w:val="auto"/>
-                <w:spacing w:val="0"/>
-                <w:w w:val="100"/>
-                <w:sz w:val="14"/>
-                <w:szCs w:val="16"/>
-                <w:lang w:val="ro-RO"/>
-              </w:rPr>
-              <w:drawing>
-                <wp:inline distT="0" distB="0" distL="0" distR="0">
-                  <wp:extent cx="556260" cy="556260"/>
-                  <wp:effectExtent l="0" t="0" r="0" b="0"/>
-                  <wp:docPr id="14" name="Image14"/>
-                  <wp:cNvGraphicFramePr>
-                    <a:graphicFrameLocks xmlns:a="http://schemas.openxmlformats.org/drawingml/2006/main" noChangeAspect="1"/>
-                  </wp:cNvGraphicFramePr>
-                  <a:graphic xmlns:a="http://schemas.openxmlformats.org/drawingml/2006/main">
-                    <a:graphicData uri="http://schemas.openxmlformats.org/drawingml/2006/picture">
-                      <pic:pic xmlns:pic="http://schemas.openxmlformats.org/drawingml/2006/picture">
-                        <pic:nvPicPr>
-                          <pic:cNvPr id="14" name="Image14"/>
-                          <pic:cNvPicPr>
-                            <a:picLocks noChangeAspect="1" noChangeArrowheads="1"/>
-                          </pic:cNvPicPr>
-                        </pic:nvPicPr>
-                        <pic:blipFill>
-                          <a:blip r:embed="rId15"/>
-                          <a:srcRect l="-15" t="-15" r="-15" b="-15"/>
-                          <a:stretch>
-                            <a:fillRect/>
-                          </a:stretch>
-                        </pic:blipFill>
-                        <pic:spPr bwMode="auto">
-                          <a:xfrm>
-                            <a:off x="0" y="0"/>
-                            <a:ext cx="556260" cy="556260"/>
-                          </a:xfrm>
-                          <a:prstGeom prst="rect">
-                            <a:avLst/>
-                          </a:prstGeom>
-                          <a:noFill/>
-                        </pic:spPr>
-                      </pic:pic>
-                    </a:graphicData>
-                  </a:graphic>
-                </wp:inline>
-              </w:drawing>
-            </w:r>
-          </w:p>
-        </w:tc>
-        <w:tc>
-          <w:tcPr>
-            <w:tcW w:w="1169" w:type="dxa"/>
-            <w:tcBorders>
-              <w:top w:val="single" w:sz="4" w:space="0" w:color="000000"/>
-              <w:left w:val="double" w:sz="4" w:space="0" w:color="000000"/>
-              <w:bottom w:val="double" w:sz="4" w:space="0" w:color="000000"/>
-              <w:right w:val="double" w:sz="4" w:space="0" w:color="000000"/>
-            </w:tcBorders>
-            <w:vAlign w:val="center"/>
-          </w:tcPr>
-          <w:p>
-            <w:pPr>
-              <w:pStyle w:val="Normal"/>
-              <w:widowControl/>
-              <w:spacing w:before="0" w:after="0"/>
-              <w:jc w:val="center"/>
-              <w:rPr>
-                <w:rFonts w:ascii="Arial" w:hAnsi="Arial" w:cs="Arial"/>
-                <w:b/>
-                <w:bCs/>
-                <w:sz w:val="18"/>
-                <w:szCs w:val="18"/>
-                <w:lang w:val="fr-FR"/>
-              </w:rPr>
-            </w:pPr>
-            <w:r>
-              <w:rPr>
-                <w:rFonts w:eastAsia="Arial" w:cs="Arial" w:ascii="Arial" w:hAnsi="Arial"/>
-                <w:color w:val="auto"/>
-                <w:spacing w:val="0"/>
-                <w:w w:val="100"/>
-                <w:sz w:val="14"/>
-                <w:szCs w:val="16"/>
-                <w:lang w:val="ro-RO"/>
-              </w:rPr>
-              <w:drawing>
-                <wp:inline distT="0" distB="0" distL="0" distR="0">
-                  <wp:extent cx="556260" cy="556260"/>
-                  <wp:effectExtent l="0" t="0" r="0" b="0"/>
-                  <wp:docPr id="15" name="Image15"/>
-                  <wp:cNvGraphicFramePr>
-                    <a:graphicFrameLocks xmlns:a="http://schemas.openxmlformats.org/drawingml/2006/main" noChangeAspect="1"/>
-                  </wp:cNvGraphicFramePr>
-                  <a:graphic xmlns:a="http://schemas.openxmlformats.org/drawingml/2006/main">
-                    <a:graphicData uri="http://schemas.openxmlformats.org/drawingml/2006/picture">
-                      <pic:pic xmlns:pic="http://schemas.openxmlformats.org/drawingml/2006/picture">
-                        <pic:nvPicPr>
-                          <pic:cNvPr id="15" name="Image15"/>
-                          <pic:cNvPicPr>
-                            <a:picLocks noChangeAspect="1" noChangeArrowheads="1"/>
-                          </pic:cNvPicPr>
-                        </pic:nvPicPr>
-                        <pic:blipFill>
-                          <a:blip r:embed="rId16"/>
-                          <a:srcRect l="-15" t="-15" r="-15" b="-15"/>
-                          <a:stretch>
-                            <a:fillRect/>
-                          </a:stretch>
-                        </pic:blipFill>
-                        <pic:spPr bwMode="auto">
-                          <a:xfrm>
-                            <a:off x="0" y="0"/>
-                            <a:ext cx="556260" cy="556260"/>
-                          </a:xfrm>
-                          <a:prstGeom prst="rect">
-                            <a:avLst/>
-                          </a:prstGeom>
-                          <a:noFill/>
-                        </pic:spPr>
-                      </pic:pic>
-                    </a:graphicData>
-                  </a:graphic>
-                </wp:inline>
-              </w:drawing>
-            </w:r>
-          </w:p>
-        </w:tc>
-        <w:tc>
-          <w:tcPr>
-            <w:tcW w:w="1172" w:type="dxa"/>
-            <w:tcBorders>
-              <w:top w:val="single" w:sz="4" w:space="0" w:color="000000"/>
-              <w:left w:val="double" w:sz="4" w:space="0" w:color="000000"/>
-              <w:bottom w:val="double" w:sz="4" w:space="0" w:color="000000"/>
-              <w:right w:val="single" w:sz="4" w:space="0" w:color="000000"/>
-            </w:tcBorders>
-            <w:vAlign w:val="center"/>
-          </w:tcPr>
-          <w:p>
-            <w:pPr>
-              <w:pStyle w:val="Normal"/>
-              <w:widowControl/>
-              <w:spacing w:before="0" w:after="0"/>
-              <w:jc w:val="center"/>
-              <w:rPr>
-                <w:rFonts w:ascii="Arial" w:hAnsi="Arial" w:cs="Arial"/>
-                <w:b/>
-                <w:bCs/>
-                <w:sz w:val="18"/>
-                <w:szCs w:val="18"/>
-                <w:lang w:val="fr-FR"/>
-              </w:rPr>
-            </w:pPr>
-            <w:r>
-              <w:rPr>
-                <w:rFonts w:eastAsia="Arial" w:cs="Arial" w:ascii="Arial" w:hAnsi="Arial"/>
-                <w:color w:val="auto"/>
-                <w:spacing w:val="0"/>
-                <w:w w:val="100"/>
-                <w:sz w:val="14"/>
-                <w:szCs w:val="16"/>
-                <w:lang w:val="ro-RO"/>
-              </w:rPr>
-              <w:drawing>
-                <wp:inline distT="0" distB="0" distL="0" distR="0">
-                  <wp:extent cx="574040" cy="563245"/>
-                  <wp:effectExtent l="0" t="0" r="0" b="0"/>
-                  <wp:docPr id="16" name="Image16"/>
-                  <wp:cNvGraphicFramePr>
-                    <a:graphicFrameLocks xmlns:a="http://schemas.openxmlformats.org/drawingml/2006/main" noChangeAspect="1"/>
-                  </wp:cNvGraphicFramePr>
-                  <a:graphic xmlns:a="http://schemas.openxmlformats.org/drawingml/2006/main">
-                    <a:graphicData uri="http://schemas.openxmlformats.org/drawingml/2006/picture">
-                      <pic:pic xmlns:pic="http://schemas.openxmlformats.org/drawingml/2006/picture">
-                        <pic:nvPicPr>
-                          <pic:cNvPr id="16" name="Image16"/>
-                          <pic:cNvPicPr>
-                            <a:picLocks noChangeAspect="1" noChangeArrowheads="1"/>
-                          </pic:cNvPicPr>
-                        </pic:nvPicPr>
-                        <pic:blipFill>
-                          <a:blip r:embed="rId17"/>
-                          <a:srcRect l="-7" t="-7" r="-7" b="-7"/>
-                          <a:stretch>
-                            <a:fillRect/>
-                          </a:stretch>
-                        </pic:blipFill>
-                        <pic:spPr bwMode="auto">
-                          <a:xfrm>
-                            <a:off x="0" y="0"/>
-                            <a:ext cx="574040" cy="563245"/>
-                          </a:xfrm>
-                          <a:prstGeom prst="rect">
-                            <a:avLst/>
-                          </a:prstGeom>
-                          <a:noFill/>
-                        </pic:spPr>
-                      </pic:pic>
-                    </a:graphicData>
-                  </a:graphic>
-                </wp:inline>
-              </w:drawing>
-            </w:r>
-          </w:p>
-        </w:tc>
-      </w:tr>
-      <w:tr>
-        <w:trPr>
-          <w:trHeight w:val="44" w:hRule="atLeast"/>
-        </w:trPr>
-        <w:tc>
-          <w:tcPr>
-            <w:tcW w:w="1169" w:type="dxa"/>
-            <w:tcBorders>
-              <w:top w:val="double" w:sz="4" w:space="0" w:color="000000"/>
-              <w:left w:val="single" w:sz="4" w:space="0" w:color="000000"/>
-              <w:bottom w:val="single" w:sz="4" w:space="0" w:color="000000"/>
-              <w:right w:val="double" w:sz="4" w:space="0" w:color="000000"/>
-            </w:tcBorders>
-            <w:tcMar>
-              <w:top w:w="57" w:type="dxa"/>
-              <w:bottom w:w="57" w:type="dxa"/>
-            </w:tcMar>
-            <w:vAlign w:val="center"/>
-          </w:tcPr>
-          <w:p>
-            <w:pPr>
-              <w:pStyle w:val="Normal"/>
-              <w:widowControl/>
-              <w:spacing w:before="0" w:after="0"/>
-              <w:jc w:val="center"/>
-              <w:rPr>
-                <w:rFonts w:ascii="Arial" w:hAnsi="Arial" w:cs="Arial"/>
-                <w:b/>
-                <w:bCs/>
-                <w:sz w:val="14"/>
-                <w:szCs w:val="14"/>
-                <w:lang w:val="fr-FR"/>
-              </w:rPr>
-            </w:pPr>
-            <w:r>
-              <w:rPr>
-                <w:rFonts w:eastAsia="Arial" w:cs="Arial" w:ascii="Arial" w:hAnsi="Arial"/>
-                <w:b/>
-                <w:color w:val="auto"/>
-                <w:spacing w:val="0"/>
-                <w:w w:val="100"/>
-                <w:sz w:val="14"/>
-                <w:szCs w:val="14"/>
-                <w:lang w:val="ro-RO"/>
-              </w:rPr>
-              <w:t>INTERZIS ACCESUL PIETONILOR</w:t>
-            </w:r>
-          </w:p>
-        </w:tc>
-        <w:tc>
-          <w:tcPr>
-            <w:tcW w:w="1169" w:type="dxa"/>
-            <w:tcBorders>
-              <w:top w:val="double" w:sz="4" w:space="0" w:color="000000"/>
-              <w:left w:val="double" w:sz="4" w:space="0" w:color="000000"/>
-              <w:bottom w:val="single" w:sz="4" w:space="0" w:color="000000"/>
-              <w:right w:val="double" w:sz="4" w:space="0" w:color="000000"/>
-            </w:tcBorders>
-            <w:tcMar>
-              <w:top w:w="57" w:type="dxa"/>
-              <w:bottom w:w="57" w:type="dxa"/>
-            </w:tcMar>
-            <w:vAlign w:val="center"/>
-          </w:tcPr>
-          <w:p>
-            <w:pPr>
-              <w:pStyle w:val="Normal"/>
-              <w:widowControl/>
-              <w:spacing w:before="0" w:after="0"/>
-              <w:jc w:val="center"/>
-              <w:rPr>
-                <w:rFonts w:ascii="Arial" w:hAnsi="Arial" w:cs="Arial"/>
-                <w:b/>
-                <w:bCs/>
-                <w:sz w:val="14"/>
-                <w:szCs w:val="14"/>
-                <w:lang w:val="pt-BR"/>
-              </w:rPr>
-            </w:pPr>
-            <w:r>
-              <w:rPr>
-                <w:rFonts w:eastAsia="Arial" w:cs="Arial" w:ascii="Arial" w:hAnsi="Arial"/>
-                <w:b/>
-                <w:color w:val="auto"/>
-                <w:spacing w:val="0"/>
-                <w:w w:val="100"/>
-                <w:sz w:val="14"/>
-                <w:szCs w:val="14"/>
-                <w:lang w:val="ro-RO"/>
-              </w:rPr>
-              <w:t>NU ATINGE! PERICOL DE ELECTRO­CUTARE</w:t>
-            </w:r>
-          </w:p>
-        </w:tc>
-        <w:tc>
-          <w:tcPr>
-            <w:tcW w:w="1169" w:type="dxa"/>
-            <w:tcBorders>
-              <w:top w:val="double" w:sz="4" w:space="0" w:color="000000"/>
-              <w:left w:val="double" w:sz="4" w:space="0" w:color="000000"/>
-              <w:bottom w:val="single" w:sz="4" w:space="0" w:color="000000"/>
-              <w:right w:val="double" w:sz="4" w:space="0" w:color="000000"/>
-            </w:tcBorders>
-            <w:tcMar>
-              <w:top w:w="57" w:type="dxa"/>
-              <w:bottom w:w="57" w:type="dxa"/>
-            </w:tcMar>
-            <w:vAlign w:val="center"/>
-          </w:tcPr>
-          <w:p>
-            <w:pPr>
-              <w:pStyle w:val="Normal"/>
-              <w:widowControl/>
-              <w:spacing w:before="0" w:after="0"/>
-              <w:jc w:val="center"/>
-              <w:rPr>
-                <w:rFonts w:ascii="Arial" w:hAnsi="Arial" w:cs="Arial"/>
-                <w:b/>
-                <w:sz w:val="14"/>
-                <w:szCs w:val="14"/>
-                <w:lang w:val="it-IT"/>
-              </w:rPr>
-            </w:pPr>
-            <w:r>
-              <w:rPr>
-                <w:rFonts w:eastAsia="Arial" w:cs="Arial" w:ascii="Arial" w:hAnsi="Arial"/>
-                <w:b/>
-                <w:color w:val="auto"/>
-                <w:spacing w:val="0"/>
-                <w:w w:val="100"/>
-                <w:sz w:val="14"/>
-                <w:szCs w:val="14"/>
-                <w:lang w:val="ro-RO"/>
-              </w:rPr>
-              <w:t>MATERIALE INFLAMABILE</w:t>
-            </w:r>
-          </w:p>
-        </w:tc>
-        <w:tc>
-          <w:tcPr>
-            <w:tcW w:w="1170" w:type="dxa"/>
-            <w:tcBorders>
-              <w:top w:val="double" w:sz="4" w:space="0" w:color="000000"/>
-              <w:left w:val="double" w:sz="4" w:space="0" w:color="000000"/>
-              <w:bottom w:val="single" w:sz="4" w:space="0" w:color="000000"/>
-              <w:right w:val="double" w:sz="4" w:space="0" w:color="000000"/>
-            </w:tcBorders>
-            <w:tcMar>
-              <w:top w:w="57" w:type="dxa"/>
-              <w:bottom w:w="57" w:type="dxa"/>
-            </w:tcMar>
-            <w:vAlign w:val="center"/>
-          </w:tcPr>
-          <w:p>
-            <w:pPr>
-              <w:pStyle w:val="Normal"/>
-              <w:widowControl/>
-              <w:spacing w:before="0" w:after="0"/>
-              <w:jc w:val="center"/>
-              <w:rPr>
-                <w:rFonts w:ascii="Arial" w:hAnsi="Arial" w:cs="Arial"/>
-                <w:b/>
-                <w:bCs/>
-                <w:sz w:val="14"/>
-                <w:szCs w:val="14"/>
-                <w:lang w:val="fr-FR"/>
-              </w:rPr>
-            </w:pPr>
-            <w:r>
-              <w:rPr>
-                <w:rFonts w:eastAsia="Arial" w:cs="Arial" w:ascii="Arial" w:hAnsi="Arial"/>
-                <w:b/>
-                <w:color w:val="auto"/>
-                <w:spacing w:val="0"/>
-                <w:w w:val="100"/>
-                <w:sz w:val="14"/>
-                <w:szCs w:val="14"/>
-                <w:lang w:val="ro-RO"/>
-              </w:rPr>
-              <w:t>PERICOL GENERAL</w:t>
-            </w:r>
-          </w:p>
-        </w:tc>
-        <w:tc>
-          <w:tcPr>
-            <w:tcW w:w="1169" w:type="dxa"/>
-            <w:tcBorders>
-              <w:top w:val="double" w:sz="4" w:space="0" w:color="000000"/>
-              <w:left w:val="double" w:sz="4" w:space="0" w:color="000000"/>
-              <w:bottom w:val="single" w:sz="4" w:space="0" w:color="000000"/>
-              <w:right w:val="double" w:sz="4" w:space="0" w:color="000000"/>
-            </w:tcBorders>
-            <w:tcMar>
-              <w:top w:w="57" w:type="dxa"/>
-              <w:bottom w:w="57" w:type="dxa"/>
-            </w:tcMar>
-            <w:vAlign w:val="center"/>
-          </w:tcPr>
-          <w:p>
-            <w:pPr>
-              <w:pStyle w:val="Normal"/>
-              <w:widowControl/>
-              <w:spacing w:before="0" w:after="0"/>
-              <w:ind w:left="-108" w:right="-83"/>
-              <w:jc w:val="center"/>
-              <w:rPr>
-                <w:rFonts w:ascii="Arial" w:hAnsi="Arial" w:cs="Arial"/>
-                <w:b/>
-                <w:sz w:val="14"/>
-                <w:szCs w:val="14"/>
-                <w:lang w:val="it-IT"/>
-              </w:rPr>
-            </w:pPr>
-            <w:r>
-              <w:rPr>
-                <w:rFonts w:eastAsia="Arial" w:cs="Arial" w:ascii="Arial" w:hAnsi="Arial"/>
-                <w:b/>
-                <w:color w:val="auto"/>
-                <w:spacing w:val="0"/>
-                <w:w w:val="100"/>
-                <w:sz w:val="14"/>
-                <w:szCs w:val="14"/>
-                <w:lang w:val="ro-RO"/>
-              </w:rPr>
-              <w:t>PROTECȚIA MÂINILOR OBLIGATORIE</w:t>
-            </w:r>
-          </w:p>
-        </w:tc>
-        <w:tc>
-          <w:tcPr>
-            <w:tcW w:w="1168" w:type="dxa"/>
-            <w:tcBorders>
-              <w:top w:val="double" w:sz="4" w:space="0" w:color="000000"/>
-              <w:left w:val="double" w:sz="4" w:space="0" w:color="000000"/>
-              <w:bottom w:val="single" w:sz="4" w:space="0" w:color="000000"/>
-              <w:right w:val="double" w:sz="4" w:space="0" w:color="000000"/>
-            </w:tcBorders>
-            <w:tcMar>
-              <w:top w:w="57" w:type="dxa"/>
-              <w:bottom w:w="57" w:type="dxa"/>
-            </w:tcMar>
-            <w:vAlign w:val="center"/>
-          </w:tcPr>
-          <w:p>
-            <w:pPr>
-              <w:pStyle w:val="Normal"/>
-              <w:widowControl/>
-              <w:spacing w:before="0" w:after="0"/>
-              <w:jc w:val="center"/>
-              <w:rPr>
-                <w:rFonts w:ascii="Arial" w:hAnsi="Arial" w:cs="Arial"/>
-                <w:b/>
-                <w:bCs/>
-                <w:sz w:val="14"/>
-                <w:szCs w:val="14"/>
-                <w:lang w:val="fr-FR"/>
-              </w:rPr>
-            </w:pPr>
-            <w:r>
-              <w:rPr>
-                <w:rFonts w:eastAsia="Arial" w:cs="Arial" w:ascii="Arial" w:hAnsi="Arial"/>
-                <w:b/>
-                <w:color w:val="auto"/>
-                <w:spacing w:val="0"/>
-                <w:w w:val="100"/>
-                <w:sz w:val="14"/>
-                <w:szCs w:val="14"/>
-                <w:lang w:val="ro-RO"/>
-              </w:rPr>
-              <w:t>LOC DE FUMAT</w:t>
-            </w:r>
-          </w:p>
-        </w:tc>
-        <w:tc>
-          <w:tcPr>
-            <w:tcW w:w="1169" w:type="dxa"/>
-            <w:tcBorders>
-              <w:top w:val="double" w:sz="4" w:space="0" w:color="000000"/>
-              <w:left w:val="double" w:sz="4" w:space="0" w:color="000000"/>
-              <w:bottom w:val="single" w:sz="4" w:space="0" w:color="000000"/>
-              <w:right w:val="double" w:sz="4" w:space="0" w:color="000000"/>
-            </w:tcBorders>
-            <w:tcMar>
-              <w:top w:w="57" w:type="dxa"/>
-              <w:bottom w:w="57" w:type="dxa"/>
-            </w:tcMar>
-            <w:vAlign w:val="center"/>
-          </w:tcPr>
-          <w:p>
-            <w:pPr>
-              <w:pStyle w:val="Normal"/>
-              <w:widowControl/>
-              <w:spacing w:before="0" w:after="0"/>
-              <w:jc w:val="center"/>
-              <w:rPr>
-                <w:rFonts w:ascii="Arial" w:hAnsi="Arial" w:cs="Arial"/>
-                <w:b/>
-                <w:bCs/>
-                <w:sz w:val="14"/>
-                <w:szCs w:val="14"/>
-                <w:lang w:val="fr-FR"/>
-              </w:rPr>
-            </w:pPr>
-            <w:r>
-              <w:rPr>
-                <w:rFonts w:eastAsia="Arial" w:cs="Arial" w:ascii="Arial" w:hAnsi="Arial"/>
-                <w:b/>
-                <w:color w:val="auto"/>
-                <w:spacing w:val="0"/>
-                <w:w w:val="100"/>
-                <w:sz w:val="14"/>
-                <w:szCs w:val="14"/>
-                <w:lang w:val="ro-RO"/>
-              </w:rPr>
-              <w:t xml:space="preserve">HIDRANT</w:t>
-            </w:r>
-          </w:p>
-        </w:tc>
-        <w:tc>
-          <w:tcPr>
-            <w:tcW w:w="1172" w:type="dxa"/>
-            <w:tcBorders>
-              <w:top w:val="double" w:sz="4" w:space="0" w:color="000000"/>
-              <w:left w:val="double" w:sz="4" w:space="0" w:color="000000"/>
-              <w:bottom w:val="single" w:sz="4" w:space="0" w:color="000000"/>
-              <w:right w:val="single" w:sz="4" w:space="0" w:color="000000"/>
-            </w:tcBorders>
-            <w:tcMar>
-              <w:top w:w="57" w:type="dxa"/>
-              <w:bottom w:w="57" w:type="dxa"/>
-            </w:tcMar>
-            <w:vAlign w:val="center"/>
-          </w:tcPr>
-          <w:p>
-            <w:pPr>
-              <w:pStyle w:val="Normal"/>
-              <w:widowControl/>
-              <w:spacing w:before="0" w:after="0"/>
-              <w:jc w:val="center"/>
-              <w:rPr>
-                <w:rFonts w:ascii="Arial" w:hAnsi="Arial" w:cs="Arial"/>
-                <w:b/>
-                <w:bCs/>
-                <w:sz w:val="14"/>
-                <w:szCs w:val="14"/>
-                <w:lang w:val="fr-FR"/>
-              </w:rPr>
-            </w:pPr>
-            <w:r>
-              <w:rPr>
-                <w:rFonts w:eastAsia="Arial" w:cs="Arial" w:ascii="Arial" w:hAnsi="Arial"/>
-                <w:b/>
-                <w:color w:val="auto"/>
-                <w:spacing w:val="0"/>
-                <w:w w:val="100"/>
-                <w:sz w:val="14"/>
-                <w:szCs w:val="14"/>
-                <w:lang w:val="ro-RO"/>
-              </w:rPr>
-              <w:t>LOC DE ADUNARE ÎN CAZ DE EVACUARE</w:t>
-            </w:r>
-          </w:p>
-        </w:tc>
-      </w:tr>
-    </w:tbl>
-    <w:p>
-      <w:pPr>
-        <w:pStyle w:val="Normal"/>
-        <w:keepNext w:val="true"/>
-        <w:widowControl/>
-        <w:spacing w:before="240" w:after="120"/>
-        <w:ind w:hanging="0"/>
-        <w:jc w:val="center"/>
-        <w:rPr>
-          <w:rFonts w:ascii="Arial" w:hAnsi="Arial" w:cs="Arial"/>
-          <w:color w:val="FF0000"/>
-          <w:sz w:val="18"/>
-          <w:szCs w:val="18"/>
-        </w:rPr>
-      </w:pPr>
-      <w:r>
-        <w:rPr>
-          <w:rFonts w:eastAsia="Arial" w:cs="Arial" w:ascii="Arial" w:hAnsi="Arial"/>
-          <w:b/>
-          <w:color w:val="auto"/>
-          <w:spacing w:val="0"/>
-          <w:w w:val="100"/>
-          <w:sz w:val="20"/>
-          <w:szCs w:val="20"/>
-          <w:lang w:val="ro-RO"/>
-        </w:rPr>
-        <w:t>SPECIMEN CU RĂSPUNSURILE CORECTE</w:t>
-      </w:r>
-    </w:p>
-    <w:tbl>
-      <w:tblPr>
-        <w:tblW w:w="5000" w:type="pct"/>
-        <w:jc w:val="left"/>
-        <w:tblInd w:w="55" w:type="dxa"/>
-        <w:tblLayout w:type="fixed"/>
-        <w:tblCellMar>
-          <w:top w:w="55" w:type="dxa"/>
-          <w:left w:w="55" w:type="dxa"/>
-          <w:bottom w:w="55" w:type="dxa"/>
-          <w:right w:w="55" w:type="dxa"/>
-        </w:tblCellMar>
-      </w:tblPr>
-      <w:tblGrid>
-        <w:gridCol w:w="2057"/>
-        <w:gridCol w:w="730"/>
-        <w:gridCol w:w="730"/>
-        <w:gridCol w:w="730"/>
-        <w:gridCol w:w="729"/>
-        <w:gridCol w:w="730"/>
-        <w:gridCol w:w="730"/>
-        <w:gridCol w:w="729"/>
-        <w:gridCol w:w="730"/>
-        <w:gridCol w:w="730"/>
-        <w:gridCol w:w="730"/>
-      </w:tblGrid>
-      <w:tr>
-        <w:trPr>
-          <w:tblHeader w:val="true"/>
-        </w:trPr>
-        <w:tc>
-          <w:tcPr>
-            <w:tcW w:w="2057" w:type="dxa"/>
-            <w:tcBorders>
-              <w:top w:val="single" w:sz="4" w:space="0" w:color="000000"/>
-              <w:left w:val="single" w:sz="4" w:space="0" w:color="000000"/>
-              <w:bottom w:val="single" w:sz="4" w:space="0" w:color="000000"/>
-            </w:tcBorders>
-            <w:vAlign w:val="center"/>
-          </w:tcPr>
-          <w:p>
-            <w:pPr>
-              <w:pStyle w:val="TableHeading"/>
-              <w:keepNext w:val="true"/>
-              <w:widowControl/>
-              <w:spacing w:before="0" w:after="0"/>
-              <w:ind w:hanging="0" w:left="0"/>
-              <w:jc w:val="center"/>
-              <w:rPr>
-                <w:rFonts w:ascii="Arial" w:hAnsi="Arial" w:eastAsia="Arial" w:cs="Arial"/>
-                <w:b/>
-                <w:i w:val="false"/>
-                <w:color w:val="auto"/>
-                <w:spacing w:val="0"/>
-                <w:w w:val="100"/>
-                <w:sz w:val="20"/>
-                <w:szCs w:val="20"/>
-                <w:lang w:val="ro-RO"/>
-              </w:rPr>
-            </w:pPr>
-            <w:r>
-              <w:rPr>
-                <w:rFonts w:eastAsia="Arial" w:cs="Arial" w:ascii="Arial" w:hAnsi="Arial"/>
-                <w:b/>
-                <w:i w:val="false"/>
-                <w:color w:val="auto"/>
-                <w:spacing w:val="0"/>
-                <w:w w:val="100"/>
-                <w:sz w:val="20"/>
-                <w:szCs w:val="20"/>
-                <w:lang w:val="ro-RO"/>
-              </w:rPr>
-              <w:t>Întrebarea</w:t>
-            </w:r>
-          </w:p>
-        </w:tc>
-        <w:tc>
-          <w:tcPr>
-            <w:tcW w:w="730" w:type="dxa"/>
-            <w:tcBorders>
-              <w:top w:val="single" w:sz="4" w:space="0" w:color="000000"/>
-              <w:left w:val="single" w:sz="4" w:space="0" w:color="000000"/>
-              <w:bottom w:val="single" w:sz="4" w:space="0" w:color="000000"/>
-            </w:tcBorders>
-            <w:vAlign w:val="center"/>
-          </w:tcPr>
-          <w:p>
-            <w:pPr>
-              <w:pStyle w:val="TableHeading"/>
-              <w:keepNext w:val="false"/>
-              <w:widowControl/>
-              <w:spacing w:before="0" w:after="0"/>
-              <w:ind w:hanging="0" w:left="0"/>
-              <w:jc w:val="center"/>
-              <w:rPr>
-                <w:rFonts w:ascii="Arial" w:hAnsi="Arial" w:eastAsia="Arial" w:cs="Arial"/>
-                <w:b/>
-                <w:i w:val="false"/>
-                <w:color w:val="auto"/>
-                <w:spacing w:val="0"/>
-                <w:w w:val="100"/>
-                <w:sz w:val="20"/>
-                <w:szCs w:val="20"/>
-                <w:lang w:val="ro-RO"/>
-              </w:rPr>
-            </w:pPr>
-            <w:r>
-              <w:rPr>
-                <w:rFonts w:eastAsia="Arial" w:cs="Arial" w:ascii="Arial" w:hAnsi="Arial"/>
-                <w:b/>
-                <w:i w:val="false"/>
-                <w:color w:val="auto"/>
-                <w:spacing w:val="0"/>
-                <w:w w:val="100"/>
-                <w:sz w:val="20"/>
-                <w:szCs w:val="20"/>
-                <w:lang w:val="ro-RO"/>
-              </w:rPr>
-              <w:t>1</w:t>
-            </w:r>
-          </w:p>
-        </w:tc>
-        <w:tc>
-          <w:tcPr>
-            <w:tcW w:w="730" w:type="dxa"/>
-            <w:tcBorders>
-              <w:top w:val="single" w:sz="4" w:space="0" w:color="000000"/>
-              <w:left w:val="single" w:sz="4" w:space="0" w:color="000000"/>
-              <w:bottom w:val="single" w:sz="4" w:space="0" w:color="000000"/>
-            </w:tcBorders>
-            <w:vAlign w:val="center"/>
-          </w:tcPr>
-          <w:p>
-            <w:pPr>
-              <w:pStyle w:val="TableHeading"/>
-              <w:keepNext w:val="false"/>
-              <w:widowControl/>
-              <w:spacing w:before="0" w:after="0"/>
-              <w:ind w:hanging="0" w:left="0"/>
-              <w:jc w:val="center"/>
-              <w:rPr>
-                <w:rFonts w:ascii="Arial" w:hAnsi="Arial" w:eastAsia="Arial" w:cs="Arial"/>
-                <w:b/>
-                <w:i w:val="false"/>
-                <w:color w:val="auto"/>
-                <w:spacing w:val="0"/>
-                <w:w w:val="100"/>
-                <w:sz w:val="20"/>
-                <w:szCs w:val="20"/>
-                <w:lang w:val="ro-RO"/>
-              </w:rPr>
-            </w:pPr>
-            <w:r>
-              <w:rPr>
-                <w:rFonts w:eastAsia="Arial" w:cs="Arial" w:ascii="Arial" w:hAnsi="Arial"/>
-                <w:b/>
-                <w:i w:val="false"/>
-                <w:color w:val="auto"/>
-                <w:spacing w:val="0"/>
-                <w:w w:val="100"/>
-                <w:sz w:val="20"/>
-                <w:szCs w:val="20"/>
-                <w:lang w:val="ro-RO"/>
-              </w:rPr>
-              <w:t>2</w:t>
-            </w:r>
-          </w:p>
-        </w:tc>
-        <w:tc>
-          <w:tcPr>
-            <w:tcW w:w="730" w:type="dxa"/>
-            <w:tcBorders>
-              <w:top w:val="single" w:sz="4" w:space="0" w:color="000000"/>
-              <w:left w:val="single" w:sz="4" w:space="0" w:color="000000"/>
-              <w:bottom w:val="single" w:sz="4" w:space="0" w:color="000000"/>
-            </w:tcBorders>
-            <w:vAlign w:val="center"/>
-          </w:tcPr>
-          <w:p>
-            <w:pPr>
-              <w:pStyle w:val="TableHeading"/>
-              <w:keepNext w:val="false"/>
-              <w:widowControl/>
-              <w:spacing w:before="0" w:after="0"/>
-              <w:ind w:hanging="0" w:left="0"/>
-              <w:jc w:val="center"/>
-              <w:rPr>
-                <w:rFonts w:ascii="Arial" w:hAnsi="Arial" w:eastAsia="Arial" w:cs="Arial"/>
-                <w:b/>
-                <w:i w:val="false"/>
-                <w:color w:val="auto"/>
-                <w:spacing w:val="0"/>
-                <w:w w:val="100"/>
-                <w:sz w:val="20"/>
-                <w:szCs w:val="20"/>
-                <w:lang w:val="ro-RO"/>
-              </w:rPr>
-            </w:pPr>
-            <w:r>
-              <w:rPr>
-                <w:rFonts w:eastAsia="Arial" w:cs="Arial" w:ascii="Arial" w:hAnsi="Arial"/>
-                <w:b/>
-                <w:i w:val="false"/>
-                <w:color w:val="auto"/>
-                <w:spacing w:val="0"/>
-                <w:w w:val="100"/>
-                <w:sz w:val="20"/>
-                <w:szCs w:val="20"/>
-                <w:lang w:val="ro-RO"/>
-              </w:rPr>
-              <w:t>3</w:t>
-            </w:r>
-          </w:p>
-        </w:tc>
-        <w:tc>
-          <w:tcPr>
-            <w:tcW w:w="729" w:type="dxa"/>
-            <w:tcBorders>
-              <w:top w:val="single" w:sz="4" w:space="0" w:color="000000"/>
-              <w:left w:val="single" w:sz="4" w:space="0" w:color="000000"/>
-              <w:bottom w:val="single" w:sz="4" w:space="0" w:color="000000"/>
-            </w:tcBorders>
-            <w:vAlign w:val="center"/>
-          </w:tcPr>
-          <w:p>
-            <w:pPr>
-              <w:pStyle w:val="TableHeading"/>
-              <w:keepNext w:val="false"/>
-              <w:widowControl/>
-              <w:spacing w:before="0" w:after="0"/>
-              <w:ind w:hanging="0" w:left="0"/>
-              <w:jc w:val="center"/>
-              <w:rPr>
-                <w:rFonts w:ascii="Arial" w:hAnsi="Arial" w:eastAsia="Arial" w:cs="Arial"/>
-                <w:b/>
-                <w:i w:val="false"/>
-                <w:color w:val="auto"/>
-                <w:spacing w:val="0"/>
-                <w:w w:val="100"/>
-                <w:sz w:val="20"/>
-                <w:szCs w:val="20"/>
-                <w:lang w:val="ro-RO"/>
-              </w:rPr>
-            </w:pPr>
-            <w:r>
-              <w:rPr>
-                <w:rFonts w:eastAsia="Arial" w:cs="Arial" w:ascii="Arial" w:hAnsi="Arial"/>
-                <w:b/>
-                <w:i w:val="false"/>
-                <w:color w:val="auto"/>
-                <w:spacing w:val="0"/>
-                <w:w w:val="100"/>
-                <w:sz w:val="20"/>
-                <w:szCs w:val="20"/>
-                <w:lang w:val="ro-RO"/>
-              </w:rPr>
-              <w:t>4</w:t>
-            </w:r>
-          </w:p>
-        </w:tc>
-        <w:tc>
-          <w:tcPr>
-            <w:tcW w:w="730" w:type="dxa"/>
-            <w:tcBorders>
-              <w:top w:val="single" w:sz="4" w:space="0" w:color="000000"/>
-              <w:left w:val="single" w:sz="4" w:space="0" w:color="000000"/>
-              <w:bottom w:val="single" w:sz="4" w:space="0" w:color="000000"/>
-            </w:tcBorders>
-            <w:vAlign w:val="center"/>
-          </w:tcPr>
-          <w:p>
-            <w:pPr>
-              <w:pStyle w:val="TableHeading"/>
-              <w:keepNext w:val="false"/>
-              <w:widowControl/>
-              <w:spacing w:before="0" w:after="0"/>
-              <w:ind w:hanging="0" w:left="0"/>
-              <w:jc w:val="center"/>
-              <w:rPr>
-                <w:rFonts w:ascii="Arial" w:hAnsi="Arial" w:eastAsia="Arial" w:cs="Arial"/>
-                <w:b/>
-                <w:i w:val="false"/>
-                <w:color w:val="auto"/>
-                <w:spacing w:val="0"/>
-                <w:w w:val="100"/>
-                <w:sz w:val="20"/>
-                <w:szCs w:val="20"/>
-                <w:lang w:val="ro-RO"/>
-              </w:rPr>
-            </w:pPr>
-            <w:r>
-              <w:rPr>
-                <w:rFonts w:eastAsia="Arial" w:cs="Arial" w:ascii="Arial" w:hAnsi="Arial"/>
-                <w:b/>
-                <w:i w:val="false"/>
-                <w:color w:val="auto"/>
-                <w:spacing w:val="0"/>
-                <w:w w:val="100"/>
-                <w:sz w:val="20"/>
-                <w:szCs w:val="20"/>
-                <w:lang w:val="ro-RO"/>
-              </w:rPr>
-              <w:t>5</w:t>
-            </w:r>
-          </w:p>
-        </w:tc>
-        <w:tc>
-          <w:tcPr>
-            <w:tcW w:w="730" w:type="dxa"/>
-            <w:tcBorders>
-              <w:top w:val="single" w:sz="4" w:space="0" w:color="000000"/>
-              <w:left w:val="single" w:sz="4" w:space="0" w:color="000000"/>
-              <w:bottom w:val="single" w:sz="4" w:space="0" w:color="000000"/>
-            </w:tcBorders>
-            <w:vAlign w:val="center"/>
-          </w:tcPr>
-          <w:p>
-            <w:pPr>
-              <w:pStyle w:val="TableHeading"/>
-              <w:keepNext w:val="false"/>
-              <w:widowControl/>
-              <w:spacing w:before="0" w:after="0"/>
-              <w:ind w:hanging="0" w:left="0"/>
-              <w:jc w:val="center"/>
-              <w:rPr>
-                <w:rFonts w:ascii="Arial" w:hAnsi="Arial" w:eastAsia="Arial" w:cs="Arial"/>
-                <w:b/>
-                <w:i w:val="false"/>
-                <w:color w:val="auto"/>
-                <w:spacing w:val="0"/>
-                <w:w w:val="100"/>
-                <w:sz w:val="20"/>
-                <w:szCs w:val="20"/>
-                <w:lang w:val="ro-RO"/>
-              </w:rPr>
-            </w:pPr>
-            <w:r>
-              <w:rPr>
-                <w:rFonts w:eastAsia="Arial" w:cs="Arial" w:ascii="Arial" w:hAnsi="Arial"/>
-                <w:b/>
-                <w:i w:val="false"/>
-                <w:color w:val="auto"/>
-                <w:spacing w:val="0"/>
-                <w:w w:val="100"/>
-                <w:sz w:val="20"/>
-                <w:szCs w:val="20"/>
-                <w:lang w:val="ro-RO"/>
-              </w:rPr>
-              <w:t>6</w:t>
-            </w:r>
-          </w:p>
-        </w:tc>
-        <w:tc>
-          <w:tcPr>
-            <w:tcW w:w="729" w:type="dxa"/>
-            <w:tcBorders>
-              <w:top w:val="single" w:sz="4" w:space="0" w:color="000000"/>
-              <w:left w:val="single" w:sz="4" w:space="0" w:color="000000"/>
-              <w:bottom w:val="single" w:sz="4" w:space="0" w:color="000000"/>
-            </w:tcBorders>
-            <w:vAlign w:val="center"/>
-          </w:tcPr>
-          <w:p>
-            <w:pPr>
-              <w:pStyle w:val="TableHeading"/>
-              <w:keepNext w:val="false"/>
-              <w:widowControl/>
-              <w:spacing w:before="0" w:after="0"/>
-              <w:ind w:hanging="0" w:left="0"/>
-              <w:jc w:val="center"/>
-              <w:rPr>
-                <w:rFonts w:ascii="Arial" w:hAnsi="Arial" w:eastAsia="Arial" w:cs="Arial"/>
-                <w:b/>
-                <w:i w:val="false"/>
-                <w:color w:val="auto"/>
-                <w:spacing w:val="0"/>
-                <w:w w:val="100"/>
-                <w:sz w:val="20"/>
-                <w:szCs w:val="20"/>
-                <w:lang w:val="ro-RO"/>
-              </w:rPr>
-            </w:pPr>
-            <w:r>
-              <w:rPr>
-                <w:rFonts w:eastAsia="Arial" w:cs="Arial" w:ascii="Arial" w:hAnsi="Arial"/>
-                <w:b/>
-                <w:i w:val="false"/>
-                <w:color w:val="auto"/>
-                <w:spacing w:val="0"/>
-                <w:w w:val="100"/>
-                <w:sz w:val="20"/>
-                <w:szCs w:val="20"/>
-                <w:lang w:val="ro-RO"/>
-              </w:rPr>
-              <w:t>7</w:t>
-            </w:r>
-          </w:p>
-        </w:tc>
-        <w:tc>
-          <w:tcPr>
-            <w:tcW w:w="730" w:type="dxa"/>
-            <w:tcBorders>
-              <w:top w:val="single" w:sz="4" w:space="0" w:color="000000"/>
-              <w:left w:val="single" w:sz="4" w:space="0" w:color="000000"/>
-              <w:bottom w:val="single" w:sz="4" w:space="0" w:color="000000"/>
-            </w:tcBorders>
-            <w:vAlign w:val="center"/>
-          </w:tcPr>
-          <w:p>
-            <w:pPr>
-              <w:pStyle w:val="TableHeading"/>
-              <w:keepNext w:val="false"/>
-              <w:widowControl/>
-              <w:spacing w:before="0" w:after="0"/>
-              <w:ind w:hanging="0" w:left="0"/>
-              <w:jc w:val="center"/>
-              <w:rPr>
-                <w:rFonts w:ascii="Arial" w:hAnsi="Arial" w:eastAsia="Arial" w:cs="Arial"/>
-                <w:b/>
-                <w:i w:val="false"/>
-                <w:color w:val="auto"/>
-                <w:spacing w:val="0"/>
-                <w:w w:val="100"/>
-                <w:sz w:val="20"/>
-                <w:szCs w:val="20"/>
-                <w:lang w:val="ro-RO"/>
-              </w:rPr>
-            </w:pPr>
-            <w:r>
-              <w:rPr>
-                <w:rFonts w:eastAsia="Arial" w:cs="Arial" w:ascii="Arial" w:hAnsi="Arial"/>
-                <w:b/>
-                <w:i w:val="false"/>
-                <w:color w:val="auto"/>
-                <w:spacing w:val="0"/>
-                <w:w w:val="100"/>
-                <w:sz w:val="20"/>
-                <w:szCs w:val="20"/>
-                <w:lang w:val="ro-RO"/>
-              </w:rPr>
-              <w:t>8</w:t>
-            </w:r>
-          </w:p>
-        </w:tc>
-        <w:tc>
-          <w:tcPr>
-            <w:tcW w:w="730" w:type="dxa"/>
-            <w:tcBorders>
-              <w:top w:val="single" w:sz="4" w:space="0" w:color="000000"/>
-              <w:left w:val="single" w:sz="4" w:space="0" w:color="000000"/>
-              <w:bottom w:val="single" w:sz="4" w:space="0" w:color="000000"/>
-            </w:tcBorders>
-            <w:vAlign w:val="center"/>
-          </w:tcPr>
-          <w:p>
-            <w:pPr>
-              <w:pStyle w:val="TableHeading"/>
-              <w:keepNext w:val="false"/>
-              <w:widowControl/>
-              <w:spacing w:before="0" w:after="0"/>
-              <w:ind w:hanging="0" w:left="0"/>
-              <w:jc w:val="center"/>
-              <w:rPr>
-                <w:rFonts w:ascii="Arial" w:hAnsi="Arial" w:eastAsia="Arial" w:cs="Arial"/>
-                <w:b/>
-                <w:i w:val="false"/>
-                <w:color w:val="auto"/>
-                <w:spacing w:val="0"/>
-                <w:w w:val="100"/>
-                <w:sz w:val="20"/>
-                <w:szCs w:val="20"/>
-                <w:lang w:val="ro-RO"/>
-              </w:rPr>
-            </w:pPr>
-            <w:r>
-              <w:rPr>
-                <w:rFonts w:eastAsia="Arial" w:cs="Arial" w:ascii="Arial" w:hAnsi="Arial"/>
-                <w:b/>
-                <w:i w:val="false"/>
-                <w:color w:val="auto"/>
-                <w:spacing w:val="0"/>
-                <w:w w:val="100"/>
-                <w:sz w:val="20"/>
-                <w:szCs w:val="20"/>
-                <w:lang w:val="ro-RO"/>
-              </w:rPr>
-              <w:t>9</w:t>
-            </w:r>
-          </w:p>
-        </w:tc>
-        <w:tc>
-          <w:tcPr>
-            <w:tcW w:w="730" w:type="dxa"/>
-            <w:tcBorders>
-              <w:top w:val="single" w:sz="4" w:space="0" w:color="000000"/>
-              <w:left w:val="single" w:sz="4" w:space="0" w:color="000000"/>
-              <w:bottom w:val="single" w:sz="4" w:space="0" w:color="000000"/>
-              <w:right w:val="single" w:sz="4" w:space="0" w:color="000000"/>
-            </w:tcBorders>
-            <w:vAlign w:val="center"/>
-          </w:tcPr>
-          <w:p>
-            <w:pPr>
-              <w:pStyle w:val="TableHeading"/>
-              <w:keepNext w:val="false"/>
-              <w:widowControl/>
-              <w:spacing w:before="0" w:after="0"/>
-              <w:ind w:hanging="0" w:left="0"/>
-              <w:jc w:val="center"/>
-              <w:rPr>
-                <w:rFonts w:ascii="Arial" w:hAnsi="Arial" w:eastAsia="Arial" w:cs="Arial"/>
-                <w:b/>
-                <w:i w:val="false"/>
-                <w:color w:val="auto"/>
-                <w:spacing w:val="0"/>
-                <w:w w:val="100"/>
-                <w:sz w:val="20"/>
-                <w:szCs w:val="20"/>
-                <w:lang w:val="ro-RO"/>
-              </w:rPr>
-            </w:pPr>
-            <w:r>
-              <w:rPr>
-                <w:rFonts w:eastAsia="Arial" w:cs="Arial" w:ascii="Arial" w:hAnsi="Arial"/>
-                <w:b/>
-                <w:i w:val="false"/>
-                <w:color w:val="auto"/>
-                <w:spacing w:val="0"/>
-                <w:w w:val="100"/>
-                <w:sz w:val="20"/>
-                <w:szCs w:val="20"/>
-                <w:lang w:val="ro-RO"/>
-              </w:rPr>
-              <w:t>10</w:t>
-            </w:r>
-          </w:p>
-        </w:tc>
-      </w:tr>
-      <w:tr>
-        <w:trPr/>
-        <w:tc>
-          <w:tcPr>
-            <w:tcW w:w="2057" w:type="dxa"/>
-            <w:tcBorders>
-              <w:left w:val="single" w:sz="4" w:space="0" w:color="000000"/>
-              <w:bottom w:val="single" w:sz="4" w:space="0" w:color="000000"/>
-            </w:tcBorders>
-            <w:tcMar>
-              <w:top w:w="107" w:type="dxa"/>
-              <w:bottom w:w="107" w:type="dxa"/>
-            </w:tcMar>
-            <w:vAlign w:val="center"/>
-          </w:tcPr>
-          <w:p>
-            <w:pPr>
-              <w:pStyle w:val="TableContents"/>
-              <w:keepNext w:val="false"/>
-              <w:widowControl/>
-              <w:spacing w:before="0" w:after="0"/>
-              <w:ind w:hanging="0" w:left="0"/>
-              <w:jc w:val="center"/>
-              <w:rPr>
-                <w:rFonts w:ascii="Arial" w:hAnsi="Arial" w:eastAsia="Arial" w:cs="Arial"/>
-                <w:b/>
-                <w:i w:val="false"/>
-                <w:color w:val="auto"/>
-                <w:spacing w:val="0"/>
-                <w:w w:val="100"/>
-                <w:sz w:val="20"/>
-                <w:szCs w:val="20"/>
-                <w:lang w:val="ro-RO"/>
-              </w:rPr>
-            </w:pPr>
-            <w:r>
-              <w:rPr>
-                <w:rFonts w:eastAsia="Arial" w:cs="Arial" w:ascii="Arial" w:hAnsi="Arial"/>
-                <w:b/>
-                <w:i w:val="false"/>
-                <w:color w:val="auto"/>
-                <w:spacing w:val="0"/>
-                <w:w w:val="100"/>
-                <w:sz w:val="20"/>
-                <w:szCs w:val="20"/>
-                <w:lang w:val="ro-RO"/>
-              </w:rPr>
-              <w:t>Răspunsul corect</w:t>
-            </w:r>
-          </w:p>
-        </w:tc>
-        <w:tc>
-          <w:tcPr>
-            <w:tcW w:w="730" w:type="dxa"/>
-            <w:tcBorders>
-              <w:left w:val="single" w:sz="4" w:space="0" w:color="000000"/>
-              <w:bottom w:val="single" w:sz="4" w:space="0" w:color="000000"/>
-            </w:tcBorders>
-            <w:tcMar>
-              <w:top w:w="107" w:type="dxa"/>
-              <w:bottom w:w="107" w:type="dxa"/>
-            </w:tcMar>
-            <w:vAlign w:val="center"/>
-          </w:tcPr>
-          <w:p>
-            <w:pPr>
-              <w:pStyle w:val="TableContents"/>
-              <w:keepNext w:val="false"/>
-              <w:widowControl/>
-              <w:spacing w:before="0" w:after="0"/>
-              <w:ind w:hanging="0" w:left="0"/>
-              <w:jc w:val="center"/>
-              <w:rPr>
-                <w:rFonts w:ascii="Arial" w:hAnsi="Arial" w:eastAsia="Arial" w:cs="Arial"/>
-                <w:b w:val="false"/>
-                <w:i w:val="false"/>
-                <w:color w:val="auto"/>
-                <w:spacing w:val="0"/>
-                <w:w w:val="100"/>
-                <w:sz w:val="20"/>
-                <w:szCs w:val="20"/>
-                <w:lang w:val="ro-RO"/>
-              </w:rPr>
-            </w:pPr>
-            <w:r>
-              <w:rPr>
-                <w:rFonts w:eastAsia="Arial" w:cs="Arial" w:ascii="Arial" w:hAnsi="Arial"/>
-                <w:b w:val="false"/>
-                <w:i w:val="false"/>
-                <w:color w:val="auto"/>
-                <w:spacing w:val="0"/>
-                <w:w w:val="100"/>
-                <w:sz w:val="20"/>
-                <w:szCs w:val="20"/>
-                <w:lang w:val="ro-RO"/>
-              </w:rPr>
-              <w:t>B</w:t>
-            </w:r>
-          </w:p>
-        </w:tc>
-        <w:tc>
-          <w:tcPr>
-            <w:tcW w:w="730" w:type="dxa"/>
-            <w:tcBorders>
-              <w:left w:val="single" w:sz="4" w:space="0" w:color="000000"/>
-              <w:bottom w:val="single" w:sz="4" w:space="0" w:color="000000"/>
-            </w:tcBorders>
-            <w:tcMar>
-              <w:top w:w="107" w:type="dxa"/>
-              <w:bottom w:w="107" w:type="dxa"/>
-            </w:tcMar>
-            <w:vAlign w:val="center"/>
-          </w:tcPr>
-          <w:p>
-            <w:pPr>
-              <w:pStyle w:val="TableContents"/>
-              <w:keepNext w:val="false"/>
-              <w:widowControl/>
-              <w:spacing w:before="0" w:after="0"/>
-              <w:ind w:hanging="0" w:left="0"/>
-              <w:jc w:val="center"/>
-              <w:rPr>
-                <w:rFonts w:ascii="Arial" w:hAnsi="Arial" w:eastAsia="Arial" w:cs="Arial"/>
-                <w:b w:val="false"/>
-                <w:i w:val="false"/>
-                <w:color w:val="auto"/>
-                <w:spacing w:val="0"/>
-                <w:w w:val="100"/>
-                <w:sz w:val="20"/>
-                <w:szCs w:val="20"/>
-                <w:lang w:val="ro-RO"/>
-              </w:rPr>
-            </w:pPr>
-            <w:r>
-              <w:rPr>
-                <w:rFonts w:eastAsia="Arial" w:cs="Arial" w:ascii="Arial" w:hAnsi="Arial"/>
-                <w:b w:val="false"/>
-                <w:i w:val="false"/>
-                <w:color w:val="auto"/>
-                <w:spacing w:val="0"/>
-                <w:w w:val="100"/>
-                <w:sz w:val="20"/>
-                <w:szCs w:val="20"/>
-                <w:lang w:val="ro-RO"/>
-              </w:rPr>
-              <w:t>A</w:t>
-            </w:r>
-          </w:p>
-        </w:tc>
-        <w:tc>
-          <w:tcPr>
-            <w:tcW w:w="730" w:type="dxa"/>
-            <w:tcBorders>
-              <w:left w:val="single" w:sz="4" w:space="0" w:color="000000"/>
-              <w:bottom w:val="single" w:sz="4" w:space="0" w:color="000000"/>
-            </w:tcBorders>
-            <w:tcMar>
-              <w:top w:w="107" w:type="dxa"/>
-              <w:bottom w:w="107" w:type="dxa"/>
-            </w:tcMar>
-            <w:vAlign w:val="center"/>
-          </w:tcPr>
-          <w:p>
-            <w:pPr>
-              <w:pStyle w:val="TableContents"/>
-              <w:keepNext w:val="false"/>
-              <w:widowControl/>
-              <w:spacing w:before="0" w:after="0"/>
-              <w:ind w:hanging="0" w:left="0"/>
-              <w:jc w:val="center"/>
-              <w:rPr>
-                <w:rFonts w:ascii="Arial" w:hAnsi="Arial" w:eastAsia="Arial" w:cs="Arial"/>
-                <w:b w:val="false"/>
-                <w:i w:val="false"/>
-                <w:color w:val="auto"/>
-                <w:spacing w:val="0"/>
-                <w:w w:val="100"/>
-                <w:sz w:val="20"/>
-                <w:szCs w:val="20"/>
-                <w:lang w:val="ro-RO"/>
-              </w:rPr>
-            </w:pPr>
-            <w:r>
-              <w:rPr>
-                <w:rFonts w:eastAsia="Arial" w:cs="Arial" w:ascii="Arial" w:hAnsi="Arial"/>
-                <w:b w:val="false"/>
-                <w:i w:val="false"/>
-                <w:color w:val="auto"/>
-                <w:spacing w:val="0"/>
-                <w:w w:val="100"/>
-                <w:sz w:val="20"/>
-                <w:szCs w:val="20"/>
-                <w:lang w:val="ro-RO"/>
-              </w:rPr>
-              <w:t>A</w:t>
-            </w:r>
-          </w:p>
-        </w:tc>
-        <w:tc>
-          <w:tcPr>
-            <w:tcW w:w="729" w:type="dxa"/>
-            <w:tcBorders>
-              <w:left w:val="single" w:sz="4" w:space="0" w:color="000000"/>
-              <w:bottom w:val="single" w:sz="4" w:space="0" w:color="000000"/>
-            </w:tcBorders>
-            <w:tcMar>
-              <w:top w:w="107" w:type="dxa"/>
-              <w:bottom w:w="107" w:type="dxa"/>
-            </w:tcMar>
-            <w:vAlign w:val="center"/>
-          </w:tcPr>
-          <w:p>
-            <w:pPr>
-              <w:pStyle w:val="TableContents"/>
-              <w:keepNext w:val="false"/>
-              <w:widowControl/>
-              <w:spacing w:before="0" w:after="0"/>
-              <w:ind w:hanging="0" w:left="0"/>
-              <w:jc w:val="center"/>
-              <w:rPr>
-                <w:rFonts w:ascii="Arial" w:hAnsi="Arial" w:eastAsia="Arial" w:cs="Arial"/>
-                <w:b w:val="false"/>
-                <w:i w:val="false"/>
-                <w:color w:val="auto"/>
-                <w:spacing w:val="0"/>
-                <w:w w:val="100"/>
-                <w:sz w:val="20"/>
-                <w:szCs w:val="20"/>
-                <w:lang w:val="ro-RO"/>
-              </w:rPr>
-            </w:pPr>
-            <w:r>
-              <w:rPr>
-                <w:rFonts w:eastAsia="Arial" w:cs="Arial" w:ascii="Arial" w:hAnsi="Arial"/>
-                <w:b w:val="false"/>
-                <w:i w:val="false"/>
-                <w:color w:val="auto"/>
-                <w:spacing w:val="0"/>
-                <w:w w:val="100"/>
-                <w:sz w:val="20"/>
-                <w:szCs w:val="20"/>
-                <w:lang w:val="ro-RO"/>
-              </w:rPr>
-              <w:t>C</w:t>
-            </w:r>
-          </w:p>
-        </w:tc>
-        <w:tc>
-          <w:tcPr>
-            <w:tcW w:w="730" w:type="dxa"/>
-            <w:tcBorders>
-              <w:left w:val="single" w:sz="4" w:space="0" w:color="000000"/>
-              <w:bottom w:val="single" w:sz="4" w:space="0" w:color="000000"/>
-            </w:tcBorders>
-            <w:tcMar>
-              <w:top w:w="107" w:type="dxa"/>
-              <w:bottom w:w="107" w:type="dxa"/>
-            </w:tcMar>
-            <w:vAlign w:val="center"/>
-          </w:tcPr>
-          <w:p>
-            <w:pPr>
-              <w:pStyle w:val="TableContents"/>
-              <w:keepNext w:val="false"/>
-              <w:widowControl/>
-              <w:spacing w:before="0" w:after="0"/>
-              <w:ind w:hanging="0" w:left="0"/>
-              <w:jc w:val="center"/>
-              <w:rPr>
-                <w:rFonts w:ascii="Arial" w:hAnsi="Arial" w:eastAsia="Arial" w:cs="Arial"/>
-                <w:b w:val="false"/>
-                <w:i w:val="false"/>
-                <w:color w:val="auto"/>
-                <w:spacing w:val="0"/>
-                <w:w w:val="100"/>
-                <w:sz w:val="20"/>
-                <w:szCs w:val="20"/>
-                <w:lang w:val="ro-RO"/>
-              </w:rPr>
-            </w:pPr>
-            <w:r>
-              <w:rPr>
-                <w:rFonts w:eastAsia="Arial" w:cs="Arial" w:ascii="Arial" w:hAnsi="Arial"/>
-                <w:b w:val="false"/>
-                <w:i w:val="false"/>
-                <w:color w:val="auto"/>
-                <w:spacing w:val="0"/>
-                <w:w w:val="100"/>
-                <w:sz w:val="20"/>
-                <w:szCs w:val="20"/>
-                <w:lang w:val="ro-RO"/>
-              </w:rPr>
-              <w:t>C</w:t>
-            </w:r>
-          </w:p>
-        </w:tc>
-        <w:tc>
-          <w:tcPr>
-            <w:tcW w:w="730" w:type="dxa"/>
-            <w:tcBorders>
-              <w:left w:val="single" w:sz="4" w:space="0" w:color="000000"/>
-              <w:bottom w:val="single" w:sz="4" w:space="0" w:color="000000"/>
-            </w:tcBorders>
-            <w:tcMar>
-              <w:top w:w="107" w:type="dxa"/>
-              <w:bottom w:w="107" w:type="dxa"/>
-            </w:tcMar>
-            <w:vAlign w:val="center"/>
-          </w:tcPr>
-          <w:p>
-            <w:pPr>
-              <w:pStyle w:val="TableContents"/>
-              <w:keepNext w:val="false"/>
-              <w:widowControl/>
-              <w:spacing w:before="0" w:after="0"/>
-              <w:ind w:hanging="0" w:left="0"/>
-              <w:jc w:val="center"/>
-              <w:rPr>
-                <w:rFonts w:ascii="Arial" w:hAnsi="Arial" w:eastAsia="Arial" w:cs="Arial"/>
-                <w:b w:val="false"/>
-                <w:i w:val="false"/>
-                <w:color w:val="auto"/>
-                <w:spacing w:val="0"/>
-                <w:w w:val="100"/>
-                <w:sz w:val="20"/>
-                <w:szCs w:val="20"/>
-                <w:lang w:val="ro-RO"/>
-              </w:rPr>
-            </w:pPr>
-            <w:r>
-              <w:rPr>
-                <w:rFonts w:eastAsia="Arial" w:cs="Arial" w:ascii="Arial" w:hAnsi="Arial"/>
-                <w:b w:val="false"/>
-                <w:i w:val="false"/>
-                <w:color w:val="auto"/>
-                <w:spacing w:val="0"/>
-                <w:w w:val="100"/>
-                <w:sz w:val="20"/>
-                <w:szCs w:val="20"/>
-                <w:lang w:val="ro-RO"/>
-              </w:rPr>
-              <w:t>B</w:t>
-            </w:r>
-          </w:p>
-        </w:tc>
-        <w:tc>
-          <w:tcPr>
-            <w:tcW w:w="729" w:type="dxa"/>
-            <w:tcBorders>
-              <w:left w:val="single" w:sz="4" w:space="0" w:color="000000"/>
-              <w:bottom w:val="single" w:sz="4" w:space="0" w:color="000000"/>
-            </w:tcBorders>
-            <w:tcMar>
-              <w:top w:w="107" w:type="dxa"/>
-              <w:bottom w:w="107" w:type="dxa"/>
-            </w:tcMar>
-            <w:vAlign w:val="center"/>
-          </w:tcPr>
-          <w:p>
-            <w:pPr>
-              <w:pStyle w:val="TableContents"/>
-              <w:keepNext w:val="false"/>
-              <w:widowControl/>
-              <w:spacing w:before="0" w:after="0"/>
-              <w:ind w:hanging="0" w:left="0"/>
-              <w:jc w:val="center"/>
-              <w:rPr>
-                <w:rFonts w:ascii="Arial" w:hAnsi="Arial" w:eastAsia="Arial" w:cs="Arial"/>
-                <w:b w:val="false"/>
-                <w:i w:val="false"/>
-                <w:color w:val="auto"/>
-                <w:spacing w:val="0"/>
-                <w:w w:val="100"/>
-                <w:sz w:val="20"/>
-                <w:szCs w:val="20"/>
-                <w:lang w:val="ro-RO"/>
-              </w:rPr>
-            </w:pPr>
-            <w:r>
-              <w:rPr>
-                <w:rFonts w:eastAsia="Arial" w:cs="Arial" w:ascii="Arial" w:hAnsi="Arial"/>
-                <w:b w:val="false"/>
-                <w:i w:val="false"/>
-                <w:color w:val="auto"/>
-                <w:spacing w:val="0"/>
-                <w:w w:val="100"/>
-                <w:sz w:val="20"/>
-                <w:szCs w:val="20"/>
-                <w:lang w:val="ro-RO"/>
-              </w:rPr>
-              <w:t>A</w:t>
-            </w:r>
-          </w:p>
-        </w:tc>
-        <w:tc>
-          <w:tcPr>
-            <w:tcW w:w="730" w:type="dxa"/>
-            <w:tcBorders>
-              <w:left w:val="single" w:sz="4" w:space="0" w:color="000000"/>
-              <w:bottom w:val="single" w:sz="4" w:space="0" w:color="000000"/>
-            </w:tcBorders>
-            <w:tcMar>
-              <w:top w:w="107" w:type="dxa"/>
-              <w:bottom w:w="107" w:type="dxa"/>
-            </w:tcMar>
-            <w:vAlign w:val="center"/>
-          </w:tcPr>
-          <w:p>
-            <w:pPr>
-              <w:pStyle w:val="TableContents"/>
-              <w:keepNext w:val="false"/>
-              <w:widowControl/>
-              <w:spacing w:before="0" w:after="0"/>
-              <w:ind w:hanging="0" w:left="0"/>
-              <w:jc w:val="center"/>
-              <w:rPr>
-                <w:rFonts w:ascii="Arial" w:hAnsi="Arial" w:eastAsia="Arial" w:cs="Arial"/>
-                <w:b w:val="false"/>
-                <w:i w:val="false"/>
-                <w:color w:val="auto"/>
-                <w:spacing w:val="0"/>
-                <w:w w:val="100"/>
-                <w:sz w:val="20"/>
-                <w:szCs w:val="20"/>
-                <w:lang w:val="ro-RO"/>
-              </w:rPr>
-            </w:pPr>
-            <w:r>
-              <w:rPr>
-                <w:rFonts w:eastAsia="Arial" w:cs="Arial" w:ascii="Arial" w:hAnsi="Arial"/>
-                <w:b w:val="false"/>
-                <w:i w:val="false"/>
-                <w:color w:val="auto"/>
-                <w:spacing w:val="0"/>
-                <w:w w:val="100"/>
-                <w:sz w:val="20"/>
-                <w:szCs w:val="20"/>
-                <w:lang w:val="ro-RO"/>
-              </w:rPr>
-              <w:t>B</w:t>
-            </w:r>
-          </w:p>
-        </w:tc>
-        <w:tc>
-          <w:tcPr>
-            <w:tcW w:w="730" w:type="dxa"/>
-            <w:tcBorders>
-              <w:left w:val="single" w:sz="4" w:space="0" w:color="000000"/>
-              <w:bottom w:val="single" w:sz="4" w:space="0" w:color="000000"/>
-            </w:tcBorders>
-            <w:tcMar>
-              <w:top w:w="107" w:type="dxa"/>
-              <w:bottom w:w="107" w:type="dxa"/>
-            </w:tcMar>
-            <w:vAlign w:val="center"/>
-          </w:tcPr>
-          <w:p>
-            <w:pPr>
-              <w:pStyle w:val="TableContents"/>
-              <w:keepNext w:val="false"/>
-              <w:widowControl/>
-              <w:spacing w:before="0" w:after="0"/>
-              <w:ind w:hanging="0" w:left="0"/>
-              <w:jc w:val="center"/>
-              <w:rPr>
-                <w:rFonts w:ascii="Arial" w:hAnsi="Arial" w:eastAsia="Arial" w:cs="Arial"/>
-                <w:b w:val="false"/>
-                <w:i w:val="false"/>
-                <w:color w:val="auto"/>
-                <w:spacing w:val="0"/>
-                <w:w w:val="100"/>
-                <w:sz w:val="20"/>
-                <w:szCs w:val="20"/>
-                <w:lang w:val="ro-RO"/>
-              </w:rPr>
-            </w:pPr>
-            <w:r>
-              <w:rPr>
-                <w:rFonts w:eastAsia="Arial" w:cs="Arial" w:ascii="Arial" w:hAnsi="Arial"/>
-                <w:b w:val="false"/>
-                <w:i w:val="false"/>
-                <w:color w:val="auto"/>
-                <w:spacing w:val="0"/>
-                <w:w w:val="100"/>
-                <w:sz w:val="20"/>
-                <w:szCs w:val="20"/>
-                <w:lang w:val="ro-RO"/>
-              </w:rPr>
-              <w:t>A</w:t>
-            </w:r>
-          </w:p>
-        </w:tc>
-        <w:tc>
-          <w:tcPr>
-            <w:tcW w:w="730" w:type="dxa"/>
-            <w:tcBorders>
-              <w:left w:val="single" w:sz="4" w:space="0" w:color="000000"/>
-              <w:bottom w:val="single" w:sz="4" w:space="0" w:color="000000"/>
-              <w:right w:val="single" w:sz="4" w:space="0" w:color="000000"/>
-            </w:tcBorders>
-            <w:tcMar>
-              <w:top w:w="107" w:type="dxa"/>
-              <w:bottom w:w="107" w:type="dxa"/>
-            </w:tcMar>
-            <w:vAlign w:val="center"/>
-          </w:tcPr>
-          <w:p>
-            <w:pPr>
-              <w:pStyle w:val="TableContents"/>
-              <w:keepNext w:val="false"/>
-              <w:widowControl/>
-              <w:spacing w:before="0" w:after="0"/>
-              <w:ind w:hanging="0" w:left="0"/>
-              <w:jc w:val="center"/>
-              <w:rPr>
-                <w:rFonts w:ascii="Arial" w:hAnsi="Arial" w:eastAsia="Arial" w:cs="Arial"/>
-                <w:b w:val="false"/>
-                <w:i w:val="false"/>
-                <w:color w:val="auto"/>
-                <w:spacing w:val="0"/>
-                <w:w w:val="100"/>
-                <w:sz w:val="20"/>
-                <w:szCs w:val="20"/>
-                <w:lang w:val="ro-RO"/>
-              </w:rPr>
-            </w:pPr>
-            <w:r>
-              <w:rPr>
-                <w:rFonts w:eastAsia="Arial" w:cs="Arial" w:ascii="Arial" w:hAnsi="Arial"/>
-                <w:b w:val="false"/>
-                <w:i w:val="false"/>
-                <w:color w:val="auto"/>
-                <w:spacing w:val="0"/>
-                <w:w w:val="100"/>
-                <w:sz w:val="20"/>
-                <w:szCs w:val="20"/>
-                <w:lang w:val="ro-RO"/>
-              </w:rPr>
-              <w:t>B</w:t>
-            </w:r>
-          </w:p>
-        </w:tc>
-      </w:tr>
-    </w:tbl>
-    <w:p>
-      <w:pPr>
-        <w:pStyle w:val="Normal"/>
-        <w:widowControl/>
-        <w:spacing w:before="0" w:after="0"/>
-        <w:ind w:hanging="0"/>
-        <w:jc w:val="left"/>
-        <w:rPr>
-          <w:rFonts w:ascii="Arial" w:hAnsi="Arial" w:cs="Arial"/>
-          <w:b w:val="false"/>
-          <w:color w:val="FF0000"/>
-          <w:sz w:val="2"/>
-          <w:szCs w:val="18"/>
-        </w:rPr>
-      </w:pPr>
-      <w:r>
-        <w:rPr>
-          <w:rFonts w:eastAsia="Arial" w:cs="Arial" w:ascii="Arial" w:hAnsi="Arial"/>
-          <w:b w:val="false"/>
-          <w:color w:val="auto"/>
-          <w:spacing w:val="0"/>
-          <w:w w:val="100"/>
-          <w:sz w:val="2"/>
-          <w:szCs w:val="20"/>
-          <w:lang w:val="ro-RO"/>
-        </w:rPr>
-      </w:r>
+      </w:pPr>
     </w:p>
     <w:sectPr>
       <w:headerReference w:type="even" r:id="rId18"/>
